--- a/Section-15.docx
+++ b/Section-15.docx
@@ -7,32 +7,29 @@
         <w:pStyle w:val="Heading1"/>
         <w:rPr>
           <w:rFonts w:ascii="Cambria" w:hAnsi="Cambria"/>
-          <w:sz w:val="24"/>
-          <w:szCs w:val="24"/>
-        </w:rPr>
-      </w:pPr>
-      <w:r>
-        <w:rPr>
-          <w:rFonts w:ascii="Cambria" w:hAnsi="Cambria"/>
-          <w:sz w:val="24"/>
-          <w:szCs w:val="24"/>
-        </w:rPr>
-        <w:t>Bar Plot from Pandas DataFrame</w:t>
-      </w:r>
-    </w:p>
-    <w:p>
-      <w:pPr>
-        <w:rPr>
-          <w:rFonts w:ascii="Cambria" w:hAnsi="Cambria"/>
-          <w:sz w:val="24"/>
-          <w:szCs w:val="24"/>
-        </w:rPr>
-      </w:pPr>
-      <w:r>
-        <w:rPr>
-          <w:rFonts w:ascii="Cambria" w:hAnsi="Cambria"/>
-          <w:sz w:val="24"/>
-          <w:szCs w:val="24"/>
+        </w:rPr>
+      </w:pPr>
+      <w:r>
+        <w:rPr>
+          <w:rFonts w:ascii="Cambria" w:hAnsi="Cambria"/>
+          <w:caps w:val="0"/>
+        </w:rPr>
+        <w:t>BAR PLOT FROM PANDAS DATAFRAME</w:t>
+      </w:r>
+    </w:p>
+    <w:p>
+      <w:pPr>
+        <w:rPr>
+          <w:rFonts w:ascii="Cambria" w:hAnsi="Cambria"/>
+          <w:sz w:val="22"/>
+          <w:szCs w:val="22"/>
+        </w:rPr>
+      </w:pPr>
+      <w:r>
+        <w:rPr>
+          <w:rFonts w:ascii="Cambria" w:hAnsi="Cambria"/>
+          <w:sz w:val="22"/>
+          <w:szCs w:val="22"/>
         </w:rPr>
         <w:t xml:space="preserve">A </w:t>
       </w:r>
@@ -41,52 +38,52 @@
           <w:rFonts w:ascii="Cambria" w:hAnsi="Cambria"/>
           <w:b/>
           <w:bCs/>
-          <w:sz w:val="24"/>
-          <w:szCs w:val="24"/>
-        </w:rPr>
-        <w:t>bar plot</w:t>
-      </w:r>
-      <w:r>
-        <w:rPr>
-          <w:rFonts w:ascii="Cambria" w:hAnsi="Cambria"/>
-          <w:sz w:val="24"/>
-          <w:szCs w:val="24"/>
-        </w:rPr>
-        <w:t xml:space="preserve"> shows </w:t>
+          <w:sz w:val="22"/>
+          <w:szCs w:val="22"/>
+        </w:rPr>
+        <w:t>BAR PLOT</w:t>
+      </w:r>
+      <w:r>
+        <w:rPr>
+          <w:rFonts w:ascii="Cambria" w:hAnsi="Cambria"/>
+          <w:sz w:val="22"/>
+          <w:szCs w:val="22"/>
+        </w:rPr>
+        <w:t xml:space="preserve"> SHOWS </w:t>
       </w:r>
       <w:r>
         <w:rPr>
           <w:rFonts w:ascii="Cambria" w:hAnsi="Cambria"/>
           <w:b/>
           <w:bCs/>
-          <w:sz w:val="24"/>
-          <w:szCs w:val="24"/>
-        </w:rPr>
-        <w:t>categories</w:t>
-      </w:r>
-      <w:r>
-        <w:rPr>
-          <w:rFonts w:ascii="Cambria" w:hAnsi="Cambria"/>
-          <w:sz w:val="24"/>
-          <w:szCs w:val="24"/>
-        </w:rPr>
-        <w:t xml:space="preserve"> and their </w:t>
+          <w:sz w:val="22"/>
+          <w:szCs w:val="22"/>
+        </w:rPr>
+        <w:t>CATEGORIES</w:t>
+      </w:r>
+      <w:r>
+        <w:rPr>
+          <w:rFonts w:ascii="Cambria" w:hAnsi="Cambria"/>
+          <w:sz w:val="22"/>
+          <w:szCs w:val="22"/>
+        </w:rPr>
+        <w:t xml:space="preserve"> AND THEIR </w:t>
       </w:r>
       <w:r>
         <w:rPr>
           <w:rFonts w:ascii="Cambria" w:hAnsi="Cambria"/>
           <w:b/>
           <w:bCs/>
-          <w:sz w:val="24"/>
-          <w:szCs w:val="24"/>
-        </w:rPr>
-        <w:t>values</w:t>
-      </w:r>
-      <w:r>
-        <w:rPr>
-          <w:rFonts w:ascii="Cambria" w:hAnsi="Cambria"/>
-          <w:sz w:val="24"/>
-          <w:szCs w:val="24"/>
+          <w:sz w:val="22"/>
+          <w:szCs w:val="22"/>
+        </w:rPr>
+        <w:t>VALUES</w:t>
+      </w:r>
+      <w:r>
+        <w:rPr>
+          <w:rFonts w:ascii="Cambria" w:hAnsi="Cambria"/>
+          <w:sz w:val="22"/>
+          <w:szCs w:val="22"/>
         </w:rPr>
         <w:t>.</w:t>
       </w:r>
@@ -96,117 +93,118 @@
         <w:pStyle w:val="Heading2"/>
         <w:rPr>
           <w:rFonts w:ascii="Cambria" w:hAnsi="Cambria"/>
-          <w:sz w:val="24"/>
-          <w:szCs w:val="24"/>
-        </w:rPr>
-      </w:pPr>
-      <w:r>
-        <w:rPr>
-          <w:rFonts w:ascii="Cambria" w:hAnsi="Cambria"/>
-          <w:sz w:val="24"/>
-          <w:szCs w:val="24"/>
-        </w:rPr>
-        <w:t>Example</w:t>
-      </w:r>
-    </w:p>
-    <w:p>
-      <w:pPr>
-        <w:rPr>
-          <w:rFonts w:ascii="Cambria" w:hAnsi="Cambria"/>
-          <w:sz w:val="24"/>
-          <w:szCs w:val="24"/>
-        </w:rPr>
-      </w:pPr>
-      <w:r>
-        <w:rPr>
-          <w:rFonts w:ascii="Cambria" w:hAnsi="Cambria"/>
-          <w:sz w:val="24"/>
-          <w:szCs w:val="24"/>
-        </w:rPr>
-        <w:t>import pandas as pd</w:t>
-      </w:r>
-    </w:p>
-    <w:p>
-      <w:pPr>
-        <w:rPr>
-          <w:rFonts w:ascii="Cambria" w:hAnsi="Cambria"/>
-          <w:sz w:val="24"/>
-          <w:szCs w:val="24"/>
-        </w:rPr>
-      </w:pPr>
-      <w:r>
-        <w:rPr>
-          <w:rFonts w:ascii="Cambria" w:hAnsi="Cambria"/>
-          <w:sz w:val="24"/>
-          <w:szCs w:val="24"/>
-        </w:rPr>
-        <w:t>import matplotlib.pyplot as plt</w:t>
-      </w:r>
-    </w:p>
-    <w:p>
-      <w:pPr>
-        <w:rPr>
-          <w:rFonts w:ascii="Cambria" w:hAnsi="Cambria"/>
-          <w:sz w:val="24"/>
-          <w:szCs w:val="24"/>
-        </w:rPr>
-      </w:pPr>
-      <w:r>
-        <w:rPr>
-          <w:rFonts w:ascii="Cambria" w:hAnsi="Cambria"/>
-          <w:sz w:val="24"/>
-          <w:szCs w:val="24"/>
-        </w:rPr>
-        <w:t>data = {</w:t>
-      </w:r>
-    </w:p>
-    <w:p>
-      <w:pPr>
-        <w:rPr>
-          <w:rFonts w:ascii="Cambria" w:hAnsi="Cambria"/>
-          <w:sz w:val="24"/>
-          <w:szCs w:val="24"/>
-        </w:rPr>
-      </w:pPr>
-      <w:r>
-        <w:rPr>
-          <w:rFonts w:ascii="Cambria" w:hAnsi="Cambria"/>
-          <w:sz w:val="24"/>
-          <w:szCs w:val="24"/>
-        </w:rPr>
-        <w:t xml:space="preserve">    'Fruits': ['Apple', 'Banana', 'Mango'],</w:t>
-      </w:r>
-    </w:p>
-    <w:p>
-      <w:pPr>
-        <w:rPr>
-          <w:rFonts w:ascii="Cambria" w:hAnsi="Cambria"/>
-          <w:sz w:val="24"/>
-          <w:szCs w:val="24"/>
-        </w:rPr>
-      </w:pPr>
-      <w:r>
-        <w:rPr>
-          <w:rFonts w:ascii="Cambria" w:hAnsi="Cambria"/>
-          <w:sz w:val="24"/>
-          <w:szCs w:val="24"/>
-        </w:rPr>
-        <w:t xml:space="preserve">    'Sales': [30, 20, 40]</w:t>
-      </w:r>
-    </w:p>
-    <w:p>
-      <w:pPr>
-        <w:rPr>
-          <w:rFonts w:ascii="Cambria" w:hAnsi="Cambria"/>
-          <w:sz w:val="24"/>
-          <w:szCs w:val="24"/>
-        </w:rPr>
-      </w:pPr>
-      <w:r>
-        <w:rPr>
-          <w:rFonts w:ascii="Cambria" w:hAnsi="Cambria"/>
-          <w:sz w:val="24"/>
-          <w:szCs w:val="24"/>
+          <w:sz w:val="22"/>
+          <w:szCs w:val="22"/>
+        </w:rPr>
+      </w:pPr>
+      <w:r>
+        <w:rPr>
+          <w:rFonts w:ascii="Cambria" w:hAnsi="Cambria"/>
+          <w:caps w:val="0"/>
+          <w:sz w:val="22"/>
+          <w:szCs w:val="22"/>
+        </w:rPr>
+        <w:t>EXAMPLE</w:t>
+      </w:r>
+    </w:p>
+    <w:p>
+      <w:pPr>
+        <w:rPr>
+          <w:rFonts w:ascii="Cambria" w:hAnsi="Cambria"/>
+          <w:sz w:val="22"/>
+          <w:szCs w:val="22"/>
+        </w:rPr>
+      </w:pPr>
+      <w:r>
+        <w:rPr>
+          <w:rFonts w:ascii="Cambria" w:hAnsi="Cambria"/>
+          <w:sz w:val="22"/>
+          <w:szCs w:val="22"/>
+        </w:rPr>
+        <w:t>IMPORT PANDAS AS PD</w:t>
+      </w:r>
+    </w:p>
+    <w:p>
+      <w:pPr>
+        <w:rPr>
+          <w:rFonts w:ascii="Cambria" w:hAnsi="Cambria"/>
+          <w:sz w:val="22"/>
+          <w:szCs w:val="22"/>
+        </w:rPr>
+      </w:pPr>
+      <w:r>
+        <w:rPr>
+          <w:rFonts w:ascii="Cambria" w:hAnsi="Cambria"/>
+          <w:sz w:val="22"/>
+          <w:szCs w:val="22"/>
+        </w:rPr>
+        <w:t>IMPORT MATPLOTLIB.PYPLOT AS PLT</w:t>
+      </w:r>
+    </w:p>
+    <w:p>
+      <w:pPr>
+        <w:rPr>
+          <w:rFonts w:ascii="Cambria" w:hAnsi="Cambria"/>
+          <w:sz w:val="22"/>
+          <w:szCs w:val="22"/>
+        </w:rPr>
+      </w:pPr>
+      <w:r>
+        <w:rPr>
+          <w:rFonts w:ascii="Cambria" w:hAnsi="Cambria"/>
+          <w:sz w:val="22"/>
+          <w:szCs w:val="22"/>
+        </w:rPr>
+        <w:t>DATA = {</w:t>
+      </w:r>
+    </w:p>
+    <w:p>
+      <w:pPr>
+        <w:rPr>
+          <w:rFonts w:ascii="Cambria" w:hAnsi="Cambria"/>
+          <w:sz w:val="22"/>
+          <w:szCs w:val="22"/>
+        </w:rPr>
+      </w:pPr>
+      <w:r>
+        <w:rPr>
+          <w:rFonts w:ascii="Cambria" w:hAnsi="Cambria"/>
+          <w:sz w:val="22"/>
+          <w:szCs w:val="22"/>
+        </w:rPr>
+        <w:t xml:space="preserve">    'FRUITS': ['APPLE', 'BANANA', 'MANGO'],</w:t>
+      </w:r>
+    </w:p>
+    <w:p>
+      <w:pPr>
+        <w:rPr>
+          <w:rFonts w:ascii="Cambria" w:hAnsi="Cambria"/>
+          <w:sz w:val="22"/>
+          <w:szCs w:val="22"/>
+        </w:rPr>
+      </w:pPr>
+      <w:r>
+        <w:rPr>
+          <w:rFonts w:ascii="Cambria" w:hAnsi="Cambria"/>
+          <w:sz w:val="22"/>
+          <w:szCs w:val="22"/>
+        </w:rPr>
+        <w:t xml:space="preserve">    'SALES': [30, 20, 40]</w:t>
+      </w:r>
+    </w:p>
+    <w:p>
+      <w:pPr>
+        <w:rPr>
+          <w:rFonts w:ascii="Cambria" w:hAnsi="Cambria"/>
+          <w:sz w:val="22"/>
+          <w:szCs w:val="22"/>
+        </w:rPr>
+      </w:pPr>
+      <w:r>
+        <w:rPr>
+          <w:rFonts w:ascii="Cambria" w:hAnsi="Cambria"/>
+          <w:sz w:val="22"/>
+          <w:szCs w:val="22"/>
         </w:rPr>
         <w:t>}</w:t>
       </w:r>
@@ -215,51 +213,51 @@
       <w:pPr>
         <w:rPr>
           <w:rFonts w:ascii="Cambria" w:hAnsi="Cambria"/>
-          <w:sz w:val="24"/>
-          <w:szCs w:val="24"/>
-        </w:rPr>
-      </w:pPr>
-      <w:r>
-        <w:rPr>
-          <w:rFonts w:ascii="Cambria" w:hAnsi="Cambria"/>
-          <w:sz w:val="24"/>
-          <w:szCs w:val="24"/>
-        </w:rPr>
-        <w:t>df = pd.DataFrame(data)</w:t>
-      </w:r>
-    </w:p>
-    <w:p>
-      <w:pPr>
-        <w:rPr>
-          <w:rFonts w:ascii="Cambria" w:hAnsi="Cambria"/>
-          <w:sz w:val="24"/>
-          <w:szCs w:val="24"/>
-        </w:rPr>
-      </w:pPr>
-      <w:r>
-        <w:rPr>
-          <w:rFonts w:ascii="Cambria" w:hAnsi="Cambria"/>
-          <w:sz w:val="24"/>
-          <w:szCs w:val="24"/>
-        </w:rPr>
-        <w:t>df.plot(kind='bar', x='Fruits', y='Sales')</w:t>
-      </w:r>
-    </w:p>
-    <w:p>
-      <w:pPr>
-        <w:rPr>
-          <w:rFonts w:ascii="Cambria" w:hAnsi="Cambria"/>
-          <w:sz w:val="24"/>
-          <w:szCs w:val="24"/>
-        </w:rPr>
-      </w:pPr>
-      <w:r>
-        <w:rPr>
-          <w:rFonts w:ascii="Cambria" w:hAnsi="Cambria"/>
-          <w:sz w:val="24"/>
-          <w:szCs w:val="24"/>
-        </w:rPr>
-        <w:t>plt.show()</w:t>
+          <w:sz w:val="22"/>
+          <w:szCs w:val="22"/>
+        </w:rPr>
+      </w:pPr>
+      <w:r>
+        <w:rPr>
+          <w:rFonts w:ascii="Cambria" w:hAnsi="Cambria"/>
+          <w:sz w:val="22"/>
+          <w:szCs w:val="22"/>
+        </w:rPr>
+        <w:t>DF = PD.DATAFRAME(DATA)</w:t>
+      </w:r>
+    </w:p>
+    <w:p>
+      <w:pPr>
+        <w:rPr>
+          <w:rFonts w:ascii="Cambria" w:hAnsi="Cambria"/>
+          <w:sz w:val="22"/>
+          <w:szCs w:val="22"/>
+        </w:rPr>
+      </w:pPr>
+      <w:r>
+        <w:rPr>
+          <w:rFonts w:ascii="Cambria" w:hAnsi="Cambria"/>
+          <w:sz w:val="22"/>
+          <w:szCs w:val="22"/>
+        </w:rPr>
+        <w:t>DF.PLOT(KIND='BAR', X='FRUITS', Y='SALES')</w:t>
+      </w:r>
+    </w:p>
+    <w:p>
+      <w:pPr>
+        <w:rPr>
+          <w:rFonts w:ascii="Cambria" w:hAnsi="Cambria"/>
+          <w:sz w:val="22"/>
+          <w:szCs w:val="22"/>
+        </w:rPr>
+      </w:pPr>
+      <w:r>
+        <w:rPr>
+          <w:rFonts w:ascii="Cambria" w:hAnsi="Cambria"/>
+          <w:sz w:val="22"/>
+          <w:szCs w:val="22"/>
+        </w:rPr>
+        <w:t>PLT.SHOW()</w:t>
       </w:r>
     </w:p>
     <w:p>
@@ -267,17 +265,18 @@
         <w:pStyle w:val="Heading2"/>
         <w:rPr>
           <w:rFonts w:ascii="Cambria" w:hAnsi="Cambria"/>
-          <w:sz w:val="24"/>
-          <w:szCs w:val="24"/>
-        </w:rPr>
-      </w:pPr>
-      <w:r>
-        <w:rPr>
-          <w:rFonts w:ascii="Cambria" w:hAnsi="Cambria"/>
-          <w:sz w:val="24"/>
-          <w:szCs w:val="24"/>
-        </w:rPr>
-        <w:t>Key points</w:t>
+          <w:sz w:val="22"/>
+          <w:szCs w:val="22"/>
+        </w:rPr>
+      </w:pPr>
+      <w:r>
+        <w:rPr>
+          <w:rFonts w:ascii="Cambria" w:hAnsi="Cambria"/>
+          <w:caps w:val="0"/>
+          <w:sz w:val="22"/>
+          <w:szCs w:val="22"/>
+        </w:rPr>
+        <w:t>KEY POINTS</w:t>
       </w:r>
     </w:p>
     <w:p>
@@ -288,27 +287,27 @@
         </w:numPr>
         <w:rPr>
           <w:rFonts w:ascii="Cambria" w:hAnsi="Cambria"/>
-          <w:sz w:val="24"/>
-          <w:szCs w:val="24"/>
-        </w:rPr>
-      </w:pPr>
-      <w:r>
-        <w:rPr>
-          <w:rFonts w:ascii="Cambria" w:hAnsi="Cambria"/>
-          <w:sz w:val="24"/>
-          <w:szCs w:val="24"/>
-        </w:rPr>
-        <w:t xml:space="preserve">df.plot() is </w:t>
+          <w:sz w:val="22"/>
+          <w:szCs w:val="22"/>
+        </w:rPr>
+      </w:pPr>
+      <w:r>
+        <w:rPr>
+          <w:rFonts w:ascii="Cambria" w:hAnsi="Cambria"/>
+          <w:sz w:val="22"/>
+          <w:szCs w:val="22"/>
+        </w:rPr>
+        <w:t xml:space="preserve">DF.PLOT() IS </w:t>
       </w:r>
       <w:r>
         <w:rPr>
           <w:rFonts w:ascii="Cambria" w:hAnsi="Cambria"/>
           <w:b/>
           <w:bCs/>
-          <w:sz w:val="24"/>
-          <w:szCs w:val="24"/>
-        </w:rPr>
-        <w:t>easy</w:t>
+          <w:sz w:val="22"/>
+          <w:szCs w:val="22"/>
+        </w:rPr>
+        <w:t>EASY</w:t>
       </w:r>
     </w:p>
     <w:p>
@@ -319,17 +318,17 @@
         </w:numPr>
         <w:rPr>
           <w:rFonts w:ascii="Cambria" w:hAnsi="Cambria"/>
-          <w:sz w:val="24"/>
-          <w:szCs w:val="24"/>
-        </w:rPr>
-      </w:pPr>
-      <w:r>
-        <w:rPr>
-          <w:rFonts w:ascii="Cambria" w:hAnsi="Cambria"/>
-          <w:sz w:val="24"/>
-          <w:szCs w:val="24"/>
-        </w:rPr>
-        <w:t>kind='bar' makes a bar chart</w:t>
+          <w:sz w:val="22"/>
+          <w:szCs w:val="22"/>
+        </w:rPr>
+      </w:pPr>
+      <w:r>
+        <w:rPr>
+          <w:rFonts w:ascii="Cambria" w:hAnsi="Cambria"/>
+          <w:sz w:val="22"/>
+          <w:szCs w:val="22"/>
+        </w:rPr>
+        <w:t>KIND='BAR' MAKES A BAR CHART</w:t>
       </w:r>
     </w:p>
     <w:p>
@@ -340,27 +339,27 @@
         </w:numPr>
         <w:rPr>
           <w:rFonts w:ascii="Cambria" w:hAnsi="Cambria"/>
-          <w:sz w:val="24"/>
-          <w:szCs w:val="24"/>
-        </w:rPr>
-      </w:pPr>
-      <w:r>
-        <w:rPr>
-          <w:rFonts w:ascii="Cambria" w:hAnsi="Cambria"/>
-          <w:sz w:val="24"/>
-          <w:szCs w:val="24"/>
-        </w:rPr>
-        <w:t xml:space="preserve">Uses </w:t>
+          <w:sz w:val="22"/>
+          <w:szCs w:val="22"/>
+        </w:rPr>
+      </w:pPr>
+      <w:r>
+        <w:rPr>
+          <w:rFonts w:ascii="Cambria" w:hAnsi="Cambria"/>
+          <w:sz w:val="22"/>
+          <w:szCs w:val="22"/>
+        </w:rPr>
+        <w:t xml:space="preserve">USES </w:t>
       </w:r>
       <w:r>
         <w:rPr>
           <w:rFonts w:ascii="Cambria" w:hAnsi="Cambria"/>
           <w:b/>
           <w:bCs/>
-          <w:sz w:val="24"/>
-          <w:szCs w:val="24"/>
-        </w:rPr>
-        <w:t>Matplotlib in the background</w:t>
+          <w:sz w:val="22"/>
+          <w:szCs w:val="22"/>
+        </w:rPr>
+        <w:t>MATPLOTLIB IN THE BACKGROUND</w:t>
       </w:r>
     </w:p>
     <w:p>
@@ -368,17 +367,14 @@
         <w:pStyle w:val="Heading1"/>
         <w:rPr>
           <w:rFonts w:ascii="Cambria" w:hAnsi="Cambria"/>
-          <w:sz w:val="24"/>
-          <w:szCs w:val="24"/>
-        </w:rPr>
-      </w:pPr>
-      <w:r>
-        <w:rPr>
-          <w:rFonts w:ascii="Cambria" w:hAnsi="Cambria"/>
-          <w:sz w:val="24"/>
-          <w:szCs w:val="24"/>
-        </w:rPr>
-        <w:t>Pyplot vs OO (Object-Oriented) Methods</w:t>
+        </w:rPr>
+      </w:pPr>
+      <w:r>
+        <w:rPr>
+          <w:rFonts w:ascii="Cambria" w:hAnsi="Cambria"/>
+          <w:caps w:val="0"/>
+        </w:rPr>
+        <w:t>PYPLOT VS OO (OBJECT-ORIENTED) METHODS</w:t>
       </w:r>
     </w:p>
     <w:p>
@@ -387,8 +383,8 @@
           <w:rFonts w:ascii="Cambria" w:hAnsi="Cambria"/>
           <w:b/>
           <w:bCs/>
-          <w:sz w:val="24"/>
-          <w:szCs w:val="24"/>
+          <w:sz w:val="22"/>
+          <w:szCs w:val="22"/>
         </w:rPr>
       </w:pPr>
       <w:r>
@@ -396,10 +392,10 @@
           <w:rFonts w:ascii="Cambria" w:hAnsi="Cambria"/>
           <w:b/>
           <w:bCs/>
-          <w:sz w:val="24"/>
-          <w:szCs w:val="24"/>
-        </w:rPr>
-        <w:t>Pyplot Method (Simple way)</w:t>
+          <w:sz w:val="22"/>
+          <w:szCs w:val="22"/>
+        </w:rPr>
+        <w:t>PYPLOT METHOD (SIMPLE WAY)</w:t>
       </w:r>
     </w:p>
     <w:p>
@@ -410,17 +406,17 @@
         </w:numPr>
         <w:rPr>
           <w:rFonts w:ascii="Cambria" w:hAnsi="Cambria"/>
-          <w:sz w:val="24"/>
-          <w:szCs w:val="24"/>
-        </w:rPr>
-      </w:pPr>
-      <w:r>
-        <w:rPr>
-          <w:rFonts w:ascii="Cambria" w:hAnsi="Cambria"/>
-          <w:sz w:val="24"/>
-          <w:szCs w:val="24"/>
-        </w:rPr>
-        <w:t>Easy for beginners</w:t>
+          <w:sz w:val="22"/>
+          <w:szCs w:val="22"/>
+        </w:rPr>
+      </w:pPr>
+      <w:r>
+        <w:rPr>
+          <w:rFonts w:ascii="Cambria" w:hAnsi="Cambria"/>
+          <w:sz w:val="22"/>
+          <w:szCs w:val="22"/>
+        </w:rPr>
+        <w:t>EASY FOR BEGINNERS</w:t>
       </w:r>
     </w:p>
     <w:p>
@@ -431,17 +427,17 @@
         </w:numPr>
         <w:rPr>
           <w:rFonts w:ascii="Cambria" w:hAnsi="Cambria"/>
-          <w:sz w:val="24"/>
-          <w:szCs w:val="24"/>
-        </w:rPr>
-      </w:pPr>
-      <w:r>
-        <w:rPr>
-          <w:rFonts w:ascii="Cambria" w:hAnsi="Cambria"/>
-          <w:sz w:val="24"/>
-          <w:szCs w:val="24"/>
-        </w:rPr>
-        <w:t>Less control</w:t>
+          <w:sz w:val="22"/>
+          <w:szCs w:val="22"/>
+        </w:rPr>
+      </w:pPr>
+      <w:r>
+        <w:rPr>
+          <w:rFonts w:ascii="Cambria" w:hAnsi="Cambria"/>
+          <w:sz w:val="22"/>
+          <w:szCs w:val="22"/>
+        </w:rPr>
+        <w:t>LESS CONTROL</w:t>
       </w:r>
     </w:p>
     <w:p>
@@ -452,17 +448,17 @@
         </w:numPr>
         <w:rPr>
           <w:rFonts w:ascii="Cambria" w:hAnsi="Cambria"/>
-          <w:sz w:val="24"/>
-          <w:szCs w:val="24"/>
-        </w:rPr>
-      </w:pPr>
-      <w:r>
-        <w:rPr>
-          <w:rFonts w:ascii="Cambria" w:hAnsi="Cambria"/>
-          <w:sz w:val="24"/>
-          <w:szCs w:val="24"/>
-        </w:rPr>
-        <w:t>Uses plt</w:t>
+          <w:sz w:val="22"/>
+          <w:szCs w:val="22"/>
+        </w:rPr>
+      </w:pPr>
+      <w:r>
+        <w:rPr>
+          <w:rFonts w:ascii="Cambria" w:hAnsi="Cambria"/>
+          <w:sz w:val="22"/>
+          <w:szCs w:val="22"/>
+        </w:rPr>
+        <w:t>USES PLT</w:t>
       </w:r>
     </w:p>
     <w:p>
@@ -470,85 +466,86 @@
         <w:pStyle w:val="Heading2"/>
         <w:rPr>
           <w:rFonts w:ascii="Cambria" w:hAnsi="Cambria"/>
-          <w:sz w:val="24"/>
-          <w:szCs w:val="24"/>
-        </w:rPr>
-      </w:pPr>
-      <w:r>
-        <w:rPr>
-          <w:rFonts w:ascii="Cambria" w:hAnsi="Cambria"/>
-          <w:sz w:val="24"/>
-          <w:szCs w:val="24"/>
-        </w:rPr>
-        <w:t>Example</w:t>
-      </w:r>
-    </w:p>
-    <w:p>
-      <w:pPr>
-        <w:rPr>
-          <w:rFonts w:ascii="Cambria" w:hAnsi="Cambria"/>
-          <w:sz w:val="24"/>
-          <w:szCs w:val="24"/>
-        </w:rPr>
-      </w:pPr>
-      <w:r>
-        <w:rPr>
-          <w:rFonts w:ascii="Cambria" w:hAnsi="Cambria"/>
-          <w:sz w:val="24"/>
-          <w:szCs w:val="24"/>
-        </w:rPr>
-        <w:t>import matplotlib.pyplot as plt</w:t>
-      </w:r>
-    </w:p>
-    <w:p>
-      <w:pPr>
-        <w:rPr>
-          <w:rFonts w:ascii="Cambria" w:hAnsi="Cambria"/>
-          <w:sz w:val="24"/>
-          <w:szCs w:val="24"/>
-        </w:rPr>
-      </w:pPr>
-      <w:r>
-        <w:rPr>
-          <w:rFonts w:ascii="Cambria" w:hAnsi="Cambria"/>
-          <w:sz w:val="24"/>
-          <w:szCs w:val="24"/>
-        </w:rPr>
-        <w:t>plt.plot([1,2,3], [4,5,6])</w:t>
-      </w:r>
-    </w:p>
-    <w:p>
-      <w:pPr>
-        <w:rPr>
-          <w:rFonts w:ascii="Cambria" w:hAnsi="Cambria"/>
-          <w:sz w:val="24"/>
-          <w:szCs w:val="24"/>
-        </w:rPr>
-      </w:pPr>
-      <w:r>
-        <w:rPr>
-          <w:rFonts w:ascii="Cambria" w:hAnsi="Cambria"/>
-          <w:sz w:val="24"/>
-          <w:szCs w:val="24"/>
-        </w:rPr>
-        <w:t>plt.title("My Plot")</w:t>
-      </w:r>
-    </w:p>
-    <w:p>
-      <w:pPr>
-        <w:rPr>
-          <w:rFonts w:ascii="Cambria" w:hAnsi="Cambria"/>
-          <w:sz w:val="24"/>
-          <w:szCs w:val="24"/>
-        </w:rPr>
-      </w:pPr>
-      <w:r>
-        <w:rPr>
-          <w:rFonts w:ascii="Cambria" w:hAnsi="Cambria"/>
-          <w:sz w:val="24"/>
-          <w:szCs w:val="24"/>
-        </w:rPr>
-        <w:t>plt.show()</w:t>
+          <w:sz w:val="22"/>
+          <w:szCs w:val="22"/>
+        </w:rPr>
+      </w:pPr>
+      <w:r>
+        <w:rPr>
+          <w:rFonts w:ascii="Cambria" w:hAnsi="Cambria"/>
+          <w:caps w:val="0"/>
+          <w:sz w:val="22"/>
+          <w:szCs w:val="22"/>
+        </w:rPr>
+        <w:t>EXAMPLE</w:t>
+      </w:r>
+    </w:p>
+    <w:p>
+      <w:pPr>
+        <w:rPr>
+          <w:rFonts w:ascii="Cambria" w:hAnsi="Cambria"/>
+          <w:sz w:val="22"/>
+          <w:szCs w:val="22"/>
+        </w:rPr>
+      </w:pPr>
+      <w:r>
+        <w:rPr>
+          <w:rFonts w:ascii="Cambria" w:hAnsi="Cambria"/>
+          <w:sz w:val="22"/>
+          <w:szCs w:val="22"/>
+        </w:rPr>
+        <w:t>IMPORT MATPLOTLIB.PYPLOT AS PLT</w:t>
+      </w:r>
+    </w:p>
+    <w:p>
+      <w:pPr>
+        <w:rPr>
+          <w:rFonts w:ascii="Cambria" w:hAnsi="Cambria"/>
+          <w:sz w:val="22"/>
+          <w:szCs w:val="22"/>
+        </w:rPr>
+      </w:pPr>
+      <w:r>
+        <w:rPr>
+          <w:rFonts w:ascii="Cambria" w:hAnsi="Cambria"/>
+          <w:sz w:val="22"/>
+          <w:szCs w:val="22"/>
+        </w:rPr>
+        <w:t>PLT.PLOT([1,2,3], [4,5,6])</w:t>
+      </w:r>
+    </w:p>
+    <w:p>
+      <w:pPr>
+        <w:rPr>
+          <w:rFonts w:ascii="Cambria" w:hAnsi="Cambria"/>
+          <w:sz w:val="22"/>
+          <w:szCs w:val="22"/>
+        </w:rPr>
+      </w:pPr>
+      <w:r>
+        <w:rPr>
+          <w:rFonts w:ascii="Cambria" w:hAnsi="Cambria"/>
+          <w:sz w:val="22"/>
+          <w:szCs w:val="22"/>
+        </w:rPr>
+        <w:t>PLT.TITLE("MY PLOT")</w:t>
+      </w:r>
+    </w:p>
+    <w:p>
+      <w:pPr>
+        <w:rPr>
+          <w:rFonts w:ascii="Cambria" w:hAnsi="Cambria"/>
+          <w:sz w:val="22"/>
+          <w:szCs w:val="22"/>
+        </w:rPr>
+      </w:pPr>
+      <w:r>
+        <w:rPr>
+          <w:rFonts w:ascii="Cambria" w:hAnsi="Cambria"/>
+          <w:sz w:val="22"/>
+          <w:szCs w:val="22"/>
+        </w:rPr>
+        <w:t>PLT.SHOW()</w:t>
       </w:r>
     </w:p>
     <w:p>
@@ -556,18 +553,14 @@
         <w:pStyle w:val="Heading1"/>
         <w:rPr>
           <w:rFonts w:ascii="Cambria" w:hAnsi="Cambria"/>
-          <w:sz w:val="24"/>
-          <w:szCs w:val="24"/>
-        </w:rPr>
-      </w:pPr>
-      <w:r>
-        <w:rPr>
-          <w:rFonts w:ascii="Cambria" w:hAnsi="Cambria"/>
-          <w:sz w:val="24"/>
-          <w:szCs w:val="24"/>
-        </w:rPr>
-        <w:lastRenderedPageBreak/>
-        <w:t>OO (Object-Oriented) Method</w:t>
+        </w:rPr>
+      </w:pPr>
+      <w:r>
+        <w:rPr>
+          <w:rFonts w:ascii="Cambria" w:hAnsi="Cambria"/>
+          <w:caps w:val="0"/>
+        </w:rPr>
+        <w:t>OO (OBJECT-ORIENTED) METHOD</w:t>
       </w:r>
     </w:p>
     <w:p>
@@ -578,17 +571,17 @@
         </w:numPr>
         <w:rPr>
           <w:rFonts w:ascii="Cambria" w:hAnsi="Cambria"/>
-          <w:sz w:val="24"/>
-          <w:szCs w:val="24"/>
-        </w:rPr>
-      </w:pPr>
-      <w:r>
-        <w:rPr>
-          <w:rFonts w:ascii="Cambria" w:hAnsi="Cambria"/>
-          <w:sz w:val="24"/>
-          <w:szCs w:val="24"/>
-        </w:rPr>
-        <w:t>More control</w:t>
+          <w:sz w:val="22"/>
+          <w:szCs w:val="22"/>
+        </w:rPr>
+      </w:pPr>
+      <w:r>
+        <w:rPr>
+          <w:rFonts w:ascii="Cambria" w:hAnsi="Cambria"/>
+          <w:sz w:val="22"/>
+          <w:szCs w:val="22"/>
+        </w:rPr>
+        <w:t>MORE CONTROL</w:t>
       </w:r>
     </w:p>
     <w:p>
@@ -599,17 +592,18 @@
         </w:numPr>
         <w:rPr>
           <w:rFonts w:ascii="Cambria" w:hAnsi="Cambria"/>
-          <w:sz w:val="24"/>
-          <w:szCs w:val="24"/>
-        </w:rPr>
-      </w:pPr>
-      <w:r>
-        <w:rPr>
-          <w:rFonts w:ascii="Cambria" w:hAnsi="Cambria"/>
-          <w:sz w:val="24"/>
-          <w:szCs w:val="24"/>
-        </w:rPr>
-        <w:t>Used in real projects</w:t>
+          <w:sz w:val="22"/>
+          <w:szCs w:val="22"/>
+        </w:rPr>
+      </w:pPr>
+      <w:r>
+        <w:rPr>
+          <w:rFonts w:ascii="Cambria" w:hAnsi="Cambria"/>
+          <w:sz w:val="22"/>
+          <w:szCs w:val="22"/>
+        </w:rPr>
+        <w:lastRenderedPageBreak/>
+        <w:t>USED IN REAL PROJECTS</w:t>
       </w:r>
     </w:p>
     <w:p>
@@ -620,45 +614,45 @@
         </w:numPr>
         <w:rPr>
           <w:rFonts w:ascii="Cambria" w:hAnsi="Cambria"/>
-          <w:sz w:val="24"/>
-          <w:szCs w:val="24"/>
-        </w:rPr>
-      </w:pPr>
-      <w:r>
-        <w:rPr>
-          <w:rFonts w:ascii="Cambria" w:hAnsi="Cambria"/>
-          <w:sz w:val="24"/>
-          <w:szCs w:val="24"/>
-        </w:rPr>
-        <w:t xml:space="preserve">Uses </w:t>
+          <w:sz w:val="22"/>
+          <w:szCs w:val="22"/>
+        </w:rPr>
+      </w:pPr>
+      <w:r>
+        <w:rPr>
+          <w:rFonts w:ascii="Cambria" w:hAnsi="Cambria"/>
+          <w:sz w:val="22"/>
+          <w:szCs w:val="22"/>
+        </w:rPr>
+        <w:t xml:space="preserve">USES </w:t>
       </w:r>
       <w:r>
         <w:rPr>
           <w:rFonts w:ascii="Cambria" w:hAnsi="Cambria"/>
           <w:b/>
           <w:bCs/>
-          <w:sz w:val="24"/>
-          <w:szCs w:val="24"/>
-        </w:rPr>
-        <w:t>Figure</w:t>
-      </w:r>
-      <w:r>
-        <w:rPr>
-          <w:rFonts w:ascii="Cambria" w:hAnsi="Cambria"/>
-          <w:sz w:val="24"/>
-          <w:szCs w:val="24"/>
-        </w:rPr>
-        <w:t xml:space="preserve"> and </w:t>
+          <w:sz w:val="22"/>
+          <w:szCs w:val="22"/>
+        </w:rPr>
+        <w:t>FIGURE</w:t>
+      </w:r>
+      <w:r>
+        <w:rPr>
+          <w:rFonts w:ascii="Cambria" w:hAnsi="Cambria"/>
+          <w:sz w:val="22"/>
+          <w:szCs w:val="22"/>
+        </w:rPr>
+        <w:t xml:space="preserve"> AND </w:t>
       </w:r>
       <w:r>
         <w:rPr>
           <w:rFonts w:ascii="Cambria" w:hAnsi="Cambria"/>
           <w:b/>
           <w:bCs/>
-          <w:sz w:val="24"/>
-          <w:szCs w:val="24"/>
-        </w:rPr>
-        <w:t>Axes</w:t>
+          <w:sz w:val="22"/>
+          <w:szCs w:val="22"/>
+        </w:rPr>
+        <w:t>AXES</w:t>
       </w:r>
     </w:p>
     <w:p>
@@ -666,102 +660,103 @@
         <w:pStyle w:val="Heading2"/>
         <w:rPr>
           <w:rFonts w:ascii="Cambria" w:hAnsi="Cambria"/>
-          <w:sz w:val="24"/>
-          <w:szCs w:val="24"/>
-        </w:rPr>
-      </w:pPr>
-      <w:r>
-        <w:rPr>
-          <w:rFonts w:ascii="Cambria" w:hAnsi="Cambria"/>
-          <w:sz w:val="24"/>
-          <w:szCs w:val="24"/>
-        </w:rPr>
-        <w:t>Example</w:t>
-      </w:r>
-    </w:p>
-    <w:p>
-      <w:pPr>
-        <w:rPr>
-          <w:rFonts w:ascii="Cambria" w:hAnsi="Cambria"/>
-          <w:sz w:val="24"/>
-          <w:szCs w:val="24"/>
-        </w:rPr>
-      </w:pPr>
-      <w:r>
-        <w:rPr>
-          <w:rFonts w:ascii="Cambria" w:hAnsi="Cambria"/>
-          <w:sz w:val="24"/>
-          <w:szCs w:val="24"/>
-        </w:rPr>
-        <w:t>import matplotlib.pyplot as plt</w:t>
-      </w:r>
-    </w:p>
-    <w:p>
-      <w:pPr>
-        <w:rPr>
-          <w:rFonts w:ascii="Cambria" w:hAnsi="Cambria"/>
-          <w:sz w:val="24"/>
-          <w:szCs w:val="24"/>
-        </w:rPr>
-      </w:pPr>
-      <w:r>
-        <w:rPr>
-          <w:rFonts w:ascii="Cambria" w:hAnsi="Cambria"/>
-          <w:sz w:val="24"/>
-          <w:szCs w:val="24"/>
-        </w:rPr>
-        <w:t>fig, ax = plt.subplots()</w:t>
-      </w:r>
-    </w:p>
-    <w:p>
-      <w:pPr>
-        <w:rPr>
-          <w:rFonts w:ascii="Cambria" w:hAnsi="Cambria"/>
-          <w:sz w:val="24"/>
-          <w:szCs w:val="24"/>
-        </w:rPr>
-      </w:pPr>
-      <w:r>
-        <w:rPr>
-          <w:rFonts w:ascii="Cambria" w:hAnsi="Cambria"/>
-          <w:sz w:val="24"/>
-          <w:szCs w:val="24"/>
-        </w:rPr>
-        <w:t>ax.plot([1,2,3], [4,5,6])</w:t>
-      </w:r>
-    </w:p>
-    <w:p>
-      <w:pPr>
-        <w:rPr>
-          <w:rFonts w:ascii="Cambria" w:hAnsi="Cambria"/>
-          <w:sz w:val="24"/>
-          <w:szCs w:val="24"/>
-        </w:rPr>
-      </w:pPr>
-      <w:r>
-        <w:rPr>
-          <w:rFonts w:ascii="Cambria" w:hAnsi="Cambria"/>
-          <w:sz w:val="24"/>
-          <w:szCs w:val="24"/>
-        </w:rPr>
-        <w:t>ax.set_title("My Plot")</w:t>
-      </w:r>
-    </w:p>
-    <w:p>
-      <w:pPr>
-        <w:rPr>
-          <w:rFonts w:ascii="Cambria" w:hAnsi="Cambria"/>
-          <w:sz w:val="24"/>
-          <w:szCs w:val="24"/>
-        </w:rPr>
-      </w:pPr>
-      <w:r>
-        <w:rPr>
-          <w:rFonts w:ascii="Cambria" w:hAnsi="Cambria"/>
-          <w:sz w:val="24"/>
-          <w:szCs w:val="24"/>
-        </w:rPr>
-        <w:t>plt.show()</w:t>
+          <w:sz w:val="22"/>
+          <w:szCs w:val="22"/>
+        </w:rPr>
+      </w:pPr>
+      <w:r>
+        <w:rPr>
+          <w:rFonts w:ascii="Cambria" w:hAnsi="Cambria"/>
+          <w:caps w:val="0"/>
+          <w:sz w:val="22"/>
+          <w:szCs w:val="22"/>
+        </w:rPr>
+        <w:t>EXAMPLE</w:t>
+      </w:r>
+    </w:p>
+    <w:p>
+      <w:pPr>
+        <w:rPr>
+          <w:rFonts w:ascii="Cambria" w:hAnsi="Cambria"/>
+          <w:sz w:val="22"/>
+          <w:szCs w:val="22"/>
+        </w:rPr>
+      </w:pPr>
+      <w:r>
+        <w:rPr>
+          <w:rFonts w:ascii="Cambria" w:hAnsi="Cambria"/>
+          <w:sz w:val="22"/>
+          <w:szCs w:val="22"/>
+        </w:rPr>
+        <w:t>IMPORT MATPLOTLIB.PYPLOT AS PLT</w:t>
+      </w:r>
+    </w:p>
+    <w:p>
+      <w:pPr>
+        <w:rPr>
+          <w:rFonts w:ascii="Cambria" w:hAnsi="Cambria"/>
+          <w:sz w:val="22"/>
+          <w:szCs w:val="22"/>
+        </w:rPr>
+      </w:pPr>
+      <w:r>
+        <w:rPr>
+          <w:rFonts w:ascii="Cambria" w:hAnsi="Cambria"/>
+          <w:sz w:val="22"/>
+          <w:szCs w:val="22"/>
+        </w:rPr>
+        <w:t>FIG, AX = PLT.SUBPLOTS()</w:t>
+      </w:r>
+    </w:p>
+    <w:p>
+      <w:pPr>
+        <w:rPr>
+          <w:rFonts w:ascii="Cambria" w:hAnsi="Cambria"/>
+          <w:sz w:val="22"/>
+          <w:szCs w:val="22"/>
+        </w:rPr>
+      </w:pPr>
+      <w:r>
+        <w:rPr>
+          <w:rFonts w:ascii="Cambria" w:hAnsi="Cambria"/>
+          <w:sz w:val="22"/>
+          <w:szCs w:val="22"/>
+        </w:rPr>
+        <w:t>AX.PLOT([1,2,3], [4,5,6])</w:t>
+      </w:r>
+    </w:p>
+    <w:p>
+      <w:pPr>
+        <w:rPr>
+          <w:rFonts w:ascii="Cambria" w:hAnsi="Cambria"/>
+          <w:sz w:val="22"/>
+          <w:szCs w:val="22"/>
+        </w:rPr>
+      </w:pPr>
+      <w:r>
+        <w:rPr>
+          <w:rFonts w:ascii="Cambria" w:hAnsi="Cambria"/>
+          <w:sz w:val="22"/>
+          <w:szCs w:val="22"/>
+        </w:rPr>
+        <w:t>AX.SET_TITLE("MY PLOT")</w:t>
+      </w:r>
+    </w:p>
+    <w:p>
+      <w:pPr>
+        <w:rPr>
+          <w:rFonts w:ascii="Cambria" w:hAnsi="Cambria"/>
+          <w:sz w:val="22"/>
+          <w:szCs w:val="22"/>
+        </w:rPr>
+      </w:pPr>
+      <w:r>
+        <w:rPr>
+          <w:rFonts w:ascii="Cambria" w:hAnsi="Cambria"/>
+          <w:sz w:val="22"/>
+          <w:szCs w:val="22"/>
+        </w:rPr>
+        <w:t>PLT.SHOW()</w:t>
       </w:r>
     </w:p>
     <w:p>
@@ -769,25 +764,26 @@
         <w:pStyle w:val="Heading2"/>
         <w:rPr>
           <w:rFonts w:ascii="Cambria" w:hAnsi="Cambria"/>
-          <w:sz w:val="24"/>
-          <w:szCs w:val="24"/>
-        </w:rPr>
-      </w:pPr>
-      <w:r>
-        <w:rPr>
-          <w:rFonts w:ascii="Cambria" w:hAnsi="Cambria"/>
-          <w:sz w:val="24"/>
-          <w:szCs w:val="24"/>
-        </w:rPr>
-        <w:t xml:space="preserve">Main Difference </w:t>
-      </w:r>
-    </w:p>
-    <w:p>
-      <w:pPr>
-        <w:rPr>
-          <w:rFonts w:ascii="Cambria" w:hAnsi="Cambria"/>
-          <w:sz w:val="24"/>
-          <w:szCs w:val="24"/>
+          <w:sz w:val="22"/>
+          <w:szCs w:val="22"/>
+        </w:rPr>
+      </w:pPr>
+      <w:r>
+        <w:rPr>
+          <w:rFonts w:ascii="Cambria" w:hAnsi="Cambria"/>
+          <w:caps w:val="0"/>
+          <w:sz w:val="22"/>
+          <w:szCs w:val="22"/>
+        </w:rPr>
+        <w:t xml:space="preserve">MAIN DIFFERENCE </w:t>
+      </w:r>
+    </w:p>
+    <w:p>
+      <w:pPr>
+        <w:rPr>
+          <w:rFonts w:ascii="Cambria" w:hAnsi="Cambria"/>
+          <w:sz w:val="22"/>
+          <w:szCs w:val="22"/>
         </w:rPr>
       </w:pPr>
     </w:p>
@@ -833,8 +829,8 @@
                 <w:rFonts w:ascii="Cambria" w:hAnsi="Cambria"/>
                 <w:b/>
                 <w:bCs/>
-                <w:sz w:val="24"/>
-                <w:szCs w:val="24"/>
+                <w:sz w:val="22"/>
+                <w:szCs w:val="22"/>
               </w:rPr>
             </w:pPr>
             <w:r>
@@ -842,10 +838,10 @@
                 <w:rFonts w:ascii="Cambria" w:hAnsi="Cambria"/>
                 <w:b/>
                 <w:bCs/>
-                <w:sz w:val="24"/>
-                <w:szCs w:val="24"/>
+                <w:sz w:val="22"/>
+                <w:szCs w:val="22"/>
               </w:rPr>
-              <w:t>Pyplot</w:t>
+              <w:t>PYPLOT</w:t>
             </w:r>
           </w:p>
         </w:tc>
@@ -862,8 +858,8 @@
                 <w:rFonts w:ascii="Cambria" w:hAnsi="Cambria"/>
                 <w:b/>
                 <w:bCs/>
-                <w:sz w:val="24"/>
-                <w:szCs w:val="24"/>
+                <w:sz w:val="22"/>
+                <w:szCs w:val="22"/>
               </w:rPr>
             </w:pPr>
             <w:r>
@@ -871,10 +867,10 @@
                 <w:rFonts w:ascii="Cambria" w:hAnsi="Cambria"/>
                 <w:b/>
                 <w:bCs/>
-                <w:sz w:val="24"/>
-                <w:szCs w:val="24"/>
+                <w:sz w:val="22"/>
+                <w:szCs w:val="22"/>
               </w:rPr>
-              <w:t>OO Method</w:t>
+              <w:t>OO METHOD</w:t>
             </w:r>
           </w:p>
         </w:tc>
@@ -894,17 +890,17 @@
               <w:jc w:val="center"/>
               <w:rPr>
                 <w:rFonts w:ascii="Cambria" w:hAnsi="Cambria"/>
-                <w:sz w:val="24"/>
-                <w:szCs w:val="24"/>
+                <w:sz w:val="22"/>
+                <w:szCs w:val="22"/>
               </w:rPr>
             </w:pPr>
             <w:r>
               <w:rPr>
                 <w:rFonts w:ascii="Cambria" w:hAnsi="Cambria"/>
-                <w:sz w:val="24"/>
-                <w:szCs w:val="24"/>
+                <w:sz w:val="22"/>
+                <w:szCs w:val="22"/>
               </w:rPr>
-              <w:t>Simple</w:t>
+              <w:t>SIMPLE</w:t>
             </w:r>
           </w:p>
         </w:tc>
@@ -919,17 +915,17 @@
               <w:jc w:val="center"/>
               <w:rPr>
                 <w:rFonts w:ascii="Cambria" w:hAnsi="Cambria"/>
-                <w:sz w:val="24"/>
-                <w:szCs w:val="24"/>
+                <w:sz w:val="22"/>
+                <w:szCs w:val="22"/>
               </w:rPr>
             </w:pPr>
             <w:r>
               <w:rPr>
                 <w:rFonts w:ascii="Cambria" w:hAnsi="Cambria"/>
-                <w:sz w:val="24"/>
-                <w:szCs w:val="24"/>
+                <w:sz w:val="22"/>
+                <w:szCs w:val="22"/>
               </w:rPr>
-              <w:t>Professional</w:t>
+              <w:t>PROFESSIONAL</w:t>
             </w:r>
           </w:p>
         </w:tc>
@@ -949,17 +945,17 @@
               <w:jc w:val="center"/>
               <w:rPr>
                 <w:rFonts w:ascii="Cambria" w:hAnsi="Cambria"/>
-                <w:sz w:val="24"/>
-                <w:szCs w:val="24"/>
+                <w:sz w:val="22"/>
+                <w:szCs w:val="22"/>
               </w:rPr>
             </w:pPr>
             <w:r>
               <w:rPr>
                 <w:rFonts w:ascii="Cambria" w:hAnsi="Cambria"/>
-                <w:sz w:val="24"/>
-                <w:szCs w:val="24"/>
+                <w:sz w:val="22"/>
+                <w:szCs w:val="22"/>
               </w:rPr>
-              <w:t>Uses plt</w:t>
+              <w:t>USES PLT</w:t>
             </w:r>
           </w:p>
         </w:tc>
@@ -974,17 +970,17 @@
               <w:jc w:val="center"/>
               <w:rPr>
                 <w:rFonts w:ascii="Cambria" w:hAnsi="Cambria"/>
-                <w:sz w:val="24"/>
-                <w:szCs w:val="24"/>
+                <w:sz w:val="22"/>
+                <w:szCs w:val="22"/>
               </w:rPr>
             </w:pPr>
             <w:r>
               <w:rPr>
                 <w:rFonts w:ascii="Cambria" w:hAnsi="Cambria"/>
-                <w:sz w:val="24"/>
-                <w:szCs w:val="24"/>
+                <w:sz w:val="22"/>
+                <w:szCs w:val="22"/>
               </w:rPr>
-              <w:t>Uses fig and ax</w:t>
+              <w:t>USES FIG AND AX</w:t>
             </w:r>
           </w:p>
         </w:tc>
@@ -1004,17 +1000,17 @@
               <w:jc w:val="center"/>
               <w:rPr>
                 <w:rFonts w:ascii="Cambria" w:hAnsi="Cambria"/>
-                <w:sz w:val="24"/>
-                <w:szCs w:val="24"/>
+                <w:sz w:val="22"/>
+                <w:szCs w:val="22"/>
               </w:rPr>
             </w:pPr>
             <w:r>
               <w:rPr>
                 <w:rFonts w:ascii="Cambria" w:hAnsi="Cambria"/>
-                <w:sz w:val="24"/>
-                <w:szCs w:val="24"/>
+                <w:sz w:val="22"/>
+                <w:szCs w:val="22"/>
               </w:rPr>
-              <w:t>Less control</w:t>
+              <w:t>LESS CONTROL</w:t>
             </w:r>
           </w:p>
         </w:tc>
@@ -1029,17 +1025,17 @@
               <w:jc w:val="center"/>
               <w:rPr>
                 <w:rFonts w:ascii="Cambria" w:hAnsi="Cambria"/>
-                <w:sz w:val="24"/>
-                <w:szCs w:val="24"/>
+                <w:sz w:val="22"/>
+                <w:szCs w:val="22"/>
               </w:rPr>
             </w:pPr>
             <w:r>
               <w:rPr>
                 <w:rFonts w:ascii="Cambria" w:hAnsi="Cambria"/>
-                <w:sz w:val="24"/>
-                <w:szCs w:val="24"/>
+                <w:sz w:val="22"/>
+                <w:szCs w:val="22"/>
               </w:rPr>
-              <w:t>More control</w:t>
+              <w:t>MORE CONTROL</w:t>
             </w:r>
           </w:p>
         </w:tc>
@@ -1059,17 +1055,17 @@
               <w:jc w:val="center"/>
               <w:rPr>
                 <w:rFonts w:ascii="Cambria" w:hAnsi="Cambria"/>
-                <w:sz w:val="24"/>
-                <w:szCs w:val="24"/>
+                <w:sz w:val="22"/>
+                <w:szCs w:val="22"/>
               </w:rPr>
             </w:pPr>
             <w:r>
               <w:rPr>
                 <w:rFonts w:ascii="Cambria" w:hAnsi="Cambria"/>
-                <w:sz w:val="24"/>
-                <w:szCs w:val="24"/>
+                <w:sz w:val="22"/>
+                <w:szCs w:val="22"/>
               </w:rPr>
-              <w:t>Small tasks</w:t>
+              <w:t>SMALL TASKS</w:t>
             </w:r>
           </w:p>
         </w:tc>
@@ -1084,17 +1080,17 @@
               <w:jc w:val="center"/>
               <w:rPr>
                 <w:rFonts w:ascii="Cambria" w:hAnsi="Cambria"/>
-                <w:sz w:val="24"/>
-                <w:szCs w:val="24"/>
+                <w:sz w:val="22"/>
+                <w:szCs w:val="22"/>
               </w:rPr>
             </w:pPr>
             <w:r>
               <w:rPr>
                 <w:rFonts w:ascii="Cambria" w:hAnsi="Cambria"/>
-                <w:sz w:val="24"/>
-                <w:szCs w:val="24"/>
+                <w:sz w:val="22"/>
+                <w:szCs w:val="22"/>
               </w:rPr>
-              <w:t>Big projects</w:t>
+              <w:t>BIG PROJECTS</w:t>
             </w:r>
           </w:p>
         </w:tc>
@@ -1104,8 +1100,8 @@
       <w:pPr>
         <w:rPr>
           <w:rFonts w:ascii="Cambria" w:hAnsi="Cambria"/>
-          <w:sz w:val="24"/>
-          <w:szCs w:val="24"/>
+          <w:sz w:val="22"/>
+          <w:szCs w:val="22"/>
         </w:rPr>
       </w:pPr>
     </w:p>
@@ -1114,50 +1110,47 @@
         <w:pStyle w:val="Heading1"/>
         <w:rPr>
           <w:rFonts w:ascii="Cambria" w:hAnsi="Cambria"/>
-          <w:sz w:val="24"/>
-          <w:szCs w:val="24"/>
-        </w:rPr>
-      </w:pPr>
-      <w:r>
-        <w:rPr>
-          <w:rFonts w:ascii="Cambria" w:hAnsi="Cambria"/>
-          <w:sz w:val="24"/>
-          <w:szCs w:val="24"/>
-        </w:rPr>
-        <w:t>Life Cycle of OO Method</w:t>
-      </w:r>
-    </w:p>
-    <w:p>
-      <w:pPr>
-        <w:rPr>
-          <w:rFonts w:ascii="Cambria" w:hAnsi="Cambria"/>
-          <w:sz w:val="24"/>
-          <w:szCs w:val="24"/>
-        </w:rPr>
-      </w:pPr>
-      <w:r>
-        <w:rPr>
-          <w:rFonts w:ascii="Cambria" w:hAnsi="Cambria"/>
-          <w:sz w:val="24"/>
-          <w:szCs w:val="24"/>
-        </w:rPr>
-        <w:t xml:space="preserve">This is the </w:t>
+        </w:rPr>
+      </w:pPr>
+      <w:r>
+        <w:rPr>
+          <w:rFonts w:ascii="Cambria" w:hAnsi="Cambria"/>
+          <w:caps w:val="0"/>
+        </w:rPr>
+        <w:t>LIFE CYCLE OF OO METHOD</w:t>
+      </w:r>
+    </w:p>
+    <w:p>
+      <w:pPr>
+        <w:rPr>
+          <w:rFonts w:ascii="Cambria" w:hAnsi="Cambria"/>
+          <w:sz w:val="22"/>
+          <w:szCs w:val="22"/>
+        </w:rPr>
+      </w:pPr>
+      <w:r>
+        <w:rPr>
+          <w:rFonts w:ascii="Cambria" w:hAnsi="Cambria"/>
+          <w:sz w:val="22"/>
+          <w:szCs w:val="22"/>
+        </w:rPr>
+        <w:t xml:space="preserve">THIS IS THE </w:t>
       </w:r>
       <w:r>
         <w:rPr>
           <w:rFonts w:ascii="Cambria" w:hAnsi="Cambria"/>
           <w:b/>
           <w:bCs/>
-          <w:sz w:val="24"/>
-          <w:szCs w:val="24"/>
-        </w:rPr>
-        <w:t>step-by-step process</w:t>
-      </w:r>
-      <w:r>
-        <w:rPr>
-          <w:rFonts w:ascii="Cambria" w:hAnsi="Cambria"/>
-          <w:sz w:val="24"/>
-          <w:szCs w:val="24"/>
+          <w:sz w:val="22"/>
+          <w:szCs w:val="22"/>
+        </w:rPr>
+        <w:t>STEP-BY-STEP PROCESS</w:t>
+      </w:r>
+      <w:r>
+        <w:rPr>
+          <w:rFonts w:ascii="Cambria" w:hAnsi="Cambria"/>
+          <w:sz w:val="22"/>
+          <w:szCs w:val="22"/>
         </w:rPr>
         <w:t>:</w:t>
       </w:r>
@@ -1167,25 +1160,27 @@
         <w:pStyle w:val="Heading2"/>
         <w:rPr>
           <w:rFonts w:ascii="Cambria" w:hAnsi="Cambria"/>
-          <w:sz w:val="24"/>
-          <w:szCs w:val="24"/>
+          <w:sz w:val="22"/>
+          <w:szCs w:val="22"/>
         </w:rPr>
       </w:pPr>
       <w:r>
         <w:rPr>
           <w:rFonts w:ascii="Segoe UI Emoji" w:hAnsi="Segoe UI Emoji" w:cs="Segoe UI Emoji"/>
-          <w:sz w:val="24"/>
-          <w:szCs w:val="24"/>
+          <w:caps w:val="0"/>
+          <w:sz w:val="22"/>
+          <w:szCs w:val="22"/>
         </w:rPr>
         <w:t>🔁</w:t>
       </w:r>
       <w:r>
         <w:rPr>
           <w:rFonts w:ascii="Cambria" w:hAnsi="Cambria"/>
-          <w:sz w:val="24"/>
-          <w:szCs w:val="24"/>
-        </w:rPr>
-        <w:t xml:space="preserve"> Life Cycle Steps</w:t>
+          <w:caps w:val="0"/>
+          <w:sz w:val="22"/>
+          <w:szCs w:val="22"/>
+        </w:rPr>
+        <w:t xml:space="preserve"> LIFE CYCLE STEPS</w:t>
       </w:r>
     </w:p>
     <w:p>
@@ -1193,34 +1188,35 @@
         <w:pStyle w:val="Heading3"/>
         <w:rPr>
           <w:rFonts w:ascii="Cambria" w:hAnsi="Cambria"/>
-          <w:sz w:val="24"/>
-          <w:szCs w:val="24"/>
-        </w:rPr>
-      </w:pPr>
-      <w:r>
-        <w:rPr>
-          <w:rFonts w:ascii="Cambria" w:hAnsi="Cambria"/>
-          <w:sz w:val="24"/>
-          <w:szCs w:val="24"/>
-        </w:rPr>
-        <w:t>Create Figure and Axes</w:t>
-      </w:r>
-    </w:p>
-    <w:p>
-      <w:pPr>
-        <w:rPr>
-          <w:rFonts w:ascii="Cambria" w:hAnsi="Cambria"/>
-          <w:sz w:val="24"/>
-          <w:szCs w:val="24"/>
-        </w:rPr>
-      </w:pPr>
-      <w:r>
-        <w:rPr>
-          <w:rFonts w:ascii="Cambria" w:hAnsi="Cambria"/>
-          <w:sz w:val="24"/>
-          <w:szCs w:val="24"/>
-        </w:rPr>
-        <w:t>fig, ax = plt.subplots()</w:t>
+          <w:sz w:val="22"/>
+          <w:szCs w:val="22"/>
+        </w:rPr>
+      </w:pPr>
+      <w:r>
+        <w:rPr>
+          <w:rFonts w:ascii="Cambria" w:hAnsi="Cambria"/>
+          <w:caps w:val="0"/>
+          <w:sz w:val="22"/>
+          <w:szCs w:val="22"/>
+        </w:rPr>
+        <w:t>CREATE FIGURE AND AXES</w:t>
+      </w:r>
+    </w:p>
+    <w:p>
+      <w:pPr>
+        <w:rPr>
+          <w:rFonts w:ascii="Cambria" w:hAnsi="Cambria"/>
+          <w:sz w:val="22"/>
+          <w:szCs w:val="22"/>
+        </w:rPr>
+      </w:pPr>
+      <w:r>
+        <w:rPr>
+          <w:rFonts w:ascii="Cambria" w:hAnsi="Cambria"/>
+          <w:sz w:val="22"/>
+          <w:szCs w:val="22"/>
+        </w:rPr>
+        <w:t>FIG, AX = PLT.SUBPLOTS()</w:t>
       </w:r>
     </w:p>
     <w:p>
@@ -1228,35 +1224,106 @@
         <w:pStyle w:val="Heading3"/>
         <w:rPr>
           <w:rFonts w:ascii="Cambria" w:hAnsi="Cambria"/>
-          <w:sz w:val="24"/>
-          <w:szCs w:val="24"/>
-        </w:rPr>
-      </w:pPr>
-      <w:r>
-        <w:rPr>
-          <w:rFonts w:ascii="Cambria" w:hAnsi="Cambria"/>
-          <w:sz w:val="24"/>
-          <w:szCs w:val="24"/>
-        </w:rPr>
-        <w:t>Plot Data</w:t>
-      </w:r>
-    </w:p>
-    <w:p>
-      <w:pPr>
-        <w:rPr>
-          <w:rFonts w:ascii="Cambria" w:hAnsi="Cambria"/>
-          <w:sz w:val="24"/>
-          <w:szCs w:val="24"/>
-        </w:rPr>
-      </w:pPr>
-      <w:r>
-        <w:rPr>
-          <w:rFonts w:ascii="Cambria" w:hAnsi="Cambria"/>
-          <w:sz w:val="24"/>
-          <w:szCs w:val="24"/>
+          <w:sz w:val="22"/>
+          <w:szCs w:val="22"/>
+        </w:rPr>
+      </w:pPr>
+      <w:r>
+        <w:rPr>
+          <w:rFonts w:ascii="Cambria" w:hAnsi="Cambria"/>
+          <w:caps w:val="0"/>
+          <w:sz w:val="22"/>
+          <w:szCs w:val="22"/>
+        </w:rPr>
+        <w:t>PLOT DATA</w:t>
+      </w:r>
+    </w:p>
+    <w:p>
+      <w:pPr>
+        <w:rPr>
+          <w:rFonts w:ascii="Cambria" w:hAnsi="Cambria"/>
+          <w:sz w:val="22"/>
+          <w:szCs w:val="22"/>
+        </w:rPr>
+      </w:pPr>
+      <w:r>
+        <w:rPr>
+          <w:rFonts w:ascii="Cambria" w:hAnsi="Cambria"/>
+          <w:sz w:val="22"/>
+          <w:szCs w:val="22"/>
+        </w:rPr>
+        <w:t>AX.PLOT(X, Y)</w:t>
+      </w:r>
+    </w:p>
+    <w:p>
+      <w:pPr>
+        <w:pStyle w:val="Heading3"/>
+        <w:rPr>
+          <w:rFonts w:ascii="Cambria" w:hAnsi="Cambria"/>
+          <w:sz w:val="22"/>
+          <w:szCs w:val="22"/>
+        </w:rPr>
+      </w:pPr>
+      <w:r>
+        <w:rPr>
+          <w:rFonts w:ascii="Cambria" w:hAnsi="Cambria"/>
+          <w:caps w:val="0"/>
+          <w:sz w:val="22"/>
+          <w:szCs w:val="22"/>
+        </w:rPr>
+        <w:t>CUSTOMIZE PLOT</w:t>
+      </w:r>
+    </w:p>
+    <w:p>
+      <w:pPr>
+        <w:rPr>
+          <w:rFonts w:ascii="Cambria" w:hAnsi="Cambria"/>
+          <w:sz w:val="22"/>
+          <w:szCs w:val="22"/>
+        </w:rPr>
+      </w:pPr>
+      <w:r>
+        <w:rPr>
+          <w:rFonts w:ascii="Cambria" w:hAnsi="Cambria"/>
+          <w:sz w:val="22"/>
+          <w:szCs w:val="22"/>
+        </w:rPr>
+        <w:t>AX.SET_TITLE("TITLE")</w:t>
+      </w:r>
+    </w:p>
+    <w:p>
+      <w:pPr>
+        <w:rPr>
+          <w:rFonts w:ascii="Cambria" w:hAnsi="Cambria"/>
+          <w:sz w:val="22"/>
+          <w:szCs w:val="22"/>
+        </w:rPr>
+      </w:pPr>
+      <w:r>
+        <w:rPr>
+          <w:rFonts w:ascii="Cambria" w:hAnsi="Cambria"/>
+          <w:sz w:val="22"/>
+          <w:szCs w:val="22"/>
         </w:rPr>
         <w:lastRenderedPageBreak/>
-        <w:t>ax.plot(x, y)</w:t>
+        <w:t>AX.SET_XLABEL("X LABEL")</w:t>
+      </w:r>
+    </w:p>
+    <w:p>
+      <w:pPr>
+        <w:rPr>
+          <w:rFonts w:ascii="Cambria" w:hAnsi="Cambria"/>
+          <w:sz w:val="22"/>
+          <w:szCs w:val="22"/>
+        </w:rPr>
+      </w:pPr>
+      <w:r>
+        <w:rPr>
+          <w:rFonts w:ascii="Cambria" w:hAnsi="Cambria"/>
+          <w:sz w:val="22"/>
+          <w:szCs w:val="22"/>
+        </w:rPr>
+        <w:t>AX.SET_YLABEL("Y LABEL")</w:t>
       </w:r>
     </w:p>
     <w:p>
@@ -1264,68 +1331,35 @@
         <w:pStyle w:val="Heading3"/>
         <w:rPr>
           <w:rFonts w:ascii="Cambria" w:hAnsi="Cambria"/>
-          <w:sz w:val="24"/>
-          <w:szCs w:val="24"/>
-        </w:rPr>
-      </w:pPr>
-      <w:r>
-        <w:rPr>
-          <w:rFonts w:ascii="Cambria" w:hAnsi="Cambria"/>
-          <w:sz w:val="24"/>
-          <w:szCs w:val="24"/>
-        </w:rPr>
-        <w:t>Customize Plot</w:t>
-      </w:r>
-    </w:p>
-    <w:p>
-      <w:pPr>
-        <w:rPr>
-          <w:rFonts w:ascii="Cambria" w:hAnsi="Cambria"/>
-          <w:sz w:val="24"/>
-          <w:szCs w:val="24"/>
-        </w:rPr>
-      </w:pPr>
-      <w:r>
-        <w:rPr>
-          <w:rFonts w:ascii="Cambria" w:hAnsi="Cambria"/>
-          <w:sz w:val="24"/>
-          <w:szCs w:val="24"/>
-        </w:rPr>
-        <w:t>ax.set_title("Title")</w:t>
-      </w:r>
-    </w:p>
-    <w:p>
-      <w:pPr>
-        <w:rPr>
-          <w:rFonts w:ascii="Cambria" w:hAnsi="Cambria"/>
-          <w:sz w:val="24"/>
-          <w:szCs w:val="24"/>
-        </w:rPr>
-      </w:pPr>
-      <w:r>
-        <w:rPr>
-          <w:rFonts w:ascii="Cambria" w:hAnsi="Cambria"/>
-          <w:sz w:val="24"/>
-          <w:szCs w:val="24"/>
-        </w:rPr>
-        <w:t>ax.set_xlabel("X label")</w:t>
-      </w:r>
-    </w:p>
-    <w:p>
-      <w:pPr>
-        <w:rPr>
-          <w:rFonts w:ascii="Cambria" w:hAnsi="Cambria"/>
-          <w:sz w:val="24"/>
-          <w:szCs w:val="24"/>
-        </w:rPr>
-      </w:pPr>
-      <w:r>
-        <w:rPr>
-          <w:rFonts w:ascii="Cambria" w:hAnsi="Cambria"/>
-          <w:sz w:val="24"/>
-          <w:szCs w:val="24"/>
-        </w:rPr>
-        <w:t>ax.set_ylabel("Y label")</w:t>
+          <w:sz w:val="22"/>
+          <w:szCs w:val="22"/>
+        </w:rPr>
+      </w:pPr>
+      <w:r>
+        <w:rPr>
+          <w:rFonts w:ascii="Cambria" w:hAnsi="Cambria"/>
+          <w:caps w:val="0"/>
+          <w:sz w:val="22"/>
+          <w:szCs w:val="22"/>
+        </w:rPr>
+        <w:t>SHOW PLOT</w:t>
+      </w:r>
+    </w:p>
+    <w:p>
+      <w:pPr>
+        <w:rPr>
+          <w:rFonts w:ascii="Cambria" w:hAnsi="Cambria"/>
+          <w:sz w:val="22"/>
+          <w:szCs w:val="22"/>
+        </w:rPr>
+      </w:pPr>
+      <w:r>
+        <w:rPr>
+          <w:rFonts w:ascii="Cambria" w:hAnsi="Cambria"/>
+          <w:sz w:val="22"/>
+          <w:szCs w:val="22"/>
+        </w:rPr>
+        <w:t>PLT.SHOW()</w:t>
       </w:r>
     </w:p>
     <w:p>
@@ -1333,88 +1367,1280 @@
         <w:pStyle w:val="Heading3"/>
         <w:rPr>
           <w:rFonts w:ascii="Cambria" w:hAnsi="Cambria"/>
-          <w:sz w:val="24"/>
-          <w:szCs w:val="24"/>
-        </w:rPr>
-      </w:pPr>
-      <w:r>
-        <w:rPr>
-          <w:rFonts w:ascii="Cambria" w:hAnsi="Cambria"/>
-          <w:sz w:val="24"/>
-          <w:szCs w:val="24"/>
-        </w:rPr>
-        <w:t>Show Plot</w:t>
-      </w:r>
-    </w:p>
-    <w:p>
-      <w:pPr>
-        <w:rPr>
-          <w:rFonts w:ascii="Cambria" w:hAnsi="Cambria"/>
-          <w:sz w:val="24"/>
-          <w:szCs w:val="24"/>
-        </w:rPr>
-      </w:pPr>
-      <w:r>
-        <w:rPr>
-          <w:rFonts w:ascii="Cambria" w:hAnsi="Cambria"/>
-          <w:sz w:val="24"/>
-          <w:szCs w:val="24"/>
-        </w:rPr>
-        <w:t>plt.show()</w:t>
-      </w:r>
-    </w:p>
-    <w:p>
-      <w:pPr>
-        <w:pStyle w:val="Heading3"/>
-        <w:rPr>
-          <w:rFonts w:ascii="Cambria" w:hAnsi="Cambria"/>
-          <w:sz w:val="24"/>
-          <w:szCs w:val="24"/>
-        </w:rPr>
-      </w:pPr>
-      <w:r>
-        <w:rPr>
-          <w:rFonts w:ascii="Cambria" w:hAnsi="Cambria"/>
-          <w:sz w:val="24"/>
-          <w:szCs w:val="24"/>
-        </w:rPr>
-        <w:t>Easy Memory Trick</w:t>
-      </w:r>
-    </w:p>
-    <w:p>
-      <w:pPr>
-        <w:rPr>
-          <w:rFonts w:ascii="Cambria" w:hAnsi="Cambria"/>
-          <w:sz w:val="24"/>
-          <w:szCs w:val="24"/>
-        </w:rPr>
-      </w:pPr>
-      <w:r>
+          <w:sz w:val="22"/>
+          <w:szCs w:val="22"/>
+        </w:rPr>
+      </w:pPr>
+      <w:r>
+        <w:rPr>
+          <w:rFonts w:ascii="Cambria" w:hAnsi="Cambria"/>
+          <w:caps w:val="0"/>
+          <w:sz w:val="22"/>
+          <w:szCs w:val="22"/>
+        </w:rPr>
+        <w:t>EASY MEMORY TRICK</w:t>
+      </w:r>
+    </w:p>
+    <w:p>
+      <w:pPr>
         <w:rPr>
           <w:rFonts w:ascii="Cambria" w:hAnsi="Cambria"/>
           <w:b/>
           <w:bCs/>
-          <w:sz w:val="24"/>
-          <w:szCs w:val="24"/>
-        </w:rPr>
-        <w:t>Create → Plot → Style → Show</w:t>
-      </w:r>
-    </w:p>
-    <w:p>
-      <w:pPr>
-        <w:rPr>
-          <w:rFonts w:ascii="Cambria" w:hAnsi="Cambria"/>
-          <w:sz w:val="24"/>
-          <w:szCs w:val="24"/>
-        </w:rPr>
-      </w:pPr>
-    </w:p>
-    <w:p>
-      <w:pPr>
-        <w:rPr>
-          <w:rFonts w:ascii="Cambria" w:hAnsi="Cambria"/>
-          <w:sz w:val="24"/>
-          <w:szCs w:val="24"/>
+          <w:sz w:val="22"/>
+          <w:szCs w:val="22"/>
+        </w:rPr>
+      </w:pPr>
+      <w:r>
+        <w:rPr>
+          <w:rFonts w:ascii="Cambria" w:hAnsi="Cambria"/>
+          <w:b/>
+          <w:bCs/>
+          <w:sz w:val="22"/>
+          <w:szCs w:val="22"/>
+        </w:rPr>
+        <w:t>CREATE → PLOT → STYLE → SHOW</w:t>
+      </w:r>
+    </w:p>
+    <w:p>
+      <w:pPr>
+        <w:pStyle w:val="Heading1"/>
+        <w:rPr>
+          <w:rFonts w:ascii="Cambria" w:hAnsi="Cambria"/>
+        </w:rPr>
+      </w:pPr>
+      <w:r>
+        <w:rPr>
+          <w:rFonts w:ascii="Cambria" w:hAnsi="Cambria"/>
+          <w:caps w:val="0"/>
+        </w:rPr>
+        <w:t>ENTIRE LIFE CYCLE OF OBJECT-ORIENTED PLOT (ADVANCED)</w:t>
+      </w:r>
+    </w:p>
+    <w:p>
+      <w:pPr>
+        <w:pStyle w:val="Heading2"/>
+        <w:rPr>
+          <w:rFonts w:ascii="Cambria" w:hAnsi="Cambria"/>
+          <w:sz w:val="22"/>
+          <w:szCs w:val="22"/>
+        </w:rPr>
+      </w:pPr>
+      <w:r>
+        <w:rPr>
+          <w:rFonts w:ascii="Cambria" w:hAnsi="Cambria"/>
+          <w:caps w:val="0"/>
+          <w:sz w:val="22"/>
+          <w:szCs w:val="22"/>
+        </w:rPr>
+        <w:t>IMPORT LIBRARIES</w:t>
+      </w:r>
+    </w:p>
+    <w:p>
+      <w:pPr>
+        <w:rPr>
+          <w:rFonts w:ascii="Cambria" w:hAnsi="Cambria"/>
+          <w:caps/>
+          <w:spacing w:val="15"/>
+          <w:sz w:val="22"/>
+          <w:szCs w:val="22"/>
+        </w:rPr>
+      </w:pPr>
+      <w:r>
+        <w:rPr>
+          <w:rFonts w:ascii="Cambria" w:hAnsi="Cambria"/>
+          <w:spacing w:val="15"/>
+          <w:sz w:val="22"/>
+          <w:szCs w:val="22"/>
+        </w:rPr>
+        <w:t>IMPORT MATPLOTLIB.PYPLOT AS PLT</w:t>
+      </w:r>
+    </w:p>
+    <w:p>
+      <w:pPr>
+        <w:rPr>
+          <w:rFonts w:ascii="Cambria" w:hAnsi="Cambria"/>
+          <w:caps/>
+          <w:spacing w:val="15"/>
+          <w:sz w:val="22"/>
+          <w:szCs w:val="22"/>
+        </w:rPr>
+      </w:pPr>
+      <w:r>
+        <w:rPr>
+          <w:rFonts w:ascii="Cambria" w:hAnsi="Cambria"/>
+          <w:spacing w:val="15"/>
+          <w:sz w:val="22"/>
+          <w:szCs w:val="22"/>
+        </w:rPr>
+        <w:t>IMPORT NUMPY AS NP</w:t>
+      </w:r>
+    </w:p>
+    <w:p>
+      <w:pPr>
+        <w:pStyle w:val="Heading2"/>
+        <w:rPr>
+          <w:rFonts w:ascii="Cambria" w:hAnsi="Cambria"/>
+          <w:sz w:val="22"/>
+          <w:szCs w:val="22"/>
+        </w:rPr>
+      </w:pPr>
+      <w:r>
+        <w:rPr>
+          <w:rFonts w:ascii="Cambria" w:hAnsi="Cambria"/>
+          <w:caps w:val="0"/>
+          <w:sz w:val="22"/>
+          <w:szCs w:val="22"/>
+        </w:rPr>
+        <w:t>PREPARE DATA</w:t>
+      </w:r>
+    </w:p>
+    <w:p>
+      <w:pPr>
+        <w:rPr>
+          <w:rFonts w:ascii="Cambria" w:hAnsi="Cambria"/>
+          <w:caps/>
+          <w:spacing w:val="15"/>
+          <w:sz w:val="22"/>
+          <w:szCs w:val="22"/>
+        </w:rPr>
+      </w:pPr>
+      <w:r>
+        <w:rPr>
+          <w:rFonts w:ascii="Cambria" w:hAnsi="Cambria"/>
+          <w:spacing w:val="15"/>
+          <w:sz w:val="22"/>
+          <w:szCs w:val="22"/>
+        </w:rPr>
+        <w:t>X = NP.ARRAY([1, 2, 3, 4])</w:t>
+      </w:r>
+    </w:p>
+    <w:p>
+      <w:pPr>
+        <w:rPr>
+          <w:rFonts w:ascii="Cambria" w:hAnsi="Cambria"/>
+          <w:caps/>
+          <w:spacing w:val="15"/>
+          <w:sz w:val="22"/>
+          <w:szCs w:val="22"/>
+        </w:rPr>
+      </w:pPr>
+      <w:r>
+        <w:rPr>
+          <w:rFonts w:ascii="Cambria" w:hAnsi="Cambria"/>
+          <w:spacing w:val="15"/>
+          <w:sz w:val="22"/>
+          <w:szCs w:val="22"/>
+        </w:rPr>
+        <w:t>Y = NP.ARRAY([10, 20, 25, 30])</w:t>
+      </w:r>
+    </w:p>
+    <w:p>
+      <w:pPr>
+        <w:pStyle w:val="Heading2"/>
+        <w:rPr>
+          <w:rFonts w:ascii="Cambria" w:hAnsi="Cambria"/>
+          <w:sz w:val="22"/>
+          <w:szCs w:val="22"/>
+        </w:rPr>
+      </w:pPr>
+      <w:r>
+        <w:rPr>
+          <w:rFonts w:ascii="Cambria" w:hAnsi="Cambria"/>
+          <w:caps w:val="0"/>
+          <w:sz w:val="22"/>
+          <w:szCs w:val="22"/>
+        </w:rPr>
+        <w:t>CREATE FIGURE AND AXES (CORE OF OO METHOD)</w:t>
+      </w:r>
+    </w:p>
+    <w:p>
+      <w:pPr>
+        <w:rPr>
+          <w:rFonts w:ascii="Cambria" w:hAnsi="Cambria"/>
+          <w:caps/>
+          <w:spacing w:val="15"/>
+          <w:sz w:val="22"/>
+          <w:szCs w:val="22"/>
+        </w:rPr>
+      </w:pPr>
+      <w:r>
+        <w:rPr>
+          <w:rFonts w:ascii="Cambria" w:hAnsi="Cambria"/>
+          <w:spacing w:val="15"/>
+          <w:sz w:val="22"/>
+          <w:szCs w:val="22"/>
+        </w:rPr>
+        <w:t>FIG, AX = PLT.SUBPLOTS(FIGSIZE=(8, 5))</w:t>
+      </w:r>
+    </w:p>
+    <w:p>
+      <w:pPr>
+        <w:pStyle w:val="Heading3"/>
+        <w:rPr>
+          <w:rFonts w:ascii="Cambria" w:hAnsi="Cambria"/>
+          <w:sz w:val="22"/>
+          <w:szCs w:val="22"/>
+        </w:rPr>
+      </w:pPr>
+      <w:r>
+        <w:rPr>
+          <w:rFonts w:ascii="Cambria" w:hAnsi="Cambria"/>
+          <w:caps w:val="0"/>
+          <w:sz w:val="22"/>
+          <w:szCs w:val="22"/>
+        </w:rPr>
+        <w:t>WHAT HAPPENS HERE?</w:t>
+      </w:r>
+    </w:p>
+    <w:p>
+      <w:pPr>
+        <w:numPr>
+          <w:ilvl w:val="0"/>
+          <w:numId w:val="4"/>
+        </w:numPr>
+        <w:rPr>
+          <w:rFonts w:ascii="Cambria" w:hAnsi="Cambria"/>
+          <w:caps/>
+          <w:spacing w:val="15"/>
+          <w:sz w:val="22"/>
+          <w:szCs w:val="22"/>
+        </w:rPr>
+      </w:pPr>
+      <w:r>
+        <w:rPr>
+          <w:rFonts w:ascii="Cambria" w:hAnsi="Cambria"/>
+          <w:spacing w:val="15"/>
+          <w:sz w:val="22"/>
+          <w:szCs w:val="22"/>
+        </w:rPr>
+        <w:t xml:space="preserve">FIG → </w:t>
+      </w:r>
+      <w:r>
+        <w:rPr>
+          <w:rFonts w:ascii="Cambria" w:hAnsi="Cambria"/>
+          <w:b/>
+          <w:bCs/>
+          <w:spacing w:val="15"/>
+          <w:sz w:val="22"/>
+          <w:szCs w:val="22"/>
+        </w:rPr>
+        <w:t>ENTIRE FIGURE (FULL CANVAS)</w:t>
+      </w:r>
+    </w:p>
+    <w:p>
+      <w:pPr>
+        <w:numPr>
+          <w:ilvl w:val="0"/>
+          <w:numId w:val="4"/>
+        </w:numPr>
+        <w:rPr>
+          <w:rFonts w:ascii="Cambria" w:hAnsi="Cambria"/>
+          <w:caps/>
+          <w:spacing w:val="15"/>
+          <w:sz w:val="22"/>
+          <w:szCs w:val="22"/>
+        </w:rPr>
+      </w:pPr>
+      <w:r>
+        <w:rPr>
+          <w:rFonts w:ascii="Cambria" w:hAnsi="Cambria"/>
+          <w:spacing w:val="15"/>
+          <w:sz w:val="22"/>
+          <w:szCs w:val="22"/>
+        </w:rPr>
+        <w:t xml:space="preserve">AX → </w:t>
+      </w:r>
+      <w:r>
+        <w:rPr>
+          <w:rFonts w:ascii="Cambria" w:hAnsi="Cambria"/>
+          <w:b/>
+          <w:bCs/>
+          <w:spacing w:val="15"/>
+          <w:sz w:val="22"/>
+          <w:szCs w:val="22"/>
+        </w:rPr>
+        <w:t>PLOT AREA INSIDE FIGURE</w:t>
+      </w:r>
+    </w:p>
+    <w:p>
+      <w:pPr>
+        <w:numPr>
+          <w:ilvl w:val="0"/>
+          <w:numId w:val="4"/>
+        </w:numPr>
+        <w:rPr>
+          <w:rFonts w:ascii="Cambria" w:hAnsi="Cambria"/>
+          <w:caps/>
+          <w:spacing w:val="15"/>
+          <w:sz w:val="22"/>
+          <w:szCs w:val="22"/>
+        </w:rPr>
+      </w:pPr>
+      <w:r>
+        <w:rPr>
+          <w:rFonts w:ascii="Cambria" w:hAnsi="Cambria"/>
+          <w:spacing w:val="15"/>
+          <w:sz w:val="22"/>
+          <w:szCs w:val="22"/>
+        </w:rPr>
+        <w:t>FIGSIZE → CONTROLS SIZE OF FIGURE</w:t>
+      </w:r>
+    </w:p>
+    <w:p>
+      <w:pPr>
+        <w:pStyle w:val="Heading2"/>
+        <w:rPr>
+          <w:rFonts w:ascii="Cambria" w:hAnsi="Cambria"/>
+          <w:sz w:val="22"/>
+          <w:szCs w:val="22"/>
+        </w:rPr>
+      </w:pPr>
+      <w:r>
+        <w:rPr>
+          <w:rFonts w:ascii="Cambria" w:hAnsi="Cambria"/>
+          <w:caps w:val="0"/>
+          <w:sz w:val="22"/>
+          <w:szCs w:val="22"/>
+        </w:rPr>
+        <w:t>PLOT DATA ON AXES</w:t>
+      </w:r>
+    </w:p>
+    <w:p>
+      <w:pPr>
+        <w:rPr>
+          <w:rFonts w:ascii="Cambria" w:hAnsi="Cambria"/>
+          <w:caps/>
+          <w:spacing w:val="15"/>
+          <w:sz w:val="22"/>
+          <w:szCs w:val="22"/>
+        </w:rPr>
+      </w:pPr>
+      <w:r>
+        <w:rPr>
+          <w:rFonts w:ascii="Cambria" w:hAnsi="Cambria"/>
+          <w:spacing w:val="15"/>
+          <w:sz w:val="22"/>
+          <w:szCs w:val="22"/>
+        </w:rPr>
+        <w:t>AX.PLOT(X, Y, LABEL='SALES', COLOR='BLUE', LINESTYLE='--', MARKER='O')</w:t>
+      </w:r>
+    </w:p>
+    <w:p>
+      <w:pPr>
+        <w:pStyle w:val="Heading1"/>
+        <w:rPr>
+          <w:rFonts w:ascii="Cambria" w:hAnsi="Cambria"/>
+        </w:rPr>
+      </w:pPr>
+      <w:r>
+        <w:rPr>
+          <w:rFonts w:ascii="Cambria" w:hAnsi="Cambria"/>
+          <w:caps w:val="0"/>
+        </w:rPr>
+        <w:t>CUSTOMIZATION OPTIONS</w:t>
+      </w:r>
+    </w:p>
+    <w:p>
+      <w:pPr>
+        <w:numPr>
+          <w:ilvl w:val="0"/>
+          <w:numId w:val="5"/>
+        </w:numPr>
+        <w:rPr>
+          <w:rFonts w:ascii="Cambria" w:hAnsi="Cambria"/>
+          <w:caps/>
+          <w:spacing w:val="15"/>
+          <w:sz w:val="22"/>
+          <w:szCs w:val="22"/>
+        </w:rPr>
+      </w:pPr>
+      <w:r>
+        <w:rPr>
+          <w:rFonts w:ascii="Cambria" w:hAnsi="Cambria"/>
+          <w:spacing w:val="15"/>
+          <w:sz w:val="22"/>
+          <w:szCs w:val="22"/>
+        </w:rPr>
+        <w:t>COLOR</w:t>
+      </w:r>
+    </w:p>
+    <w:p>
+      <w:pPr>
+        <w:numPr>
+          <w:ilvl w:val="0"/>
+          <w:numId w:val="5"/>
+        </w:numPr>
+        <w:rPr>
+          <w:rFonts w:ascii="Cambria" w:hAnsi="Cambria"/>
+          <w:caps/>
+          <w:spacing w:val="15"/>
+          <w:sz w:val="22"/>
+          <w:szCs w:val="22"/>
+        </w:rPr>
+      </w:pPr>
+      <w:r>
+        <w:rPr>
+          <w:rFonts w:ascii="Cambria" w:hAnsi="Cambria"/>
+          <w:spacing w:val="15"/>
+          <w:sz w:val="22"/>
+          <w:szCs w:val="22"/>
+        </w:rPr>
+        <w:t>LINESTYLE</w:t>
+      </w:r>
+    </w:p>
+    <w:p>
+      <w:pPr>
+        <w:numPr>
+          <w:ilvl w:val="0"/>
+          <w:numId w:val="5"/>
+        </w:numPr>
+        <w:rPr>
+          <w:rFonts w:ascii="Cambria" w:hAnsi="Cambria"/>
+          <w:caps/>
+          <w:spacing w:val="15"/>
+          <w:sz w:val="22"/>
+          <w:szCs w:val="22"/>
+        </w:rPr>
+      </w:pPr>
+      <w:r>
+        <w:rPr>
+          <w:rFonts w:ascii="Cambria" w:hAnsi="Cambria"/>
+          <w:spacing w:val="15"/>
+          <w:sz w:val="22"/>
+          <w:szCs w:val="22"/>
+        </w:rPr>
+        <w:t>MARKER</w:t>
+      </w:r>
+    </w:p>
+    <w:p>
+      <w:pPr>
+        <w:numPr>
+          <w:ilvl w:val="0"/>
+          <w:numId w:val="5"/>
+        </w:numPr>
+        <w:rPr>
+          <w:rFonts w:ascii="Cambria" w:hAnsi="Cambria"/>
+          <w:caps/>
+          <w:spacing w:val="15"/>
+          <w:sz w:val="22"/>
+          <w:szCs w:val="22"/>
+        </w:rPr>
+      </w:pPr>
+      <w:r>
+        <w:rPr>
+          <w:rFonts w:ascii="Cambria" w:hAnsi="Cambria"/>
+          <w:spacing w:val="15"/>
+          <w:sz w:val="22"/>
+          <w:szCs w:val="22"/>
+        </w:rPr>
+        <w:t>LABEL</w:t>
+      </w:r>
+    </w:p>
+    <w:p>
+      <w:pPr>
+        <w:pStyle w:val="Heading2"/>
+        <w:rPr>
+          <w:rFonts w:ascii="Cambria" w:hAnsi="Cambria"/>
+          <w:sz w:val="22"/>
+          <w:szCs w:val="22"/>
+        </w:rPr>
+      </w:pPr>
+      <w:r>
+        <w:rPr>
+          <w:rFonts w:ascii="Cambria" w:hAnsi="Cambria"/>
+          <w:caps w:val="0"/>
+          <w:sz w:val="22"/>
+          <w:szCs w:val="22"/>
+        </w:rPr>
+        <w:t>CUSTOMIZE AXES (ADVANCED)</w:t>
+      </w:r>
+    </w:p>
+    <w:p>
+      <w:pPr>
+        <w:pStyle w:val="Heading3"/>
+        <w:rPr>
+          <w:rFonts w:ascii="Cambria" w:hAnsi="Cambria"/>
+          <w:sz w:val="22"/>
+          <w:szCs w:val="22"/>
+        </w:rPr>
+      </w:pPr>
+      <w:r>
+        <w:rPr>
+          <w:rFonts w:ascii="Cambria" w:hAnsi="Cambria"/>
+          <w:caps w:val="0"/>
+          <w:sz w:val="22"/>
+          <w:szCs w:val="22"/>
+        </w:rPr>
+        <w:lastRenderedPageBreak/>
+        <w:t>AXIS LABELS</w:t>
+      </w:r>
+    </w:p>
+    <w:p>
+      <w:pPr>
+        <w:rPr>
+          <w:rFonts w:ascii="Cambria" w:hAnsi="Cambria"/>
+          <w:caps/>
+          <w:spacing w:val="15"/>
+          <w:sz w:val="22"/>
+          <w:szCs w:val="22"/>
+        </w:rPr>
+      </w:pPr>
+      <w:r>
+        <w:rPr>
+          <w:rFonts w:ascii="Cambria" w:hAnsi="Cambria"/>
+          <w:spacing w:val="15"/>
+          <w:sz w:val="22"/>
+          <w:szCs w:val="22"/>
+        </w:rPr>
+        <w:t>AX.SET_XLABEL("DAYS", FONTSIZE=12)</w:t>
+      </w:r>
+    </w:p>
+    <w:p>
+      <w:pPr>
+        <w:rPr>
+          <w:rFonts w:ascii="Cambria" w:hAnsi="Cambria"/>
+          <w:caps/>
+          <w:spacing w:val="15"/>
+          <w:sz w:val="22"/>
+          <w:szCs w:val="22"/>
+        </w:rPr>
+      </w:pPr>
+      <w:r>
+        <w:rPr>
+          <w:rFonts w:ascii="Cambria" w:hAnsi="Cambria"/>
+          <w:spacing w:val="15"/>
+          <w:sz w:val="22"/>
+          <w:szCs w:val="22"/>
+        </w:rPr>
+        <w:t>AX.SET_YLABEL("REVENUE", FONTSIZE=12)</w:t>
+      </w:r>
+    </w:p>
+    <w:p>
+      <w:pPr>
+        <w:pStyle w:val="Heading3"/>
+        <w:rPr>
+          <w:rFonts w:ascii="Cambria" w:hAnsi="Cambria"/>
+          <w:sz w:val="22"/>
+          <w:szCs w:val="22"/>
+        </w:rPr>
+      </w:pPr>
+      <w:r>
+        <w:rPr>
+          <w:rFonts w:ascii="Cambria" w:hAnsi="Cambria"/>
+          <w:caps w:val="0"/>
+          <w:sz w:val="22"/>
+          <w:szCs w:val="22"/>
+        </w:rPr>
+        <w:t>AXIS LIMITS</w:t>
+      </w:r>
+    </w:p>
+    <w:p>
+      <w:pPr>
+        <w:rPr>
+          <w:rFonts w:ascii="Cambria" w:hAnsi="Cambria"/>
+          <w:caps/>
+          <w:spacing w:val="15"/>
+          <w:sz w:val="22"/>
+          <w:szCs w:val="22"/>
+        </w:rPr>
+      </w:pPr>
+      <w:r>
+        <w:rPr>
+          <w:rFonts w:ascii="Cambria" w:hAnsi="Cambria"/>
+          <w:spacing w:val="15"/>
+          <w:sz w:val="22"/>
+          <w:szCs w:val="22"/>
+        </w:rPr>
+        <w:t>AX.SET_XLIM(0, 5)</w:t>
+      </w:r>
+    </w:p>
+    <w:p>
+      <w:pPr>
+        <w:rPr>
+          <w:rFonts w:ascii="Cambria" w:hAnsi="Cambria"/>
+          <w:caps/>
+          <w:spacing w:val="15"/>
+          <w:sz w:val="22"/>
+          <w:szCs w:val="22"/>
+        </w:rPr>
+      </w:pPr>
+      <w:r>
+        <w:rPr>
+          <w:rFonts w:ascii="Cambria" w:hAnsi="Cambria"/>
+          <w:spacing w:val="15"/>
+          <w:sz w:val="22"/>
+          <w:szCs w:val="22"/>
+        </w:rPr>
+        <w:t>AX.SET_YLIM(0, 35)</w:t>
+      </w:r>
+    </w:p>
+    <w:p>
+      <w:pPr>
+        <w:pStyle w:val="Heading3"/>
+        <w:rPr>
+          <w:rFonts w:ascii="Cambria" w:hAnsi="Cambria"/>
+          <w:sz w:val="22"/>
+          <w:szCs w:val="22"/>
+        </w:rPr>
+      </w:pPr>
+      <w:r>
+        <w:rPr>
+          <w:rFonts w:ascii="Cambria" w:hAnsi="Cambria"/>
+          <w:caps w:val="0"/>
+          <w:sz w:val="22"/>
+          <w:szCs w:val="22"/>
+        </w:rPr>
+        <w:t>GRID</w:t>
+      </w:r>
+    </w:p>
+    <w:p>
+      <w:pPr>
+        <w:rPr>
+          <w:rFonts w:ascii="Cambria" w:hAnsi="Cambria"/>
+          <w:caps/>
+          <w:spacing w:val="15"/>
+          <w:sz w:val="22"/>
+          <w:szCs w:val="22"/>
+        </w:rPr>
+      </w:pPr>
+      <w:r>
+        <w:rPr>
+          <w:rFonts w:ascii="Cambria" w:hAnsi="Cambria"/>
+          <w:spacing w:val="15"/>
+          <w:sz w:val="22"/>
+          <w:szCs w:val="22"/>
+        </w:rPr>
+        <w:t>AX.GRID(TRUE, LINESTYLE=':', ALPHA=0.6)</w:t>
+      </w:r>
+    </w:p>
+    <w:p>
+      <w:pPr>
+        <w:pStyle w:val="Heading1"/>
+        <w:rPr>
+          <w:rFonts w:ascii="Cambria" w:hAnsi="Cambria"/>
+        </w:rPr>
+      </w:pPr>
+      <w:r>
+        <w:rPr>
+          <w:rFonts w:ascii="Cambria" w:hAnsi="Cambria"/>
+          <w:caps w:val="0"/>
+        </w:rPr>
+        <w:t xml:space="preserve">NAMING THE ENTIRE FIGURE </w:t>
+      </w:r>
+    </w:p>
+    <w:p>
+      <w:pPr>
+        <w:pStyle w:val="Heading2"/>
+        <w:rPr>
+          <w:rFonts w:ascii="Cambria" w:hAnsi="Cambria"/>
+          <w:sz w:val="22"/>
+          <w:szCs w:val="22"/>
+        </w:rPr>
+      </w:pPr>
+      <w:r>
+        <w:rPr>
+          <w:rFonts w:ascii="Cambria" w:hAnsi="Cambria"/>
+          <w:caps w:val="0"/>
+          <w:sz w:val="22"/>
+          <w:szCs w:val="22"/>
+        </w:rPr>
+        <w:t>FIGURE TITLE (NOT AXES TITLE)</w:t>
+      </w:r>
+    </w:p>
+    <w:p>
+      <w:pPr>
+        <w:rPr>
+          <w:rFonts w:ascii="Cambria" w:hAnsi="Cambria"/>
+          <w:caps/>
+          <w:spacing w:val="15"/>
+          <w:sz w:val="22"/>
+          <w:szCs w:val="22"/>
+        </w:rPr>
+      </w:pPr>
+      <w:r>
+        <w:rPr>
+          <w:rFonts w:ascii="Cambria" w:hAnsi="Cambria"/>
+          <w:spacing w:val="15"/>
+          <w:sz w:val="22"/>
+          <w:szCs w:val="22"/>
+        </w:rPr>
+        <w:t>FIG.SUPTITLE("MONTHLY SALES REPORT", FONTSIZE=16, FONTWEIGHT='BOLD')</w:t>
+      </w:r>
+    </w:p>
+    <w:p>
+      <w:pPr>
+        <w:rPr>
+          <w:rFonts w:ascii="Cambria" w:hAnsi="Cambria"/>
+          <w:caps/>
+          <w:spacing w:val="15"/>
+          <w:sz w:val="22"/>
+          <w:szCs w:val="22"/>
+        </w:rPr>
+      </w:pPr>
+      <w:r>
+        <w:rPr>
+          <w:rFonts w:ascii="Cambria" w:hAnsi="Cambria"/>
+          <w:spacing w:val="15"/>
+          <w:sz w:val="22"/>
+          <w:szCs w:val="22"/>
+        </w:rPr>
+        <w:t>DIFFERENCE:</w:t>
+      </w:r>
+    </w:p>
+    <w:p>
+      <w:pPr>
+        <w:numPr>
+          <w:ilvl w:val="0"/>
+          <w:numId w:val="6"/>
+        </w:numPr>
+        <w:rPr>
+          <w:rFonts w:ascii="Cambria" w:hAnsi="Cambria"/>
+          <w:caps/>
+          <w:spacing w:val="15"/>
+          <w:sz w:val="22"/>
+          <w:szCs w:val="22"/>
+        </w:rPr>
+      </w:pPr>
+      <w:r>
+        <w:rPr>
+          <w:rFonts w:ascii="Cambria" w:hAnsi="Cambria"/>
+          <w:spacing w:val="15"/>
+          <w:sz w:val="22"/>
+          <w:szCs w:val="22"/>
+        </w:rPr>
+        <w:t xml:space="preserve">AX.SET_TITLE() → TITLE FOR </w:t>
+      </w:r>
+      <w:r>
+        <w:rPr>
+          <w:rFonts w:ascii="Cambria" w:hAnsi="Cambria"/>
+          <w:b/>
+          <w:bCs/>
+          <w:spacing w:val="15"/>
+          <w:sz w:val="22"/>
+          <w:szCs w:val="22"/>
+        </w:rPr>
+        <w:t>ONE PLOT</w:t>
+      </w:r>
+    </w:p>
+    <w:p>
+      <w:pPr>
+        <w:numPr>
+          <w:ilvl w:val="0"/>
+          <w:numId w:val="6"/>
+        </w:numPr>
+        <w:rPr>
+          <w:rFonts w:ascii="Cambria" w:hAnsi="Cambria"/>
+          <w:caps/>
+          <w:spacing w:val="15"/>
+          <w:sz w:val="22"/>
+          <w:szCs w:val="22"/>
+        </w:rPr>
+      </w:pPr>
+      <w:r>
+        <w:rPr>
+          <w:rFonts w:ascii="Cambria" w:hAnsi="Cambria"/>
+          <w:spacing w:val="15"/>
+          <w:sz w:val="22"/>
+          <w:szCs w:val="22"/>
+        </w:rPr>
+        <w:t xml:space="preserve">FIG.SUPTITLE() → TITLE FOR </w:t>
+      </w:r>
+      <w:r>
+        <w:rPr>
+          <w:rFonts w:ascii="Cambria" w:hAnsi="Cambria"/>
+          <w:b/>
+          <w:bCs/>
+          <w:spacing w:val="15"/>
+          <w:sz w:val="22"/>
+          <w:szCs w:val="22"/>
+        </w:rPr>
+        <w:t>ENTIRE FIGURE</w:t>
+      </w:r>
+    </w:p>
+    <w:p>
+      <w:pPr>
+        <w:pStyle w:val="Heading2"/>
+        <w:rPr>
+          <w:rFonts w:ascii="Cambria" w:hAnsi="Cambria"/>
+          <w:sz w:val="22"/>
+          <w:szCs w:val="22"/>
+        </w:rPr>
+      </w:pPr>
+      <w:r>
+        <w:rPr>
+          <w:rFonts w:ascii="Cambria" w:hAnsi="Cambria"/>
+          <w:caps w:val="0"/>
+          <w:sz w:val="22"/>
+          <w:szCs w:val="22"/>
+        </w:rPr>
+        <w:t>AXES TITLE (OPTIONAL BUT COMMON)</w:t>
+      </w:r>
+    </w:p>
+    <w:p>
+      <w:pPr>
+        <w:rPr>
+          <w:rFonts w:ascii="Cambria" w:hAnsi="Cambria"/>
+          <w:caps/>
+          <w:spacing w:val="15"/>
+          <w:sz w:val="22"/>
+          <w:szCs w:val="22"/>
+        </w:rPr>
+      </w:pPr>
+      <w:r>
+        <w:rPr>
+          <w:rFonts w:ascii="Cambria" w:hAnsi="Cambria"/>
+          <w:spacing w:val="15"/>
+          <w:sz w:val="22"/>
+          <w:szCs w:val="22"/>
+        </w:rPr>
+        <w:t>AX.SET_TITLE("DAILY SALES TREND", FONTSIZE=12)</w:t>
+      </w:r>
+    </w:p>
+    <w:p>
+      <w:pPr>
+        <w:pStyle w:val="Heading2"/>
+        <w:rPr>
+          <w:rFonts w:ascii="Cambria" w:hAnsi="Cambria"/>
+          <w:sz w:val="22"/>
+          <w:szCs w:val="22"/>
+        </w:rPr>
+      </w:pPr>
+      <w:r>
+        <w:rPr>
+          <w:rFonts w:ascii="Cambria" w:hAnsi="Cambria"/>
+          <w:caps w:val="0"/>
+          <w:sz w:val="22"/>
+          <w:szCs w:val="22"/>
+        </w:rPr>
+        <w:t>LEGEND</w:t>
+      </w:r>
+    </w:p>
+    <w:p>
+      <w:pPr>
+        <w:rPr>
+          <w:rFonts w:ascii="Cambria" w:hAnsi="Cambria"/>
+          <w:caps/>
+          <w:spacing w:val="15"/>
+          <w:sz w:val="22"/>
+          <w:szCs w:val="22"/>
+        </w:rPr>
+      </w:pPr>
+      <w:r>
+        <w:rPr>
+          <w:rFonts w:ascii="Cambria" w:hAnsi="Cambria"/>
+          <w:spacing w:val="15"/>
+          <w:sz w:val="22"/>
+          <w:szCs w:val="22"/>
+        </w:rPr>
+        <w:t>AX.LEGEND(LOC='UPPER LEFT')</w:t>
+      </w:r>
+    </w:p>
+    <w:p>
+      <w:pPr>
+        <w:pStyle w:val="Heading2"/>
+        <w:rPr>
+          <w:rFonts w:ascii="Cambria" w:hAnsi="Cambria"/>
+          <w:sz w:val="22"/>
+          <w:szCs w:val="22"/>
+        </w:rPr>
+      </w:pPr>
+      <w:r>
+        <w:rPr>
+          <w:rFonts w:ascii="Cambria" w:hAnsi="Cambria"/>
+          <w:caps w:val="0"/>
+          <w:sz w:val="22"/>
+          <w:szCs w:val="22"/>
+        </w:rPr>
+        <w:t>FIGURE STYLING (ADVANCED)</w:t>
+      </w:r>
+    </w:p>
+    <w:p>
+      <w:pPr>
+        <w:pStyle w:val="Heading3"/>
+        <w:rPr>
+          <w:rFonts w:ascii="Cambria" w:hAnsi="Cambria"/>
+          <w:sz w:val="22"/>
+          <w:szCs w:val="22"/>
+        </w:rPr>
+      </w:pPr>
+      <w:r>
+        <w:rPr>
+          <w:rFonts w:ascii="Cambria" w:hAnsi="Cambria"/>
+          <w:caps w:val="0"/>
+          <w:sz w:val="22"/>
+          <w:szCs w:val="22"/>
+        </w:rPr>
+        <w:t>BACKGROUND COLOR</w:t>
+      </w:r>
+    </w:p>
+    <w:p>
+      <w:pPr>
+        <w:rPr>
+          <w:rFonts w:ascii="Cambria" w:hAnsi="Cambria"/>
+          <w:caps/>
+          <w:spacing w:val="15"/>
+          <w:sz w:val="22"/>
+          <w:szCs w:val="22"/>
+        </w:rPr>
+      </w:pPr>
+      <w:r>
+        <w:rPr>
+          <w:rFonts w:ascii="Cambria" w:hAnsi="Cambria"/>
+          <w:spacing w:val="15"/>
+          <w:sz w:val="22"/>
+          <w:szCs w:val="22"/>
+        </w:rPr>
+        <w:t>FIG.PATCH.SET_FACECOLOR('LIGHTGRAY')</w:t>
+      </w:r>
+    </w:p>
+    <w:p>
+      <w:pPr>
+        <w:rPr>
+          <w:rFonts w:ascii="Cambria" w:hAnsi="Cambria"/>
+          <w:caps/>
+          <w:spacing w:val="15"/>
+          <w:sz w:val="22"/>
+          <w:szCs w:val="22"/>
+        </w:rPr>
+      </w:pPr>
+      <w:r>
+        <w:rPr>
+          <w:rFonts w:ascii="Cambria" w:hAnsi="Cambria"/>
+          <w:spacing w:val="15"/>
+          <w:sz w:val="22"/>
+          <w:szCs w:val="22"/>
+        </w:rPr>
+        <w:t>AX.SET_FACECOLOR('WHITE')</w:t>
+      </w:r>
+    </w:p>
+    <w:p>
+      <w:pPr>
+        <w:pStyle w:val="Heading3"/>
+        <w:rPr>
+          <w:rFonts w:ascii="Cambria" w:hAnsi="Cambria"/>
+          <w:sz w:val="22"/>
+          <w:szCs w:val="22"/>
+        </w:rPr>
+      </w:pPr>
+      <w:r>
+        <w:rPr>
+          <w:rFonts w:ascii="Cambria" w:hAnsi="Cambria"/>
+          <w:caps w:val="0"/>
+          <w:sz w:val="22"/>
+          <w:szCs w:val="22"/>
+        </w:rPr>
+        <w:t>BORDER STYLING</w:t>
+      </w:r>
+    </w:p>
+    <w:p>
+      <w:pPr>
+        <w:rPr>
+          <w:rFonts w:ascii="Cambria" w:hAnsi="Cambria"/>
+          <w:caps/>
+          <w:spacing w:val="15"/>
+          <w:sz w:val="22"/>
+          <w:szCs w:val="22"/>
+        </w:rPr>
+      </w:pPr>
+      <w:r>
+        <w:rPr>
+          <w:rFonts w:ascii="Cambria" w:hAnsi="Cambria"/>
+          <w:spacing w:val="15"/>
+          <w:sz w:val="22"/>
+          <w:szCs w:val="22"/>
+        </w:rPr>
+        <w:t>FOR SPINE IN AX.SPINES.VALUES():</w:t>
+      </w:r>
+    </w:p>
+    <w:p>
+      <w:pPr>
+        <w:rPr>
+          <w:rFonts w:ascii="Cambria" w:hAnsi="Cambria"/>
+          <w:caps/>
+          <w:spacing w:val="15"/>
+          <w:sz w:val="22"/>
+          <w:szCs w:val="22"/>
+        </w:rPr>
+      </w:pPr>
+      <w:r>
+        <w:rPr>
+          <w:rFonts w:ascii="Cambria" w:hAnsi="Cambria"/>
+          <w:spacing w:val="15"/>
+          <w:sz w:val="22"/>
+          <w:szCs w:val="22"/>
+        </w:rPr>
+        <w:t xml:space="preserve">    SPINE.SET_LINEWIDTH(1.5)</w:t>
+      </w:r>
+    </w:p>
+    <w:p>
+      <w:pPr>
+        <w:pStyle w:val="Heading3"/>
+        <w:rPr>
+          <w:rFonts w:ascii="Cambria" w:hAnsi="Cambria"/>
+          <w:sz w:val="22"/>
+          <w:szCs w:val="22"/>
+        </w:rPr>
+      </w:pPr>
+      <w:r>
+        <w:rPr>
+          <w:rFonts w:ascii="Cambria" w:hAnsi="Cambria"/>
+          <w:caps w:val="0"/>
+          <w:sz w:val="22"/>
+          <w:szCs w:val="22"/>
+        </w:rPr>
+        <w:t>TICK STYLING</w:t>
+      </w:r>
+    </w:p>
+    <w:p>
+      <w:pPr>
+        <w:rPr>
+          <w:rFonts w:ascii="Cambria" w:hAnsi="Cambria"/>
+          <w:caps/>
+          <w:spacing w:val="15"/>
+          <w:sz w:val="22"/>
+          <w:szCs w:val="22"/>
+        </w:rPr>
+      </w:pPr>
+      <w:r>
+        <w:rPr>
+          <w:rFonts w:ascii="Cambria" w:hAnsi="Cambria"/>
+          <w:spacing w:val="15"/>
+          <w:sz w:val="22"/>
+          <w:szCs w:val="22"/>
+        </w:rPr>
+        <w:t>AX.TICK_PARAMS(AXIS='BOTH', LABELSIZE=10, COLORS='BLACK')</w:t>
+      </w:r>
+    </w:p>
+    <w:p>
+      <w:pPr>
+        <w:pStyle w:val="Heading2"/>
+        <w:rPr>
+          <w:rFonts w:ascii="Cambria" w:hAnsi="Cambria"/>
+          <w:sz w:val="22"/>
+          <w:szCs w:val="22"/>
+        </w:rPr>
+      </w:pPr>
+      <w:r>
+        <w:rPr>
+          <w:rFonts w:ascii="Cambria" w:hAnsi="Cambria"/>
+          <w:caps w:val="0"/>
+          <w:sz w:val="22"/>
+          <w:szCs w:val="22"/>
+        </w:rPr>
+        <w:lastRenderedPageBreak/>
+        <w:t xml:space="preserve">LAYOUT ADJUSTMENT </w:t>
+      </w:r>
+    </w:p>
+    <w:p>
+      <w:pPr>
+        <w:rPr>
+          <w:rFonts w:ascii="Cambria" w:hAnsi="Cambria"/>
+          <w:caps/>
+          <w:spacing w:val="15"/>
+          <w:sz w:val="22"/>
+          <w:szCs w:val="22"/>
+        </w:rPr>
+      </w:pPr>
+      <w:r>
+        <w:rPr>
+          <w:rFonts w:ascii="Cambria" w:hAnsi="Cambria"/>
+          <w:spacing w:val="15"/>
+          <w:sz w:val="22"/>
+          <w:szCs w:val="22"/>
+        </w:rPr>
+        <w:t>PLT.TIGHT_LAYOUT()</w:t>
+      </w:r>
+    </w:p>
+    <w:p>
+      <w:pPr>
+        <w:rPr>
+          <w:rFonts w:ascii="Cambria" w:hAnsi="Cambria"/>
+          <w:caps/>
+          <w:spacing w:val="15"/>
+          <w:sz w:val="22"/>
+          <w:szCs w:val="22"/>
+        </w:rPr>
+      </w:pPr>
+      <w:r>
+        <w:rPr>
+          <w:rFonts w:ascii="Cambria" w:hAnsi="Cambria"/>
+          <w:spacing w:val="15"/>
+          <w:sz w:val="22"/>
+          <w:szCs w:val="22"/>
+        </w:rPr>
+        <w:t>NEEDED WHEN</w:t>
+      </w:r>
+    </w:p>
+    <w:p>
+      <w:pPr>
+        <w:numPr>
+          <w:ilvl w:val="0"/>
+          <w:numId w:val="7"/>
+        </w:numPr>
+        <w:rPr>
+          <w:rFonts w:ascii="Cambria" w:hAnsi="Cambria"/>
+          <w:caps/>
+          <w:spacing w:val="15"/>
+          <w:sz w:val="22"/>
+          <w:szCs w:val="22"/>
+        </w:rPr>
+      </w:pPr>
+      <w:r>
+        <w:rPr>
+          <w:rFonts w:ascii="Cambria" w:hAnsi="Cambria"/>
+          <w:spacing w:val="15"/>
+          <w:sz w:val="22"/>
+          <w:szCs w:val="22"/>
+        </w:rPr>
+        <w:t>LABELS OVERLAP</w:t>
+      </w:r>
+    </w:p>
+    <w:p>
+      <w:pPr>
+        <w:numPr>
+          <w:ilvl w:val="0"/>
+          <w:numId w:val="7"/>
+        </w:numPr>
+        <w:rPr>
+          <w:rFonts w:ascii="Cambria" w:hAnsi="Cambria"/>
+          <w:caps/>
+          <w:spacing w:val="15"/>
+          <w:sz w:val="22"/>
+          <w:szCs w:val="22"/>
+        </w:rPr>
+      </w:pPr>
+      <w:r>
+        <w:rPr>
+          <w:rFonts w:ascii="Cambria" w:hAnsi="Cambria"/>
+          <w:spacing w:val="15"/>
+          <w:sz w:val="22"/>
+          <w:szCs w:val="22"/>
+        </w:rPr>
+        <w:t>FIGURE TITLE OVERLAPS PLOTS</w:t>
+      </w:r>
+    </w:p>
+    <w:p>
+      <w:pPr>
+        <w:pStyle w:val="Heading2"/>
+        <w:rPr>
+          <w:rFonts w:ascii="Cambria" w:hAnsi="Cambria"/>
+          <w:sz w:val="22"/>
+          <w:szCs w:val="22"/>
+        </w:rPr>
+      </w:pPr>
+      <w:r>
+        <w:rPr>
+          <w:rFonts w:ascii="Cambria" w:hAnsi="Cambria"/>
+          <w:caps w:val="0"/>
+          <w:sz w:val="22"/>
+          <w:szCs w:val="22"/>
+        </w:rPr>
+        <w:t xml:space="preserve">SAVE FIGURE </w:t>
+      </w:r>
+    </w:p>
+    <w:p>
+      <w:pPr>
+        <w:rPr>
+          <w:rFonts w:ascii="Cambria" w:hAnsi="Cambria"/>
+          <w:caps/>
+          <w:spacing w:val="15"/>
+          <w:sz w:val="22"/>
+          <w:szCs w:val="22"/>
+        </w:rPr>
+      </w:pPr>
+      <w:r>
+        <w:rPr>
+          <w:rFonts w:ascii="Cambria" w:hAnsi="Cambria"/>
+          <w:spacing w:val="15"/>
+          <w:sz w:val="22"/>
+          <w:szCs w:val="22"/>
+        </w:rPr>
+        <w:t>PLT.SAVEFIG("SALES_REPORT.PNG", DPI=300)</w:t>
+      </w:r>
+    </w:p>
+    <w:p>
+      <w:pPr>
+        <w:pStyle w:val="Heading2"/>
+        <w:rPr>
+          <w:rFonts w:ascii="Cambria" w:hAnsi="Cambria"/>
+          <w:sz w:val="22"/>
+          <w:szCs w:val="22"/>
+        </w:rPr>
+      </w:pPr>
+      <w:r>
+        <w:rPr>
+          <w:rFonts w:ascii="Cambria" w:hAnsi="Cambria"/>
+          <w:caps w:val="0"/>
+          <w:sz w:val="22"/>
+          <w:szCs w:val="22"/>
+        </w:rPr>
+        <w:t>DISPLAY PLOT</w:t>
+      </w:r>
+    </w:p>
+    <w:p>
+      <w:pPr>
+        <w:rPr>
+          <w:rFonts w:ascii="Cambria" w:hAnsi="Cambria"/>
+          <w:caps/>
+          <w:spacing w:val="15"/>
+          <w:sz w:val="22"/>
+          <w:szCs w:val="22"/>
+        </w:rPr>
+      </w:pPr>
+      <w:r>
+        <w:rPr>
+          <w:rFonts w:ascii="Cambria" w:hAnsi="Cambria"/>
+          <w:spacing w:val="15"/>
+          <w:sz w:val="22"/>
+          <w:szCs w:val="22"/>
+        </w:rPr>
+        <w:t>PLT.SHOW()</w:t>
+      </w:r>
+    </w:p>
+    <w:p>
+      <w:pPr>
+        <w:pStyle w:val="Heading1"/>
+        <w:rPr>
+          <w:rFonts w:ascii="Cambria" w:hAnsi="Cambria"/>
+        </w:rPr>
+      </w:pPr>
+      <w:r>
+        <w:rPr>
+          <w:rFonts w:ascii="Cambria" w:hAnsi="Cambria"/>
+          <w:caps w:val="0"/>
+        </w:rPr>
+        <w:t>COMPLETE LIFE CYCLE (ONE LINE MEMORY)</w:t>
+      </w:r>
+    </w:p>
+    <w:p>
+      <w:pPr>
+        <w:rPr>
+          <w:rFonts w:ascii="Cambria" w:hAnsi="Cambria"/>
+          <w:caps/>
+          <w:spacing w:val="15"/>
+          <w:sz w:val="22"/>
+          <w:szCs w:val="22"/>
+        </w:rPr>
+      </w:pPr>
+      <w:r>
+        <w:rPr>
+          <w:rFonts w:ascii="Cambria" w:hAnsi="Cambria"/>
+          <w:b/>
+          <w:bCs/>
+          <w:spacing w:val="15"/>
+          <w:sz w:val="22"/>
+          <w:szCs w:val="22"/>
+        </w:rPr>
+        <w:t>IMPORT → DATA → FIGURE/AXES → PLOT → CUSTOMIZE AXES → FIGURE TITLE → STYLE → LAYOUT → SAVE → SHOW</w:t>
+      </w:r>
+    </w:p>
+    <w:p>
+      <w:pPr>
+        <w:rPr>
+          <w:rFonts w:ascii="Cambria" w:hAnsi="Cambria"/>
+          <w:sz w:val="22"/>
+          <w:szCs w:val="22"/>
         </w:rPr>
       </w:pPr>
     </w:p>
@@ -1580,6 +2806,155 @@
     </w:lvl>
   </w:abstractNum>
   <w:abstractNum w:abstractNumId="1" w15:restartNumberingAfterBreak="0">
+    <w:nsid w:val="1BB75F63"/>
+    <w:multiLevelType w:val="multilevel"/>
+    <w:tmpl w:val="5134C766"/>
+    <w:lvl w:ilvl="0">
+      <w:start w:val="1"/>
+      <w:numFmt w:val="bullet"/>
+      <w:lvlText w:val=""/>
+      <w:lvlJc w:val="left"/>
+      <w:pPr>
+        <w:tabs>
+          <w:tab w:val="num" w:pos="720"/>
+        </w:tabs>
+        <w:ind w:left="720" w:hanging="360"/>
+      </w:pPr>
+      <w:rPr>
+        <w:rFonts w:ascii="Symbol" w:hAnsi="Symbol" w:hint="default"/>
+        <w:sz w:val="20"/>
+      </w:rPr>
+    </w:lvl>
+    <w:lvl w:ilvl="1" w:tentative="1">
+      <w:start w:val="1"/>
+      <w:numFmt w:val="bullet"/>
+      <w:lvlText w:val="o"/>
+      <w:lvlJc w:val="left"/>
+      <w:pPr>
+        <w:tabs>
+          <w:tab w:val="num" w:pos="1440"/>
+        </w:tabs>
+        <w:ind w:left="1440" w:hanging="360"/>
+      </w:pPr>
+      <w:rPr>
+        <w:rFonts w:ascii="Courier New" w:hAnsi="Courier New" w:hint="default"/>
+        <w:sz w:val="20"/>
+      </w:rPr>
+    </w:lvl>
+    <w:lvl w:ilvl="2" w:tentative="1">
+      <w:start w:val="1"/>
+      <w:numFmt w:val="bullet"/>
+      <w:lvlText w:val=""/>
+      <w:lvlJc w:val="left"/>
+      <w:pPr>
+        <w:tabs>
+          <w:tab w:val="num" w:pos="2160"/>
+        </w:tabs>
+        <w:ind w:left="2160" w:hanging="360"/>
+      </w:pPr>
+      <w:rPr>
+        <w:rFonts w:ascii="Wingdings" w:hAnsi="Wingdings" w:hint="default"/>
+        <w:sz w:val="20"/>
+      </w:rPr>
+    </w:lvl>
+    <w:lvl w:ilvl="3" w:tentative="1">
+      <w:start w:val="1"/>
+      <w:numFmt w:val="bullet"/>
+      <w:lvlText w:val=""/>
+      <w:lvlJc w:val="left"/>
+      <w:pPr>
+        <w:tabs>
+          <w:tab w:val="num" w:pos="2880"/>
+        </w:tabs>
+        <w:ind w:left="2880" w:hanging="360"/>
+      </w:pPr>
+      <w:rPr>
+        <w:rFonts w:ascii="Wingdings" w:hAnsi="Wingdings" w:hint="default"/>
+        <w:sz w:val="20"/>
+      </w:rPr>
+    </w:lvl>
+    <w:lvl w:ilvl="4" w:tentative="1">
+      <w:start w:val="1"/>
+      <w:numFmt w:val="bullet"/>
+      <w:lvlText w:val=""/>
+      <w:lvlJc w:val="left"/>
+      <w:pPr>
+        <w:tabs>
+          <w:tab w:val="num" w:pos="3600"/>
+        </w:tabs>
+        <w:ind w:left="3600" w:hanging="360"/>
+      </w:pPr>
+      <w:rPr>
+        <w:rFonts w:ascii="Wingdings" w:hAnsi="Wingdings" w:hint="default"/>
+        <w:sz w:val="20"/>
+      </w:rPr>
+    </w:lvl>
+    <w:lvl w:ilvl="5" w:tentative="1">
+      <w:start w:val="1"/>
+      <w:numFmt w:val="bullet"/>
+      <w:lvlText w:val=""/>
+      <w:lvlJc w:val="left"/>
+      <w:pPr>
+        <w:tabs>
+          <w:tab w:val="num" w:pos="4320"/>
+        </w:tabs>
+        <w:ind w:left="4320" w:hanging="360"/>
+      </w:pPr>
+      <w:rPr>
+        <w:rFonts w:ascii="Wingdings" w:hAnsi="Wingdings" w:hint="default"/>
+        <w:sz w:val="20"/>
+      </w:rPr>
+    </w:lvl>
+    <w:lvl w:ilvl="6" w:tentative="1">
+      <w:start w:val="1"/>
+      <w:numFmt w:val="bullet"/>
+      <w:lvlText w:val=""/>
+      <w:lvlJc w:val="left"/>
+      <w:pPr>
+        <w:tabs>
+          <w:tab w:val="num" w:pos="5040"/>
+        </w:tabs>
+        <w:ind w:left="5040" w:hanging="360"/>
+      </w:pPr>
+      <w:rPr>
+        <w:rFonts w:ascii="Wingdings" w:hAnsi="Wingdings" w:hint="default"/>
+        <w:sz w:val="20"/>
+      </w:rPr>
+    </w:lvl>
+    <w:lvl w:ilvl="7" w:tentative="1">
+      <w:start w:val="1"/>
+      <w:numFmt w:val="bullet"/>
+      <w:lvlText w:val=""/>
+      <w:lvlJc w:val="left"/>
+      <w:pPr>
+        <w:tabs>
+          <w:tab w:val="num" w:pos="5760"/>
+        </w:tabs>
+        <w:ind w:left="5760" w:hanging="360"/>
+      </w:pPr>
+      <w:rPr>
+        <w:rFonts w:ascii="Wingdings" w:hAnsi="Wingdings" w:hint="default"/>
+        <w:sz w:val="20"/>
+      </w:rPr>
+    </w:lvl>
+    <w:lvl w:ilvl="8" w:tentative="1">
+      <w:start w:val="1"/>
+      <w:numFmt w:val="bullet"/>
+      <w:lvlText w:val=""/>
+      <w:lvlJc w:val="left"/>
+      <w:pPr>
+        <w:tabs>
+          <w:tab w:val="num" w:pos="6480"/>
+        </w:tabs>
+        <w:ind w:left="6480" w:hanging="360"/>
+      </w:pPr>
+      <w:rPr>
+        <w:rFonts w:ascii="Wingdings" w:hAnsi="Wingdings" w:hint="default"/>
+        <w:sz w:val="20"/>
+      </w:rPr>
+    </w:lvl>
+  </w:abstractNum>
+  <w:abstractNum w:abstractNumId="2" w15:restartNumberingAfterBreak="0">
     <w:nsid w:val="272875D6"/>
     <w:multiLevelType w:val="multilevel"/>
     <w:tmpl w:val="C72458BE"/>
@@ -1728,7 +3103,454 @@
       </w:rPr>
     </w:lvl>
   </w:abstractNum>
-  <w:abstractNum w:abstractNumId="2" w15:restartNumberingAfterBreak="0">
+  <w:abstractNum w:abstractNumId="3" w15:restartNumberingAfterBreak="0">
+    <w:nsid w:val="2E3B3881"/>
+    <w:multiLevelType w:val="multilevel"/>
+    <w:tmpl w:val="B2329A52"/>
+    <w:lvl w:ilvl="0">
+      <w:start w:val="1"/>
+      <w:numFmt w:val="bullet"/>
+      <w:lvlText w:val=""/>
+      <w:lvlJc w:val="left"/>
+      <w:pPr>
+        <w:tabs>
+          <w:tab w:val="num" w:pos="720"/>
+        </w:tabs>
+        <w:ind w:left="720" w:hanging="360"/>
+      </w:pPr>
+      <w:rPr>
+        <w:rFonts w:ascii="Symbol" w:hAnsi="Symbol" w:hint="default"/>
+        <w:sz w:val="20"/>
+      </w:rPr>
+    </w:lvl>
+    <w:lvl w:ilvl="1" w:tentative="1">
+      <w:start w:val="1"/>
+      <w:numFmt w:val="bullet"/>
+      <w:lvlText w:val="o"/>
+      <w:lvlJc w:val="left"/>
+      <w:pPr>
+        <w:tabs>
+          <w:tab w:val="num" w:pos="1440"/>
+        </w:tabs>
+        <w:ind w:left="1440" w:hanging="360"/>
+      </w:pPr>
+      <w:rPr>
+        <w:rFonts w:ascii="Courier New" w:hAnsi="Courier New" w:hint="default"/>
+        <w:sz w:val="20"/>
+      </w:rPr>
+    </w:lvl>
+    <w:lvl w:ilvl="2" w:tentative="1">
+      <w:start w:val="1"/>
+      <w:numFmt w:val="bullet"/>
+      <w:lvlText w:val=""/>
+      <w:lvlJc w:val="left"/>
+      <w:pPr>
+        <w:tabs>
+          <w:tab w:val="num" w:pos="2160"/>
+        </w:tabs>
+        <w:ind w:left="2160" w:hanging="360"/>
+      </w:pPr>
+      <w:rPr>
+        <w:rFonts w:ascii="Wingdings" w:hAnsi="Wingdings" w:hint="default"/>
+        <w:sz w:val="20"/>
+      </w:rPr>
+    </w:lvl>
+    <w:lvl w:ilvl="3" w:tentative="1">
+      <w:start w:val="1"/>
+      <w:numFmt w:val="bullet"/>
+      <w:lvlText w:val=""/>
+      <w:lvlJc w:val="left"/>
+      <w:pPr>
+        <w:tabs>
+          <w:tab w:val="num" w:pos="2880"/>
+        </w:tabs>
+        <w:ind w:left="2880" w:hanging="360"/>
+      </w:pPr>
+      <w:rPr>
+        <w:rFonts w:ascii="Wingdings" w:hAnsi="Wingdings" w:hint="default"/>
+        <w:sz w:val="20"/>
+      </w:rPr>
+    </w:lvl>
+    <w:lvl w:ilvl="4" w:tentative="1">
+      <w:start w:val="1"/>
+      <w:numFmt w:val="bullet"/>
+      <w:lvlText w:val=""/>
+      <w:lvlJc w:val="left"/>
+      <w:pPr>
+        <w:tabs>
+          <w:tab w:val="num" w:pos="3600"/>
+        </w:tabs>
+        <w:ind w:left="3600" w:hanging="360"/>
+      </w:pPr>
+      <w:rPr>
+        <w:rFonts w:ascii="Wingdings" w:hAnsi="Wingdings" w:hint="default"/>
+        <w:sz w:val="20"/>
+      </w:rPr>
+    </w:lvl>
+    <w:lvl w:ilvl="5" w:tentative="1">
+      <w:start w:val="1"/>
+      <w:numFmt w:val="bullet"/>
+      <w:lvlText w:val=""/>
+      <w:lvlJc w:val="left"/>
+      <w:pPr>
+        <w:tabs>
+          <w:tab w:val="num" w:pos="4320"/>
+        </w:tabs>
+        <w:ind w:left="4320" w:hanging="360"/>
+      </w:pPr>
+      <w:rPr>
+        <w:rFonts w:ascii="Wingdings" w:hAnsi="Wingdings" w:hint="default"/>
+        <w:sz w:val="20"/>
+      </w:rPr>
+    </w:lvl>
+    <w:lvl w:ilvl="6" w:tentative="1">
+      <w:start w:val="1"/>
+      <w:numFmt w:val="bullet"/>
+      <w:lvlText w:val=""/>
+      <w:lvlJc w:val="left"/>
+      <w:pPr>
+        <w:tabs>
+          <w:tab w:val="num" w:pos="5040"/>
+        </w:tabs>
+        <w:ind w:left="5040" w:hanging="360"/>
+      </w:pPr>
+      <w:rPr>
+        <w:rFonts w:ascii="Wingdings" w:hAnsi="Wingdings" w:hint="default"/>
+        <w:sz w:val="20"/>
+      </w:rPr>
+    </w:lvl>
+    <w:lvl w:ilvl="7" w:tentative="1">
+      <w:start w:val="1"/>
+      <w:numFmt w:val="bullet"/>
+      <w:lvlText w:val=""/>
+      <w:lvlJc w:val="left"/>
+      <w:pPr>
+        <w:tabs>
+          <w:tab w:val="num" w:pos="5760"/>
+        </w:tabs>
+        <w:ind w:left="5760" w:hanging="360"/>
+      </w:pPr>
+      <w:rPr>
+        <w:rFonts w:ascii="Wingdings" w:hAnsi="Wingdings" w:hint="default"/>
+        <w:sz w:val="20"/>
+      </w:rPr>
+    </w:lvl>
+    <w:lvl w:ilvl="8" w:tentative="1">
+      <w:start w:val="1"/>
+      <w:numFmt w:val="bullet"/>
+      <w:lvlText w:val=""/>
+      <w:lvlJc w:val="left"/>
+      <w:pPr>
+        <w:tabs>
+          <w:tab w:val="num" w:pos="6480"/>
+        </w:tabs>
+        <w:ind w:left="6480" w:hanging="360"/>
+      </w:pPr>
+      <w:rPr>
+        <w:rFonts w:ascii="Wingdings" w:hAnsi="Wingdings" w:hint="default"/>
+        <w:sz w:val="20"/>
+      </w:rPr>
+    </w:lvl>
+  </w:abstractNum>
+  <w:abstractNum w:abstractNumId="4" w15:restartNumberingAfterBreak="0">
+    <w:nsid w:val="2FDE024B"/>
+    <w:multiLevelType w:val="multilevel"/>
+    <w:tmpl w:val="4B1AA34A"/>
+    <w:lvl w:ilvl="0">
+      <w:start w:val="1"/>
+      <w:numFmt w:val="bullet"/>
+      <w:lvlText w:val=""/>
+      <w:lvlJc w:val="left"/>
+      <w:pPr>
+        <w:tabs>
+          <w:tab w:val="num" w:pos="720"/>
+        </w:tabs>
+        <w:ind w:left="720" w:hanging="360"/>
+      </w:pPr>
+      <w:rPr>
+        <w:rFonts w:ascii="Symbol" w:hAnsi="Symbol" w:hint="default"/>
+        <w:sz w:val="20"/>
+      </w:rPr>
+    </w:lvl>
+    <w:lvl w:ilvl="1" w:tentative="1">
+      <w:start w:val="1"/>
+      <w:numFmt w:val="bullet"/>
+      <w:lvlText w:val="o"/>
+      <w:lvlJc w:val="left"/>
+      <w:pPr>
+        <w:tabs>
+          <w:tab w:val="num" w:pos="1440"/>
+        </w:tabs>
+        <w:ind w:left="1440" w:hanging="360"/>
+      </w:pPr>
+      <w:rPr>
+        <w:rFonts w:ascii="Courier New" w:hAnsi="Courier New" w:hint="default"/>
+        <w:sz w:val="20"/>
+      </w:rPr>
+    </w:lvl>
+    <w:lvl w:ilvl="2" w:tentative="1">
+      <w:start w:val="1"/>
+      <w:numFmt w:val="bullet"/>
+      <w:lvlText w:val=""/>
+      <w:lvlJc w:val="left"/>
+      <w:pPr>
+        <w:tabs>
+          <w:tab w:val="num" w:pos="2160"/>
+        </w:tabs>
+        <w:ind w:left="2160" w:hanging="360"/>
+      </w:pPr>
+      <w:rPr>
+        <w:rFonts w:ascii="Wingdings" w:hAnsi="Wingdings" w:hint="default"/>
+        <w:sz w:val="20"/>
+      </w:rPr>
+    </w:lvl>
+    <w:lvl w:ilvl="3" w:tentative="1">
+      <w:start w:val="1"/>
+      <w:numFmt w:val="bullet"/>
+      <w:lvlText w:val=""/>
+      <w:lvlJc w:val="left"/>
+      <w:pPr>
+        <w:tabs>
+          <w:tab w:val="num" w:pos="2880"/>
+        </w:tabs>
+        <w:ind w:left="2880" w:hanging="360"/>
+      </w:pPr>
+      <w:rPr>
+        <w:rFonts w:ascii="Wingdings" w:hAnsi="Wingdings" w:hint="default"/>
+        <w:sz w:val="20"/>
+      </w:rPr>
+    </w:lvl>
+    <w:lvl w:ilvl="4" w:tentative="1">
+      <w:start w:val="1"/>
+      <w:numFmt w:val="bullet"/>
+      <w:lvlText w:val=""/>
+      <w:lvlJc w:val="left"/>
+      <w:pPr>
+        <w:tabs>
+          <w:tab w:val="num" w:pos="3600"/>
+        </w:tabs>
+        <w:ind w:left="3600" w:hanging="360"/>
+      </w:pPr>
+      <w:rPr>
+        <w:rFonts w:ascii="Wingdings" w:hAnsi="Wingdings" w:hint="default"/>
+        <w:sz w:val="20"/>
+      </w:rPr>
+    </w:lvl>
+    <w:lvl w:ilvl="5" w:tentative="1">
+      <w:start w:val="1"/>
+      <w:numFmt w:val="bullet"/>
+      <w:lvlText w:val=""/>
+      <w:lvlJc w:val="left"/>
+      <w:pPr>
+        <w:tabs>
+          <w:tab w:val="num" w:pos="4320"/>
+        </w:tabs>
+        <w:ind w:left="4320" w:hanging="360"/>
+      </w:pPr>
+      <w:rPr>
+        <w:rFonts w:ascii="Wingdings" w:hAnsi="Wingdings" w:hint="default"/>
+        <w:sz w:val="20"/>
+      </w:rPr>
+    </w:lvl>
+    <w:lvl w:ilvl="6" w:tentative="1">
+      <w:start w:val="1"/>
+      <w:numFmt w:val="bullet"/>
+      <w:lvlText w:val=""/>
+      <w:lvlJc w:val="left"/>
+      <w:pPr>
+        <w:tabs>
+          <w:tab w:val="num" w:pos="5040"/>
+        </w:tabs>
+        <w:ind w:left="5040" w:hanging="360"/>
+      </w:pPr>
+      <w:rPr>
+        <w:rFonts w:ascii="Wingdings" w:hAnsi="Wingdings" w:hint="default"/>
+        <w:sz w:val="20"/>
+      </w:rPr>
+    </w:lvl>
+    <w:lvl w:ilvl="7" w:tentative="1">
+      <w:start w:val="1"/>
+      <w:numFmt w:val="bullet"/>
+      <w:lvlText w:val=""/>
+      <w:lvlJc w:val="left"/>
+      <w:pPr>
+        <w:tabs>
+          <w:tab w:val="num" w:pos="5760"/>
+        </w:tabs>
+        <w:ind w:left="5760" w:hanging="360"/>
+      </w:pPr>
+      <w:rPr>
+        <w:rFonts w:ascii="Wingdings" w:hAnsi="Wingdings" w:hint="default"/>
+        <w:sz w:val="20"/>
+      </w:rPr>
+    </w:lvl>
+    <w:lvl w:ilvl="8" w:tentative="1">
+      <w:start w:val="1"/>
+      <w:numFmt w:val="bullet"/>
+      <w:lvlText w:val=""/>
+      <w:lvlJc w:val="left"/>
+      <w:pPr>
+        <w:tabs>
+          <w:tab w:val="num" w:pos="6480"/>
+        </w:tabs>
+        <w:ind w:left="6480" w:hanging="360"/>
+      </w:pPr>
+      <w:rPr>
+        <w:rFonts w:ascii="Wingdings" w:hAnsi="Wingdings" w:hint="default"/>
+        <w:sz w:val="20"/>
+      </w:rPr>
+    </w:lvl>
+  </w:abstractNum>
+  <w:abstractNum w:abstractNumId="5" w15:restartNumberingAfterBreak="0">
+    <w:nsid w:val="68FB299E"/>
+    <w:multiLevelType w:val="multilevel"/>
+    <w:tmpl w:val="99A6F8A4"/>
+    <w:lvl w:ilvl="0">
+      <w:start w:val="1"/>
+      <w:numFmt w:val="bullet"/>
+      <w:lvlText w:val=""/>
+      <w:lvlJc w:val="left"/>
+      <w:pPr>
+        <w:tabs>
+          <w:tab w:val="num" w:pos="720"/>
+        </w:tabs>
+        <w:ind w:left="720" w:hanging="360"/>
+      </w:pPr>
+      <w:rPr>
+        <w:rFonts w:ascii="Symbol" w:hAnsi="Symbol" w:hint="default"/>
+        <w:sz w:val="20"/>
+      </w:rPr>
+    </w:lvl>
+    <w:lvl w:ilvl="1" w:tentative="1">
+      <w:start w:val="1"/>
+      <w:numFmt w:val="bullet"/>
+      <w:lvlText w:val="o"/>
+      <w:lvlJc w:val="left"/>
+      <w:pPr>
+        <w:tabs>
+          <w:tab w:val="num" w:pos="1440"/>
+        </w:tabs>
+        <w:ind w:left="1440" w:hanging="360"/>
+      </w:pPr>
+      <w:rPr>
+        <w:rFonts w:ascii="Courier New" w:hAnsi="Courier New" w:hint="default"/>
+        <w:sz w:val="20"/>
+      </w:rPr>
+    </w:lvl>
+    <w:lvl w:ilvl="2" w:tentative="1">
+      <w:start w:val="1"/>
+      <w:numFmt w:val="bullet"/>
+      <w:lvlText w:val=""/>
+      <w:lvlJc w:val="left"/>
+      <w:pPr>
+        <w:tabs>
+          <w:tab w:val="num" w:pos="2160"/>
+        </w:tabs>
+        <w:ind w:left="2160" w:hanging="360"/>
+      </w:pPr>
+      <w:rPr>
+        <w:rFonts w:ascii="Wingdings" w:hAnsi="Wingdings" w:hint="default"/>
+        <w:sz w:val="20"/>
+      </w:rPr>
+    </w:lvl>
+    <w:lvl w:ilvl="3" w:tentative="1">
+      <w:start w:val="1"/>
+      <w:numFmt w:val="bullet"/>
+      <w:lvlText w:val=""/>
+      <w:lvlJc w:val="left"/>
+      <w:pPr>
+        <w:tabs>
+          <w:tab w:val="num" w:pos="2880"/>
+        </w:tabs>
+        <w:ind w:left="2880" w:hanging="360"/>
+      </w:pPr>
+      <w:rPr>
+        <w:rFonts w:ascii="Wingdings" w:hAnsi="Wingdings" w:hint="default"/>
+        <w:sz w:val="20"/>
+      </w:rPr>
+    </w:lvl>
+    <w:lvl w:ilvl="4" w:tentative="1">
+      <w:start w:val="1"/>
+      <w:numFmt w:val="bullet"/>
+      <w:lvlText w:val=""/>
+      <w:lvlJc w:val="left"/>
+      <w:pPr>
+        <w:tabs>
+          <w:tab w:val="num" w:pos="3600"/>
+        </w:tabs>
+        <w:ind w:left="3600" w:hanging="360"/>
+      </w:pPr>
+      <w:rPr>
+        <w:rFonts w:ascii="Wingdings" w:hAnsi="Wingdings" w:hint="default"/>
+        <w:sz w:val="20"/>
+      </w:rPr>
+    </w:lvl>
+    <w:lvl w:ilvl="5" w:tentative="1">
+      <w:start w:val="1"/>
+      <w:numFmt w:val="bullet"/>
+      <w:lvlText w:val=""/>
+      <w:lvlJc w:val="left"/>
+      <w:pPr>
+        <w:tabs>
+          <w:tab w:val="num" w:pos="4320"/>
+        </w:tabs>
+        <w:ind w:left="4320" w:hanging="360"/>
+      </w:pPr>
+      <w:rPr>
+        <w:rFonts w:ascii="Wingdings" w:hAnsi="Wingdings" w:hint="default"/>
+        <w:sz w:val="20"/>
+      </w:rPr>
+    </w:lvl>
+    <w:lvl w:ilvl="6" w:tentative="1">
+      <w:start w:val="1"/>
+      <w:numFmt w:val="bullet"/>
+      <w:lvlText w:val=""/>
+      <w:lvlJc w:val="left"/>
+      <w:pPr>
+        <w:tabs>
+          <w:tab w:val="num" w:pos="5040"/>
+        </w:tabs>
+        <w:ind w:left="5040" w:hanging="360"/>
+      </w:pPr>
+      <w:rPr>
+        <w:rFonts w:ascii="Wingdings" w:hAnsi="Wingdings" w:hint="default"/>
+        <w:sz w:val="20"/>
+      </w:rPr>
+    </w:lvl>
+    <w:lvl w:ilvl="7" w:tentative="1">
+      <w:start w:val="1"/>
+      <w:numFmt w:val="bullet"/>
+      <w:lvlText w:val=""/>
+      <w:lvlJc w:val="left"/>
+      <w:pPr>
+        <w:tabs>
+          <w:tab w:val="num" w:pos="5760"/>
+        </w:tabs>
+        <w:ind w:left="5760" w:hanging="360"/>
+      </w:pPr>
+      <w:rPr>
+        <w:rFonts w:ascii="Wingdings" w:hAnsi="Wingdings" w:hint="default"/>
+        <w:sz w:val="20"/>
+      </w:rPr>
+    </w:lvl>
+    <w:lvl w:ilvl="8" w:tentative="1">
+      <w:start w:val="1"/>
+      <w:numFmt w:val="bullet"/>
+      <w:lvlText w:val=""/>
+      <w:lvlJc w:val="left"/>
+      <w:pPr>
+        <w:tabs>
+          <w:tab w:val="num" w:pos="6480"/>
+        </w:tabs>
+        <w:ind w:left="6480" w:hanging="360"/>
+      </w:pPr>
+      <w:rPr>
+        <w:rFonts w:ascii="Wingdings" w:hAnsi="Wingdings" w:hint="default"/>
+        <w:sz w:val="20"/>
+      </w:rPr>
+    </w:lvl>
+  </w:abstractNum>
+  <w:abstractNum w:abstractNumId="6" w15:restartNumberingAfterBreak="0">
     <w:nsid w:val="7C4C4DB6"/>
     <w:multiLevelType w:val="multilevel"/>
     <w:tmpl w:val="F4865524"/>
@@ -1878,13 +3700,25 @@
     </w:lvl>
   </w:abstractNum>
   <w:num w:numId="1" w16cid:durableId="1889993707">
-    <w:abstractNumId w:val="1"/>
+    <w:abstractNumId w:val="2"/>
   </w:num>
   <w:num w:numId="2" w16cid:durableId="1384449620">
-    <w:abstractNumId w:val="2"/>
+    <w:abstractNumId w:val="6"/>
   </w:num>
   <w:num w:numId="3" w16cid:durableId="912357286">
     <w:abstractNumId w:val="0"/>
+  </w:num>
+  <w:num w:numId="4" w16cid:durableId="1779984104">
+    <w:abstractNumId w:val="4"/>
+  </w:num>
+  <w:num w:numId="5" w16cid:durableId="595751976">
+    <w:abstractNumId w:val="1"/>
+  </w:num>
+  <w:num w:numId="6" w16cid:durableId="586115363">
+    <w:abstractNumId w:val="5"/>
+  </w:num>
+  <w:num w:numId="7" w16cid:durableId="1909995882">
+    <w:abstractNumId w:val="3"/>
   </w:num>
 </w:numbering>
 </file>

--- a/Section-15.docx
+++ b/Section-15.docx
@@ -7,276 +7,34 @@
         <w:pStyle w:val="Heading1"/>
         <w:rPr>
           <w:rFonts w:ascii="Cambria" w:hAnsi="Cambria"/>
-        </w:rPr>
-      </w:pPr>
-      <w:r>
-        <w:rPr>
-          <w:rFonts w:ascii="Cambria" w:hAnsi="Cambria"/>
-          <w:caps w:val="0"/>
-        </w:rPr>
-        <w:t>BAR PLOT FROM PANDAS DATAFRAME</w:t>
-      </w:r>
-    </w:p>
-    <w:p>
-      <w:pPr>
-        <w:rPr>
-          <w:rFonts w:ascii="Cambria" w:hAnsi="Cambria"/>
-          <w:sz w:val="22"/>
-          <w:szCs w:val="22"/>
-        </w:rPr>
-      </w:pPr>
-      <w:r>
-        <w:rPr>
-          <w:rFonts w:ascii="Cambria" w:hAnsi="Cambria"/>
-          <w:sz w:val="22"/>
-          <w:szCs w:val="22"/>
-        </w:rPr>
-        <w:t xml:space="preserve">A </w:t>
-      </w:r>
-      <w:r>
-        <w:rPr>
-          <w:rFonts w:ascii="Cambria" w:hAnsi="Cambria"/>
-          <w:b/>
-          <w:bCs/>
-          <w:sz w:val="22"/>
-          <w:szCs w:val="22"/>
-        </w:rPr>
-        <w:t>BAR PLOT</w:t>
-      </w:r>
-      <w:r>
-        <w:rPr>
-          <w:rFonts w:ascii="Cambria" w:hAnsi="Cambria"/>
-          <w:sz w:val="22"/>
-          <w:szCs w:val="22"/>
-        </w:rPr>
-        <w:t xml:space="preserve"> SHOWS </w:t>
-      </w:r>
-      <w:r>
-        <w:rPr>
-          <w:rFonts w:ascii="Cambria" w:hAnsi="Cambria"/>
-          <w:b/>
-          <w:bCs/>
-          <w:sz w:val="22"/>
-          <w:szCs w:val="22"/>
-        </w:rPr>
-        <w:t>CATEGORIES</w:t>
-      </w:r>
-      <w:r>
-        <w:rPr>
-          <w:rFonts w:ascii="Cambria" w:hAnsi="Cambria"/>
-          <w:sz w:val="22"/>
-          <w:szCs w:val="22"/>
-        </w:rPr>
-        <w:t xml:space="preserve"> AND THEIR </w:t>
-      </w:r>
-      <w:r>
-        <w:rPr>
-          <w:rFonts w:ascii="Cambria" w:hAnsi="Cambria"/>
-          <w:b/>
-          <w:bCs/>
-          <w:sz w:val="22"/>
-          <w:szCs w:val="22"/>
-        </w:rPr>
-        <w:t>VALUES</w:t>
-      </w:r>
-      <w:r>
-        <w:rPr>
-          <w:rFonts w:ascii="Cambria" w:hAnsi="Cambria"/>
-          <w:sz w:val="22"/>
-          <w:szCs w:val="22"/>
-        </w:rPr>
-        <w:t>.</w:t>
-      </w:r>
-    </w:p>
-    <w:p>
-      <w:pPr>
-        <w:pStyle w:val="Heading2"/>
-        <w:rPr>
-          <w:rFonts w:ascii="Cambria" w:hAnsi="Cambria"/>
-          <w:sz w:val="22"/>
-          <w:szCs w:val="22"/>
-        </w:rPr>
-      </w:pPr>
-      <w:r>
-        <w:rPr>
-          <w:rFonts w:ascii="Cambria" w:hAnsi="Cambria"/>
-          <w:caps w:val="0"/>
-          <w:sz w:val="22"/>
-          <w:szCs w:val="22"/>
-        </w:rPr>
-        <w:t>EXAMPLE</w:t>
-      </w:r>
-    </w:p>
-    <w:p>
-      <w:pPr>
-        <w:rPr>
-          <w:rFonts w:ascii="Cambria" w:hAnsi="Cambria"/>
-          <w:sz w:val="22"/>
-          <w:szCs w:val="22"/>
-        </w:rPr>
-      </w:pPr>
-      <w:r>
-        <w:rPr>
-          <w:rFonts w:ascii="Cambria" w:hAnsi="Cambria"/>
-          <w:sz w:val="22"/>
-          <w:szCs w:val="22"/>
-        </w:rPr>
-        <w:t>IMPORT PANDAS AS PD</w:t>
-      </w:r>
-    </w:p>
-    <w:p>
-      <w:pPr>
-        <w:rPr>
-          <w:rFonts w:ascii="Cambria" w:hAnsi="Cambria"/>
-          <w:sz w:val="22"/>
-          <w:szCs w:val="22"/>
-        </w:rPr>
-      </w:pPr>
-      <w:r>
-        <w:rPr>
-          <w:rFonts w:ascii="Cambria" w:hAnsi="Cambria"/>
-          <w:sz w:val="22"/>
-          <w:szCs w:val="22"/>
-        </w:rPr>
-        <w:t>IMPORT MATPLOTLIB.PYPLOT AS PLT</w:t>
-      </w:r>
-    </w:p>
-    <w:p>
-      <w:pPr>
-        <w:rPr>
-          <w:rFonts w:ascii="Cambria" w:hAnsi="Cambria"/>
-          <w:sz w:val="22"/>
-          <w:szCs w:val="22"/>
-        </w:rPr>
-      </w:pPr>
-      <w:r>
-        <w:rPr>
-          <w:rFonts w:ascii="Cambria" w:hAnsi="Cambria"/>
-          <w:sz w:val="22"/>
-          <w:szCs w:val="22"/>
-        </w:rPr>
-        <w:t>DATA = {</w:t>
-      </w:r>
-    </w:p>
-    <w:p>
-      <w:pPr>
-        <w:rPr>
-          <w:rFonts w:ascii="Cambria" w:hAnsi="Cambria"/>
-          <w:sz w:val="22"/>
-          <w:szCs w:val="22"/>
-        </w:rPr>
-      </w:pPr>
-      <w:r>
-        <w:rPr>
-          <w:rFonts w:ascii="Cambria" w:hAnsi="Cambria"/>
-          <w:sz w:val="22"/>
-          <w:szCs w:val="22"/>
-        </w:rPr>
-        <w:t xml:space="preserve">    'FRUITS': ['APPLE', 'BANANA', 'MANGO'],</w:t>
-      </w:r>
-    </w:p>
-    <w:p>
-      <w:pPr>
-        <w:rPr>
-          <w:rFonts w:ascii="Cambria" w:hAnsi="Cambria"/>
-          <w:sz w:val="22"/>
-          <w:szCs w:val="22"/>
-        </w:rPr>
-      </w:pPr>
-      <w:r>
-        <w:rPr>
-          <w:rFonts w:ascii="Cambria" w:hAnsi="Cambria"/>
-          <w:sz w:val="22"/>
-          <w:szCs w:val="22"/>
-        </w:rPr>
-        <w:t xml:space="preserve">    'SALES': [30, 20, 40]</w:t>
-      </w:r>
-    </w:p>
-    <w:p>
-      <w:pPr>
-        <w:rPr>
-          <w:rFonts w:ascii="Cambria" w:hAnsi="Cambria"/>
-          <w:sz w:val="22"/>
-          <w:szCs w:val="22"/>
-        </w:rPr>
-      </w:pPr>
-      <w:r>
-        <w:rPr>
-          <w:rFonts w:ascii="Cambria" w:hAnsi="Cambria"/>
-          <w:sz w:val="22"/>
-          <w:szCs w:val="22"/>
-        </w:rPr>
-        <w:t>}</w:t>
-      </w:r>
-    </w:p>
-    <w:p>
-      <w:pPr>
-        <w:rPr>
-          <w:rFonts w:ascii="Cambria" w:hAnsi="Cambria"/>
-          <w:sz w:val="22"/>
-          <w:szCs w:val="22"/>
-        </w:rPr>
-      </w:pPr>
-      <w:r>
-        <w:rPr>
-          <w:rFonts w:ascii="Cambria" w:hAnsi="Cambria"/>
-          <w:sz w:val="22"/>
-          <w:szCs w:val="22"/>
-        </w:rPr>
-        <w:t>DF = PD.DATAFRAME(DATA)</w:t>
-      </w:r>
-    </w:p>
-    <w:p>
-      <w:pPr>
-        <w:rPr>
-          <w:rFonts w:ascii="Cambria" w:hAnsi="Cambria"/>
-          <w:sz w:val="22"/>
-          <w:szCs w:val="22"/>
-        </w:rPr>
-      </w:pPr>
-      <w:r>
-        <w:rPr>
-          <w:rFonts w:ascii="Cambria" w:hAnsi="Cambria"/>
-          <w:sz w:val="22"/>
-          <w:szCs w:val="22"/>
-        </w:rPr>
-        <w:t>DF.PLOT(KIND='BAR', X='FRUITS', Y='SALES')</w:t>
-      </w:r>
-    </w:p>
-    <w:p>
-      <w:pPr>
-        <w:rPr>
-          <w:rFonts w:ascii="Cambria" w:hAnsi="Cambria"/>
-          <w:sz w:val="22"/>
-          <w:szCs w:val="22"/>
-        </w:rPr>
-      </w:pPr>
-      <w:r>
-        <w:rPr>
-          <w:rFonts w:ascii="Cambria" w:hAnsi="Cambria"/>
-          <w:sz w:val="22"/>
-          <w:szCs w:val="22"/>
-        </w:rPr>
-        <w:t>PLT.SHOW()</w:t>
-      </w:r>
-    </w:p>
-    <w:p>
-      <w:pPr>
-        <w:pStyle w:val="Heading2"/>
-        <w:rPr>
-          <w:rFonts w:ascii="Cambria" w:hAnsi="Cambria"/>
-          <w:sz w:val="22"/>
-          <w:szCs w:val="22"/>
-        </w:rPr>
-      </w:pPr>
-      <w:r>
-        <w:rPr>
-          <w:rFonts w:ascii="Cambria" w:hAnsi="Cambria"/>
-          <w:caps w:val="0"/>
-          <w:sz w:val="22"/>
-          <w:szCs w:val="22"/>
-        </w:rPr>
-        <w:t>KEY POINTS</w:t>
+          <w:sz w:val="24"/>
+          <w:szCs w:val="24"/>
+        </w:rPr>
+      </w:pPr>
+      <w:r>
+        <w:rPr>
+          <w:rFonts w:ascii="Cambria" w:hAnsi="Cambria"/>
+          <w:sz w:val="24"/>
+          <w:szCs w:val="24"/>
+        </w:rPr>
+        <w:t>MATPLOTLIB</w:t>
+      </w:r>
+    </w:p>
+    <w:p>
+      <w:pPr>
+        <w:rPr>
+          <w:rFonts w:ascii="Cambria" w:hAnsi="Cambria"/>
+          <w:sz w:val="24"/>
+          <w:szCs w:val="24"/>
+        </w:rPr>
+      </w:pPr>
+      <w:r>
+        <w:rPr>
+          <w:rFonts w:ascii="Cambria" w:hAnsi="Cambria"/>
+          <w:sz w:val="24"/>
+          <w:szCs w:val="24"/>
+        </w:rPr>
+        <w:t>What is Matplotlib?</w:t>
       </w:r>
     </w:p>
     <w:p>
@@ -287,27 +45,17 @@
         </w:numPr>
         <w:rPr>
           <w:rFonts w:ascii="Cambria" w:hAnsi="Cambria"/>
-          <w:sz w:val="22"/>
-          <w:szCs w:val="22"/>
-        </w:rPr>
-      </w:pPr>
-      <w:r>
-        <w:rPr>
-          <w:rFonts w:ascii="Cambria" w:hAnsi="Cambria"/>
-          <w:sz w:val="22"/>
-          <w:szCs w:val="22"/>
-        </w:rPr>
-        <w:t xml:space="preserve">DF.PLOT() IS </w:t>
-      </w:r>
-      <w:r>
-        <w:rPr>
-          <w:rFonts w:ascii="Cambria" w:hAnsi="Cambria"/>
-          <w:b/>
-          <w:bCs/>
-          <w:sz w:val="22"/>
-          <w:szCs w:val="22"/>
-        </w:rPr>
-        <w:t>EASY</w:t>
+          <w:sz w:val="24"/>
+          <w:szCs w:val="24"/>
+        </w:rPr>
+      </w:pPr>
+      <w:r>
+        <w:rPr>
+          <w:rFonts w:ascii="Cambria" w:hAnsi="Cambria"/>
+          <w:sz w:val="24"/>
+          <w:szCs w:val="24"/>
+        </w:rPr>
+        <w:t>Matplotlib is a Python library</w:t>
       </w:r>
     </w:p>
     <w:p>
@@ -318,17 +66,17 @@
         </w:numPr>
         <w:rPr>
           <w:rFonts w:ascii="Cambria" w:hAnsi="Cambria"/>
-          <w:sz w:val="22"/>
-          <w:szCs w:val="22"/>
-        </w:rPr>
-      </w:pPr>
-      <w:r>
-        <w:rPr>
-          <w:rFonts w:ascii="Cambria" w:hAnsi="Cambria"/>
-          <w:sz w:val="22"/>
-          <w:szCs w:val="22"/>
-        </w:rPr>
-        <w:t>KIND='BAR' MAKES A BAR CHART</w:t>
+          <w:sz w:val="24"/>
+          <w:szCs w:val="24"/>
+        </w:rPr>
+      </w:pPr>
+      <w:r>
+        <w:rPr>
+          <w:rFonts w:ascii="Cambria" w:hAnsi="Cambria"/>
+          <w:sz w:val="24"/>
+          <w:szCs w:val="24"/>
+        </w:rPr>
+        <w:t>Used for data visualization</w:t>
       </w:r>
     </w:p>
     <w:p>
@@ -339,27 +87,17 @@
         </w:numPr>
         <w:rPr>
           <w:rFonts w:ascii="Cambria" w:hAnsi="Cambria"/>
-          <w:sz w:val="22"/>
-          <w:szCs w:val="22"/>
-        </w:rPr>
-      </w:pPr>
-      <w:r>
-        <w:rPr>
-          <w:rFonts w:ascii="Cambria" w:hAnsi="Cambria"/>
-          <w:sz w:val="22"/>
-          <w:szCs w:val="22"/>
-        </w:rPr>
-        <w:t xml:space="preserve">USES </w:t>
-      </w:r>
-      <w:r>
-        <w:rPr>
-          <w:rFonts w:ascii="Cambria" w:hAnsi="Cambria"/>
-          <w:b/>
-          <w:bCs/>
-          <w:sz w:val="22"/>
-          <w:szCs w:val="22"/>
-        </w:rPr>
-        <w:t>MATPLOTLIB IN THE BACKGROUND</w:t>
+          <w:sz w:val="24"/>
+          <w:szCs w:val="24"/>
+        </w:rPr>
+      </w:pPr>
+      <w:r>
+        <w:rPr>
+          <w:rFonts w:ascii="Cambria" w:hAnsi="Cambria"/>
+          <w:sz w:val="24"/>
+          <w:szCs w:val="24"/>
+        </w:rPr>
+        <w:t>Helps us make graphs and charts</w:t>
       </w:r>
     </w:p>
     <w:p>
@@ -367,35 +105,997 @@
         <w:pStyle w:val="Heading1"/>
         <w:rPr>
           <w:rFonts w:ascii="Cambria" w:hAnsi="Cambria"/>
-        </w:rPr>
-      </w:pPr>
-      <w:r>
-        <w:rPr>
-          <w:rFonts w:ascii="Cambria" w:hAnsi="Cambria"/>
-          <w:caps w:val="0"/>
-        </w:rPr>
-        <w:t>PYPLOT VS OO (OBJECT-ORIENTED) METHODS</w:t>
-      </w:r>
-    </w:p>
-    <w:p>
-      <w:pPr>
-        <w:rPr>
-          <w:rFonts w:ascii="Cambria" w:hAnsi="Cambria"/>
-          <w:b/>
-          <w:bCs/>
-          <w:sz w:val="22"/>
-          <w:szCs w:val="22"/>
-        </w:rPr>
-      </w:pPr>
-      <w:r>
-        <w:rPr>
-          <w:rFonts w:ascii="Cambria" w:hAnsi="Cambria"/>
-          <w:b/>
-          <w:bCs/>
-          <w:sz w:val="22"/>
-          <w:szCs w:val="22"/>
-        </w:rPr>
-        <w:t>PYPLOT METHOD (SIMPLE WAY)</w:t>
+          <w:sz w:val="24"/>
+          <w:szCs w:val="24"/>
+        </w:rPr>
+      </w:pPr>
+      <w:r>
+        <w:rPr>
+          <w:rFonts w:ascii="Cambria" w:hAnsi="Cambria"/>
+          <w:sz w:val="24"/>
+          <w:szCs w:val="24"/>
+        </w:rPr>
+        <w:t>FIRST PLOT WITH MATPLOTLIB</w:t>
+      </w:r>
+    </w:p>
+    <w:p>
+      <w:pPr>
+        <w:pStyle w:val="Heading2"/>
+        <w:rPr>
+          <w:rFonts w:ascii="Cambria" w:hAnsi="Cambria"/>
+          <w:sz w:val="24"/>
+          <w:szCs w:val="24"/>
+        </w:rPr>
+      </w:pPr>
+      <w:r>
+        <w:rPr>
+          <w:rFonts w:ascii="Cambria" w:hAnsi="Cambria"/>
+          <w:sz w:val="24"/>
+          <w:szCs w:val="24"/>
+        </w:rPr>
+        <w:t>Simple Line Plot</w:t>
+      </w:r>
+    </w:p>
+    <w:p>
+      <w:pPr>
+        <w:rPr>
+          <w:rFonts w:ascii="Cambria" w:hAnsi="Cambria"/>
+          <w:sz w:val="24"/>
+          <w:szCs w:val="24"/>
+        </w:rPr>
+      </w:pPr>
+      <w:r>
+        <w:rPr>
+          <w:rFonts w:ascii="Cambria" w:hAnsi="Cambria"/>
+          <w:sz w:val="24"/>
+          <w:szCs w:val="24"/>
+        </w:rPr>
+        <w:t xml:space="preserve">import </w:t>
+      </w:r>
+      <w:proofErr w:type="spellStart"/>
+      <w:r>
+        <w:rPr>
+          <w:rFonts w:ascii="Cambria" w:hAnsi="Cambria"/>
+          <w:sz w:val="24"/>
+          <w:szCs w:val="24"/>
+        </w:rPr>
+        <w:t>matplotlib.pyplot</w:t>
+      </w:r>
+      <w:proofErr w:type="spellEnd"/>
+      <w:r>
+        <w:rPr>
+          <w:rFonts w:ascii="Cambria" w:hAnsi="Cambria"/>
+          <w:sz w:val="24"/>
+          <w:szCs w:val="24"/>
+        </w:rPr>
+        <w:t xml:space="preserve"> as </w:t>
+      </w:r>
+      <w:proofErr w:type="spellStart"/>
+      <w:r>
+        <w:rPr>
+          <w:rFonts w:ascii="Cambria" w:hAnsi="Cambria"/>
+          <w:sz w:val="24"/>
+          <w:szCs w:val="24"/>
+        </w:rPr>
+        <w:t>plt</w:t>
+      </w:r>
+      <w:proofErr w:type="spellEnd"/>
+    </w:p>
+    <w:p>
+      <w:pPr>
+        <w:rPr>
+          <w:rFonts w:ascii="Cambria" w:hAnsi="Cambria"/>
+          <w:sz w:val="24"/>
+          <w:szCs w:val="24"/>
+        </w:rPr>
+      </w:pPr>
+      <w:r>
+        <w:rPr>
+          <w:rFonts w:ascii="Cambria" w:hAnsi="Cambria"/>
+          <w:sz w:val="24"/>
+          <w:szCs w:val="24"/>
+        </w:rPr>
+        <w:t>x = [1, 2, 3, 4]</w:t>
+      </w:r>
+    </w:p>
+    <w:p>
+      <w:pPr>
+        <w:rPr>
+          <w:rFonts w:ascii="Cambria" w:hAnsi="Cambria"/>
+          <w:sz w:val="24"/>
+          <w:szCs w:val="24"/>
+        </w:rPr>
+      </w:pPr>
+      <w:r>
+        <w:rPr>
+          <w:rFonts w:ascii="Cambria" w:hAnsi="Cambria"/>
+          <w:sz w:val="24"/>
+          <w:szCs w:val="24"/>
+        </w:rPr>
+        <w:t>y = [10, 20, 25, 30]</w:t>
+      </w:r>
+    </w:p>
+    <w:p>
+      <w:pPr>
+        <w:rPr>
+          <w:rFonts w:ascii="Cambria" w:hAnsi="Cambria"/>
+          <w:sz w:val="24"/>
+          <w:szCs w:val="24"/>
+        </w:rPr>
+      </w:pPr>
+      <w:proofErr w:type="spellStart"/>
+      <w:r>
+        <w:rPr>
+          <w:rFonts w:ascii="Cambria" w:hAnsi="Cambria"/>
+          <w:sz w:val="24"/>
+          <w:szCs w:val="24"/>
+        </w:rPr>
+        <w:t>plt.plot</w:t>
+      </w:r>
+      <w:proofErr w:type="spellEnd"/>
+      <w:r>
+        <w:rPr>
+          <w:rFonts w:ascii="Cambria" w:hAnsi="Cambria"/>
+          <w:sz w:val="24"/>
+          <w:szCs w:val="24"/>
+        </w:rPr>
+        <w:t>(x, y)</w:t>
+      </w:r>
+    </w:p>
+    <w:p>
+      <w:pPr>
+        <w:rPr>
+          <w:rFonts w:ascii="Cambria" w:hAnsi="Cambria"/>
+          <w:sz w:val="24"/>
+          <w:szCs w:val="24"/>
+        </w:rPr>
+      </w:pPr>
+      <w:proofErr w:type="spellStart"/>
+      <w:r>
+        <w:rPr>
+          <w:rFonts w:ascii="Cambria" w:hAnsi="Cambria"/>
+          <w:sz w:val="24"/>
+          <w:szCs w:val="24"/>
+        </w:rPr>
+        <w:t>plt.show</w:t>
+      </w:r>
+      <w:proofErr w:type="spellEnd"/>
+      <w:r>
+        <w:rPr>
+          <w:rFonts w:ascii="Cambria" w:hAnsi="Cambria"/>
+          <w:sz w:val="24"/>
+          <w:szCs w:val="24"/>
+        </w:rPr>
+        <w:t>()</w:t>
+      </w:r>
+    </w:p>
+    <w:p>
+      <w:pPr>
+        <w:rPr>
+          <w:rFonts w:ascii="Cambria" w:hAnsi="Cambria"/>
+          <w:sz w:val="24"/>
+          <w:szCs w:val="24"/>
+        </w:rPr>
+      </w:pPr>
+      <w:proofErr w:type="spellStart"/>
+      <w:r>
+        <w:rPr>
+          <w:rFonts w:ascii="Cambria" w:hAnsi="Cambria"/>
+          <w:sz w:val="24"/>
+          <w:szCs w:val="24"/>
+        </w:rPr>
+        <w:t>plt.plot</w:t>
+      </w:r>
+      <w:proofErr w:type="spellEnd"/>
+      <w:r>
+        <w:rPr>
+          <w:rFonts w:ascii="Cambria" w:hAnsi="Cambria"/>
+          <w:sz w:val="24"/>
+          <w:szCs w:val="24"/>
+        </w:rPr>
+        <w:t>() → draws the line</w:t>
+      </w:r>
+      <w:r>
+        <w:rPr>
+          <w:rFonts w:ascii="Cambria" w:hAnsi="Cambria"/>
+          <w:sz w:val="24"/>
+          <w:szCs w:val="24"/>
+        </w:rPr>
+        <w:br/>
+      </w:r>
+      <w:proofErr w:type="spellStart"/>
+      <w:r>
+        <w:rPr>
+          <w:rFonts w:ascii="Cambria" w:hAnsi="Cambria"/>
+          <w:sz w:val="24"/>
+          <w:szCs w:val="24"/>
+        </w:rPr>
+        <w:t>plt.show</w:t>
+      </w:r>
+      <w:proofErr w:type="spellEnd"/>
+      <w:r>
+        <w:rPr>
+          <w:rFonts w:ascii="Cambria" w:hAnsi="Cambria"/>
+          <w:sz w:val="24"/>
+          <w:szCs w:val="24"/>
+        </w:rPr>
+        <w:t>() → shows the graph</w:t>
+      </w:r>
+    </w:p>
+    <w:p>
+      <w:pPr>
+        <w:pStyle w:val="Heading2"/>
+        <w:rPr>
+          <w:rFonts w:ascii="Cambria" w:hAnsi="Cambria"/>
+          <w:sz w:val="24"/>
+          <w:szCs w:val="24"/>
+        </w:rPr>
+      </w:pPr>
+      <w:r>
+        <w:rPr>
+          <w:rFonts w:ascii="Cambria" w:hAnsi="Cambria"/>
+          <w:sz w:val="24"/>
+          <w:szCs w:val="24"/>
+        </w:rPr>
+        <w:t>ADD LABELS AND TITLE</w:t>
+      </w:r>
+    </w:p>
+    <w:p>
+      <w:pPr>
+        <w:rPr>
+          <w:rFonts w:ascii="Cambria" w:hAnsi="Cambria"/>
+          <w:sz w:val="24"/>
+          <w:szCs w:val="24"/>
+        </w:rPr>
+      </w:pPr>
+      <w:proofErr w:type="spellStart"/>
+      <w:r>
+        <w:rPr>
+          <w:rFonts w:ascii="Cambria" w:hAnsi="Cambria"/>
+          <w:sz w:val="24"/>
+          <w:szCs w:val="24"/>
+        </w:rPr>
+        <w:t>plt.plot</w:t>
+      </w:r>
+      <w:proofErr w:type="spellEnd"/>
+      <w:r>
+        <w:rPr>
+          <w:rFonts w:ascii="Cambria" w:hAnsi="Cambria"/>
+          <w:sz w:val="24"/>
+          <w:szCs w:val="24"/>
+        </w:rPr>
+        <w:t>(x, y)</w:t>
+      </w:r>
+    </w:p>
+    <w:p>
+      <w:pPr>
+        <w:rPr>
+          <w:rFonts w:ascii="Cambria" w:hAnsi="Cambria"/>
+          <w:sz w:val="24"/>
+          <w:szCs w:val="24"/>
+        </w:rPr>
+      </w:pPr>
+      <w:proofErr w:type="spellStart"/>
+      <w:r>
+        <w:rPr>
+          <w:rFonts w:ascii="Cambria" w:hAnsi="Cambria"/>
+          <w:sz w:val="24"/>
+          <w:szCs w:val="24"/>
+        </w:rPr>
+        <w:t>plt.xlabel</w:t>
+      </w:r>
+      <w:proofErr w:type="spellEnd"/>
+      <w:r>
+        <w:rPr>
+          <w:rFonts w:ascii="Cambria" w:hAnsi="Cambria"/>
+          <w:sz w:val="24"/>
+          <w:szCs w:val="24"/>
+        </w:rPr>
+        <w:t>("X Axis")</w:t>
+      </w:r>
+    </w:p>
+    <w:p>
+      <w:pPr>
+        <w:rPr>
+          <w:rFonts w:ascii="Cambria" w:hAnsi="Cambria"/>
+          <w:sz w:val="24"/>
+          <w:szCs w:val="24"/>
+        </w:rPr>
+      </w:pPr>
+      <w:proofErr w:type="spellStart"/>
+      <w:r>
+        <w:rPr>
+          <w:rFonts w:ascii="Cambria" w:hAnsi="Cambria"/>
+          <w:sz w:val="24"/>
+          <w:szCs w:val="24"/>
+        </w:rPr>
+        <w:t>plt.ylabel</w:t>
+      </w:r>
+      <w:proofErr w:type="spellEnd"/>
+      <w:r>
+        <w:rPr>
+          <w:rFonts w:ascii="Cambria" w:hAnsi="Cambria"/>
+          <w:sz w:val="24"/>
+          <w:szCs w:val="24"/>
+        </w:rPr>
+        <w:t>("Y Axis")</w:t>
+      </w:r>
+    </w:p>
+    <w:p>
+      <w:pPr>
+        <w:rPr>
+          <w:rFonts w:ascii="Cambria" w:hAnsi="Cambria"/>
+          <w:sz w:val="24"/>
+          <w:szCs w:val="24"/>
+        </w:rPr>
+      </w:pPr>
+      <w:proofErr w:type="spellStart"/>
+      <w:r>
+        <w:rPr>
+          <w:rFonts w:ascii="Cambria" w:hAnsi="Cambria"/>
+          <w:sz w:val="24"/>
+          <w:szCs w:val="24"/>
+        </w:rPr>
+        <w:t>plt.title</w:t>
+      </w:r>
+      <w:proofErr w:type="spellEnd"/>
+      <w:r>
+        <w:rPr>
+          <w:rFonts w:ascii="Cambria" w:hAnsi="Cambria"/>
+          <w:sz w:val="24"/>
+          <w:szCs w:val="24"/>
+        </w:rPr>
+        <w:t>("My First Plot")</w:t>
+      </w:r>
+    </w:p>
+    <w:p>
+      <w:pPr>
+        <w:rPr>
+          <w:rFonts w:ascii="Cambria" w:hAnsi="Cambria"/>
+          <w:sz w:val="24"/>
+          <w:szCs w:val="24"/>
+        </w:rPr>
+      </w:pPr>
+      <w:proofErr w:type="spellStart"/>
+      <w:r>
+        <w:rPr>
+          <w:rFonts w:ascii="Cambria" w:hAnsi="Cambria"/>
+          <w:sz w:val="24"/>
+          <w:szCs w:val="24"/>
+        </w:rPr>
+        <w:t>plt.show</w:t>
+      </w:r>
+      <w:proofErr w:type="spellEnd"/>
+      <w:r>
+        <w:rPr>
+          <w:rFonts w:ascii="Cambria" w:hAnsi="Cambria"/>
+          <w:sz w:val="24"/>
+          <w:szCs w:val="24"/>
+        </w:rPr>
+        <w:t>()</w:t>
+      </w:r>
+    </w:p>
+    <w:p>
+      <w:pPr>
+        <w:pStyle w:val="Heading1"/>
+        <w:rPr>
+          <w:rFonts w:ascii="Cambria" w:hAnsi="Cambria"/>
+          <w:sz w:val="24"/>
+          <w:szCs w:val="24"/>
+        </w:rPr>
+      </w:pPr>
+      <w:r>
+        <w:rPr>
+          <w:rFonts w:ascii="Cambria" w:hAnsi="Cambria"/>
+          <w:sz w:val="24"/>
+          <w:szCs w:val="24"/>
+        </w:rPr>
+        <w:t>METHODS TO PLOT IN MATPLOTLIB</w:t>
+      </w:r>
+    </w:p>
+    <w:p>
+      <w:pPr>
+        <w:pStyle w:val="Heading2"/>
+        <w:rPr>
+          <w:rFonts w:ascii="Cambria" w:hAnsi="Cambria"/>
+          <w:sz w:val="24"/>
+          <w:szCs w:val="24"/>
+        </w:rPr>
+      </w:pPr>
+      <w:r>
+        <w:rPr>
+          <w:rFonts w:ascii="Cambria" w:hAnsi="Cambria"/>
+          <w:sz w:val="24"/>
+          <w:szCs w:val="24"/>
+        </w:rPr>
+        <w:t>LINE PLOT</w:t>
+      </w:r>
+    </w:p>
+    <w:p>
+      <w:pPr>
+        <w:rPr>
+          <w:rFonts w:ascii="Cambria" w:hAnsi="Cambria"/>
+          <w:sz w:val="24"/>
+          <w:szCs w:val="24"/>
+        </w:rPr>
+      </w:pPr>
+      <w:r>
+        <w:rPr>
+          <w:rFonts w:ascii="Cambria" w:hAnsi="Cambria"/>
+          <w:sz w:val="24"/>
+          <w:szCs w:val="24"/>
+        </w:rPr>
+        <w:t>Used to show trends</w:t>
+      </w:r>
+    </w:p>
+    <w:p>
+      <w:pPr>
+        <w:rPr>
+          <w:rFonts w:ascii="Cambria" w:hAnsi="Cambria"/>
+          <w:sz w:val="24"/>
+          <w:szCs w:val="24"/>
+        </w:rPr>
+      </w:pPr>
+      <w:proofErr w:type="spellStart"/>
+      <w:r>
+        <w:rPr>
+          <w:rFonts w:ascii="Cambria" w:hAnsi="Cambria"/>
+          <w:sz w:val="24"/>
+          <w:szCs w:val="24"/>
+        </w:rPr>
+        <w:t>plt.plot</w:t>
+      </w:r>
+      <w:proofErr w:type="spellEnd"/>
+      <w:r>
+        <w:rPr>
+          <w:rFonts w:ascii="Cambria" w:hAnsi="Cambria"/>
+          <w:sz w:val="24"/>
+          <w:szCs w:val="24"/>
+        </w:rPr>
+        <w:t>(x, y)</w:t>
+      </w:r>
+    </w:p>
+    <w:p>
+      <w:pPr>
+        <w:pStyle w:val="Heading2"/>
+        <w:rPr>
+          <w:rFonts w:ascii="Cambria" w:hAnsi="Cambria"/>
+          <w:sz w:val="24"/>
+          <w:szCs w:val="24"/>
+        </w:rPr>
+      </w:pPr>
+      <w:r>
+        <w:rPr>
+          <w:rFonts w:ascii="Cambria" w:hAnsi="Cambria"/>
+          <w:sz w:val="24"/>
+          <w:szCs w:val="24"/>
+        </w:rPr>
+        <w:t>SCATTER PLOT</w:t>
+      </w:r>
+    </w:p>
+    <w:p>
+      <w:pPr>
+        <w:rPr>
+          <w:rFonts w:ascii="Cambria" w:hAnsi="Cambria"/>
+          <w:sz w:val="24"/>
+          <w:szCs w:val="24"/>
+        </w:rPr>
+      </w:pPr>
+      <w:r>
+        <w:rPr>
+          <w:rFonts w:ascii="Cambria" w:hAnsi="Cambria"/>
+          <w:sz w:val="24"/>
+          <w:szCs w:val="24"/>
+        </w:rPr>
+        <w:t>Used to show relationship</w:t>
+      </w:r>
+    </w:p>
+    <w:p>
+      <w:pPr>
+        <w:rPr>
+          <w:rFonts w:ascii="Cambria" w:hAnsi="Cambria"/>
+          <w:sz w:val="24"/>
+          <w:szCs w:val="24"/>
+        </w:rPr>
+      </w:pPr>
+      <w:proofErr w:type="spellStart"/>
+      <w:r>
+        <w:rPr>
+          <w:rFonts w:ascii="Cambria" w:hAnsi="Cambria"/>
+          <w:sz w:val="24"/>
+          <w:szCs w:val="24"/>
+        </w:rPr>
+        <w:t>plt.scatter</w:t>
+      </w:r>
+      <w:proofErr w:type="spellEnd"/>
+      <w:r>
+        <w:rPr>
+          <w:rFonts w:ascii="Cambria" w:hAnsi="Cambria"/>
+          <w:sz w:val="24"/>
+          <w:szCs w:val="24"/>
+        </w:rPr>
+        <w:t>(x, y)</w:t>
+      </w:r>
+    </w:p>
+    <w:p>
+      <w:pPr>
+        <w:rPr>
+          <w:rFonts w:ascii="Cambria" w:hAnsi="Cambria"/>
+          <w:sz w:val="24"/>
+          <w:szCs w:val="24"/>
+        </w:rPr>
+      </w:pPr>
+      <w:proofErr w:type="spellStart"/>
+      <w:r>
+        <w:rPr>
+          <w:rFonts w:ascii="Cambria" w:hAnsi="Cambria"/>
+          <w:sz w:val="24"/>
+          <w:szCs w:val="24"/>
+        </w:rPr>
+        <w:lastRenderedPageBreak/>
+        <w:t>plt.show</w:t>
+      </w:r>
+      <w:proofErr w:type="spellEnd"/>
+      <w:r>
+        <w:rPr>
+          <w:rFonts w:ascii="Cambria" w:hAnsi="Cambria"/>
+          <w:sz w:val="24"/>
+          <w:szCs w:val="24"/>
+        </w:rPr>
+        <w:t>()</w:t>
+      </w:r>
+    </w:p>
+    <w:p>
+      <w:pPr>
+        <w:pStyle w:val="Heading2"/>
+        <w:rPr>
+          <w:rFonts w:ascii="Cambria" w:hAnsi="Cambria"/>
+          <w:sz w:val="24"/>
+          <w:szCs w:val="24"/>
+        </w:rPr>
+      </w:pPr>
+      <w:r>
+        <w:rPr>
+          <w:rFonts w:ascii="Cambria" w:hAnsi="Cambria"/>
+          <w:sz w:val="24"/>
+          <w:szCs w:val="24"/>
+        </w:rPr>
+        <w:t>BAR PLOT</w:t>
+      </w:r>
+    </w:p>
+    <w:p>
+      <w:pPr>
+        <w:rPr>
+          <w:rFonts w:ascii="Cambria" w:hAnsi="Cambria"/>
+          <w:sz w:val="24"/>
+          <w:szCs w:val="24"/>
+        </w:rPr>
+      </w:pPr>
+      <w:r>
+        <w:rPr>
+          <w:rFonts w:ascii="Cambria" w:hAnsi="Cambria"/>
+          <w:sz w:val="24"/>
+          <w:szCs w:val="24"/>
+        </w:rPr>
+        <w:t>Used to compare values</w:t>
+      </w:r>
+    </w:p>
+    <w:p>
+      <w:pPr>
+        <w:rPr>
+          <w:rFonts w:ascii="Cambria" w:hAnsi="Cambria"/>
+          <w:sz w:val="24"/>
+          <w:szCs w:val="24"/>
+        </w:rPr>
+      </w:pPr>
+      <w:proofErr w:type="spellStart"/>
+      <w:r>
+        <w:rPr>
+          <w:rFonts w:ascii="Cambria" w:hAnsi="Cambria"/>
+          <w:sz w:val="24"/>
+          <w:szCs w:val="24"/>
+        </w:rPr>
+        <w:t>plt.bar</w:t>
+      </w:r>
+      <w:proofErr w:type="spellEnd"/>
+      <w:r>
+        <w:rPr>
+          <w:rFonts w:ascii="Cambria" w:hAnsi="Cambria"/>
+          <w:sz w:val="24"/>
+          <w:szCs w:val="24"/>
+        </w:rPr>
+        <w:t>(x, y)</w:t>
+      </w:r>
+    </w:p>
+    <w:p>
+      <w:pPr>
+        <w:rPr>
+          <w:rFonts w:ascii="Cambria" w:hAnsi="Cambria"/>
+          <w:sz w:val="24"/>
+          <w:szCs w:val="24"/>
+        </w:rPr>
+      </w:pPr>
+      <w:proofErr w:type="spellStart"/>
+      <w:r>
+        <w:rPr>
+          <w:rFonts w:ascii="Cambria" w:hAnsi="Cambria"/>
+          <w:sz w:val="24"/>
+          <w:szCs w:val="24"/>
+        </w:rPr>
+        <w:t>plt.show</w:t>
+      </w:r>
+      <w:proofErr w:type="spellEnd"/>
+      <w:r>
+        <w:rPr>
+          <w:rFonts w:ascii="Cambria" w:hAnsi="Cambria"/>
+          <w:sz w:val="24"/>
+          <w:szCs w:val="24"/>
+        </w:rPr>
+        <w:t>()</w:t>
+      </w:r>
+    </w:p>
+    <w:p>
+      <w:pPr>
+        <w:pStyle w:val="Heading2"/>
+        <w:rPr>
+          <w:rFonts w:ascii="Cambria" w:hAnsi="Cambria"/>
+          <w:sz w:val="24"/>
+          <w:szCs w:val="24"/>
+        </w:rPr>
+      </w:pPr>
+      <w:r>
+        <w:rPr>
+          <w:rFonts w:ascii="Cambria" w:hAnsi="Cambria"/>
+          <w:sz w:val="24"/>
+          <w:szCs w:val="24"/>
+        </w:rPr>
+        <w:t>HISTOGRAM</w:t>
+      </w:r>
+    </w:p>
+    <w:p>
+      <w:pPr>
+        <w:rPr>
+          <w:rFonts w:ascii="Cambria" w:hAnsi="Cambria"/>
+          <w:sz w:val="24"/>
+          <w:szCs w:val="24"/>
+        </w:rPr>
+      </w:pPr>
+      <w:r>
+        <w:rPr>
+          <w:rFonts w:ascii="Cambria" w:hAnsi="Cambria"/>
+          <w:sz w:val="24"/>
+          <w:szCs w:val="24"/>
+        </w:rPr>
+        <w:t>Used to show data distribution</w:t>
+      </w:r>
+    </w:p>
+    <w:p>
+      <w:pPr>
+        <w:rPr>
+          <w:rFonts w:ascii="Cambria" w:hAnsi="Cambria"/>
+          <w:sz w:val="24"/>
+          <w:szCs w:val="24"/>
+        </w:rPr>
+      </w:pPr>
+      <w:r>
+        <w:rPr>
+          <w:rFonts w:ascii="Cambria" w:hAnsi="Cambria"/>
+          <w:sz w:val="24"/>
+          <w:szCs w:val="24"/>
+        </w:rPr>
+        <w:t>data = [1,2,2,3,3,3,4,4,5]</w:t>
+      </w:r>
+    </w:p>
+    <w:p>
+      <w:pPr>
+        <w:rPr>
+          <w:rFonts w:ascii="Cambria" w:hAnsi="Cambria"/>
+          <w:sz w:val="24"/>
+          <w:szCs w:val="24"/>
+        </w:rPr>
+      </w:pPr>
+      <w:proofErr w:type="spellStart"/>
+      <w:r>
+        <w:rPr>
+          <w:rFonts w:ascii="Cambria" w:hAnsi="Cambria"/>
+          <w:sz w:val="24"/>
+          <w:szCs w:val="24"/>
+        </w:rPr>
+        <w:t>plt.hist</w:t>
+      </w:r>
+      <w:proofErr w:type="spellEnd"/>
+      <w:r>
+        <w:rPr>
+          <w:rFonts w:ascii="Cambria" w:hAnsi="Cambria"/>
+          <w:sz w:val="24"/>
+          <w:szCs w:val="24"/>
+        </w:rPr>
+        <w:t>(data)</w:t>
+      </w:r>
+    </w:p>
+    <w:p>
+      <w:pPr>
+        <w:rPr>
+          <w:rFonts w:ascii="Cambria" w:hAnsi="Cambria"/>
+          <w:sz w:val="24"/>
+          <w:szCs w:val="24"/>
+        </w:rPr>
+      </w:pPr>
+      <w:proofErr w:type="spellStart"/>
+      <w:r>
+        <w:rPr>
+          <w:rFonts w:ascii="Cambria" w:hAnsi="Cambria"/>
+          <w:sz w:val="24"/>
+          <w:szCs w:val="24"/>
+        </w:rPr>
+        <w:t>plt.show</w:t>
+      </w:r>
+      <w:proofErr w:type="spellEnd"/>
+      <w:r>
+        <w:rPr>
+          <w:rFonts w:ascii="Cambria" w:hAnsi="Cambria"/>
+          <w:sz w:val="24"/>
+          <w:szCs w:val="24"/>
+        </w:rPr>
+        <w:t>()</w:t>
+      </w:r>
+    </w:p>
+    <w:p>
+      <w:pPr>
+        <w:pStyle w:val="Heading2"/>
+        <w:rPr>
+          <w:rFonts w:ascii="Cambria" w:hAnsi="Cambria"/>
+          <w:sz w:val="24"/>
+          <w:szCs w:val="24"/>
+        </w:rPr>
+      </w:pPr>
+      <w:r>
+        <w:rPr>
+          <w:rFonts w:ascii="Cambria" w:hAnsi="Cambria"/>
+          <w:sz w:val="24"/>
+          <w:szCs w:val="24"/>
+        </w:rPr>
+        <w:t>PIE CHART</w:t>
+      </w:r>
+    </w:p>
+    <w:p>
+      <w:pPr>
+        <w:rPr>
+          <w:rFonts w:ascii="Cambria" w:hAnsi="Cambria"/>
+          <w:sz w:val="24"/>
+          <w:szCs w:val="24"/>
+        </w:rPr>
+      </w:pPr>
+      <w:r>
+        <w:rPr>
+          <w:rFonts w:ascii="Cambria" w:hAnsi="Cambria"/>
+          <w:sz w:val="24"/>
+          <w:szCs w:val="24"/>
+        </w:rPr>
+        <w:t>Used to show percentage</w:t>
+      </w:r>
+    </w:p>
+    <w:p>
+      <w:pPr>
+        <w:rPr>
+          <w:rFonts w:ascii="Cambria" w:hAnsi="Cambria"/>
+          <w:sz w:val="24"/>
+          <w:szCs w:val="24"/>
+        </w:rPr>
+      </w:pPr>
+      <w:r>
+        <w:rPr>
+          <w:rFonts w:ascii="Cambria" w:hAnsi="Cambria"/>
+          <w:sz w:val="24"/>
+          <w:szCs w:val="24"/>
+        </w:rPr>
+        <w:t>labels = ["A", "B", "C"]</w:t>
+      </w:r>
+    </w:p>
+    <w:p>
+      <w:pPr>
+        <w:rPr>
+          <w:rFonts w:ascii="Cambria" w:hAnsi="Cambria"/>
+          <w:sz w:val="24"/>
+          <w:szCs w:val="24"/>
+        </w:rPr>
+      </w:pPr>
+      <w:r>
+        <w:rPr>
+          <w:rFonts w:ascii="Cambria" w:hAnsi="Cambria"/>
+          <w:sz w:val="24"/>
+          <w:szCs w:val="24"/>
+        </w:rPr>
+        <w:t>sizes = [40, 35, 25]</w:t>
+      </w:r>
+    </w:p>
+    <w:p>
+      <w:pPr>
+        <w:rPr>
+          <w:rFonts w:ascii="Cambria" w:hAnsi="Cambria"/>
+          <w:sz w:val="24"/>
+          <w:szCs w:val="24"/>
+        </w:rPr>
+      </w:pPr>
+      <w:proofErr w:type="spellStart"/>
+      <w:r>
+        <w:rPr>
+          <w:rFonts w:ascii="Cambria" w:hAnsi="Cambria"/>
+          <w:sz w:val="24"/>
+          <w:szCs w:val="24"/>
+        </w:rPr>
+        <w:t>plt.pie</w:t>
+      </w:r>
+      <w:proofErr w:type="spellEnd"/>
+      <w:r>
+        <w:rPr>
+          <w:rFonts w:ascii="Cambria" w:hAnsi="Cambria"/>
+          <w:sz w:val="24"/>
+          <w:szCs w:val="24"/>
+        </w:rPr>
+        <w:t>(sizes, labels=labels)</w:t>
+      </w:r>
+    </w:p>
+    <w:p>
+      <w:pPr>
+        <w:rPr>
+          <w:rFonts w:ascii="Cambria" w:hAnsi="Cambria"/>
+          <w:sz w:val="24"/>
+          <w:szCs w:val="24"/>
+        </w:rPr>
+      </w:pPr>
+      <w:proofErr w:type="spellStart"/>
+      <w:r>
+        <w:rPr>
+          <w:rFonts w:ascii="Cambria" w:hAnsi="Cambria"/>
+          <w:sz w:val="24"/>
+          <w:szCs w:val="24"/>
+        </w:rPr>
+        <w:t>plt.show</w:t>
+      </w:r>
+      <w:proofErr w:type="spellEnd"/>
+      <w:r>
+        <w:rPr>
+          <w:rFonts w:ascii="Cambria" w:hAnsi="Cambria"/>
+          <w:sz w:val="24"/>
+          <w:szCs w:val="24"/>
+        </w:rPr>
+        <w:t>()</w:t>
+      </w:r>
+    </w:p>
+    <w:p>
+      <w:pPr>
+        <w:pStyle w:val="Heading2"/>
+        <w:rPr>
+          <w:rFonts w:ascii="Cambria" w:hAnsi="Cambria"/>
+          <w:sz w:val="24"/>
+          <w:szCs w:val="24"/>
+        </w:rPr>
+      </w:pPr>
+      <w:r>
+        <w:rPr>
+          <w:rFonts w:ascii="Cambria" w:hAnsi="Cambria"/>
+          <w:sz w:val="24"/>
+          <w:szCs w:val="24"/>
+        </w:rPr>
+        <w:t>CUSTOMIZING PLOTS</w:t>
+      </w:r>
+    </w:p>
+    <w:p>
+      <w:pPr>
+        <w:rPr>
+          <w:rFonts w:ascii="Cambria" w:hAnsi="Cambria"/>
+          <w:sz w:val="24"/>
+          <w:szCs w:val="24"/>
+        </w:rPr>
+      </w:pPr>
+      <w:proofErr w:type="spellStart"/>
+      <w:r>
+        <w:rPr>
+          <w:rFonts w:ascii="Cambria" w:hAnsi="Cambria"/>
+          <w:sz w:val="24"/>
+          <w:szCs w:val="24"/>
+        </w:rPr>
+        <w:t>plt.plot</w:t>
+      </w:r>
+      <w:proofErr w:type="spellEnd"/>
+      <w:r>
+        <w:rPr>
+          <w:rFonts w:ascii="Cambria" w:hAnsi="Cambria"/>
+          <w:sz w:val="24"/>
+          <w:szCs w:val="24"/>
+        </w:rPr>
+        <w:t xml:space="preserve">(x, y, </w:t>
+      </w:r>
+      <w:proofErr w:type="spellStart"/>
+      <w:r>
+        <w:rPr>
+          <w:rFonts w:ascii="Cambria" w:hAnsi="Cambria"/>
+          <w:sz w:val="24"/>
+          <w:szCs w:val="24"/>
+        </w:rPr>
+        <w:t>linestyle</w:t>
+      </w:r>
+      <w:proofErr w:type="spellEnd"/>
+      <w:r>
+        <w:rPr>
+          <w:rFonts w:ascii="Cambria" w:hAnsi="Cambria"/>
+          <w:sz w:val="24"/>
+          <w:szCs w:val="24"/>
+        </w:rPr>
+        <w:t>='--', marker='o')</w:t>
+      </w:r>
+    </w:p>
+    <w:p>
+      <w:pPr>
+        <w:rPr>
+          <w:rFonts w:ascii="Cambria" w:hAnsi="Cambria"/>
+          <w:sz w:val="24"/>
+          <w:szCs w:val="24"/>
+        </w:rPr>
+      </w:pPr>
+      <w:proofErr w:type="spellStart"/>
+      <w:r>
+        <w:rPr>
+          <w:rFonts w:ascii="Cambria" w:hAnsi="Cambria"/>
+          <w:sz w:val="24"/>
+          <w:szCs w:val="24"/>
+        </w:rPr>
+        <w:t>plt.grid</w:t>
+      </w:r>
+      <w:proofErr w:type="spellEnd"/>
+      <w:r>
+        <w:rPr>
+          <w:rFonts w:ascii="Cambria" w:hAnsi="Cambria"/>
+          <w:sz w:val="24"/>
+          <w:szCs w:val="24"/>
+        </w:rPr>
+        <w:t>(True)</w:t>
+      </w:r>
+    </w:p>
+    <w:p>
+      <w:pPr>
+        <w:rPr>
+          <w:rFonts w:ascii="Cambria" w:hAnsi="Cambria"/>
+          <w:sz w:val="24"/>
+          <w:szCs w:val="24"/>
+        </w:rPr>
+      </w:pPr>
+      <w:proofErr w:type="spellStart"/>
+      <w:r>
+        <w:rPr>
+          <w:rFonts w:ascii="Cambria" w:hAnsi="Cambria"/>
+          <w:sz w:val="24"/>
+          <w:szCs w:val="24"/>
+        </w:rPr>
+        <w:t>plt.show</w:t>
+      </w:r>
+      <w:proofErr w:type="spellEnd"/>
+      <w:r>
+        <w:rPr>
+          <w:rFonts w:ascii="Cambria" w:hAnsi="Cambria"/>
+          <w:sz w:val="24"/>
+          <w:szCs w:val="24"/>
+        </w:rPr>
+        <w:t>()</w:t>
+      </w:r>
+    </w:p>
+    <w:p>
+      <w:pPr>
+        <w:pStyle w:val="Heading2"/>
+        <w:rPr>
+          <w:rFonts w:ascii="Cambria" w:hAnsi="Cambria"/>
+          <w:sz w:val="24"/>
+          <w:szCs w:val="24"/>
+        </w:rPr>
+      </w:pPr>
+      <w:r>
+        <w:rPr>
+          <w:rFonts w:ascii="Cambria" w:hAnsi="Cambria"/>
+          <w:sz w:val="24"/>
+          <w:szCs w:val="24"/>
+        </w:rPr>
+        <w:t>QUICK SUMMARY</w:t>
       </w:r>
     </w:p>
     <w:p>
@@ -406,17 +1106,17 @@
         </w:numPr>
         <w:rPr>
           <w:rFonts w:ascii="Cambria" w:hAnsi="Cambria"/>
-          <w:sz w:val="22"/>
-          <w:szCs w:val="22"/>
-        </w:rPr>
-      </w:pPr>
-      <w:r>
-        <w:rPr>
-          <w:rFonts w:ascii="Cambria" w:hAnsi="Cambria"/>
-          <w:sz w:val="22"/>
-          <w:szCs w:val="22"/>
-        </w:rPr>
-        <w:t>EASY FOR BEGINNERS</w:t>
+          <w:sz w:val="24"/>
+          <w:szCs w:val="24"/>
+        </w:rPr>
+      </w:pPr>
+      <w:r>
+        <w:rPr>
+          <w:rFonts w:ascii="Cambria" w:hAnsi="Cambria"/>
+          <w:sz w:val="24"/>
+          <w:szCs w:val="24"/>
+        </w:rPr>
+        <w:t>Matplotlib is for graphs</w:t>
       </w:r>
     </w:p>
     <w:p>
@@ -427,17 +1127,27 @@
         </w:numPr>
         <w:rPr>
           <w:rFonts w:ascii="Cambria" w:hAnsi="Cambria"/>
-          <w:sz w:val="22"/>
-          <w:szCs w:val="22"/>
-        </w:rPr>
-      </w:pPr>
-      <w:r>
-        <w:rPr>
-          <w:rFonts w:ascii="Cambria" w:hAnsi="Cambria"/>
-          <w:sz w:val="22"/>
-          <w:szCs w:val="22"/>
-        </w:rPr>
-        <w:t>LESS CONTROL</w:t>
+          <w:sz w:val="24"/>
+          <w:szCs w:val="24"/>
+        </w:rPr>
+      </w:pPr>
+      <w:proofErr w:type="spellStart"/>
+      <w:r>
+        <w:rPr>
+          <w:rFonts w:ascii="Cambria" w:hAnsi="Cambria"/>
+          <w:sz w:val="24"/>
+          <w:szCs w:val="24"/>
+        </w:rPr>
+        <w:t>plt.plot</w:t>
+      </w:r>
+      <w:proofErr w:type="spellEnd"/>
+      <w:r>
+        <w:rPr>
+          <w:rFonts w:ascii="Cambria" w:hAnsi="Cambria"/>
+          <w:sz w:val="24"/>
+          <w:szCs w:val="24"/>
+        </w:rPr>
+        <w:t>() → line plot</w:t>
       </w:r>
     </w:p>
     <w:p>
@@ -448,104 +1158,497 @@
         </w:numPr>
         <w:rPr>
           <w:rFonts w:ascii="Cambria" w:hAnsi="Cambria"/>
-          <w:sz w:val="22"/>
-          <w:szCs w:val="22"/>
-        </w:rPr>
-      </w:pPr>
-      <w:r>
-        <w:rPr>
-          <w:rFonts w:ascii="Cambria" w:hAnsi="Cambria"/>
-          <w:sz w:val="22"/>
-          <w:szCs w:val="22"/>
-        </w:rPr>
-        <w:t>USES PLT</w:t>
-      </w:r>
+          <w:sz w:val="24"/>
+          <w:szCs w:val="24"/>
+        </w:rPr>
+      </w:pPr>
+      <w:r>
+        <w:rPr>
+          <w:rFonts w:ascii="Cambria" w:hAnsi="Cambria"/>
+          <w:sz w:val="24"/>
+          <w:szCs w:val="24"/>
+        </w:rPr>
+        <w:t xml:space="preserve">scatter, bar, hist, pie </w:t>
+      </w:r>
+      <w:proofErr w:type="gramStart"/>
+      <w:r>
+        <w:rPr>
+          <w:rFonts w:ascii="Cambria" w:hAnsi="Cambria"/>
+          <w:sz w:val="24"/>
+          <w:szCs w:val="24"/>
+        </w:rPr>
+        <w:t>are</w:t>
+      </w:r>
+      <w:proofErr w:type="gramEnd"/>
+      <w:r>
+        <w:rPr>
+          <w:rFonts w:ascii="Cambria" w:hAnsi="Cambria"/>
+          <w:sz w:val="24"/>
+          <w:szCs w:val="24"/>
+        </w:rPr>
+        <w:t xml:space="preserve"> common</w:t>
+      </w:r>
+    </w:p>
+    <w:p>
+      <w:pPr>
+        <w:numPr>
+          <w:ilvl w:val="0"/>
+          <w:numId w:val="2"/>
+        </w:numPr>
+        <w:rPr>
+          <w:rFonts w:ascii="Cambria" w:hAnsi="Cambria"/>
+          <w:sz w:val="24"/>
+          <w:szCs w:val="24"/>
+        </w:rPr>
+      </w:pPr>
+      <w:r>
+        <w:rPr>
+          <w:rFonts w:ascii="Cambria" w:hAnsi="Cambria"/>
+          <w:sz w:val="24"/>
+          <w:szCs w:val="24"/>
+        </w:rPr>
+        <w:t xml:space="preserve">Always use </w:t>
+      </w:r>
+      <w:proofErr w:type="spellStart"/>
+      <w:r>
+        <w:rPr>
+          <w:rFonts w:ascii="Cambria" w:hAnsi="Cambria"/>
+          <w:sz w:val="24"/>
+          <w:szCs w:val="24"/>
+        </w:rPr>
+        <w:t>plt.show</w:t>
+      </w:r>
+      <w:proofErr w:type="spellEnd"/>
+      <w:r>
+        <w:rPr>
+          <w:rFonts w:ascii="Cambria" w:hAnsi="Cambria"/>
+          <w:sz w:val="24"/>
+          <w:szCs w:val="24"/>
+        </w:rPr>
+        <w:t>()</w:t>
+      </w:r>
+    </w:p>
+    <w:p>
+      <w:pPr>
+        <w:pStyle w:val="Heading1"/>
+        <w:rPr>
+          <w:rFonts w:ascii="Cambria" w:hAnsi="Cambria"/>
+          <w:sz w:val="24"/>
+          <w:szCs w:val="24"/>
+        </w:rPr>
+      </w:pPr>
+      <w:r>
+        <w:rPr>
+          <w:rFonts w:ascii="Cambria" w:hAnsi="Cambria"/>
+          <w:sz w:val="24"/>
+          <w:szCs w:val="24"/>
+        </w:rPr>
+        <w:t>SETTING UP FEATURES IN MATPLOTLIB</w:t>
+      </w:r>
+    </w:p>
+    <w:p>
+      <w:pPr>
+        <w:spacing w:before="0" w:after="160" w:line="259" w:lineRule="auto"/>
+        <w:rPr>
+          <w:rFonts w:ascii="Cambria" w:hAnsi="Cambria"/>
+          <w:sz w:val="24"/>
+          <w:szCs w:val="24"/>
+        </w:rPr>
+      </w:pPr>
+      <w:r>
+        <w:rPr>
+          <w:rFonts w:ascii="Cambria" w:hAnsi="Cambria"/>
+          <w:sz w:val="24"/>
+          <w:szCs w:val="24"/>
+        </w:rPr>
+        <w:t>Features help make graphs clear and easy to read.</w:t>
+      </w:r>
+    </w:p>
+    <w:p>
+      <w:pPr>
+        <w:spacing w:before="0" w:after="160" w:line="259" w:lineRule="auto"/>
+        <w:rPr>
+          <w:rFonts w:ascii="Cambria" w:hAnsi="Cambria"/>
+          <w:sz w:val="24"/>
+          <w:szCs w:val="24"/>
+        </w:rPr>
+      </w:pPr>
+      <w:r>
+        <w:rPr>
+          <w:rFonts w:ascii="Cambria" w:hAnsi="Cambria"/>
+          <w:sz w:val="24"/>
+          <w:szCs w:val="24"/>
+        </w:rPr>
+        <w:lastRenderedPageBreak/>
+        <w:t>Common Plot Features</w:t>
+      </w:r>
+    </w:p>
+    <w:p>
+      <w:pPr>
+        <w:spacing w:after="160" w:line="259" w:lineRule="auto"/>
+        <w:rPr>
+          <w:rFonts w:ascii="Cambria" w:hAnsi="Cambria"/>
+          <w:sz w:val="24"/>
+          <w:szCs w:val="24"/>
+        </w:rPr>
+      </w:pPr>
+      <w:r>
+        <w:rPr>
+          <w:rFonts w:ascii="Cambria" w:hAnsi="Cambria"/>
+          <w:sz w:val="24"/>
+          <w:szCs w:val="24"/>
+        </w:rPr>
+        <w:t xml:space="preserve">import </w:t>
+      </w:r>
+      <w:proofErr w:type="spellStart"/>
+      <w:r>
+        <w:rPr>
+          <w:rFonts w:ascii="Cambria" w:hAnsi="Cambria"/>
+          <w:sz w:val="24"/>
+          <w:szCs w:val="24"/>
+        </w:rPr>
+        <w:t>matplotlib.pyplot</w:t>
+      </w:r>
+      <w:proofErr w:type="spellEnd"/>
+      <w:r>
+        <w:rPr>
+          <w:rFonts w:ascii="Cambria" w:hAnsi="Cambria"/>
+          <w:sz w:val="24"/>
+          <w:szCs w:val="24"/>
+        </w:rPr>
+        <w:t xml:space="preserve"> as </w:t>
+      </w:r>
+      <w:proofErr w:type="spellStart"/>
+      <w:r>
+        <w:rPr>
+          <w:rFonts w:ascii="Cambria" w:hAnsi="Cambria"/>
+          <w:sz w:val="24"/>
+          <w:szCs w:val="24"/>
+        </w:rPr>
+        <w:t>plt</w:t>
+      </w:r>
+      <w:proofErr w:type="spellEnd"/>
     </w:p>
     <w:p>
       <w:pPr>
         <w:pStyle w:val="Heading2"/>
         <w:rPr>
           <w:rFonts w:ascii="Cambria" w:hAnsi="Cambria"/>
-          <w:sz w:val="22"/>
-          <w:szCs w:val="22"/>
-        </w:rPr>
-      </w:pPr>
-      <w:r>
-        <w:rPr>
-          <w:rFonts w:ascii="Cambria" w:hAnsi="Cambria"/>
-          <w:caps w:val="0"/>
-          <w:sz w:val="22"/>
-          <w:szCs w:val="22"/>
-        </w:rPr>
-        <w:t>EXAMPLE</w:t>
-      </w:r>
-    </w:p>
-    <w:p>
-      <w:pPr>
-        <w:rPr>
-          <w:rFonts w:ascii="Cambria" w:hAnsi="Cambria"/>
-          <w:sz w:val="22"/>
-          <w:szCs w:val="22"/>
-        </w:rPr>
-      </w:pPr>
-      <w:r>
-        <w:rPr>
-          <w:rFonts w:ascii="Cambria" w:hAnsi="Cambria"/>
-          <w:sz w:val="22"/>
-          <w:szCs w:val="22"/>
-        </w:rPr>
-        <w:t>IMPORT MATPLOTLIB.PYPLOT AS PLT</w:t>
-      </w:r>
-    </w:p>
-    <w:p>
-      <w:pPr>
-        <w:rPr>
-          <w:rFonts w:ascii="Cambria" w:hAnsi="Cambria"/>
-          <w:sz w:val="22"/>
-          <w:szCs w:val="22"/>
-        </w:rPr>
-      </w:pPr>
-      <w:r>
-        <w:rPr>
-          <w:rFonts w:ascii="Cambria" w:hAnsi="Cambria"/>
-          <w:sz w:val="22"/>
-          <w:szCs w:val="22"/>
-        </w:rPr>
-        <w:t>PLT.PLOT([1,2,3], [4,5,6])</w:t>
-      </w:r>
-    </w:p>
-    <w:p>
-      <w:pPr>
-        <w:rPr>
-          <w:rFonts w:ascii="Cambria" w:hAnsi="Cambria"/>
-          <w:sz w:val="22"/>
-          <w:szCs w:val="22"/>
-        </w:rPr>
-      </w:pPr>
-      <w:r>
-        <w:rPr>
-          <w:rFonts w:ascii="Cambria" w:hAnsi="Cambria"/>
-          <w:sz w:val="22"/>
-          <w:szCs w:val="22"/>
-        </w:rPr>
-        <w:t>PLT.TITLE("MY PLOT")</w:t>
-      </w:r>
-    </w:p>
-    <w:p>
-      <w:pPr>
-        <w:rPr>
-          <w:rFonts w:ascii="Cambria" w:hAnsi="Cambria"/>
-          <w:sz w:val="22"/>
-          <w:szCs w:val="22"/>
-        </w:rPr>
-      </w:pPr>
-      <w:r>
-        <w:rPr>
-          <w:rFonts w:ascii="Cambria" w:hAnsi="Cambria"/>
-          <w:sz w:val="22"/>
-          <w:szCs w:val="22"/>
-        </w:rPr>
-        <w:t>PLT.SHOW()</w:t>
+          <w:sz w:val="24"/>
+          <w:szCs w:val="24"/>
+        </w:rPr>
+      </w:pPr>
+      <w:r>
+        <w:rPr>
+          <w:rFonts w:ascii="Cambria" w:hAnsi="Cambria"/>
+          <w:sz w:val="24"/>
+          <w:szCs w:val="24"/>
+        </w:rPr>
+        <w:t>TITLE</w:t>
+      </w:r>
+    </w:p>
+    <w:p>
+      <w:pPr>
+        <w:spacing w:after="160" w:line="259" w:lineRule="auto"/>
+        <w:rPr>
+          <w:rFonts w:ascii="Cambria" w:hAnsi="Cambria"/>
+          <w:sz w:val="24"/>
+          <w:szCs w:val="24"/>
+        </w:rPr>
+      </w:pPr>
+      <w:proofErr w:type="spellStart"/>
+      <w:r>
+        <w:rPr>
+          <w:rFonts w:ascii="Cambria" w:hAnsi="Cambria"/>
+          <w:sz w:val="24"/>
+          <w:szCs w:val="24"/>
+        </w:rPr>
+        <w:t>plt.title</w:t>
+      </w:r>
+      <w:proofErr w:type="spellEnd"/>
+      <w:r>
+        <w:rPr>
+          <w:rFonts w:ascii="Cambria" w:hAnsi="Cambria"/>
+          <w:sz w:val="24"/>
+          <w:szCs w:val="24"/>
+        </w:rPr>
+        <w:t>("Sales Data")</w:t>
+      </w:r>
+    </w:p>
+    <w:p>
+      <w:pPr>
+        <w:pStyle w:val="Heading2"/>
+        <w:rPr>
+          <w:rFonts w:ascii="Cambria" w:hAnsi="Cambria"/>
+          <w:sz w:val="24"/>
+          <w:szCs w:val="24"/>
+        </w:rPr>
+      </w:pPr>
+      <w:r>
+        <w:rPr>
+          <w:rFonts w:ascii="Cambria" w:hAnsi="Cambria"/>
+          <w:sz w:val="24"/>
+          <w:szCs w:val="24"/>
+        </w:rPr>
+        <w:t>X and Y LABELS</w:t>
+      </w:r>
+    </w:p>
+    <w:p>
+      <w:pPr>
+        <w:spacing w:after="160" w:line="259" w:lineRule="auto"/>
+        <w:rPr>
+          <w:rFonts w:ascii="Cambria" w:hAnsi="Cambria"/>
+          <w:sz w:val="24"/>
+          <w:szCs w:val="24"/>
+        </w:rPr>
+      </w:pPr>
+      <w:proofErr w:type="spellStart"/>
+      <w:r>
+        <w:rPr>
+          <w:rFonts w:ascii="Cambria" w:hAnsi="Cambria"/>
+          <w:sz w:val="24"/>
+          <w:szCs w:val="24"/>
+        </w:rPr>
+        <w:t>plt.xlabel</w:t>
+      </w:r>
+      <w:proofErr w:type="spellEnd"/>
+      <w:r>
+        <w:rPr>
+          <w:rFonts w:ascii="Cambria" w:hAnsi="Cambria"/>
+          <w:sz w:val="24"/>
+          <w:szCs w:val="24"/>
+        </w:rPr>
+        <w:t>("Days")</w:t>
+      </w:r>
+    </w:p>
+    <w:p>
+      <w:pPr>
+        <w:spacing w:after="160" w:line="259" w:lineRule="auto"/>
+        <w:rPr>
+          <w:rFonts w:ascii="Cambria" w:hAnsi="Cambria"/>
+          <w:sz w:val="24"/>
+          <w:szCs w:val="24"/>
+        </w:rPr>
+      </w:pPr>
+      <w:proofErr w:type="spellStart"/>
+      <w:r>
+        <w:rPr>
+          <w:rFonts w:ascii="Cambria" w:hAnsi="Cambria"/>
+          <w:sz w:val="24"/>
+          <w:szCs w:val="24"/>
+        </w:rPr>
+        <w:t>plt.ylabel</w:t>
+      </w:r>
+      <w:proofErr w:type="spellEnd"/>
+      <w:r>
+        <w:rPr>
+          <w:rFonts w:ascii="Cambria" w:hAnsi="Cambria"/>
+          <w:sz w:val="24"/>
+          <w:szCs w:val="24"/>
+        </w:rPr>
+        <w:t>("Sales")</w:t>
+      </w:r>
+    </w:p>
+    <w:p>
+      <w:pPr>
+        <w:pStyle w:val="Heading2"/>
+        <w:rPr>
+          <w:rFonts w:ascii="Cambria" w:hAnsi="Cambria"/>
+          <w:sz w:val="24"/>
+          <w:szCs w:val="24"/>
+        </w:rPr>
+      </w:pPr>
+      <w:r>
+        <w:rPr>
+          <w:rFonts w:ascii="Cambria" w:hAnsi="Cambria"/>
+          <w:sz w:val="24"/>
+          <w:szCs w:val="24"/>
+        </w:rPr>
+        <w:t>LEGEND</w:t>
+      </w:r>
+    </w:p>
+    <w:p>
+      <w:pPr>
+        <w:spacing w:after="160" w:line="259" w:lineRule="auto"/>
+        <w:rPr>
+          <w:rFonts w:ascii="Cambria" w:hAnsi="Cambria"/>
+          <w:sz w:val="24"/>
+          <w:szCs w:val="24"/>
+        </w:rPr>
+      </w:pPr>
+      <w:proofErr w:type="spellStart"/>
+      <w:r>
+        <w:rPr>
+          <w:rFonts w:ascii="Cambria" w:hAnsi="Cambria"/>
+          <w:sz w:val="24"/>
+          <w:szCs w:val="24"/>
+        </w:rPr>
+        <w:t>plt.plot</w:t>
+      </w:r>
+      <w:proofErr w:type="spellEnd"/>
+      <w:r>
+        <w:rPr>
+          <w:rFonts w:ascii="Cambria" w:hAnsi="Cambria"/>
+          <w:sz w:val="24"/>
+          <w:szCs w:val="24"/>
+        </w:rPr>
+        <w:t>(x, y, label="Sales Line")</w:t>
+      </w:r>
+    </w:p>
+    <w:p>
+      <w:pPr>
+        <w:spacing w:after="160" w:line="259" w:lineRule="auto"/>
+        <w:rPr>
+          <w:rFonts w:ascii="Cambria" w:hAnsi="Cambria"/>
+          <w:sz w:val="24"/>
+          <w:szCs w:val="24"/>
+        </w:rPr>
+      </w:pPr>
+      <w:proofErr w:type="spellStart"/>
+      <w:r>
+        <w:rPr>
+          <w:rFonts w:ascii="Cambria" w:hAnsi="Cambria"/>
+          <w:sz w:val="24"/>
+          <w:szCs w:val="24"/>
+        </w:rPr>
+        <w:t>plt.legend</w:t>
+      </w:r>
+      <w:proofErr w:type="spellEnd"/>
+      <w:r>
+        <w:rPr>
+          <w:rFonts w:ascii="Cambria" w:hAnsi="Cambria"/>
+          <w:sz w:val="24"/>
+          <w:szCs w:val="24"/>
+        </w:rPr>
+        <w:t>()</w:t>
+      </w:r>
+    </w:p>
+    <w:p>
+      <w:pPr>
+        <w:pStyle w:val="Heading2"/>
+        <w:rPr>
+          <w:rFonts w:ascii="Cambria" w:hAnsi="Cambria"/>
+          <w:sz w:val="24"/>
+          <w:szCs w:val="24"/>
+        </w:rPr>
+      </w:pPr>
+      <w:r>
+        <w:rPr>
+          <w:rFonts w:ascii="Cambria" w:hAnsi="Cambria"/>
+          <w:sz w:val="24"/>
+          <w:szCs w:val="24"/>
+        </w:rPr>
+        <w:t>GRID</w:t>
+      </w:r>
+    </w:p>
+    <w:p>
+      <w:pPr>
+        <w:spacing w:after="160" w:line="259" w:lineRule="auto"/>
+        <w:rPr>
+          <w:rFonts w:ascii="Cambria" w:hAnsi="Cambria"/>
+          <w:sz w:val="24"/>
+          <w:szCs w:val="24"/>
+        </w:rPr>
+      </w:pPr>
+      <w:proofErr w:type="spellStart"/>
+      <w:r>
+        <w:rPr>
+          <w:rFonts w:ascii="Cambria" w:hAnsi="Cambria"/>
+          <w:sz w:val="24"/>
+          <w:szCs w:val="24"/>
+        </w:rPr>
+        <w:t>plt.grid</w:t>
+      </w:r>
+      <w:proofErr w:type="spellEnd"/>
+      <w:r>
+        <w:rPr>
+          <w:rFonts w:ascii="Cambria" w:hAnsi="Cambria"/>
+          <w:sz w:val="24"/>
+          <w:szCs w:val="24"/>
+        </w:rPr>
+        <w:t>(True)</w:t>
+      </w:r>
+    </w:p>
+    <w:p>
+      <w:pPr>
+        <w:pStyle w:val="Heading2"/>
+        <w:rPr>
+          <w:rFonts w:ascii="Cambria" w:hAnsi="Cambria"/>
+          <w:sz w:val="24"/>
+          <w:szCs w:val="24"/>
+        </w:rPr>
+      </w:pPr>
+      <w:r>
+        <w:rPr>
+          <w:rFonts w:ascii="Cambria" w:hAnsi="Cambria"/>
+          <w:sz w:val="24"/>
+          <w:szCs w:val="24"/>
+        </w:rPr>
+        <w:t>COLOR, MARKER, LINESTYLE</w:t>
+      </w:r>
+    </w:p>
+    <w:p>
+      <w:pPr>
+        <w:spacing w:after="160" w:line="259" w:lineRule="auto"/>
+        <w:rPr>
+          <w:rFonts w:ascii="Cambria" w:hAnsi="Cambria"/>
+          <w:sz w:val="24"/>
+          <w:szCs w:val="24"/>
+        </w:rPr>
+      </w:pPr>
+      <w:proofErr w:type="spellStart"/>
+      <w:r>
+        <w:rPr>
+          <w:rFonts w:ascii="Cambria" w:hAnsi="Cambria"/>
+          <w:sz w:val="24"/>
+          <w:szCs w:val="24"/>
+        </w:rPr>
+        <w:t>plt.plot</w:t>
+      </w:r>
+      <w:proofErr w:type="spellEnd"/>
+      <w:r>
+        <w:rPr>
+          <w:rFonts w:ascii="Cambria" w:hAnsi="Cambria"/>
+          <w:sz w:val="24"/>
+          <w:szCs w:val="24"/>
+        </w:rPr>
+        <w:t xml:space="preserve">(x, y, </w:t>
+      </w:r>
+      <w:proofErr w:type="spellStart"/>
+      <w:r>
+        <w:rPr>
+          <w:rFonts w:ascii="Cambria" w:hAnsi="Cambria"/>
+          <w:sz w:val="24"/>
+          <w:szCs w:val="24"/>
+        </w:rPr>
+        <w:t>color</w:t>
+      </w:r>
+      <w:proofErr w:type="spellEnd"/>
+      <w:r>
+        <w:rPr>
+          <w:rFonts w:ascii="Cambria" w:hAnsi="Cambria"/>
+          <w:sz w:val="24"/>
+          <w:szCs w:val="24"/>
+        </w:rPr>
+        <w:t xml:space="preserve">='blue', marker='o', </w:t>
+      </w:r>
+      <w:proofErr w:type="spellStart"/>
+      <w:r>
+        <w:rPr>
+          <w:rFonts w:ascii="Cambria" w:hAnsi="Cambria"/>
+          <w:sz w:val="24"/>
+          <w:szCs w:val="24"/>
+        </w:rPr>
+        <w:t>linestyle</w:t>
+      </w:r>
+      <w:proofErr w:type="spellEnd"/>
+      <w:r>
+        <w:rPr>
+          <w:rFonts w:ascii="Cambria" w:hAnsi="Cambria"/>
+          <w:sz w:val="24"/>
+          <w:szCs w:val="24"/>
+        </w:rPr>
+        <w:t>='--')</w:t>
       </w:r>
     </w:p>
     <w:p>
@@ -553,14 +1656,580 @@
         <w:pStyle w:val="Heading1"/>
         <w:rPr>
           <w:rFonts w:ascii="Cambria" w:hAnsi="Cambria"/>
-        </w:rPr>
-      </w:pPr>
-      <w:r>
-        <w:rPr>
-          <w:rFonts w:ascii="Cambria" w:hAnsi="Cambria"/>
-          <w:caps w:val="0"/>
-        </w:rPr>
-        <w:t>OO (OBJECT-ORIENTED) METHOD</w:t>
+          <w:sz w:val="24"/>
+          <w:szCs w:val="24"/>
+        </w:rPr>
+      </w:pPr>
+      <w:r>
+        <w:rPr>
+          <w:rFonts w:ascii="Cambria" w:hAnsi="Cambria"/>
+          <w:sz w:val="24"/>
+          <w:szCs w:val="24"/>
+        </w:rPr>
+        <w:t>ONE FIGURE, MANY PLOTS (SUBPLOTS)</w:t>
+      </w:r>
+    </w:p>
+    <w:p>
+      <w:pPr>
+        <w:spacing w:before="0" w:after="160" w:line="259" w:lineRule="auto"/>
+        <w:rPr>
+          <w:rFonts w:ascii="Cambria" w:hAnsi="Cambria"/>
+          <w:sz w:val="24"/>
+          <w:szCs w:val="24"/>
+        </w:rPr>
+      </w:pPr>
+      <w:r>
+        <w:rPr>
+          <w:rFonts w:ascii="Cambria" w:hAnsi="Cambria"/>
+          <w:sz w:val="24"/>
+          <w:szCs w:val="24"/>
+        </w:rPr>
+        <w:t>We can show many plots in one figure.</w:t>
+      </w:r>
+    </w:p>
+    <w:p>
+      <w:pPr>
+        <w:pStyle w:val="Heading2"/>
+        <w:rPr>
+          <w:rFonts w:ascii="Cambria" w:hAnsi="Cambria"/>
+          <w:sz w:val="24"/>
+          <w:szCs w:val="24"/>
+        </w:rPr>
+      </w:pPr>
+      <w:r>
+        <w:rPr>
+          <w:rFonts w:ascii="Cambria" w:hAnsi="Cambria"/>
+          <w:sz w:val="24"/>
+          <w:szCs w:val="24"/>
+        </w:rPr>
+        <w:t>Example Using subplot()</w:t>
+      </w:r>
+    </w:p>
+    <w:p>
+      <w:pPr>
+        <w:spacing w:after="160" w:line="259" w:lineRule="auto"/>
+        <w:rPr>
+          <w:rFonts w:ascii="Cambria" w:hAnsi="Cambria"/>
+          <w:sz w:val="24"/>
+          <w:szCs w:val="24"/>
+        </w:rPr>
+      </w:pPr>
+      <w:proofErr w:type="spellStart"/>
+      <w:r>
+        <w:rPr>
+          <w:rFonts w:ascii="Cambria" w:hAnsi="Cambria"/>
+          <w:sz w:val="24"/>
+          <w:szCs w:val="24"/>
+        </w:rPr>
+        <w:t>plt.subplot</w:t>
+      </w:r>
+      <w:proofErr w:type="spellEnd"/>
+      <w:r>
+        <w:rPr>
+          <w:rFonts w:ascii="Cambria" w:hAnsi="Cambria"/>
+          <w:sz w:val="24"/>
+          <w:szCs w:val="24"/>
+        </w:rPr>
+        <w:t>(1, 2, 1)</w:t>
+      </w:r>
+    </w:p>
+    <w:p>
+      <w:pPr>
+        <w:spacing w:after="160" w:line="259" w:lineRule="auto"/>
+        <w:rPr>
+          <w:rFonts w:ascii="Cambria" w:hAnsi="Cambria"/>
+          <w:sz w:val="24"/>
+          <w:szCs w:val="24"/>
+        </w:rPr>
+      </w:pPr>
+      <w:proofErr w:type="spellStart"/>
+      <w:r>
+        <w:rPr>
+          <w:rFonts w:ascii="Cambria" w:hAnsi="Cambria"/>
+          <w:sz w:val="24"/>
+          <w:szCs w:val="24"/>
+        </w:rPr>
+        <w:t>plt.plot</w:t>
+      </w:r>
+      <w:proofErr w:type="spellEnd"/>
+      <w:r>
+        <w:rPr>
+          <w:rFonts w:ascii="Cambria" w:hAnsi="Cambria"/>
+          <w:sz w:val="24"/>
+          <w:szCs w:val="24"/>
+        </w:rPr>
+        <w:t>([1,2,3], [4,5,6])</w:t>
+      </w:r>
+    </w:p>
+    <w:p>
+      <w:pPr>
+        <w:spacing w:after="160" w:line="259" w:lineRule="auto"/>
+        <w:rPr>
+          <w:rFonts w:ascii="Cambria" w:hAnsi="Cambria"/>
+          <w:sz w:val="24"/>
+          <w:szCs w:val="24"/>
+        </w:rPr>
+      </w:pPr>
+      <w:proofErr w:type="spellStart"/>
+      <w:r>
+        <w:rPr>
+          <w:rFonts w:ascii="Cambria" w:hAnsi="Cambria"/>
+          <w:sz w:val="24"/>
+          <w:szCs w:val="24"/>
+        </w:rPr>
+        <w:t>plt.title</w:t>
+      </w:r>
+      <w:proofErr w:type="spellEnd"/>
+      <w:r>
+        <w:rPr>
+          <w:rFonts w:ascii="Cambria" w:hAnsi="Cambria"/>
+          <w:sz w:val="24"/>
+          <w:szCs w:val="24"/>
+        </w:rPr>
+        <w:t>("Plot 1")</w:t>
+      </w:r>
+    </w:p>
+    <w:p>
+      <w:pPr>
+        <w:spacing w:after="160" w:line="259" w:lineRule="auto"/>
+        <w:rPr>
+          <w:rFonts w:ascii="Cambria" w:hAnsi="Cambria"/>
+          <w:sz w:val="24"/>
+          <w:szCs w:val="24"/>
+        </w:rPr>
+      </w:pPr>
+      <w:proofErr w:type="spellStart"/>
+      <w:r>
+        <w:rPr>
+          <w:rFonts w:ascii="Cambria" w:hAnsi="Cambria"/>
+          <w:sz w:val="24"/>
+          <w:szCs w:val="24"/>
+        </w:rPr>
+        <w:t>plt.subplot</w:t>
+      </w:r>
+      <w:proofErr w:type="spellEnd"/>
+      <w:r>
+        <w:rPr>
+          <w:rFonts w:ascii="Cambria" w:hAnsi="Cambria"/>
+          <w:sz w:val="24"/>
+          <w:szCs w:val="24"/>
+        </w:rPr>
+        <w:t>(1, 2, 2)</w:t>
+      </w:r>
+    </w:p>
+    <w:p>
+      <w:pPr>
+        <w:spacing w:after="160" w:line="259" w:lineRule="auto"/>
+        <w:rPr>
+          <w:rFonts w:ascii="Cambria" w:hAnsi="Cambria"/>
+          <w:sz w:val="24"/>
+          <w:szCs w:val="24"/>
+        </w:rPr>
+      </w:pPr>
+      <w:proofErr w:type="spellStart"/>
+      <w:r>
+        <w:rPr>
+          <w:rFonts w:ascii="Cambria" w:hAnsi="Cambria"/>
+          <w:sz w:val="24"/>
+          <w:szCs w:val="24"/>
+        </w:rPr>
+        <w:t>plt.plot</w:t>
+      </w:r>
+      <w:proofErr w:type="spellEnd"/>
+      <w:r>
+        <w:rPr>
+          <w:rFonts w:ascii="Cambria" w:hAnsi="Cambria"/>
+          <w:sz w:val="24"/>
+          <w:szCs w:val="24"/>
+        </w:rPr>
+        <w:t>([1,2,3], [6,5,4])</w:t>
+      </w:r>
+    </w:p>
+    <w:p>
+      <w:pPr>
+        <w:spacing w:after="160" w:line="259" w:lineRule="auto"/>
+        <w:rPr>
+          <w:rFonts w:ascii="Cambria" w:hAnsi="Cambria"/>
+          <w:sz w:val="24"/>
+          <w:szCs w:val="24"/>
+        </w:rPr>
+      </w:pPr>
+      <w:proofErr w:type="spellStart"/>
+      <w:r>
+        <w:rPr>
+          <w:rFonts w:ascii="Cambria" w:hAnsi="Cambria"/>
+          <w:sz w:val="24"/>
+          <w:szCs w:val="24"/>
+        </w:rPr>
+        <w:t>plt.title</w:t>
+      </w:r>
+      <w:proofErr w:type="spellEnd"/>
+      <w:r>
+        <w:rPr>
+          <w:rFonts w:ascii="Cambria" w:hAnsi="Cambria"/>
+          <w:sz w:val="24"/>
+          <w:szCs w:val="24"/>
+        </w:rPr>
+        <w:t>("Plot 2")</w:t>
+      </w:r>
+    </w:p>
+    <w:p>
+      <w:pPr>
+        <w:spacing w:after="160" w:line="259" w:lineRule="auto"/>
+        <w:rPr>
+          <w:rFonts w:ascii="Cambria" w:hAnsi="Cambria"/>
+          <w:sz w:val="24"/>
+          <w:szCs w:val="24"/>
+        </w:rPr>
+      </w:pPr>
+    </w:p>
+    <w:p>
+      <w:pPr>
+        <w:spacing w:after="160" w:line="259" w:lineRule="auto"/>
+        <w:rPr>
+          <w:rFonts w:ascii="Cambria" w:hAnsi="Cambria"/>
+          <w:sz w:val="24"/>
+          <w:szCs w:val="24"/>
+        </w:rPr>
+      </w:pPr>
+      <w:proofErr w:type="spellStart"/>
+      <w:r>
+        <w:rPr>
+          <w:rFonts w:ascii="Cambria" w:hAnsi="Cambria"/>
+          <w:sz w:val="24"/>
+          <w:szCs w:val="24"/>
+        </w:rPr>
+        <w:t>plt.show</w:t>
+      </w:r>
+      <w:proofErr w:type="spellEnd"/>
+      <w:r>
+        <w:rPr>
+          <w:rFonts w:ascii="Cambria" w:hAnsi="Cambria"/>
+          <w:sz w:val="24"/>
+          <w:szCs w:val="24"/>
+        </w:rPr>
+        <w:t>()</w:t>
+      </w:r>
+    </w:p>
+    <w:p>
+      <w:pPr>
+        <w:spacing w:before="0" w:after="160" w:line="259" w:lineRule="auto"/>
+        <w:rPr>
+          <w:rFonts w:ascii="Cambria" w:hAnsi="Cambria"/>
+          <w:sz w:val="24"/>
+          <w:szCs w:val="24"/>
+        </w:rPr>
+      </w:pPr>
+      <w:r>
+        <w:rPr>
+          <w:rFonts w:ascii="Cambria" w:hAnsi="Cambria"/>
+          <w:sz w:val="24"/>
+          <w:szCs w:val="24"/>
+        </w:rPr>
+        <w:t>(1, 2, 1) → 1 row, 2 columns, 1st plot</w:t>
+      </w:r>
+    </w:p>
+    <w:p>
+      <w:pPr>
+        <w:pStyle w:val="Heading2"/>
+        <w:rPr>
+          <w:rFonts w:ascii="Cambria" w:hAnsi="Cambria"/>
+          <w:sz w:val="24"/>
+          <w:szCs w:val="24"/>
+        </w:rPr>
+      </w:pPr>
+      <w:r>
+        <w:rPr>
+          <w:rFonts w:ascii="Cambria" w:hAnsi="Cambria"/>
+          <w:sz w:val="24"/>
+          <w:szCs w:val="24"/>
+        </w:rPr>
+        <w:t>Example Using subplots()</w:t>
+      </w:r>
+    </w:p>
+    <w:p>
+      <w:pPr>
+        <w:spacing w:after="160" w:line="259" w:lineRule="auto"/>
+        <w:rPr>
+          <w:rFonts w:ascii="Cambria" w:hAnsi="Cambria"/>
+          <w:sz w:val="24"/>
+          <w:szCs w:val="24"/>
+        </w:rPr>
+      </w:pPr>
+      <w:r>
+        <w:rPr>
+          <w:rFonts w:ascii="Cambria" w:hAnsi="Cambria"/>
+          <w:sz w:val="24"/>
+          <w:szCs w:val="24"/>
+        </w:rPr>
+        <w:t xml:space="preserve">fig, </w:t>
+      </w:r>
+      <w:proofErr w:type="spellStart"/>
+      <w:r>
+        <w:rPr>
+          <w:rFonts w:ascii="Cambria" w:hAnsi="Cambria"/>
+          <w:sz w:val="24"/>
+          <w:szCs w:val="24"/>
+        </w:rPr>
+        <w:t>ax</w:t>
+      </w:r>
+      <w:proofErr w:type="spellEnd"/>
+      <w:r>
+        <w:rPr>
+          <w:rFonts w:ascii="Cambria" w:hAnsi="Cambria"/>
+          <w:sz w:val="24"/>
+          <w:szCs w:val="24"/>
+        </w:rPr>
+        <w:t xml:space="preserve"> = </w:t>
+      </w:r>
+      <w:proofErr w:type="spellStart"/>
+      <w:r>
+        <w:rPr>
+          <w:rFonts w:ascii="Cambria" w:hAnsi="Cambria"/>
+          <w:sz w:val="24"/>
+          <w:szCs w:val="24"/>
+        </w:rPr>
+        <w:t>plt.subplots</w:t>
+      </w:r>
+      <w:proofErr w:type="spellEnd"/>
+      <w:r>
+        <w:rPr>
+          <w:rFonts w:ascii="Cambria" w:hAnsi="Cambria"/>
+          <w:sz w:val="24"/>
+          <w:szCs w:val="24"/>
+        </w:rPr>
+        <w:t>(2, 1)</w:t>
+      </w:r>
+    </w:p>
+    <w:p>
+      <w:pPr>
+        <w:spacing w:after="160" w:line="259" w:lineRule="auto"/>
+        <w:rPr>
+          <w:rFonts w:ascii="Cambria" w:hAnsi="Cambria"/>
+          <w:sz w:val="24"/>
+          <w:szCs w:val="24"/>
+        </w:rPr>
+      </w:pPr>
+      <w:proofErr w:type="spellStart"/>
+      <w:r>
+        <w:rPr>
+          <w:rFonts w:ascii="Cambria" w:hAnsi="Cambria"/>
+          <w:sz w:val="24"/>
+          <w:szCs w:val="24"/>
+        </w:rPr>
+        <w:t>ax</w:t>
+      </w:r>
+      <w:proofErr w:type="spellEnd"/>
+      <w:r>
+        <w:rPr>
+          <w:rFonts w:ascii="Cambria" w:hAnsi="Cambria"/>
+          <w:sz w:val="24"/>
+          <w:szCs w:val="24"/>
+        </w:rPr>
+        <w:t>[0].plot([1,2,3], [3,4,5])</w:t>
+      </w:r>
+    </w:p>
+    <w:p>
+      <w:pPr>
+        <w:spacing w:after="160" w:line="259" w:lineRule="auto"/>
+        <w:rPr>
+          <w:rFonts w:ascii="Cambria" w:hAnsi="Cambria"/>
+          <w:sz w:val="24"/>
+          <w:szCs w:val="24"/>
+        </w:rPr>
+      </w:pPr>
+      <w:proofErr w:type="spellStart"/>
+      <w:r>
+        <w:rPr>
+          <w:rFonts w:ascii="Cambria" w:hAnsi="Cambria"/>
+          <w:sz w:val="24"/>
+          <w:szCs w:val="24"/>
+        </w:rPr>
+        <w:lastRenderedPageBreak/>
+        <w:t>ax</w:t>
+      </w:r>
+      <w:proofErr w:type="spellEnd"/>
+      <w:r>
+        <w:rPr>
+          <w:rFonts w:ascii="Cambria" w:hAnsi="Cambria"/>
+          <w:sz w:val="24"/>
+          <w:szCs w:val="24"/>
+        </w:rPr>
+        <w:t>[0].</w:t>
+      </w:r>
+      <w:proofErr w:type="spellStart"/>
+      <w:r>
+        <w:rPr>
+          <w:rFonts w:ascii="Cambria" w:hAnsi="Cambria"/>
+          <w:sz w:val="24"/>
+          <w:szCs w:val="24"/>
+        </w:rPr>
+        <w:t>set_title</w:t>
+      </w:r>
+      <w:proofErr w:type="spellEnd"/>
+      <w:r>
+        <w:rPr>
+          <w:rFonts w:ascii="Cambria" w:hAnsi="Cambria"/>
+          <w:sz w:val="24"/>
+          <w:szCs w:val="24"/>
+        </w:rPr>
+        <w:t>("Top Plot")</w:t>
+      </w:r>
+    </w:p>
+    <w:p>
+      <w:pPr>
+        <w:spacing w:after="160" w:line="259" w:lineRule="auto"/>
+        <w:rPr>
+          <w:rFonts w:ascii="Cambria" w:hAnsi="Cambria"/>
+          <w:sz w:val="24"/>
+          <w:szCs w:val="24"/>
+        </w:rPr>
+      </w:pPr>
+      <w:proofErr w:type="spellStart"/>
+      <w:r>
+        <w:rPr>
+          <w:rFonts w:ascii="Cambria" w:hAnsi="Cambria"/>
+          <w:sz w:val="24"/>
+          <w:szCs w:val="24"/>
+        </w:rPr>
+        <w:t>ax</w:t>
+      </w:r>
+      <w:proofErr w:type="spellEnd"/>
+      <w:r>
+        <w:rPr>
+          <w:rFonts w:ascii="Cambria" w:hAnsi="Cambria"/>
+          <w:sz w:val="24"/>
+          <w:szCs w:val="24"/>
+        </w:rPr>
+        <w:t>[1].plot([1,2,3], [5,4,3])</w:t>
+      </w:r>
+    </w:p>
+    <w:p>
+      <w:pPr>
+        <w:spacing w:after="160" w:line="259" w:lineRule="auto"/>
+        <w:rPr>
+          <w:rFonts w:ascii="Cambria" w:hAnsi="Cambria"/>
+          <w:sz w:val="24"/>
+          <w:szCs w:val="24"/>
+        </w:rPr>
+      </w:pPr>
+      <w:proofErr w:type="spellStart"/>
+      <w:r>
+        <w:rPr>
+          <w:rFonts w:ascii="Cambria" w:hAnsi="Cambria"/>
+          <w:sz w:val="24"/>
+          <w:szCs w:val="24"/>
+        </w:rPr>
+        <w:t>ax</w:t>
+      </w:r>
+      <w:proofErr w:type="spellEnd"/>
+      <w:r>
+        <w:rPr>
+          <w:rFonts w:ascii="Cambria" w:hAnsi="Cambria"/>
+          <w:sz w:val="24"/>
+          <w:szCs w:val="24"/>
+        </w:rPr>
+        <w:t>[1].</w:t>
+      </w:r>
+      <w:proofErr w:type="spellStart"/>
+      <w:r>
+        <w:rPr>
+          <w:rFonts w:ascii="Cambria" w:hAnsi="Cambria"/>
+          <w:sz w:val="24"/>
+          <w:szCs w:val="24"/>
+        </w:rPr>
+        <w:t>set_title</w:t>
+      </w:r>
+      <w:proofErr w:type="spellEnd"/>
+      <w:r>
+        <w:rPr>
+          <w:rFonts w:ascii="Cambria" w:hAnsi="Cambria"/>
+          <w:sz w:val="24"/>
+          <w:szCs w:val="24"/>
+        </w:rPr>
+        <w:t>("Bottom Plot")</w:t>
+      </w:r>
+    </w:p>
+    <w:p>
+      <w:pPr>
+        <w:spacing w:after="160" w:line="259" w:lineRule="auto"/>
+        <w:rPr>
+          <w:rFonts w:ascii="Cambria" w:hAnsi="Cambria"/>
+          <w:sz w:val="24"/>
+          <w:szCs w:val="24"/>
+        </w:rPr>
+      </w:pPr>
+      <w:proofErr w:type="spellStart"/>
+      <w:r>
+        <w:rPr>
+          <w:rFonts w:ascii="Cambria" w:hAnsi="Cambria"/>
+          <w:sz w:val="24"/>
+          <w:szCs w:val="24"/>
+        </w:rPr>
+        <w:t>plt.show</w:t>
+      </w:r>
+      <w:proofErr w:type="spellEnd"/>
+      <w:r>
+        <w:rPr>
+          <w:rFonts w:ascii="Cambria" w:hAnsi="Cambria"/>
+          <w:sz w:val="24"/>
+          <w:szCs w:val="24"/>
+        </w:rPr>
+        <w:t>()</w:t>
+      </w:r>
+    </w:p>
+    <w:p>
+      <w:pPr>
+        <w:pStyle w:val="Heading1"/>
+        <w:rPr>
+          <w:rFonts w:ascii="Cambria" w:hAnsi="Cambria"/>
+          <w:sz w:val="24"/>
+          <w:szCs w:val="24"/>
+        </w:rPr>
+      </w:pPr>
+      <w:r>
+        <w:rPr>
+          <w:rFonts w:ascii="Cambria" w:hAnsi="Cambria"/>
+          <w:sz w:val="24"/>
+          <w:szCs w:val="24"/>
+        </w:rPr>
+        <w:t>MOST USED PLOTS</w:t>
+      </w:r>
+    </w:p>
+    <w:p>
+      <w:pPr>
+        <w:pStyle w:val="Heading2"/>
+        <w:rPr>
+          <w:rFonts w:ascii="Cambria" w:hAnsi="Cambria"/>
+          <w:sz w:val="24"/>
+          <w:szCs w:val="24"/>
+        </w:rPr>
+      </w:pPr>
+      <w:r>
+        <w:rPr>
+          <w:rFonts w:ascii="Cambria" w:hAnsi="Cambria"/>
+          <w:sz w:val="24"/>
+          <w:szCs w:val="24"/>
+        </w:rPr>
+        <w:t>BAR PLOT</w:t>
+      </w:r>
+    </w:p>
+    <w:p>
+      <w:pPr>
+        <w:pStyle w:val="Heading3"/>
+        <w:rPr>
+          <w:rFonts w:ascii="Cambria" w:hAnsi="Cambria"/>
+          <w:sz w:val="24"/>
+          <w:szCs w:val="24"/>
+        </w:rPr>
+      </w:pPr>
+      <w:r>
+        <w:rPr>
+          <w:rFonts w:ascii="Cambria" w:hAnsi="Cambria"/>
+          <w:sz w:val="24"/>
+          <w:szCs w:val="24"/>
+        </w:rPr>
+        <w:t>What is Bar Plot?</w:t>
       </w:r>
     </w:p>
     <w:p>
@@ -569,90 +2238,294 @@
           <w:ilvl w:val="0"/>
           <w:numId w:val="3"/>
         </w:numPr>
-        <w:rPr>
-          <w:rFonts w:ascii="Cambria" w:hAnsi="Cambria"/>
-          <w:sz w:val="22"/>
-          <w:szCs w:val="22"/>
-        </w:rPr>
-      </w:pPr>
-      <w:r>
-        <w:rPr>
-          <w:rFonts w:ascii="Cambria" w:hAnsi="Cambria"/>
-          <w:sz w:val="22"/>
-          <w:szCs w:val="22"/>
-        </w:rPr>
-        <w:t>MORE CONTROL</w:t>
+        <w:spacing w:before="0" w:after="160" w:line="259" w:lineRule="auto"/>
+        <w:rPr>
+          <w:rFonts w:ascii="Cambria" w:hAnsi="Cambria"/>
+          <w:sz w:val="24"/>
+          <w:szCs w:val="24"/>
+        </w:rPr>
+      </w:pPr>
+      <w:r>
+        <w:rPr>
+          <w:rFonts w:ascii="Cambria" w:hAnsi="Cambria"/>
+          <w:sz w:val="24"/>
+          <w:szCs w:val="24"/>
+        </w:rPr>
+        <w:t>Used to compare categories</w:t>
+      </w:r>
+    </w:p>
+    <w:p>
+      <w:pPr>
+        <w:pStyle w:val="Heading2"/>
+        <w:rPr>
+          <w:rFonts w:ascii="Cambria" w:hAnsi="Cambria"/>
+          <w:sz w:val="24"/>
+          <w:szCs w:val="24"/>
+        </w:rPr>
+      </w:pPr>
+      <w:r>
+        <w:rPr>
+          <w:rFonts w:ascii="Cambria" w:hAnsi="Cambria"/>
+          <w:sz w:val="24"/>
+          <w:szCs w:val="24"/>
+        </w:rPr>
+        <w:t>Example</w:t>
+      </w:r>
+    </w:p>
+    <w:p>
+      <w:pPr>
+        <w:spacing w:after="160" w:line="259" w:lineRule="auto"/>
+        <w:rPr>
+          <w:rFonts w:ascii="Cambria" w:hAnsi="Cambria"/>
+          <w:sz w:val="24"/>
+          <w:szCs w:val="24"/>
+        </w:rPr>
+      </w:pPr>
+      <w:r>
+        <w:rPr>
+          <w:rFonts w:ascii="Cambria" w:hAnsi="Cambria"/>
+          <w:sz w:val="24"/>
+          <w:szCs w:val="24"/>
+        </w:rPr>
+        <w:t>items = ["Apple", "Banana", "Orange"]</w:t>
+      </w:r>
+    </w:p>
+    <w:p>
+      <w:pPr>
+        <w:spacing w:after="160" w:line="259" w:lineRule="auto"/>
+        <w:rPr>
+          <w:rFonts w:ascii="Cambria" w:hAnsi="Cambria"/>
+          <w:sz w:val="24"/>
+          <w:szCs w:val="24"/>
+        </w:rPr>
+      </w:pPr>
+      <w:r>
+        <w:rPr>
+          <w:rFonts w:ascii="Cambria" w:hAnsi="Cambria"/>
+          <w:sz w:val="24"/>
+          <w:szCs w:val="24"/>
+        </w:rPr>
+        <w:t>sales = [30, 20, 25]</w:t>
+      </w:r>
+    </w:p>
+    <w:p>
+      <w:pPr>
+        <w:spacing w:after="160" w:line="259" w:lineRule="auto"/>
+        <w:rPr>
+          <w:rFonts w:ascii="Cambria" w:hAnsi="Cambria"/>
+          <w:sz w:val="24"/>
+          <w:szCs w:val="24"/>
+        </w:rPr>
+      </w:pPr>
+      <w:proofErr w:type="spellStart"/>
+      <w:r>
+        <w:rPr>
+          <w:rFonts w:ascii="Cambria" w:hAnsi="Cambria"/>
+          <w:sz w:val="24"/>
+          <w:szCs w:val="24"/>
+        </w:rPr>
+        <w:t>plt.bar</w:t>
+      </w:r>
+      <w:proofErr w:type="spellEnd"/>
+      <w:r>
+        <w:rPr>
+          <w:rFonts w:ascii="Cambria" w:hAnsi="Cambria"/>
+          <w:sz w:val="24"/>
+          <w:szCs w:val="24"/>
+        </w:rPr>
+        <w:t>(items, sales)</w:t>
+      </w:r>
+    </w:p>
+    <w:p>
+      <w:pPr>
+        <w:spacing w:after="160" w:line="259" w:lineRule="auto"/>
+        <w:rPr>
+          <w:rFonts w:ascii="Cambria" w:hAnsi="Cambria"/>
+          <w:sz w:val="24"/>
+          <w:szCs w:val="24"/>
+        </w:rPr>
+      </w:pPr>
+      <w:proofErr w:type="spellStart"/>
+      <w:r>
+        <w:rPr>
+          <w:rFonts w:ascii="Cambria" w:hAnsi="Cambria"/>
+          <w:sz w:val="24"/>
+          <w:szCs w:val="24"/>
+        </w:rPr>
+        <w:t>plt.title</w:t>
+      </w:r>
+      <w:proofErr w:type="spellEnd"/>
+      <w:r>
+        <w:rPr>
+          <w:rFonts w:ascii="Cambria" w:hAnsi="Cambria"/>
+          <w:sz w:val="24"/>
+          <w:szCs w:val="24"/>
+        </w:rPr>
+        <w:t>("Fruit Sales")</w:t>
+      </w:r>
+    </w:p>
+    <w:p>
+      <w:pPr>
+        <w:spacing w:after="160" w:line="259" w:lineRule="auto"/>
+        <w:rPr>
+          <w:rFonts w:ascii="Cambria" w:hAnsi="Cambria"/>
+          <w:sz w:val="24"/>
+          <w:szCs w:val="24"/>
+        </w:rPr>
+      </w:pPr>
+      <w:proofErr w:type="spellStart"/>
+      <w:r>
+        <w:rPr>
+          <w:rFonts w:ascii="Cambria" w:hAnsi="Cambria"/>
+          <w:sz w:val="24"/>
+          <w:szCs w:val="24"/>
+        </w:rPr>
+        <w:t>plt.xlabel</w:t>
+      </w:r>
+      <w:proofErr w:type="spellEnd"/>
+      <w:r>
+        <w:rPr>
+          <w:rFonts w:ascii="Cambria" w:hAnsi="Cambria"/>
+          <w:sz w:val="24"/>
+          <w:szCs w:val="24"/>
+        </w:rPr>
+        <w:t>("Fruits")</w:t>
+      </w:r>
+    </w:p>
+    <w:p>
+      <w:pPr>
+        <w:spacing w:after="160" w:line="259" w:lineRule="auto"/>
+        <w:rPr>
+          <w:rFonts w:ascii="Cambria" w:hAnsi="Cambria"/>
+          <w:sz w:val="24"/>
+          <w:szCs w:val="24"/>
+        </w:rPr>
+      </w:pPr>
+      <w:proofErr w:type="spellStart"/>
+      <w:r>
+        <w:rPr>
+          <w:rFonts w:ascii="Cambria" w:hAnsi="Cambria"/>
+          <w:sz w:val="24"/>
+          <w:szCs w:val="24"/>
+        </w:rPr>
+        <w:t>plt.ylabel</w:t>
+      </w:r>
+      <w:proofErr w:type="spellEnd"/>
+      <w:r>
+        <w:rPr>
+          <w:rFonts w:ascii="Cambria" w:hAnsi="Cambria"/>
+          <w:sz w:val="24"/>
+          <w:szCs w:val="24"/>
+        </w:rPr>
+        <w:t>("Quantity")</w:t>
+      </w:r>
+    </w:p>
+    <w:p>
+      <w:pPr>
+        <w:spacing w:after="160" w:line="259" w:lineRule="auto"/>
+        <w:rPr>
+          <w:rFonts w:ascii="Cambria" w:hAnsi="Cambria"/>
+          <w:sz w:val="24"/>
+          <w:szCs w:val="24"/>
+        </w:rPr>
+      </w:pPr>
+      <w:proofErr w:type="spellStart"/>
+      <w:r>
+        <w:rPr>
+          <w:rFonts w:ascii="Cambria" w:hAnsi="Cambria"/>
+          <w:sz w:val="24"/>
+          <w:szCs w:val="24"/>
+        </w:rPr>
+        <w:t>plt.show</w:t>
+      </w:r>
+      <w:proofErr w:type="spellEnd"/>
+      <w:r>
+        <w:rPr>
+          <w:rFonts w:ascii="Cambria" w:hAnsi="Cambria"/>
+          <w:sz w:val="24"/>
+          <w:szCs w:val="24"/>
+        </w:rPr>
+        <w:t>()</w:t>
+      </w:r>
+    </w:p>
+    <w:p>
+      <w:pPr>
+        <w:pStyle w:val="Heading2"/>
+        <w:rPr>
+          <w:rFonts w:ascii="Cambria" w:hAnsi="Cambria"/>
+          <w:sz w:val="24"/>
+          <w:szCs w:val="24"/>
+        </w:rPr>
+      </w:pPr>
+      <w:r>
+        <w:rPr>
+          <w:rFonts w:ascii="Cambria" w:hAnsi="Cambria"/>
+          <w:sz w:val="24"/>
+          <w:szCs w:val="24"/>
+        </w:rPr>
+        <w:t>HISTOGRAM</w:t>
+      </w:r>
+    </w:p>
+    <w:p>
+      <w:pPr>
+        <w:pStyle w:val="Heading3"/>
+        <w:rPr>
+          <w:rFonts w:ascii="Cambria" w:hAnsi="Cambria"/>
+          <w:sz w:val="24"/>
+          <w:szCs w:val="24"/>
+        </w:rPr>
+      </w:pPr>
+      <w:r>
+        <w:rPr>
+          <w:rFonts w:ascii="Cambria" w:hAnsi="Cambria"/>
+          <w:sz w:val="24"/>
+          <w:szCs w:val="24"/>
+        </w:rPr>
+        <w:t>What is Histogram?</w:t>
       </w:r>
     </w:p>
     <w:p>
       <w:pPr>
         <w:numPr>
           <w:ilvl w:val="0"/>
-          <w:numId w:val="3"/>
+          <w:numId w:val="4"/>
         </w:numPr>
-        <w:rPr>
-          <w:rFonts w:ascii="Cambria" w:hAnsi="Cambria"/>
-          <w:sz w:val="22"/>
-          <w:szCs w:val="22"/>
-        </w:rPr>
-      </w:pPr>
-      <w:r>
-        <w:rPr>
-          <w:rFonts w:ascii="Cambria" w:hAnsi="Cambria"/>
-          <w:sz w:val="22"/>
-          <w:szCs w:val="22"/>
-        </w:rPr>
-        <w:lastRenderedPageBreak/>
-        <w:t>USED IN REAL PROJECTS</w:t>
+        <w:spacing w:before="0" w:after="160" w:line="259" w:lineRule="auto"/>
+        <w:rPr>
+          <w:rFonts w:ascii="Cambria" w:hAnsi="Cambria"/>
+          <w:sz w:val="24"/>
+          <w:szCs w:val="24"/>
+        </w:rPr>
+      </w:pPr>
+      <w:r>
+        <w:rPr>
+          <w:rFonts w:ascii="Cambria" w:hAnsi="Cambria"/>
+          <w:sz w:val="24"/>
+          <w:szCs w:val="24"/>
+        </w:rPr>
+        <w:t>Shows distribution of data</w:t>
       </w:r>
     </w:p>
     <w:p>
       <w:pPr>
         <w:numPr>
           <w:ilvl w:val="0"/>
-          <w:numId w:val="3"/>
+          <w:numId w:val="4"/>
         </w:numPr>
-        <w:rPr>
-          <w:rFonts w:ascii="Cambria" w:hAnsi="Cambria"/>
-          <w:sz w:val="22"/>
-          <w:szCs w:val="22"/>
-        </w:rPr>
-      </w:pPr>
-      <w:r>
-        <w:rPr>
-          <w:rFonts w:ascii="Cambria" w:hAnsi="Cambria"/>
-          <w:sz w:val="22"/>
-          <w:szCs w:val="22"/>
-        </w:rPr>
-        <w:t xml:space="preserve">USES </w:t>
-      </w:r>
-      <w:r>
-        <w:rPr>
-          <w:rFonts w:ascii="Cambria" w:hAnsi="Cambria"/>
-          <w:b/>
-          <w:bCs/>
-          <w:sz w:val="22"/>
-          <w:szCs w:val="22"/>
-        </w:rPr>
-        <w:t>FIGURE</w:t>
-      </w:r>
-      <w:r>
-        <w:rPr>
-          <w:rFonts w:ascii="Cambria" w:hAnsi="Cambria"/>
-          <w:sz w:val="22"/>
-          <w:szCs w:val="22"/>
-        </w:rPr>
-        <w:t xml:space="preserve"> AND </w:t>
-      </w:r>
-      <w:r>
-        <w:rPr>
-          <w:rFonts w:ascii="Cambria" w:hAnsi="Cambria"/>
-          <w:b/>
-          <w:bCs/>
-          <w:sz w:val="22"/>
-          <w:szCs w:val="22"/>
-        </w:rPr>
-        <w:t>AXES</w:t>
+        <w:spacing w:before="0" w:after="160" w:line="259" w:lineRule="auto"/>
+        <w:rPr>
+          <w:rFonts w:ascii="Cambria" w:hAnsi="Cambria"/>
+          <w:sz w:val="24"/>
+          <w:szCs w:val="24"/>
+        </w:rPr>
+      </w:pPr>
+      <w:r>
+        <w:rPr>
+          <w:rFonts w:ascii="Cambria" w:hAnsi="Cambria"/>
+          <w:sz w:val="24"/>
+          <w:szCs w:val="24"/>
+        </w:rPr>
+        <w:t>Groups values into bins</w:t>
       </w:r>
     </w:p>
     <w:p>
@@ -660,136 +2533,219 @@
         <w:pStyle w:val="Heading2"/>
         <w:rPr>
           <w:rFonts w:ascii="Cambria" w:hAnsi="Cambria"/>
-          <w:sz w:val="22"/>
-          <w:szCs w:val="22"/>
-        </w:rPr>
-      </w:pPr>
-      <w:r>
-        <w:rPr>
-          <w:rFonts w:ascii="Cambria" w:hAnsi="Cambria"/>
-          <w:caps w:val="0"/>
-          <w:sz w:val="22"/>
-          <w:szCs w:val="22"/>
-        </w:rPr>
-        <w:t>EXAMPLE</w:t>
-      </w:r>
-    </w:p>
-    <w:p>
-      <w:pPr>
-        <w:rPr>
-          <w:rFonts w:ascii="Cambria" w:hAnsi="Cambria"/>
-          <w:sz w:val="22"/>
-          <w:szCs w:val="22"/>
-        </w:rPr>
-      </w:pPr>
-      <w:r>
-        <w:rPr>
-          <w:rFonts w:ascii="Cambria" w:hAnsi="Cambria"/>
-          <w:sz w:val="22"/>
-          <w:szCs w:val="22"/>
-        </w:rPr>
-        <w:t>IMPORT MATPLOTLIB.PYPLOT AS PLT</w:t>
-      </w:r>
-    </w:p>
-    <w:p>
-      <w:pPr>
-        <w:rPr>
-          <w:rFonts w:ascii="Cambria" w:hAnsi="Cambria"/>
-          <w:sz w:val="22"/>
-          <w:szCs w:val="22"/>
-        </w:rPr>
-      </w:pPr>
-      <w:r>
-        <w:rPr>
-          <w:rFonts w:ascii="Cambria" w:hAnsi="Cambria"/>
-          <w:sz w:val="22"/>
-          <w:szCs w:val="22"/>
-        </w:rPr>
-        <w:t>FIG, AX = PLT.SUBPLOTS()</w:t>
-      </w:r>
-    </w:p>
-    <w:p>
-      <w:pPr>
-        <w:rPr>
-          <w:rFonts w:ascii="Cambria" w:hAnsi="Cambria"/>
-          <w:sz w:val="22"/>
-          <w:szCs w:val="22"/>
-        </w:rPr>
-      </w:pPr>
-      <w:r>
-        <w:rPr>
-          <w:rFonts w:ascii="Cambria" w:hAnsi="Cambria"/>
-          <w:sz w:val="22"/>
-          <w:szCs w:val="22"/>
-        </w:rPr>
-        <w:t>AX.PLOT([1,2,3], [4,5,6])</w:t>
-      </w:r>
-    </w:p>
-    <w:p>
-      <w:pPr>
-        <w:rPr>
-          <w:rFonts w:ascii="Cambria" w:hAnsi="Cambria"/>
-          <w:sz w:val="22"/>
-          <w:szCs w:val="22"/>
-        </w:rPr>
-      </w:pPr>
-      <w:r>
-        <w:rPr>
-          <w:rFonts w:ascii="Cambria" w:hAnsi="Cambria"/>
-          <w:sz w:val="22"/>
-          <w:szCs w:val="22"/>
-        </w:rPr>
-        <w:t>AX.SET_TITLE("MY PLOT")</w:t>
-      </w:r>
-    </w:p>
-    <w:p>
-      <w:pPr>
-        <w:rPr>
-          <w:rFonts w:ascii="Cambria" w:hAnsi="Cambria"/>
-          <w:sz w:val="22"/>
-          <w:szCs w:val="22"/>
-        </w:rPr>
-      </w:pPr>
-      <w:r>
-        <w:rPr>
-          <w:rFonts w:ascii="Cambria" w:hAnsi="Cambria"/>
-          <w:sz w:val="22"/>
-          <w:szCs w:val="22"/>
-        </w:rPr>
-        <w:t>PLT.SHOW()</w:t>
-      </w:r>
-    </w:p>
-    <w:p>
-      <w:pPr>
-        <w:pStyle w:val="Heading2"/>
-        <w:rPr>
-          <w:rFonts w:ascii="Cambria" w:hAnsi="Cambria"/>
-          <w:sz w:val="22"/>
-          <w:szCs w:val="22"/>
-        </w:rPr>
-      </w:pPr>
-      <w:r>
-        <w:rPr>
-          <w:rFonts w:ascii="Cambria" w:hAnsi="Cambria"/>
-          <w:caps w:val="0"/>
-          <w:sz w:val="22"/>
-          <w:szCs w:val="22"/>
-        </w:rPr>
-        <w:t xml:space="preserve">MAIN DIFFERENCE </w:t>
-      </w:r>
-    </w:p>
-    <w:p>
-      <w:pPr>
-        <w:rPr>
-          <w:rFonts w:ascii="Cambria" w:hAnsi="Cambria"/>
-          <w:sz w:val="22"/>
-          <w:szCs w:val="22"/>
+          <w:sz w:val="24"/>
+          <w:szCs w:val="24"/>
+        </w:rPr>
+      </w:pPr>
+      <w:r>
+        <w:rPr>
+          <w:rFonts w:ascii="Cambria" w:hAnsi="Cambria"/>
+          <w:sz w:val="24"/>
+          <w:szCs w:val="24"/>
+        </w:rPr>
+        <w:t>Example</w:t>
+      </w:r>
+    </w:p>
+    <w:p>
+      <w:pPr>
+        <w:spacing w:after="160" w:line="259" w:lineRule="auto"/>
+        <w:rPr>
+          <w:rFonts w:ascii="Cambria" w:hAnsi="Cambria"/>
+          <w:sz w:val="24"/>
+          <w:szCs w:val="24"/>
+        </w:rPr>
+      </w:pPr>
+      <w:r>
+        <w:rPr>
+          <w:rFonts w:ascii="Cambria" w:hAnsi="Cambria"/>
+          <w:sz w:val="24"/>
+          <w:szCs w:val="24"/>
+        </w:rPr>
+        <w:t>data = [10,20,20,30,30,30,40,50]</w:t>
+      </w:r>
+    </w:p>
+    <w:p>
+      <w:pPr>
+        <w:spacing w:after="160" w:line="259" w:lineRule="auto"/>
+        <w:rPr>
+          <w:rFonts w:ascii="Cambria" w:hAnsi="Cambria"/>
+          <w:sz w:val="24"/>
+          <w:szCs w:val="24"/>
+        </w:rPr>
+      </w:pPr>
+    </w:p>
+    <w:p>
+      <w:pPr>
+        <w:spacing w:after="160" w:line="259" w:lineRule="auto"/>
+        <w:rPr>
+          <w:rFonts w:ascii="Cambria" w:hAnsi="Cambria"/>
+          <w:sz w:val="24"/>
+          <w:szCs w:val="24"/>
+        </w:rPr>
+      </w:pPr>
+      <w:proofErr w:type="spellStart"/>
+      <w:r>
+        <w:rPr>
+          <w:rFonts w:ascii="Cambria" w:hAnsi="Cambria"/>
+          <w:sz w:val="24"/>
+          <w:szCs w:val="24"/>
+        </w:rPr>
+        <w:t>plt.hist</w:t>
+      </w:r>
+      <w:proofErr w:type="spellEnd"/>
+      <w:r>
+        <w:rPr>
+          <w:rFonts w:ascii="Cambria" w:hAnsi="Cambria"/>
+          <w:sz w:val="24"/>
+          <w:szCs w:val="24"/>
+        </w:rPr>
+        <w:t>(data, bins=5)</w:t>
+      </w:r>
+    </w:p>
+    <w:p>
+      <w:pPr>
+        <w:spacing w:after="160" w:line="259" w:lineRule="auto"/>
+        <w:rPr>
+          <w:rFonts w:ascii="Cambria" w:hAnsi="Cambria"/>
+          <w:sz w:val="24"/>
+          <w:szCs w:val="24"/>
+        </w:rPr>
+      </w:pPr>
+      <w:proofErr w:type="spellStart"/>
+      <w:r>
+        <w:rPr>
+          <w:rFonts w:ascii="Cambria" w:hAnsi="Cambria"/>
+          <w:sz w:val="24"/>
+          <w:szCs w:val="24"/>
+        </w:rPr>
+        <w:t>plt.title</w:t>
+      </w:r>
+      <w:proofErr w:type="spellEnd"/>
+      <w:r>
+        <w:rPr>
+          <w:rFonts w:ascii="Cambria" w:hAnsi="Cambria"/>
+          <w:sz w:val="24"/>
+          <w:szCs w:val="24"/>
+        </w:rPr>
+        <w:t>("Data Distribution")</w:t>
+      </w:r>
+    </w:p>
+    <w:p>
+      <w:pPr>
+        <w:spacing w:after="160" w:line="259" w:lineRule="auto"/>
+        <w:rPr>
+          <w:rFonts w:ascii="Cambria" w:hAnsi="Cambria"/>
+          <w:sz w:val="24"/>
+          <w:szCs w:val="24"/>
+        </w:rPr>
+      </w:pPr>
+      <w:proofErr w:type="spellStart"/>
+      <w:r>
+        <w:rPr>
+          <w:rFonts w:ascii="Cambria" w:hAnsi="Cambria"/>
+          <w:sz w:val="24"/>
+          <w:szCs w:val="24"/>
+        </w:rPr>
+        <w:t>plt.xlabel</w:t>
+      </w:r>
+      <w:proofErr w:type="spellEnd"/>
+      <w:r>
+        <w:rPr>
+          <w:rFonts w:ascii="Cambria" w:hAnsi="Cambria"/>
+          <w:sz w:val="24"/>
+          <w:szCs w:val="24"/>
+        </w:rPr>
+        <w:t>("Values")</w:t>
+      </w:r>
+    </w:p>
+    <w:p>
+      <w:pPr>
+        <w:spacing w:after="160" w:line="259" w:lineRule="auto"/>
+        <w:rPr>
+          <w:rFonts w:ascii="Cambria" w:hAnsi="Cambria"/>
+          <w:sz w:val="24"/>
+          <w:szCs w:val="24"/>
+        </w:rPr>
+      </w:pPr>
+      <w:proofErr w:type="spellStart"/>
+      <w:r>
+        <w:rPr>
+          <w:rFonts w:ascii="Cambria" w:hAnsi="Cambria"/>
+          <w:sz w:val="24"/>
+          <w:szCs w:val="24"/>
+        </w:rPr>
+        <w:t>plt.ylabel</w:t>
+      </w:r>
+      <w:proofErr w:type="spellEnd"/>
+      <w:r>
+        <w:rPr>
+          <w:rFonts w:ascii="Cambria" w:hAnsi="Cambria"/>
+          <w:sz w:val="24"/>
+          <w:szCs w:val="24"/>
+        </w:rPr>
+        <w:t>("Frequency")</w:t>
+      </w:r>
+    </w:p>
+    <w:p>
+      <w:pPr>
+        <w:spacing w:after="160" w:line="259" w:lineRule="auto"/>
+        <w:rPr>
+          <w:rFonts w:ascii="Cambria" w:hAnsi="Cambria"/>
+          <w:sz w:val="24"/>
+          <w:szCs w:val="24"/>
+        </w:rPr>
+      </w:pPr>
+      <w:proofErr w:type="spellStart"/>
+      <w:r>
+        <w:rPr>
+          <w:rFonts w:ascii="Cambria" w:hAnsi="Cambria"/>
+          <w:sz w:val="24"/>
+          <w:szCs w:val="24"/>
+        </w:rPr>
+        <w:t>plt.show</w:t>
+      </w:r>
+      <w:proofErr w:type="spellEnd"/>
+      <w:r>
+        <w:rPr>
+          <w:rFonts w:ascii="Cambria" w:hAnsi="Cambria"/>
+          <w:sz w:val="24"/>
+          <w:szCs w:val="24"/>
+        </w:rPr>
+        <w:t>()</w:t>
+      </w:r>
+    </w:p>
+    <w:p>
+      <w:pPr>
+        <w:pStyle w:val="Heading1"/>
+        <w:rPr>
+          <w:rFonts w:ascii="Cambria" w:hAnsi="Cambria"/>
+          <w:sz w:val="24"/>
+          <w:szCs w:val="24"/>
+        </w:rPr>
+      </w:pPr>
+      <w:r>
+        <w:rPr>
+          <w:rFonts w:ascii="Cambria" w:hAnsi="Cambria"/>
+          <w:sz w:val="24"/>
+          <w:szCs w:val="24"/>
+        </w:rPr>
+        <w:lastRenderedPageBreak/>
+        <w:t>DIFFERENCE: BAR PLOT vs HISTOGRAM</w:t>
+      </w:r>
+    </w:p>
+    <w:p>
+      <w:pPr>
+        <w:rPr>
+          <w:rFonts w:ascii="Cambria" w:hAnsi="Cambria"/>
+          <w:sz w:val="24"/>
+          <w:szCs w:val="24"/>
         </w:rPr>
       </w:pPr>
     </w:p>
     <w:tbl>
       <w:tblPr>
         <w:tblW w:w="0" w:type="auto"/>
+        <w:jc w:val="center"/>
         <w:tblCellSpacing w:w="15" w:type="dxa"/>
         <w:tblBorders>
           <w:top w:val="single" w:sz="4" w:space="0" w:color="auto"/>
@@ -808,69 +2764,64 @@
         <w:tblLook w:val="04A0" w:firstRow="1" w:lastRow="0" w:firstColumn="1" w:lastColumn="0" w:noHBand="0" w:noVBand="1"/>
       </w:tblPr>
       <w:tblGrid>
-        <w:gridCol w:w="2405"/>
-        <w:gridCol w:w="2900"/>
+        <w:gridCol w:w="3539"/>
+        <w:gridCol w:w="3686"/>
       </w:tblGrid>
       <w:tr>
         <w:trPr>
           <w:tblHeader/>
           <w:tblCellSpacing w:w="15" w:type="dxa"/>
+          <w:jc w:val="center"/>
         </w:trPr>
         <w:tc>
           <w:tcPr>
-            <w:tcW w:w="2360" w:type="dxa"/>
+            <w:tcW w:w="3494" w:type="dxa"/>
             <w:vAlign w:val="center"/>
             <w:hideMark/>
           </w:tcPr>
           <w:p>
             <w:pPr>
+              <w:spacing w:after="160" w:line="259" w:lineRule="auto"/>
               <w:jc w:val="center"/>
               <w:rPr>
                 <w:rFonts w:ascii="Cambria" w:hAnsi="Cambria"/>
-                <w:b/>
-                <w:bCs/>
-                <w:sz w:val="22"/>
-                <w:szCs w:val="22"/>
+                <w:sz w:val="24"/>
+                <w:szCs w:val="24"/>
               </w:rPr>
             </w:pPr>
             <w:r>
               <w:rPr>
                 <w:rFonts w:ascii="Cambria" w:hAnsi="Cambria"/>
-                <w:b/>
-                <w:bCs/>
-                <w:sz w:val="22"/>
-                <w:szCs w:val="22"/>
+                <w:sz w:val="24"/>
+                <w:szCs w:val="24"/>
               </w:rPr>
-              <w:t>PYPLOT</w:t>
+              <w:t>Bar Plot</w:t>
             </w:r>
           </w:p>
         </w:tc>
         <w:tc>
           <w:tcPr>
-            <w:tcW w:w="2855" w:type="dxa"/>
+            <w:tcW w:w="3641" w:type="dxa"/>
             <w:vAlign w:val="center"/>
             <w:hideMark/>
           </w:tcPr>
           <w:p>
             <w:pPr>
+              <w:spacing w:after="160" w:line="259" w:lineRule="auto"/>
               <w:jc w:val="center"/>
               <w:rPr>
                 <w:rFonts w:ascii="Cambria" w:hAnsi="Cambria"/>
-                <w:b/>
-                <w:bCs/>
-                <w:sz w:val="22"/>
-                <w:szCs w:val="22"/>
+                <w:sz w:val="24"/>
+                <w:szCs w:val="24"/>
               </w:rPr>
             </w:pPr>
             <w:r>
               <w:rPr>
                 <w:rFonts w:ascii="Cambria" w:hAnsi="Cambria"/>
-                <w:b/>
-                <w:bCs/>
-                <w:sz w:val="22"/>
-                <w:szCs w:val="22"/>
+                <w:sz w:val="24"/>
+                <w:szCs w:val="24"/>
               </w:rPr>
-              <w:t>OO METHOD</w:t>
+              <w:t>Histogram</w:t>
             </w:r>
           </w:p>
         </w:tc>
@@ -878,54 +2829,57 @@
       <w:tr>
         <w:trPr>
           <w:tblCellSpacing w:w="15" w:type="dxa"/>
+          <w:jc w:val="center"/>
         </w:trPr>
         <w:tc>
           <w:tcPr>
-            <w:tcW w:w="2360" w:type="dxa"/>
+            <w:tcW w:w="3494" w:type="dxa"/>
             <w:vAlign w:val="center"/>
             <w:hideMark/>
           </w:tcPr>
           <w:p>
             <w:pPr>
+              <w:spacing w:after="160" w:line="259" w:lineRule="auto"/>
               <w:jc w:val="center"/>
               <w:rPr>
                 <w:rFonts w:ascii="Cambria" w:hAnsi="Cambria"/>
-                <w:sz w:val="22"/>
-                <w:szCs w:val="22"/>
+                <w:sz w:val="24"/>
+                <w:szCs w:val="24"/>
               </w:rPr>
             </w:pPr>
             <w:r>
               <w:rPr>
                 <w:rFonts w:ascii="Cambria" w:hAnsi="Cambria"/>
-                <w:sz w:val="22"/>
-                <w:szCs w:val="22"/>
+                <w:sz w:val="24"/>
+                <w:szCs w:val="24"/>
               </w:rPr>
-              <w:t>SIMPLE</w:t>
+              <w:t>Compares categories</w:t>
             </w:r>
           </w:p>
         </w:tc>
         <w:tc>
           <w:tcPr>
-            <w:tcW w:w="2855" w:type="dxa"/>
+            <w:tcW w:w="3641" w:type="dxa"/>
             <w:vAlign w:val="center"/>
             <w:hideMark/>
           </w:tcPr>
           <w:p>
             <w:pPr>
+              <w:spacing w:after="160" w:line="259" w:lineRule="auto"/>
               <w:jc w:val="center"/>
               <w:rPr>
                 <w:rFonts w:ascii="Cambria" w:hAnsi="Cambria"/>
-                <w:sz w:val="22"/>
-                <w:szCs w:val="22"/>
+                <w:sz w:val="24"/>
+                <w:szCs w:val="24"/>
               </w:rPr>
             </w:pPr>
             <w:r>
               <w:rPr>
                 <w:rFonts w:ascii="Cambria" w:hAnsi="Cambria"/>
-                <w:sz w:val="22"/>
-                <w:szCs w:val="22"/>
+                <w:sz w:val="24"/>
+                <w:szCs w:val="24"/>
               </w:rPr>
-              <w:t>PROFESSIONAL</w:t>
+              <w:t>Shows data spread</w:t>
             </w:r>
           </w:p>
         </w:tc>
@@ -933,54 +2887,57 @@
       <w:tr>
         <w:trPr>
           <w:tblCellSpacing w:w="15" w:type="dxa"/>
+          <w:jc w:val="center"/>
         </w:trPr>
         <w:tc>
           <w:tcPr>
-            <w:tcW w:w="2360" w:type="dxa"/>
+            <w:tcW w:w="3494" w:type="dxa"/>
             <w:vAlign w:val="center"/>
             <w:hideMark/>
           </w:tcPr>
           <w:p>
             <w:pPr>
+              <w:spacing w:after="160" w:line="259" w:lineRule="auto"/>
               <w:jc w:val="center"/>
               <w:rPr>
                 <w:rFonts w:ascii="Cambria" w:hAnsi="Cambria"/>
-                <w:sz w:val="22"/>
-                <w:szCs w:val="22"/>
+                <w:sz w:val="24"/>
+                <w:szCs w:val="24"/>
               </w:rPr>
             </w:pPr>
             <w:r>
               <w:rPr>
                 <w:rFonts w:ascii="Cambria" w:hAnsi="Cambria"/>
-                <w:sz w:val="22"/>
-                <w:szCs w:val="22"/>
+                <w:sz w:val="24"/>
+                <w:szCs w:val="24"/>
               </w:rPr>
-              <w:t>USES PLT</w:t>
+              <w:t>Uses labels</w:t>
             </w:r>
           </w:p>
         </w:tc>
         <w:tc>
           <w:tcPr>
-            <w:tcW w:w="2855" w:type="dxa"/>
+            <w:tcW w:w="3641" w:type="dxa"/>
             <w:vAlign w:val="center"/>
             <w:hideMark/>
           </w:tcPr>
           <w:p>
             <w:pPr>
+              <w:spacing w:after="160" w:line="259" w:lineRule="auto"/>
               <w:jc w:val="center"/>
               <w:rPr>
                 <w:rFonts w:ascii="Cambria" w:hAnsi="Cambria"/>
-                <w:sz w:val="22"/>
-                <w:szCs w:val="22"/>
+                <w:sz w:val="24"/>
+                <w:szCs w:val="24"/>
               </w:rPr>
             </w:pPr>
             <w:r>
               <w:rPr>
                 <w:rFonts w:ascii="Cambria" w:hAnsi="Cambria"/>
-                <w:sz w:val="22"/>
-                <w:szCs w:val="22"/>
+                <w:sz w:val="24"/>
+                <w:szCs w:val="24"/>
               </w:rPr>
-              <w:t>USES FIG AND AX</w:t>
+              <w:t>Uses bins</w:t>
             </w:r>
           </w:p>
         </w:tc>
@@ -988,109 +2945,57 @@
       <w:tr>
         <w:trPr>
           <w:tblCellSpacing w:w="15" w:type="dxa"/>
+          <w:jc w:val="center"/>
         </w:trPr>
         <w:tc>
           <w:tcPr>
-            <w:tcW w:w="2360" w:type="dxa"/>
+            <w:tcW w:w="3494" w:type="dxa"/>
             <w:vAlign w:val="center"/>
             <w:hideMark/>
           </w:tcPr>
           <w:p>
             <w:pPr>
+              <w:spacing w:after="160" w:line="259" w:lineRule="auto"/>
               <w:jc w:val="center"/>
               <w:rPr>
                 <w:rFonts w:ascii="Cambria" w:hAnsi="Cambria"/>
-                <w:sz w:val="22"/>
-                <w:szCs w:val="22"/>
+                <w:sz w:val="24"/>
+                <w:szCs w:val="24"/>
               </w:rPr>
             </w:pPr>
             <w:r>
               <w:rPr>
                 <w:rFonts w:ascii="Cambria" w:hAnsi="Cambria"/>
-                <w:sz w:val="22"/>
-                <w:szCs w:val="22"/>
+                <w:sz w:val="24"/>
+                <w:szCs w:val="24"/>
               </w:rPr>
-              <w:t>LESS CONTROL</w:t>
+              <w:t>Data is discrete</w:t>
             </w:r>
           </w:p>
         </w:tc>
         <w:tc>
           <w:tcPr>
-            <w:tcW w:w="2855" w:type="dxa"/>
+            <w:tcW w:w="3641" w:type="dxa"/>
             <w:vAlign w:val="center"/>
             <w:hideMark/>
           </w:tcPr>
           <w:p>
             <w:pPr>
+              <w:spacing w:after="160" w:line="259" w:lineRule="auto"/>
               <w:jc w:val="center"/>
               <w:rPr>
                 <w:rFonts w:ascii="Cambria" w:hAnsi="Cambria"/>
-                <w:sz w:val="22"/>
-                <w:szCs w:val="22"/>
+                <w:sz w:val="24"/>
+                <w:szCs w:val="24"/>
               </w:rPr>
             </w:pPr>
             <w:r>
               <w:rPr>
                 <w:rFonts w:ascii="Cambria" w:hAnsi="Cambria"/>
-                <w:sz w:val="22"/>
-                <w:szCs w:val="22"/>
+                <w:sz w:val="24"/>
+                <w:szCs w:val="24"/>
               </w:rPr>
-              <w:t>MORE CONTROL</w:t>
-            </w:r>
-          </w:p>
-        </w:tc>
-      </w:tr>
-      <w:tr>
-        <w:trPr>
-          <w:tblCellSpacing w:w="15" w:type="dxa"/>
-        </w:trPr>
-        <w:tc>
-          <w:tcPr>
-            <w:tcW w:w="2360" w:type="dxa"/>
-            <w:vAlign w:val="center"/>
-            <w:hideMark/>
-          </w:tcPr>
-          <w:p>
-            <w:pPr>
-              <w:jc w:val="center"/>
-              <w:rPr>
-                <w:rFonts w:ascii="Cambria" w:hAnsi="Cambria"/>
-                <w:sz w:val="22"/>
-                <w:szCs w:val="22"/>
-              </w:rPr>
-            </w:pPr>
-            <w:r>
-              <w:rPr>
-                <w:rFonts w:ascii="Cambria" w:hAnsi="Cambria"/>
-                <w:sz w:val="22"/>
-                <w:szCs w:val="22"/>
-              </w:rPr>
-              <w:t>SMALL TASKS</w:t>
-            </w:r>
-          </w:p>
-        </w:tc>
-        <w:tc>
-          <w:tcPr>
-            <w:tcW w:w="2855" w:type="dxa"/>
-            <w:vAlign w:val="center"/>
-            <w:hideMark/>
-          </w:tcPr>
-          <w:p>
-            <w:pPr>
-              <w:jc w:val="center"/>
-              <w:rPr>
-                <w:rFonts w:ascii="Cambria" w:hAnsi="Cambria"/>
-                <w:sz w:val="22"/>
-                <w:szCs w:val="22"/>
-              </w:rPr>
-            </w:pPr>
-            <w:r>
-              <w:rPr>
-                <w:rFonts w:ascii="Cambria" w:hAnsi="Cambria"/>
-                <w:sz w:val="22"/>
-                <w:szCs w:val="22"/>
-              </w:rPr>
-              <w:t>BIG PROJECTS</w:t>
+              <w:t>Data is continuous</w:t>
             </w:r>
           </w:p>
         </w:tc>
@@ -1098,647 +3003,30 @@
     </w:tbl>
     <w:p>
       <w:pPr>
-        <w:rPr>
-          <w:rFonts w:ascii="Cambria" w:hAnsi="Cambria"/>
-          <w:sz w:val="22"/>
-          <w:szCs w:val="22"/>
-        </w:rPr>
-      </w:pPr>
-    </w:p>
-    <w:p>
-      <w:pPr>
-        <w:pStyle w:val="Heading1"/>
-        <w:rPr>
-          <w:rFonts w:ascii="Cambria" w:hAnsi="Cambria"/>
-        </w:rPr>
-      </w:pPr>
-      <w:r>
-        <w:rPr>
-          <w:rFonts w:ascii="Cambria" w:hAnsi="Cambria"/>
-          <w:caps w:val="0"/>
-        </w:rPr>
-        <w:t>LIFE CYCLE OF OO METHOD</w:t>
-      </w:r>
-    </w:p>
-    <w:p>
-      <w:pPr>
-        <w:rPr>
-          <w:rFonts w:ascii="Cambria" w:hAnsi="Cambria"/>
-          <w:sz w:val="22"/>
-          <w:szCs w:val="22"/>
-        </w:rPr>
-      </w:pPr>
-      <w:r>
-        <w:rPr>
-          <w:rFonts w:ascii="Cambria" w:hAnsi="Cambria"/>
-          <w:sz w:val="22"/>
-          <w:szCs w:val="22"/>
-        </w:rPr>
-        <w:t xml:space="preserve">THIS IS THE </w:t>
-      </w:r>
-      <w:r>
-        <w:rPr>
-          <w:rFonts w:ascii="Cambria" w:hAnsi="Cambria"/>
-          <w:b/>
-          <w:bCs/>
-          <w:sz w:val="22"/>
-          <w:szCs w:val="22"/>
-        </w:rPr>
-        <w:t>STEP-BY-STEP PROCESS</w:t>
-      </w:r>
-      <w:r>
-        <w:rPr>
-          <w:rFonts w:ascii="Cambria" w:hAnsi="Cambria"/>
-          <w:sz w:val="22"/>
-          <w:szCs w:val="22"/>
-        </w:rPr>
-        <w:t>:</w:t>
-      </w:r>
+        <w:spacing w:after="160" w:line="259" w:lineRule="auto"/>
+        <w:rPr>
+          <w:rFonts w:ascii="Cambria" w:hAnsi="Cambria"/>
+          <w:sz w:val="24"/>
+          <w:szCs w:val="24"/>
+        </w:rPr>
+      </w:pPr>
     </w:p>
     <w:p>
       <w:pPr>
         <w:pStyle w:val="Heading2"/>
         <w:rPr>
           <w:rFonts w:ascii="Cambria" w:hAnsi="Cambria"/>
-          <w:sz w:val="22"/>
-          <w:szCs w:val="22"/>
-        </w:rPr>
-      </w:pPr>
-      <w:r>
-        <w:rPr>
-          <w:rFonts w:ascii="Segoe UI Emoji" w:hAnsi="Segoe UI Emoji" w:cs="Segoe UI Emoji"/>
-          <w:caps w:val="0"/>
-          <w:sz w:val="22"/>
-          <w:szCs w:val="22"/>
-        </w:rPr>
-        <w:t>🔁</w:t>
-      </w:r>
-      <w:r>
-        <w:rPr>
-          <w:rFonts w:ascii="Cambria" w:hAnsi="Cambria"/>
-          <w:caps w:val="0"/>
-          <w:sz w:val="22"/>
-          <w:szCs w:val="22"/>
-        </w:rPr>
-        <w:t xml:space="preserve"> LIFE CYCLE STEPS</w:t>
-      </w:r>
-    </w:p>
-    <w:p>
-      <w:pPr>
-        <w:pStyle w:val="Heading3"/>
-        <w:rPr>
-          <w:rFonts w:ascii="Cambria" w:hAnsi="Cambria"/>
-          <w:sz w:val="22"/>
-          <w:szCs w:val="22"/>
-        </w:rPr>
-      </w:pPr>
-      <w:r>
-        <w:rPr>
-          <w:rFonts w:ascii="Cambria" w:hAnsi="Cambria"/>
-          <w:caps w:val="0"/>
-          <w:sz w:val="22"/>
-          <w:szCs w:val="22"/>
-        </w:rPr>
-        <w:t>CREATE FIGURE AND AXES</w:t>
-      </w:r>
-    </w:p>
-    <w:p>
-      <w:pPr>
-        <w:rPr>
-          <w:rFonts w:ascii="Cambria" w:hAnsi="Cambria"/>
-          <w:sz w:val="22"/>
-          <w:szCs w:val="22"/>
-        </w:rPr>
-      </w:pPr>
-      <w:r>
-        <w:rPr>
-          <w:rFonts w:ascii="Cambria" w:hAnsi="Cambria"/>
-          <w:sz w:val="22"/>
-          <w:szCs w:val="22"/>
-        </w:rPr>
-        <w:t>FIG, AX = PLT.SUBPLOTS()</w:t>
-      </w:r>
-    </w:p>
-    <w:p>
-      <w:pPr>
-        <w:pStyle w:val="Heading3"/>
-        <w:rPr>
-          <w:rFonts w:ascii="Cambria" w:hAnsi="Cambria"/>
-          <w:sz w:val="22"/>
-          <w:szCs w:val="22"/>
-        </w:rPr>
-      </w:pPr>
-      <w:r>
-        <w:rPr>
-          <w:rFonts w:ascii="Cambria" w:hAnsi="Cambria"/>
-          <w:caps w:val="0"/>
-          <w:sz w:val="22"/>
-          <w:szCs w:val="22"/>
-        </w:rPr>
-        <w:t>PLOT DATA</w:t>
-      </w:r>
-    </w:p>
-    <w:p>
-      <w:pPr>
-        <w:rPr>
-          <w:rFonts w:ascii="Cambria" w:hAnsi="Cambria"/>
-          <w:sz w:val="22"/>
-          <w:szCs w:val="22"/>
-        </w:rPr>
-      </w:pPr>
-      <w:r>
-        <w:rPr>
-          <w:rFonts w:ascii="Cambria" w:hAnsi="Cambria"/>
-          <w:sz w:val="22"/>
-          <w:szCs w:val="22"/>
-        </w:rPr>
-        <w:t>AX.PLOT(X, Y)</w:t>
-      </w:r>
-    </w:p>
-    <w:p>
-      <w:pPr>
-        <w:pStyle w:val="Heading3"/>
-        <w:rPr>
-          <w:rFonts w:ascii="Cambria" w:hAnsi="Cambria"/>
-          <w:sz w:val="22"/>
-          <w:szCs w:val="22"/>
-        </w:rPr>
-      </w:pPr>
-      <w:r>
-        <w:rPr>
-          <w:rFonts w:ascii="Cambria" w:hAnsi="Cambria"/>
-          <w:caps w:val="0"/>
-          <w:sz w:val="22"/>
-          <w:szCs w:val="22"/>
-        </w:rPr>
-        <w:t>CUSTOMIZE PLOT</w:t>
-      </w:r>
-    </w:p>
-    <w:p>
-      <w:pPr>
-        <w:rPr>
-          <w:rFonts w:ascii="Cambria" w:hAnsi="Cambria"/>
-          <w:sz w:val="22"/>
-          <w:szCs w:val="22"/>
-        </w:rPr>
-      </w:pPr>
-      <w:r>
-        <w:rPr>
-          <w:rFonts w:ascii="Cambria" w:hAnsi="Cambria"/>
-          <w:sz w:val="22"/>
-          <w:szCs w:val="22"/>
-        </w:rPr>
-        <w:t>AX.SET_TITLE("TITLE")</w:t>
-      </w:r>
-    </w:p>
-    <w:p>
-      <w:pPr>
-        <w:rPr>
-          <w:rFonts w:ascii="Cambria" w:hAnsi="Cambria"/>
-          <w:sz w:val="22"/>
-          <w:szCs w:val="22"/>
-        </w:rPr>
-      </w:pPr>
-      <w:r>
-        <w:rPr>
-          <w:rFonts w:ascii="Cambria" w:hAnsi="Cambria"/>
-          <w:sz w:val="22"/>
-          <w:szCs w:val="22"/>
-        </w:rPr>
-        <w:lastRenderedPageBreak/>
-        <w:t>AX.SET_XLABEL("X LABEL")</w:t>
-      </w:r>
-    </w:p>
-    <w:p>
-      <w:pPr>
-        <w:rPr>
-          <w:rFonts w:ascii="Cambria" w:hAnsi="Cambria"/>
-          <w:sz w:val="22"/>
-          <w:szCs w:val="22"/>
-        </w:rPr>
-      </w:pPr>
-      <w:r>
-        <w:rPr>
-          <w:rFonts w:ascii="Cambria" w:hAnsi="Cambria"/>
-          <w:sz w:val="22"/>
-          <w:szCs w:val="22"/>
-        </w:rPr>
-        <w:t>AX.SET_YLABEL("Y LABEL")</w:t>
-      </w:r>
-    </w:p>
-    <w:p>
-      <w:pPr>
-        <w:pStyle w:val="Heading3"/>
-        <w:rPr>
-          <w:rFonts w:ascii="Cambria" w:hAnsi="Cambria"/>
-          <w:sz w:val="22"/>
-          <w:szCs w:val="22"/>
-        </w:rPr>
-      </w:pPr>
-      <w:r>
-        <w:rPr>
-          <w:rFonts w:ascii="Cambria" w:hAnsi="Cambria"/>
-          <w:caps w:val="0"/>
-          <w:sz w:val="22"/>
-          <w:szCs w:val="22"/>
-        </w:rPr>
-        <w:t>SHOW PLOT</w:t>
-      </w:r>
-    </w:p>
-    <w:p>
-      <w:pPr>
-        <w:rPr>
-          <w:rFonts w:ascii="Cambria" w:hAnsi="Cambria"/>
-          <w:sz w:val="22"/>
-          <w:szCs w:val="22"/>
-        </w:rPr>
-      </w:pPr>
-      <w:r>
-        <w:rPr>
-          <w:rFonts w:ascii="Cambria" w:hAnsi="Cambria"/>
-          <w:sz w:val="22"/>
-          <w:szCs w:val="22"/>
-        </w:rPr>
-        <w:t>PLT.SHOW()</w:t>
-      </w:r>
-    </w:p>
-    <w:p>
-      <w:pPr>
-        <w:pStyle w:val="Heading3"/>
-        <w:rPr>
-          <w:rFonts w:ascii="Cambria" w:hAnsi="Cambria"/>
-          <w:sz w:val="22"/>
-          <w:szCs w:val="22"/>
-        </w:rPr>
-      </w:pPr>
-      <w:r>
-        <w:rPr>
-          <w:rFonts w:ascii="Cambria" w:hAnsi="Cambria"/>
-          <w:caps w:val="0"/>
-          <w:sz w:val="22"/>
-          <w:szCs w:val="22"/>
-        </w:rPr>
-        <w:t>EASY MEMORY TRICK</w:t>
-      </w:r>
-    </w:p>
-    <w:p>
-      <w:pPr>
-        <w:rPr>
-          <w:rFonts w:ascii="Cambria" w:hAnsi="Cambria"/>
-          <w:b/>
-          <w:bCs/>
-          <w:sz w:val="22"/>
-          <w:szCs w:val="22"/>
-        </w:rPr>
-      </w:pPr>
-      <w:r>
-        <w:rPr>
-          <w:rFonts w:ascii="Cambria" w:hAnsi="Cambria"/>
-          <w:b/>
-          <w:bCs/>
-          <w:sz w:val="22"/>
-          <w:szCs w:val="22"/>
-        </w:rPr>
-        <w:t>CREATE → PLOT → STYLE → SHOW</w:t>
-      </w:r>
-    </w:p>
-    <w:p>
-      <w:pPr>
-        <w:pStyle w:val="Heading1"/>
-        <w:rPr>
-          <w:rFonts w:ascii="Cambria" w:hAnsi="Cambria"/>
-        </w:rPr>
-      </w:pPr>
-      <w:r>
-        <w:rPr>
-          <w:rFonts w:ascii="Cambria" w:hAnsi="Cambria"/>
-          <w:caps w:val="0"/>
-        </w:rPr>
-        <w:t>ENTIRE LIFE CYCLE OF OBJECT-ORIENTED PLOT (ADVANCED)</w:t>
-      </w:r>
-    </w:p>
-    <w:p>
-      <w:pPr>
-        <w:pStyle w:val="Heading2"/>
-        <w:rPr>
-          <w:rFonts w:ascii="Cambria" w:hAnsi="Cambria"/>
-          <w:sz w:val="22"/>
-          <w:szCs w:val="22"/>
-        </w:rPr>
-      </w:pPr>
-      <w:r>
-        <w:rPr>
-          <w:rFonts w:ascii="Cambria" w:hAnsi="Cambria"/>
-          <w:caps w:val="0"/>
-          <w:sz w:val="22"/>
-          <w:szCs w:val="22"/>
-        </w:rPr>
-        <w:t>IMPORT LIBRARIES</w:t>
-      </w:r>
-    </w:p>
-    <w:p>
-      <w:pPr>
-        <w:rPr>
-          <w:rFonts w:ascii="Cambria" w:hAnsi="Cambria"/>
-          <w:caps/>
-          <w:spacing w:val="15"/>
-          <w:sz w:val="22"/>
-          <w:szCs w:val="22"/>
-        </w:rPr>
-      </w:pPr>
-      <w:r>
-        <w:rPr>
-          <w:rFonts w:ascii="Cambria" w:hAnsi="Cambria"/>
-          <w:spacing w:val="15"/>
-          <w:sz w:val="22"/>
-          <w:szCs w:val="22"/>
-        </w:rPr>
-        <w:t>IMPORT MATPLOTLIB.PYPLOT AS PLT</w:t>
-      </w:r>
-    </w:p>
-    <w:p>
-      <w:pPr>
-        <w:rPr>
-          <w:rFonts w:ascii="Cambria" w:hAnsi="Cambria"/>
-          <w:caps/>
-          <w:spacing w:val="15"/>
-          <w:sz w:val="22"/>
-          <w:szCs w:val="22"/>
-        </w:rPr>
-      </w:pPr>
-      <w:r>
-        <w:rPr>
-          <w:rFonts w:ascii="Cambria" w:hAnsi="Cambria"/>
-          <w:spacing w:val="15"/>
-          <w:sz w:val="22"/>
-          <w:szCs w:val="22"/>
-        </w:rPr>
-        <w:t>IMPORT NUMPY AS NP</w:t>
-      </w:r>
-    </w:p>
-    <w:p>
-      <w:pPr>
-        <w:pStyle w:val="Heading2"/>
-        <w:rPr>
-          <w:rFonts w:ascii="Cambria" w:hAnsi="Cambria"/>
-          <w:sz w:val="22"/>
-          <w:szCs w:val="22"/>
-        </w:rPr>
-      </w:pPr>
-      <w:r>
-        <w:rPr>
-          <w:rFonts w:ascii="Cambria" w:hAnsi="Cambria"/>
-          <w:caps w:val="0"/>
-          <w:sz w:val="22"/>
-          <w:szCs w:val="22"/>
-        </w:rPr>
-        <w:t>PREPARE DATA</w:t>
-      </w:r>
-    </w:p>
-    <w:p>
-      <w:pPr>
-        <w:rPr>
-          <w:rFonts w:ascii="Cambria" w:hAnsi="Cambria"/>
-          <w:caps/>
-          <w:spacing w:val="15"/>
-          <w:sz w:val="22"/>
-          <w:szCs w:val="22"/>
-        </w:rPr>
-      </w:pPr>
-      <w:r>
-        <w:rPr>
-          <w:rFonts w:ascii="Cambria" w:hAnsi="Cambria"/>
-          <w:spacing w:val="15"/>
-          <w:sz w:val="22"/>
-          <w:szCs w:val="22"/>
-        </w:rPr>
-        <w:t>X = NP.ARRAY([1, 2, 3, 4])</w:t>
-      </w:r>
-    </w:p>
-    <w:p>
-      <w:pPr>
-        <w:rPr>
-          <w:rFonts w:ascii="Cambria" w:hAnsi="Cambria"/>
-          <w:caps/>
-          <w:spacing w:val="15"/>
-          <w:sz w:val="22"/>
-          <w:szCs w:val="22"/>
-        </w:rPr>
-      </w:pPr>
-      <w:r>
-        <w:rPr>
-          <w:rFonts w:ascii="Cambria" w:hAnsi="Cambria"/>
-          <w:spacing w:val="15"/>
-          <w:sz w:val="22"/>
-          <w:szCs w:val="22"/>
-        </w:rPr>
-        <w:t>Y = NP.ARRAY([10, 20, 25, 30])</w:t>
-      </w:r>
-    </w:p>
-    <w:p>
-      <w:pPr>
-        <w:pStyle w:val="Heading2"/>
-        <w:rPr>
-          <w:rFonts w:ascii="Cambria" w:hAnsi="Cambria"/>
-          <w:sz w:val="22"/>
-          <w:szCs w:val="22"/>
-        </w:rPr>
-      </w:pPr>
-      <w:r>
-        <w:rPr>
-          <w:rFonts w:ascii="Cambria" w:hAnsi="Cambria"/>
-          <w:caps w:val="0"/>
-          <w:sz w:val="22"/>
-          <w:szCs w:val="22"/>
-        </w:rPr>
-        <w:t>CREATE FIGURE AND AXES (CORE OF OO METHOD)</w:t>
-      </w:r>
-    </w:p>
-    <w:p>
-      <w:pPr>
-        <w:rPr>
-          <w:rFonts w:ascii="Cambria" w:hAnsi="Cambria"/>
-          <w:caps/>
-          <w:spacing w:val="15"/>
-          <w:sz w:val="22"/>
-          <w:szCs w:val="22"/>
-        </w:rPr>
-      </w:pPr>
-      <w:r>
-        <w:rPr>
-          <w:rFonts w:ascii="Cambria" w:hAnsi="Cambria"/>
-          <w:spacing w:val="15"/>
-          <w:sz w:val="22"/>
-          <w:szCs w:val="22"/>
-        </w:rPr>
-        <w:t>FIG, AX = PLT.SUBPLOTS(FIGSIZE=(8, 5))</w:t>
-      </w:r>
-    </w:p>
-    <w:p>
-      <w:pPr>
-        <w:pStyle w:val="Heading3"/>
-        <w:rPr>
-          <w:rFonts w:ascii="Cambria" w:hAnsi="Cambria"/>
-          <w:sz w:val="22"/>
-          <w:szCs w:val="22"/>
-        </w:rPr>
-      </w:pPr>
-      <w:r>
-        <w:rPr>
-          <w:rFonts w:ascii="Cambria" w:hAnsi="Cambria"/>
-          <w:caps w:val="0"/>
-          <w:sz w:val="22"/>
-          <w:szCs w:val="22"/>
-        </w:rPr>
-        <w:t>WHAT HAPPENS HERE?</w:t>
-      </w:r>
-    </w:p>
-    <w:p>
-      <w:pPr>
-        <w:numPr>
-          <w:ilvl w:val="0"/>
-          <w:numId w:val="4"/>
-        </w:numPr>
-        <w:rPr>
-          <w:rFonts w:ascii="Cambria" w:hAnsi="Cambria"/>
-          <w:caps/>
-          <w:spacing w:val="15"/>
-          <w:sz w:val="22"/>
-          <w:szCs w:val="22"/>
-        </w:rPr>
-      </w:pPr>
-      <w:r>
-        <w:rPr>
-          <w:rFonts w:ascii="Cambria" w:hAnsi="Cambria"/>
-          <w:spacing w:val="15"/>
-          <w:sz w:val="22"/>
-          <w:szCs w:val="22"/>
-        </w:rPr>
-        <w:t xml:space="preserve">FIG → </w:t>
-      </w:r>
-      <w:r>
-        <w:rPr>
-          <w:rFonts w:ascii="Cambria" w:hAnsi="Cambria"/>
-          <w:b/>
-          <w:bCs/>
-          <w:spacing w:val="15"/>
-          <w:sz w:val="22"/>
-          <w:szCs w:val="22"/>
-        </w:rPr>
-        <w:t>ENTIRE FIGURE (FULL CANVAS)</w:t>
-      </w:r>
-    </w:p>
-    <w:p>
-      <w:pPr>
-        <w:numPr>
-          <w:ilvl w:val="0"/>
-          <w:numId w:val="4"/>
-        </w:numPr>
-        <w:rPr>
-          <w:rFonts w:ascii="Cambria" w:hAnsi="Cambria"/>
-          <w:caps/>
-          <w:spacing w:val="15"/>
-          <w:sz w:val="22"/>
-          <w:szCs w:val="22"/>
-        </w:rPr>
-      </w:pPr>
-      <w:r>
-        <w:rPr>
-          <w:rFonts w:ascii="Cambria" w:hAnsi="Cambria"/>
-          <w:spacing w:val="15"/>
-          <w:sz w:val="22"/>
-          <w:szCs w:val="22"/>
-        </w:rPr>
-        <w:t xml:space="preserve">AX → </w:t>
-      </w:r>
-      <w:r>
-        <w:rPr>
-          <w:rFonts w:ascii="Cambria" w:hAnsi="Cambria"/>
-          <w:b/>
-          <w:bCs/>
-          <w:spacing w:val="15"/>
-          <w:sz w:val="22"/>
-          <w:szCs w:val="22"/>
-        </w:rPr>
-        <w:t>PLOT AREA INSIDE FIGURE</w:t>
-      </w:r>
-    </w:p>
-    <w:p>
-      <w:pPr>
-        <w:numPr>
-          <w:ilvl w:val="0"/>
-          <w:numId w:val="4"/>
-        </w:numPr>
-        <w:rPr>
-          <w:rFonts w:ascii="Cambria" w:hAnsi="Cambria"/>
-          <w:caps/>
-          <w:spacing w:val="15"/>
-          <w:sz w:val="22"/>
-          <w:szCs w:val="22"/>
-        </w:rPr>
-      </w:pPr>
-      <w:r>
-        <w:rPr>
-          <w:rFonts w:ascii="Cambria" w:hAnsi="Cambria"/>
-          <w:spacing w:val="15"/>
-          <w:sz w:val="22"/>
-          <w:szCs w:val="22"/>
-        </w:rPr>
-        <w:t>FIGSIZE → CONTROLS SIZE OF FIGURE</w:t>
-      </w:r>
-    </w:p>
-    <w:p>
-      <w:pPr>
-        <w:pStyle w:val="Heading2"/>
-        <w:rPr>
-          <w:rFonts w:ascii="Cambria" w:hAnsi="Cambria"/>
-          <w:sz w:val="22"/>
-          <w:szCs w:val="22"/>
-        </w:rPr>
-      </w:pPr>
-      <w:r>
-        <w:rPr>
-          <w:rFonts w:ascii="Cambria" w:hAnsi="Cambria"/>
-          <w:caps w:val="0"/>
-          <w:sz w:val="22"/>
-          <w:szCs w:val="22"/>
-        </w:rPr>
-        <w:t>PLOT DATA ON AXES</w:t>
-      </w:r>
-    </w:p>
-    <w:p>
-      <w:pPr>
-        <w:rPr>
-          <w:rFonts w:ascii="Cambria" w:hAnsi="Cambria"/>
-          <w:caps/>
-          <w:spacing w:val="15"/>
-          <w:sz w:val="22"/>
-          <w:szCs w:val="22"/>
-        </w:rPr>
-      </w:pPr>
-      <w:r>
-        <w:rPr>
-          <w:rFonts w:ascii="Cambria" w:hAnsi="Cambria"/>
-          <w:spacing w:val="15"/>
-          <w:sz w:val="22"/>
-          <w:szCs w:val="22"/>
-        </w:rPr>
-        <w:t>AX.PLOT(X, Y, LABEL='SALES', COLOR='BLUE', LINESTYLE='--', MARKER='O')</w:t>
-      </w:r>
-    </w:p>
-    <w:p>
-      <w:pPr>
-        <w:pStyle w:val="Heading1"/>
-        <w:rPr>
-          <w:rFonts w:ascii="Cambria" w:hAnsi="Cambria"/>
-        </w:rPr>
-      </w:pPr>
-      <w:r>
-        <w:rPr>
-          <w:rFonts w:ascii="Cambria" w:hAnsi="Cambria"/>
-          <w:caps w:val="0"/>
-        </w:rPr>
-        <w:t>CUSTOMIZATION OPTIONS</w:t>
+          <w:sz w:val="24"/>
+          <w:szCs w:val="24"/>
+        </w:rPr>
+      </w:pPr>
+      <w:r>
+        <w:rPr>
+          <w:rFonts w:ascii="Cambria" w:hAnsi="Cambria"/>
+          <w:sz w:val="24"/>
+          <w:szCs w:val="24"/>
+        </w:rPr>
+        <w:t>QUICK SUMMARY</w:t>
       </w:r>
     </w:p>
     <w:p>
@@ -1747,22 +3035,20 @@
           <w:ilvl w:val="0"/>
           <w:numId w:val="5"/>
         </w:numPr>
-        <w:rPr>
-          <w:rFonts w:ascii="Cambria" w:hAnsi="Cambria"/>
-          <w:caps/>
-          <w:spacing w:val="15"/>
-          <w:sz w:val="22"/>
-          <w:szCs w:val="22"/>
-        </w:rPr>
-      </w:pPr>
-      <w:r>
-        <w:rPr>
-          <w:rFonts w:ascii="Cambria" w:hAnsi="Cambria"/>
-          <w:spacing w:val="15"/>
-          <w:sz w:val="22"/>
-          <w:szCs w:val="22"/>
-        </w:rPr>
-        <w:t>COLOR</w:t>
+        <w:spacing w:before="0" w:after="160" w:line="259" w:lineRule="auto"/>
+        <w:rPr>
+          <w:rFonts w:ascii="Cambria" w:hAnsi="Cambria"/>
+          <w:sz w:val="24"/>
+          <w:szCs w:val="24"/>
+        </w:rPr>
+      </w:pPr>
+      <w:r>
+        <w:rPr>
+          <w:rFonts w:ascii="Cambria" w:hAnsi="Cambria"/>
+          <w:sz w:val="24"/>
+          <w:szCs w:val="24"/>
+        </w:rPr>
+        <w:t>Features make plots clear</w:t>
       </w:r>
     </w:p>
     <w:p>
@@ -1771,22 +3057,20 @@
           <w:ilvl w:val="0"/>
           <w:numId w:val="5"/>
         </w:numPr>
-        <w:rPr>
-          <w:rFonts w:ascii="Cambria" w:hAnsi="Cambria"/>
-          <w:caps/>
-          <w:spacing w:val="15"/>
-          <w:sz w:val="22"/>
-          <w:szCs w:val="22"/>
-        </w:rPr>
-      </w:pPr>
-      <w:r>
-        <w:rPr>
-          <w:rFonts w:ascii="Cambria" w:hAnsi="Cambria"/>
-          <w:spacing w:val="15"/>
-          <w:sz w:val="22"/>
-          <w:szCs w:val="22"/>
-        </w:rPr>
-        <w:t>LINESTYLE</w:t>
+        <w:spacing w:before="0" w:after="160" w:line="259" w:lineRule="auto"/>
+        <w:rPr>
+          <w:rFonts w:ascii="Cambria" w:hAnsi="Cambria"/>
+          <w:sz w:val="24"/>
+          <w:szCs w:val="24"/>
+        </w:rPr>
+      </w:pPr>
+      <w:r>
+        <w:rPr>
+          <w:rFonts w:ascii="Cambria" w:hAnsi="Cambria"/>
+          <w:sz w:val="24"/>
+          <w:szCs w:val="24"/>
+        </w:rPr>
+        <w:t>Subplots show many graphs in one figure</w:t>
       </w:r>
     </w:p>
     <w:p>
@@ -1795,22 +3079,20 @@
           <w:ilvl w:val="0"/>
           <w:numId w:val="5"/>
         </w:numPr>
-        <w:rPr>
-          <w:rFonts w:ascii="Cambria" w:hAnsi="Cambria"/>
-          <w:caps/>
-          <w:spacing w:val="15"/>
-          <w:sz w:val="22"/>
-          <w:szCs w:val="22"/>
-        </w:rPr>
-      </w:pPr>
-      <w:r>
-        <w:rPr>
-          <w:rFonts w:ascii="Cambria" w:hAnsi="Cambria"/>
-          <w:spacing w:val="15"/>
-          <w:sz w:val="22"/>
-          <w:szCs w:val="22"/>
-        </w:rPr>
-        <w:t>MARKER</w:t>
+        <w:spacing w:before="0" w:after="160" w:line="259" w:lineRule="auto"/>
+        <w:rPr>
+          <w:rFonts w:ascii="Cambria" w:hAnsi="Cambria"/>
+          <w:sz w:val="24"/>
+          <w:szCs w:val="24"/>
+        </w:rPr>
+      </w:pPr>
+      <w:r>
+        <w:rPr>
+          <w:rFonts w:ascii="Cambria" w:hAnsi="Cambria"/>
+          <w:sz w:val="24"/>
+          <w:szCs w:val="24"/>
+        </w:rPr>
+        <w:t>Bar plot → comparison</w:t>
       </w:r>
     </w:p>
     <w:p>
@@ -1819,199 +3101,20 @@
           <w:ilvl w:val="0"/>
           <w:numId w:val="5"/>
         </w:numPr>
-        <w:rPr>
-          <w:rFonts w:ascii="Cambria" w:hAnsi="Cambria"/>
-          <w:caps/>
-          <w:spacing w:val="15"/>
-          <w:sz w:val="22"/>
-          <w:szCs w:val="22"/>
-        </w:rPr>
-      </w:pPr>
-      <w:r>
-        <w:rPr>
-          <w:rFonts w:ascii="Cambria" w:hAnsi="Cambria"/>
-          <w:spacing w:val="15"/>
-          <w:sz w:val="22"/>
-          <w:szCs w:val="22"/>
-        </w:rPr>
-        <w:t>LABEL</w:t>
-      </w:r>
-    </w:p>
-    <w:p>
-      <w:pPr>
-        <w:pStyle w:val="Heading2"/>
-        <w:rPr>
-          <w:rFonts w:ascii="Cambria" w:hAnsi="Cambria"/>
-          <w:sz w:val="22"/>
-          <w:szCs w:val="22"/>
-        </w:rPr>
-      </w:pPr>
-      <w:r>
-        <w:rPr>
-          <w:rFonts w:ascii="Cambria" w:hAnsi="Cambria"/>
-          <w:caps w:val="0"/>
-          <w:sz w:val="22"/>
-          <w:szCs w:val="22"/>
-        </w:rPr>
-        <w:t>CUSTOMIZE AXES (ADVANCED)</w:t>
-      </w:r>
-    </w:p>
-    <w:p>
-      <w:pPr>
-        <w:pStyle w:val="Heading3"/>
-        <w:rPr>
-          <w:rFonts w:ascii="Cambria" w:hAnsi="Cambria"/>
-          <w:sz w:val="22"/>
-          <w:szCs w:val="22"/>
-        </w:rPr>
-      </w:pPr>
-      <w:r>
-        <w:rPr>
-          <w:rFonts w:ascii="Cambria" w:hAnsi="Cambria"/>
-          <w:caps w:val="0"/>
-          <w:sz w:val="22"/>
-          <w:szCs w:val="22"/>
-        </w:rPr>
-        <w:lastRenderedPageBreak/>
-        <w:t>AXIS LABELS</w:t>
-      </w:r>
-    </w:p>
-    <w:p>
-      <w:pPr>
-        <w:rPr>
-          <w:rFonts w:ascii="Cambria" w:hAnsi="Cambria"/>
-          <w:caps/>
-          <w:spacing w:val="15"/>
-          <w:sz w:val="22"/>
-          <w:szCs w:val="22"/>
-        </w:rPr>
-      </w:pPr>
-      <w:r>
-        <w:rPr>
-          <w:rFonts w:ascii="Cambria" w:hAnsi="Cambria"/>
-          <w:spacing w:val="15"/>
-          <w:sz w:val="22"/>
-          <w:szCs w:val="22"/>
-        </w:rPr>
-        <w:t>AX.SET_XLABEL("DAYS", FONTSIZE=12)</w:t>
-      </w:r>
-    </w:p>
-    <w:p>
-      <w:pPr>
-        <w:rPr>
-          <w:rFonts w:ascii="Cambria" w:hAnsi="Cambria"/>
-          <w:caps/>
-          <w:spacing w:val="15"/>
-          <w:sz w:val="22"/>
-          <w:szCs w:val="22"/>
-        </w:rPr>
-      </w:pPr>
-      <w:r>
-        <w:rPr>
-          <w:rFonts w:ascii="Cambria" w:hAnsi="Cambria"/>
-          <w:spacing w:val="15"/>
-          <w:sz w:val="22"/>
-          <w:szCs w:val="22"/>
-        </w:rPr>
-        <w:t>AX.SET_YLABEL("REVENUE", FONTSIZE=12)</w:t>
-      </w:r>
-    </w:p>
-    <w:p>
-      <w:pPr>
-        <w:pStyle w:val="Heading3"/>
-        <w:rPr>
-          <w:rFonts w:ascii="Cambria" w:hAnsi="Cambria"/>
-          <w:sz w:val="22"/>
-          <w:szCs w:val="22"/>
-        </w:rPr>
-      </w:pPr>
-      <w:r>
-        <w:rPr>
-          <w:rFonts w:ascii="Cambria" w:hAnsi="Cambria"/>
-          <w:caps w:val="0"/>
-          <w:sz w:val="22"/>
-          <w:szCs w:val="22"/>
-        </w:rPr>
-        <w:t>AXIS LIMITS</w:t>
-      </w:r>
-    </w:p>
-    <w:p>
-      <w:pPr>
-        <w:rPr>
-          <w:rFonts w:ascii="Cambria" w:hAnsi="Cambria"/>
-          <w:caps/>
-          <w:spacing w:val="15"/>
-          <w:sz w:val="22"/>
-          <w:szCs w:val="22"/>
-        </w:rPr>
-      </w:pPr>
-      <w:r>
-        <w:rPr>
-          <w:rFonts w:ascii="Cambria" w:hAnsi="Cambria"/>
-          <w:spacing w:val="15"/>
-          <w:sz w:val="22"/>
-          <w:szCs w:val="22"/>
-        </w:rPr>
-        <w:t>AX.SET_XLIM(0, 5)</w:t>
-      </w:r>
-    </w:p>
-    <w:p>
-      <w:pPr>
-        <w:rPr>
-          <w:rFonts w:ascii="Cambria" w:hAnsi="Cambria"/>
-          <w:caps/>
-          <w:spacing w:val="15"/>
-          <w:sz w:val="22"/>
-          <w:szCs w:val="22"/>
-        </w:rPr>
-      </w:pPr>
-      <w:r>
-        <w:rPr>
-          <w:rFonts w:ascii="Cambria" w:hAnsi="Cambria"/>
-          <w:spacing w:val="15"/>
-          <w:sz w:val="22"/>
-          <w:szCs w:val="22"/>
-        </w:rPr>
-        <w:t>AX.SET_YLIM(0, 35)</w:t>
-      </w:r>
-    </w:p>
-    <w:p>
-      <w:pPr>
-        <w:pStyle w:val="Heading3"/>
-        <w:rPr>
-          <w:rFonts w:ascii="Cambria" w:hAnsi="Cambria"/>
-          <w:sz w:val="22"/>
-          <w:szCs w:val="22"/>
-        </w:rPr>
-      </w:pPr>
-      <w:r>
-        <w:rPr>
-          <w:rFonts w:ascii="Cambria" w:hAnsi="Cambria"/>
-          <w:caps w:val="0"/>
-          <w:sz w:val="22"/>
-          <w:szCs w:val="22"/>
-        </w:rPr>
-        <w:t>GRID</w:t>
-      </w:r>
-    </w:p>
-    <w:p>
-      <w:pPr>
-        <w:rPr>
-          <w:rFonts w:ascii="Cambria" w:hAnsi="Cambria"/>
-          <w:caps/>
-          <w:spacing w:val="15"/>
-          <w:sz w:val="22"/>
-          <w:szCs w:val="22"/>
-        </w:rPr>
-      </w:pPr>
-      <w:r>
-        <w:rPr>
-          <w:rFonts w:ascii="Cambria" w:hAnsi="Cambria"/>
-          <w:spacing w:val="15"/>
-          <w:sz w:val="22"/>
-          <w:szCs w:val="22"/>
-        </w:rPr>
-        <w:t>AX.GRID(TRUE, LINESTYLE=':', ALPHA=0.6)</w:t>
+        <w:spacing w:before="0" w:after="160" w:line="259" w:lineRule="auto"/>
+        <w:rPr>
+          <w:rFonts w:ascii="Cambria" w:hAnsi="Cambria"/>
+          <w:sz w:val="24"/>
+          <w:szCs w:val="24"/>
+        </w:rPr>
+      </w:pPr>
+      <w:r>
+        <w:rPr>
+          <w:rFonts w:ascii="Cambria" w:hAnsi="Cambria"/>
+          <w:sz w:val="24"/>
+          <w:szCs w:val="24"/>
+        </w:rPr>
+        <w:t>Histogram → distribution</w:t>
       </w:r>
     </w:p>
     <w:p>
@@ -2019,73 +3122,25 @@
         <w:pStyle w:val="Heading1"/>
         <w:rPr>
           <w:rFonts w:ascii="Cambria" w:hAnsi="Cambria"/>
-        </w:rPr>
-      </w:pPr>
-      <w:r>
-        <w:rPr>
-          <w:rFonts w:ascii="Cambria" w:hAnsi="Cambria"/>
-          <w:caps w:val="0"/>
-        </w:rPr>
-        <w:t xml:space="preserve">NAMING THE ENTIRE FIGURE </w:t>
-      </w:r>
-    </w:p>
-    <w:p>
-      <w:pPr>
-        <w:pStyle w:val="Heading2"/>
-        <w:rPr>
-          <w:rFonts w:ascii="Cambria" w:hAnsi="Cambria"/>
-          <w:sz w:val="22"/>
-          <w:szCs w:val="22"/>
-        </w:rPr>
-      </w:pPr>
-      <w:r>
-        <w:rPr>
-          <w:rFonts w:ascii="Cambria" w:hAnsi="Cambria"/>
-          <w:caps w:val="0"/>
-          <w:sz w:val="22"/>
-          <w:szCs w:val="22"/>
-        </w:rPr>
-        <w:t>FIGURE TITLE (NOT AXES TITLE)</w:t>
-      </w:r>
-    </w:p>
-    <w:p>
-      <w:pPr>
-        <w:rPr>
-          <w:rFonts w:ascii="Cambria" w:hAnsi="Cambria"/>
-          <w:caps/>
-          <w:spacing w:val="15"/>
-          <w:sz w:val="22"/>
-          <w:szCs w:val="22"/>
-        </w:rPr>
-      </w:pPr>
-      <w:r>
-        <w:rPr>
-          <w:rFonts w:ascii="Cambria" w:hAnsi="Cambria"/>
-          <w:spacing w:val="15"/>
-          <w:sz w:val="22"/>
-          <w:szCs w:val="22"/>
-        </w:rPr>
-        <w:t>FIG.SUPTITLE("MONTHLY SALES REPORT", FONTSIZE=16, FONTWEIGHT='BOLD')</w:t>
-      </w:r>
-    </w:p>
-    <w:p>
-      <w:pPr>
-        <w:rPr>
-          <w:rFonts w:ascii="Cambria" w:hAnsi="Cambria"/>
-          <w:caps/>
-          <w:spacing w:val="15"/>
-          <w:sz w:val="22"/>
-          <w:szCs w:val="22"/>
-        </w:rPr>
-      </w:pPr>
-      <w:r>
-        <w:rPr>
-          <w:rFonts w:ascii="Cambria" w:hAnsi="Cambria"/>
-          <w:spacing w:val="15"/>
-          <w:sz w:val="22"/>
-          <w:szCs w:val="22"/>
-        </w:rPr>
-        <w:t>DIFFERENCE:</w:t>
+          <w:sz w:val="24"/>
+          <w:szCs w:val="24"/>
+        </w:rPr>
+      </w:pPr>
+      <w:r>
+        <w:rPr>
+          <w:rFonts w:ascii="Cambria" w:hAnsi="Cambria"/>
+          <w:sz w:val="24"/>
+          <w:szCs w:val="24"/>
+        </w:rPr>
+        <w:t>One</w:t>
+      </w:r>
+      <w:r>
+        <w:rPr>
+          <w:rFonts w:ascii="Cambria" w:hAnsi="Cambria"/>
+          <w:sz w:val="24"/>
+          <w:szCs w:val="24"/>
+        </w:rPr>
+        <w:t xml:space="preserve"> PLOT – ONE FIGURE</w:t>
       </w:r>
     </w:p>
     <w:p>
@@ -2096,31 +3151,35 @@
         </w:numPr>
         <w:rPr>
           <w:rFonts w:ascii="Cambria" w:hAnsi="Cambria"/>
-          <w:caps/>
-          <w:spacing w:val="15"/>
-          <w:sz w:val="22"/>
-          <w:szCs w:val="22"/>
-        </w:rPr>
-      </w:pPr>
-      <w:r>
-        <w:rPr>
-          <w:rFonts w:ascii="Cambria" w:hAnsi="Cambria"/>
-          <w:spacing w:val="15"/>
-          <w:sz w:val="22"/>
-          <w:szCs w:val="22"/>
-        </w:rPr>
-        <w:t xml:space="preserve">AX.SET_TITLE() → TITLE FOR </w:t>
+          <w:sz w:val="24"/>
+          <w:szCs w:val="24"/>
+        </w:rPr>
+      </w:pPr>
+      <w:r>
+        <w:rPr>
+          <w:rFonts w:ascii="Cambria" w:hAnsi="Cambria"/>
+          <w:sz w:val="24"/>
+          <w:szCs w:val="24"/>
+        </w:rPr>
+        <w:t xml:space="preserve">A </w:t>
       </w:r>
       <w:r>
         <w:rPr>
           <w:rFonts w:ascii="Cambria" w:hAnsi="Cambria"/>
           <w:b/>
           <w:bCs/>
-          <w:spacing w:val="15"/>
-          <w:sz w:val="22"/>
-          <w:szCs w:val="22"/>
-        </w:rPr>
-        <w:t>ONE PLOT</w:t>
+          <w:sz w:val="24"/>
+          <w:szCs w:val="24"/>
+        </w:rPr>
+        <w:t>figure</w:t>
+      </w:r>
+      <w:r>
+        <w:rPr>
+          <w:rFonts w:ascii="Cambria" w:hAnsi="Cambria"/>
+          <w:sz w:val="24"/>
+          <w:szCs w:val="24"/>
+        </w:rPr>
+        <w:t xml:space="preserve"> is one plotting window.</w:t>
       </w:r>
     </w:p>
     <w:p>
@@ -2131,31 +3190,56 @@
         </w:numPr>
         <w:rPr>
           <w:rFonts w:ascii="Cambria" w:hAnsi="Cambria"/>
-          <w:caps/>
-          <w:spacing w:val="15"/>
-          <w:sz w:val="22"/>
-          <w:szCs w:val="22"/>
-        </w:rPr>
-      </w:pPr>
-      <w:r>
-        <w:rPr>
-          <w:rFonts w:ascii="Cambria" w:hAnsi="Cambria"/>
-          <w:spacing w:val="15"/>
-          <w:sz w:val="22"/>
-          <w:szCs w:val="22"/>
-        </w:rPr>
-        <w:t xml:space="preserve">FIG.SUPTITLE() → TITLE FOR </w:t>
+          <w:sz w:val="24"/>
+          <w:szCs w:val="24"/>
+        </w:rPr>
+      </w:pPr>
+      <w:r>
+        <w:rPr>
+          <w:rFonts w:ascii="Cambria" w:hAnsi="Cambria"/>
+          <w:sz w:val="24"/>
+          <w:szCs w:val="24"/>
+        </w:rPr>
+        <w:t xml:space="preserve">We can draw </w:t>
       </w:r>
       <w:r>
         <w:rPr>
           <w:rFonts w:ascii="Cambria" w:hAnsi="Cambria"/>
           <w:b/>
           <w:bCs/>
-          <w:spacing w:val="15"/>
-          <w:sz w:val="22"/>
-          <w:szCs w:val="22"/>
-        </w:rPr>
-        <w:t>ENTIRE FIGURE</w:t>
+          <w:sz w:val="24"/>
+          <w:szCs w:val="24"/>
+        </w:rPr>
+        <w:t>one plot in one figure</w:t>
+      </w:r>
+      <w:r>
+        <w:rPr>
+          <w:rFonts w:ascii="Cambria" w:hAnsi="Cambria"/>
+          <w:sz w:val="24"/>
+          <w:szCs w:val="24"/>
+        </w:rPr>
+        <w:t>.</w:t>
+      </w:r>
+    </w:p>
+    <w:p>
+      <w:pPr>
+        <w:numPr>
+          <w:ilvl w:val="0"/>
+          <w:numId w:val="6"/>
+        </w:numPr>
+        <w:rPr>
+          <w:rFonts w:ascii="Cambria" w:hAnsi="Cambria"/>
+          <w:sz w:val="24"/>
+          <w:szCs w:val="24"/>
+        </w:rPr>
+      </w:pPr>
+      <w:r>
+        <w:rPr>
+          <w:rFonts w:ascii="Cambria" w:hAnsi="Cambria"/>
+          <w:sz w:val="24"/>
+          <w:szCs w:val="24"/>
+        </w:rPr>
+        <w:t>We use matplotlib for this.</w:t>
       </w:r>
     </w:p>
     <w:p>
@@ -2163,313 +3247,277 @@
         <w:pStyle w:val="Heading2"/>
         <w:rPr>
           <w:rFonts w:ascii="Cambria" w:hAnsi="Cambria"/>
-          <w:sz w:val="22"/>
-          <w:szCs w:val="22"/>
-        </w:rPr>
-      </w:pPr>
-      <w:r>
-        <w:rPr>
-          <w:rFonts w:ascii="Cambria" w:hAnsi="Cambria"/>
-          <w:caps w:val="0"/>
-          <w:sz w:val="22"/>
-          <w:szCs w:val="22"/>
-        </w:rPr>
-        <w:t>AXES TITLE (OPTIONAL BUT COMMON)</w:t>
-      </w:r>
-    </w:p>
-    <w:p>
-      <w:pPr>
-        <w:rPr>
-          <w:rFonts w:ascii="Cambria" w:hAnsi="Cambria"/>
-          <w:caps/>
-          <w:spacing w:val="15"/>
-          <w:sz w:val="22"/>
-          <w:szCs w:val="22"/>
-        </w:rPr>
-      </w:pPr>
-      <w:r>
-        <w:rPr>
-          <w:rFonts w:ascii="Cambria" w:hAnsi="Cambria"/>
-          <w:spacing w:val="15"/>
-          <w:sz w:val="22"/>
-          <w:szCs w:val="22"/>
-        </w:rPr>
-        <w:t>AX.SET_TITLE("DAILY SALES TREND", FONTSIZE=12)</w:t>
-      </w:r>
-    </w:p>
-    <w:p>
-      <w:pPr>
-        <w:pStyle w:val="Heading2"/>
-        <w:rPr>
-          <w:rFonts w:ascii="Cambria" w:hAnsi="Cambria"/>
-          <w:sz w:val="22"/>
-          <w:szCs w:val="22"/>
-        </w:rPr>
-      </w:pPr>
-      <w:r>
-        <w:rPr>
-          <w:rFonts w:ascii="Cambria" w:hAnsi="Cambria"/>
-          <w:caps w:val="0"/>
-          <w:sz w:val="22"/>
-          <w:szCs w:val="22"/>
-        </w:rPr>
-        <w:t>LEGEND</w:t>
-      </w:r>
-    </w:p>
-    <w:p>
-      <w:pPr>
-        <w:rPr>
-          <w:rFonts w:ascii="Cambria" w:hAnsi="Cambria"/>
-          <w:caps/>
-          <w:spacing w:val="15"/>
-          <w:sz w:val="22"/>
-          <w:szCs w:val="22"/>
-        </w:rPr>
-      </w:pPr>
-      <w:r>
-        <w:rPr>
-          <w:rFonts w:ascii="Cambria" w:hAnsi="Cambria"/>
-          <w:spacing w:val="15"/>
-          <w:sz w:val="22"/>
-          <w:szCs w:val="22"/>
-        </w:rPr>
-        <w:t>AX.LEGEND(LOC='UPPER LEFT')</w:t>
-      </w:r>
-    </w:p>
-    <w:p>
-      <w:pPr>
-        <w:pStyle w:val="Heading2"/>
-        <w:rPr>
-          <w:rFonts w:ascii="Cambria" w:hAnsi="Cambria"/>
-          <w:sz w:val="22"/>
-          <w:szCs w:val="22"/>
-        </w:rPr>
-      </w:pPr>
-      <w:r>
-        <w:rPr>
-          <w:rFonts w:ascii="Cambria" w:hAnsi="Cambria"/>
-          <w:caps w:val="0"/>
-          <w:sz w:val="22"/>
-          <w:szCs w:val="22"/>
-        </w:rPr>
-        <w:t>FIGURE STYLING (ADVANCED)</w:t>
-      </w:r>
-    </w:p>
-    <w:p>
-      <w:pPr>
-        <w:pStyle w:val="Heading3"/>
-        <w:rPr>
-          <w:rFonts w:ascii="Cambria" w:hAnsi="Cambria"/>
-          <w:sz w:val="22"/>
-          <w:szCs w:val="22"/>
-        </w:rPr>
-      </w:pPr>
-      <w:r>
-        <w:rPr>
-          <w:rFonts w:ascii="Cambria" w:hAnsi="Cambria"/>
-          <w:caps w:val="0"/>
-          <w:sz w:val="22"/>
-          <w:szCs w:val="22"/>
-        </w:rPr>
-        <w:t>BACKGROUND COLOR</w:t>
-      </w:r>
-    </w:p>
-    <w:p>
-      <w:pPr>
-        <w:rPr>
-          <w:rFonts w:ascii="Cambria" w:hAnsi="Cambria"/>
-          <w:caps/>
-          <w:spacing w:val="15"/>
-          <w:sz w:val="22"/>
-          <w:szCs w:val="22"/>
-        </w:rPr>
-      </w:pPr>
-      <w:r>
-        <w:rPr>
-          <w:rFonts w:ascii="Cambria" w:hAnsi="Cambria"/>
-          <w:spacing w:val="15"/>
-          <w:sz w:val="22"/>
-          <w:szCs w:val="22"/>
-        </w:rPr>
-        <w:t>FIG.PATCH.SET_FACECOLOR('LIGHTGRAY')</w:t>
-      </w:r>
-    </w:p>
-    <w:p>
-      <w:pPr>
-        <w:rPr>
-          <w:rFonts w:ascii="Cambria" w:hAnsi="Cambria"/>
-          <w:caps/>
-          <w:spacing w:val="15"/>
-          <w:sz w:val="22"/>
-          <w:szCs w:val="22"/>
-        </w:rPr>
-      </w:pPr>
-      <w:r>
-        <w:rPr>
-          <w:rFonts w:ascii="Cambria" w:hAnsi="Cambria"/>
-          <w:spacing w:val="15"/>
-          <w:sz w:val="22"/>
-          <w:szCs w:val="22"/>
-        </w:rPr>
-        <w:t>AX.SET_FACECOLOR('WHITE')</w:t>
-      </w:r>
-    </w:p>
-    <w:p>
-      <w:pPr>
-        <w:pStyle w:val="Heading3"/>
-        <w:rPr>
-          <w:rFonts w:ascii="Cambria" w:hAnsi="Cambria"/>
-          <w:sz w:val="22"/>
-          <w:szCs w:val="22"/>
-        </w:rPr>
-      </w:pPr>
-      <w:r>
-        <w:rPr>
-          <w:rFonts w:ascii="Cambria" w:hAnsi="Cambria"/>
-          <w:caps w:val="0"/>
-          <w:sz w:val="22"/>
-          <w:szCs w:val="22"/>
-        </w:rPr>
-        <w:t>BORDER STYLING</w:t>
-      </w:r>
-    </w:p>
-    <w:p>
-      <w:pPr>
-        <w:rPr>
-          <w:rFonts w:ascii="Cambria" w:hAnsi="Cambria"/>
-          <w:caps/>
-          <w:spacing w:val="15"/>
-          <w:sz w:val="22"/>
-          <w:szCs w:val="22"/>
-        </w:rPr>
-      </w:pPr>
-      <w:r>
-        <w:rPr>
-          <w:rFonts w:ascii="Cambria" w:hAnsi="Cambria"/>
-          <w:spacing w:val="15"/>
-          <w:sz w:val="22"/>
-          <w:szCs w:val="22"/>
-        </w:rPr>
-        <w:t>FOR SPINE IN AX.SPINES.VALUES():</w:t>
-      </w:r>
-    </w:p>
-    <w:p>
-      <w:pPr>
-        <w:rPr>
-          <w:rFonts w:ascii="Cambria" w:hAnsi="Cambria"/>
-          <w:caps/>
-          <w:spacing w:val="15"/>
-          <w:sz w:val="22"/>
-          <w:szCs w:val="22"/>
-        </w:rPr>
-      </w:pPr>
-      <w:r>
-        <w:rPr>
-          <w:rFonts w:ascii="Cambria" w:hAnsi="Cambria"/>
-          <w:spacing w:val="15"/>
-          <w:sz w:val="22"/>
-          <w:szCs w:val="22"/>
-        </w:rPr>
-        <w:t xml:space="preserve">    SPINE.SET_LINEWIDTH(1.5)</w:t>
-      </w:r>
-    </w:p>
-    <w:p>
-      <w:pPr>
-        <w:pStyle w:val="Heading3"/>
-        <w:rPr>
-          <w:rFonts w:ascii="Cambria" w:hAnsi="Cambria"/>
-          <w:sz w:val="22"/>
-          <w:szCs w:val="22"/>
-        </w:rPr>
-      </w:pPr>
-      <w:r>
-        <w:rPr>
-          <w:rFonts w:ascii="Cambria" w:hAnsi="Cambria"/>
-          <w:caps w:val="0"/>
-          <w:sz w:val="22"/>
-          <w:szCs w:val="22"/>
-        </w:rPr>
-        <w:t>TICK STYLING</w:t>
-      </w:r>
-    </w:p>
-    <w:p>
-      <w:pPr>
-        <w:rPr>
-          <w:rFonts w:ascii="Cambria" w:hAnsi="Cambria"/>
-          <w:caps/>
-          <w:spacing w:val="15"/>
-          <w:sz w:val="22"/>
-          <w:szCs w:val="22"/>
-        </w:rPr>
-      </w:pPr>
-      <w:r>
-        <w:rPr>
-          <w:rFonts w:ascii="Cambria" w:hAnsi="Cambria"/>
-          <w:spacing w:val="15"/>
-          <w:sz w:val="22"/>
-          <w:szCs w:val="22"/>
-        </w:rPr>
-        <w:t>AX.TICK_PARAMS(AXIS='BOTH', LABELSIZE=10, COLORS='BLACK')</w:t>
-      </w:r>
-    </w:p>
-    <w:p>
-      <w:pPr>
-        <w:pStyle w:val="Heading2"/>
-        <w:rPr>
-          <w:rFonts w:ascii="Cambria" w:hAnsi="Cambria"/>
-          <w:sz w:val="22"/>
-          <w:szCs w:val="22"/>
-        </w:rPr>
-      </w:pPr>
-      <w:r>
-        <w:rPr>
-          <w:rFonts w:ascii="Cambria" w:hAnsi="Cambria"/>
-          <w:caps w:val="0"/>
-          <w:sz w:val="22"/>
-          <w:szCs w:val="22"/>
+          <w:sz w:val="24"/>
+          <w:szCs w:val="24"/>
+        </w:rPr>
+      </w:pPr>
+      <w:r>
+        <w:rPr>
+          <w:rFonts w:ascii="Cambria" w:hAnsi="Cambria"/>
+          <w:sz w:val="24"/>
+          <w:szCs w:val="24"/>
+        </w:rPr>
+        <w:t>Example (one plot, one figure)</w:t>
+      </w:r>
+    </w:p>
+    <w:p>
+      <w:pPr>
+        <w:rPr>
+          <w:rFonts w:ascii="Cambria" w:hAnsi="Cambria"/>
+          <w:sz w:val="24"/>
+          <w:szCs w:val="24"/>
+        </w:rPr>
+      </w:pPr>
+      <w:r>
+        <w:rPr>
+          <w:rFonts w:ascii="Cambria" w:hAnsi="Cambria"/>
+          <w:sz w:val="24"/>
+          <w:szCs w:val="24"/>
+        </w:rPr>
+        <w:t xml:space="preserve">import </w:t>
+      </w:r>
+      <w:proofErr w:type="spellStart"/>
+      <w:r>
+        <w:rPr>
+          <w:rFonts w:ascii="Cambria" w:hAnsi="Cambria"/>
+          <w:sz w:val="24"/>
+          <w:szCs w:val="24"/>
+        </w:rPr>
+        <w:t>matplotlib.pyplot</w:t>
+      </w:r>
+      <w:proofErr w:type="spellEnd"/>
+      <w:r>
+        <w:rPr>
+          <w:rFonts w:ascii="Cambria" w:hAnsi="Cambria"/>
+          <w:sz w:val="24"/>
+          <w:szCs w:val="24"/>
+        </w:rPr>
+        <w:t xml:space="preserve"> as </w:t>
+      </w:r>
+      <w:proofErr w:type="spellStart"/>
+      <w:r>
+        <w:rPr>
+          <w:rFonts w:ascii="Cambria" w:hAnsi="Cambria"/>
+          <w:sz w:val="24"/>
+          <w:szCs w:val="24"/>
+        </w:rPr>
+        <w:t>plt</w:t>
+      </w:r>
+      <w:proofErr w:type="spellEnd"/>
+    </w:p>
+    <w:p>
+      <w:pPr>
+        <w:rPr>
+          <w:rFonts w:ascii="Cambria" w:hAnsi="Cambria"/>
+          <w:sz w:val="24"/>
+          <w:szCs w:val="24"/>
+        </w:rPr>
+      </w:pPr>
+      <w:r>
+        <w:rPr>
+          <w:rFonts w:ascii="Cambria" w:hAnsi="Cambria"/>
+          <w:sz w:val="24"/>
+          <w:szCs w:val="24"/>
+        </w:rPr>
+        <w:t>x = [1, 2, 3, 4]</w:t>
+      </w:r>
+    </w:p>
+    <w:p>
+      <w:pPr>
+        <w:rPr>
+          <w:rFonts w:ascii="Cambria" w:hAnsi="Cambria"/>
+          <w:sz w:val="24"/>
+          <w:szCs w:val="24"/>
+        </w:rPr>
+      </w:pPr>
+      <w:r>
+        <w:rPr>
+          <w:rFonts w:ascii="Cambria" w:hAnsi="Cambria"/>
+          <w:sz w:val="24"/>
+          <w:szCs w:val="24"/>
+        </w:rPr>
+        <w:t>y = [10, 20, 25, 30]</w:t>
+      </w:r>
+    </w:p>
+    <w:p>
+      <w:pPr>
+        <w:rPr>
+          <w:rFonts w:ascii="Cambria" w:hAnsi="Cambria"/>
+          <w:sz w:val="24"/>
+          <w:szCs w:val="24"/>
+        </w:rPr>
+      </w:pPr>
+      <w:proofErr w:type="spellStart"/>
+      <w:r>
+        <w:rPr>
+          <w:rFonts w:ascii="Cambria" w:hAnsi="Cambria"/>
+          <w:sz w:val="24"/>
+          <w:szCs w:val="24"/>
+        </w:rPr>
+        <w:t>plt.figure</w:t>
+      </w:r>
+      <w:proofErr w:type="spellEnd"/>
+      <w:r>
+        <w:rPr>
+          <w:rFonts w:ascii="Cambria" w:hAnsi="Cambria"/>
+          <w:sz w:val="24"/>
+          <w:szCs w:val="24"/>
+        </w:rPr>
+        <w:t>()</w:t>
+      </w:r>
+    </w:p>
+    <w:p>
+      <w:pPr>
+        <w:rPr>
+          <w:rFonts w:ascii="Cambria" w:hAnsi="Cambria"/>
+          <w:sz w:val="24"/>
+          <w:szCs w:val="24"/>
+        </w:rPr>
+      </w:pPr>
+      <w:proofErr w:type="spellStart"/>
+      <w:r>
+        <w:rPr>
+          <w:rFonts w:ascii="Cambria" w:hAnsi="Cambria"/>
+          <w:sz w:val="24"/>
+          <w:szCs w:val="24"/>
+        </w:rPr>
+        <w:t>plt.plot</w:t>
+      </w:r>
+      <w:proofErr w:type="spellEnd"/>
+      <w:r>
+        <w:rPr>
+          <w:rFonts w:ascii="Cambria" w:hAnsi="Cambria"/>
+          <w:sz w:val="24"/>
+          <w:szCs w:val="24"/>
+        </w:rPr>
+        <w:t>(x, y)</w:t>
+      </w:r>
+    </w:p>
+    <w:p>
+      <w:pPr>
+        <w:rPr>
+          <w:rFonts w:ascii="Cambria" w:hAnsi="Cambria"/>
+          <w:sz w:val="24"/>
+          <w:szCs w:val="24"/>
+        </w:rPr>
+      </w:pPr>
+      <w:proofErr w:type="spellStart"/>
+      <w:r>
+        <w:rPr>
+          <w:rFonts w:ascii="Cambria" w:hAnsi="Cambria"/>
+          <w:sz w:val="24"/>
+          <w:szCs w:val="24"/>
+        </w:rPr>
+        <w:t>plt.title</w:t>
+      </w:r>
+      <w:proofErr w:type="spellEnd"/>
+      <w:r>
+        <w:rPr>
+          <w:rFonts w:ascii="Cambria" w:hAnsi="Cambria"/>
+          <w:sz w:val="24"/>
+          <w:szCs w:val="24"/>
+        </w:rPr>
+        <w:t>("My First Plot")</w:t>
+      </w:r>
+    </w:p>
+    <w:p>
+      <w:pPr>
+        <w:rPr>
+          <w:rFonts w:ascii="Cambria" w:hAnsi="Cambria"/>
+          <w:sz w:val="24"/>
+          <w:szCs w:val="24"/>
+        </w:rPr>
+      </w:pPr>
+      <w:proofErr w:type="spellStart"/>
+      <w:r>
+        <w:rPr>
+          <w:rFonts w:ascii="Cambria" w:hAnsi="Cambria"/>
+          <w:sz w:val="24"/>
+          <w:szCs w:val="24"/>
+        </w:rPr>
+        <w:t>plt.xlabel</w:t>
+      </w:r>
+      <w:proofErr w:type="spellEnd"/>
+      <w:r>
+        <w:rPr>
+          <w:rFonts w:ascii="Cambria" w:hAnsi="Cambria"/>
+          <w:sz w:val="24"/>
+          <w:szCs w:val="24"/>
+        </w:rPr>
+        <w:t>("X values")</w:t>
+      </w:r>
+    </w:p>
+    <w:p>
+      <w:pPr>
+        <w:rPr>
+          <w:rFonts w:ascii="Cambria" w:hAnsi="Cambria"/>
+          <w:sz w:val="24"/>
+          <w:szCs w:val="24"/>
+        </w:rPr>
+      </w:pPr>
+      <w:proofErr w:type="spellStart"/>
+      <w:r>
+        <w:rPr>
+          <w:rFonts w:ascii="Cambria" w:hAnsi="Cambria"/>
+          <w:sz w:val="24"/>
+          <w:szCs w:val="24"/>
+        </w:rPr>
+        <w:t>plt.ylabel</w:t>
+      </w:r>
+      <w:proofErr w:type="spellEnd"/>
+      <w:r>
+        <w:rPr>
+          <w:rFonts w:ascii="Cambria" w:hAnsi="Cambria"/>
+          <w:sz w:val="24"/>
+          <w:szCs w:val="24"/>
+        </w:rPr>
+        <w:t>("Y values")</w:t>
+      </w:r>
+    </w:p>
+    <w:p>
+      <w:pPr>
+        <w:rPr>
+          <w:rFonts w:ascii="Cambria" w:hAnsi="Cambria"/>
+          <w:sz w:val="24"/>
+          <w:szCs w:val="24"/>
+        </w:rPr>
+      </w:pPr>
+      <w:proofErr w:type="spellStart"/>
+      <w:r>
+        <w:rPr>
+          <w:rFonts w:ascii="Cambria" w:hAnsi="Cambria"/>
+          <w:sz w:val="24"/>
+          <w:szCs w:val="24"/>
+        </w:rPr>
+        <w:t>plt.show</w:t>
+      </w:r>
+      <w:proofErr w:type="spellEnd"/>
+      <w:r>
+        <w:rPr>
+          <w:rFonts w:ascii="Cambria" w:hAnsi="Cambria"/>
+          <w:sz w:val="24"/>
+          <w:szCs w:val="24"/>
+        </w:rPr>
+        <w:t>()</w:t>
+      </w:r>
+    </w:p>
+    <w:p>
+      <w:pPr>
+        <w:pStyle w:val="Heading1"/>
+        <w:rPr>
+          <w:rFonts w:ascii="Cambria" w:hAnsi="Cambria"/>
+          <w:sz w:val="24"/>
+          <w:szCs w:val="24"/>
+        </w:rPr>
+      </w:pPr>
+      <w:r>
+        <w:rPr>
+          <w:rFonts w:ascii="Cambria" w:hAnsi="Cambria"/>
+          <w:sz w:val="24"/>
+          <w:szCs w:val="24"/>
         </w:rPr>
         <w:lastRenderedPageBreak/>
-        <w:t xml:space="preserve">LAYOUT ADJUSTMENT </w:t>
-      </w:r>
-    </w:p>
-    <w:p>
-      <w:pPr>
-        <w:rPr>
-          <w:rFonts w:ascii="Cambria" w:hAnsi="Cambria"/>
-          <w:caps/>
-          <w:spacing w:val="15"/>
-          <w:sz w:val="22"/>
-          <w:szCs w:val="22"/>
-        </w:rPr>
-      </w:pPr>
-      <w:r>
-        <w:rPr>
-          <w:rFonts w:ascii="Cambria" w:hAnsi="Cambria"/>
-          <w:spacing w:val="15"/>
-          <w:sz w:val="22"/>
-          <w:szCs w:val="22"/>
-        </w:rPr>
-        <w:t>PLT.TIGHT_LAYOUT()</w:t>
-      </w:r>
-    </w:p>
-    <w:p>
-      <w:pPr>
-        <w:rPr>
-          <w:rFonts w:ascii="Cambria" w:hAnsi="Cambria"/>
-          <w:caps/>
-          <w:spacing w:val="15"/>
-          <w:sz w:val="22"/>
-          <w:szCs w:val="22"/>
-        </w:rPr>
-      </w:pPr>
-      <w:r>
-        <w:rPr>
-          <w:rFonts w:ascii="Cambria" w:hAnsi="Cambria"/>
-          <w:spacing w:val="15"/>
-          <w:sz w:val="22"/>
-          <w:szCs w:val="22"/>
-        </w:rPr>
-        <w:t>NEEDED WHEN</w:t>
+        <w:t>PANDAS DATA FRAME</w:t>
       </w:r>
     </w:p>
     <w:p>
@@ -2480,20 +3528,37 @@
         </w:numPr>
         <w:rPr>
           <w:rFonts w:ascii="Cambria" w:hAnsi="Cambria"/>
-          <w:caps/>
-          <w:spacing w:val="15"/>
-          <w:sz w:val="22"/>
-          <w:szCs w:val="22"/>
-        </w:rPr>
-      </w:pPr>
-      <w:r>
-        <w:rPr>
-          <w:rFonts w:ascii="Cambria" w:hAnsi="Cambria"/>
-          <w:spacing w:val="15"/>
-          <w:sz w:val="22"/>
-          <w:szCs w:val="22"/>
-        </w:rPr>
-        <w:t>LABELS OVERLAP</w:t>
+          <w:sz w:val="24"/>
+          <w:szCs w:val="24"/>
+        </w:rPr>
+      </w:pPr>
+      <w:r>
+        <w:rPr>
+          <w:rFonts w:ascii="Cambria" w:hAnsi="Cambria"/>
+          <w:sz w:val="24"/>
+          <w:szCs w:val="24"/>
+        </w:rPr>
+        <w:t xml:space="preserve">A </w:t>
+      </w:r>
+      <w:proofErr w:type="spellStart"/>
+      <w:r>
+        <w:rPr>
+          <w:rFonts w:ascii="Cambria" w:hAnsi="Cambria"/>
+          <w:b/>
+          <w:bCs/>
+          <w:sz w:val="24"/>
+          <w:szCs w:val="24"/>
+        </w:rPr>
+        <w:t>DataFrame</w:t>
+      </w:r>
+      <w:proofErr w:type="spellEnd"/>
+      <w:r>
+        <w:rPr>
+          <w:rFonts w:ascii="Cambria" w:hAnsi="Cambria"/>
+          <w:sz w:val="24"/>
+          <w:szCs w:val="24"/>
+        </w:rPr>
+        <w:t xml:space="preserve"> is a table.</w:t>
       </w:r>
     </w:p>
     <w:p>
@@ -2504,143 +3569,1032 @@
         </w:numPr>
         <w:rPr>
           <w:rFonts w:ascii="Cambria" w:hAnsi="Cambria"/>
-          <w:caps/>
-          <w:spacing w:val="15"/>
-          <w:sz w:val="22"/>
-          <w:szCs w:val="22"/>
-        </w:rPr>
-      </w:pPr>
-      <w:r>
-        <w:rPr>
-          <w:rFonts w:ascii="Cambria" w:hAnsi="Cambria"/>
-          <w:spacing w:val="15"/>
-          <w:sz w:val="22"/>
-          <w:szCs w:val="22"/>
-        </w:rPr>
-        <w:t>FIGURE TITLE OVERLAPS PLOTS</w:t>
-      </w:r>
-    </w:p>
-    <w:p>
-      <w:pPr>
-        <w:pStyle w:val="Heading2"/>
-        <w:rPr>
-          <w:rFonts w:ascii="Cambria" w:hAnsi="Cambria"/>
-          <w:sz w:val="22"/>
-          <w:szCs w:val="22"/>
-        </w:rPr>
-      </w:pPr>
-      <w:r>
-        <w:rPr>
-          <w:rFonts w:ascii="Cambria" w:hAnsi="Cambria"/>
-          <w:caps w:val="0"/>
-          <w:sz w:val="22"/>
-          <w:szCs w:val="22"/>
-        </w:rPr>
-        <w:t xml:space="preserve">SAVE FIGURE </w:t>
-      </w:r>
-    </w:p>
-    <w:p>
-      <w:pPr>
-        <w:rPr>
-          <w:rFonts w:ascii="Cambria" w:hAnsi="Cambria"/>
-          <w:caps/>
-          <w:spacing w:val="15"/>
-          <w:sz w:val="22"/>
-          <w:szCs w:val="22"/>
-        </w:rPr>
-      </w:pPr>
-      <w:r>
-        <w:rPr>
-          <w:rFonts w:ascii="Cambria" w:hAnsi="Cambria"/>
-          <w:spacing w:val="15"/>
-          <w:sz w:val="22"/>
-          <w:szCs w:val="22"/>
-        </w:rPr>
-        <w:t>PLT.SAVEFIG("SALES_REPORT.PNG", DPI=300)</w:t>
-      </w:r>
-    </w:p>
-    <w:p>
-      <w:pPr>
-        <w:pStyle w:val="Heading2"/>
-        <w:rPr>
-          <w:rFonts w:ascii="Cambria" w:hAnsi="Cambria"/>
-          <w:sz w:val="22"/>
-          <w:szCs w:val="22"/>
-        </w:rPr>
-      </w:pPr>
-      <w:r>
-        <w:rPr>
-          <w:rFonts w:ascii="Cambria" w:hAnsi="Cambria"/>
-          <w:caps w:val="0"/>
-          <w:sz w:val="22"/>
-          <w:szCs w:val="22"/>
-        </w:rPr>
-        <w:t>DISPLAY PLOT</w:t>
-      </w:r>
-    </w:p>
-    <w:p>
-      <w:pPr>
-        <w:rPr>
-          <w:rFonts w:ascii="Cambria" w:hAnsi="Cambria"/>
-          <w:caps/>
-          <w:spacing w:val="15"/>
-          <w:sz w:val="22"/>
-          <w:szCs w:val="22"/>
-        </w:rPr>
-      </w:pPr>
-      <w:r>
-        <w:rPr>
-          <w:rFonts w:ascii="Cambria" w:hAnsi="Cambria"/>
-          <w:spacing w:val="15"/>
-          <w:sz w:val="22"/>
-          <w:szCs w:val="22"/>
-        </w:rPr>
-        <w:t>PLT.SHOW()</w:t>
-      </w:r>
-    </w:p>
-    <w:p>
-      <w:pPr>
-        <w:pStyle w:val="Heading1"/>
-        <w:rPr>
-          <w:rFonts w:ascii="Cambria" w:hAnsi="Cambria"/>
-        </w:rPr>
-      </w:pPr>
-      <w:r>
-        <w:rPr>
-          <w:rFonts w:ascii="Cambria" w:hAnsi="Cambria"/>
-          <w:caps w:val="0"/>
-        </w:rPr>
-        <w:t>COMPLETE LIFE CYCLE (ONE LINE MEMORY)</w:t>
-      </w:r>
-    </w:p>
-    <w:p>
-      <w:pPr>
-        <w:rPr>
-          <w:rFonts w:ascii="Cambria" w:hAnsi="Cambria"/>
-          <w:caps/>
-          <w:spacing w:val="15"/>
-          <w:sz w:val="22"/>
-          <w:szCs w:val="22"/>
-        </w:rPr>
-      </w:pPr>
+          <w:sz w:val="24"/>
+          <w:szCs w:val="24"/>
+        </w:rPr>
+      </w:pPr>
+      <w:r>
+        <w:rPr>
+          <w:rFonts w:ascii="Cambria" w:hAnsi="Cambria"/>
+          <w:sz w:val="24"/>
+          <w:szCs w:val="24"/>
+        </w:rPr>
+        <w:t xml:space="preserve">It has </w:t>
+      </w:r>
       <w:r>
         <w:rPr>
           <w:rFonts w:ascii="Cambria" w:hAnsi="Cambria"/>
           <w:b/>
           <w:bCs/>
-          <w:spacing w:val="15"/>
-          <w:sz w:val="22"/>
-          <w:szCs w:val="22"/>
-        </w:rPr>
-        <w:t>IMPORT → DATA → FIGURE/AXES → PLOT → CUSTOMIZE AXES → FIGURE TITLE → STYLE → LAYOUT → SAVE → SHOW</w:t>
-      </w:r>
-    </w:p>
-    <w:p>
-      <w:pPr>
-        <w:rPr>
-          <w:rFonts w:ascii="Cambria" w:hAnsi="Cambria"/>
-          <w:sz w:val="22"/>
-          <w:szCs w:val="22"/>
+          <w:sz w:val="24"/>
+          <w:szCs w:val="24"/>
+        </w:rPr>
+        <w:t>rows and columns</w:t>
+      </w:r>
+      <w:r>
+        <w:rPr>
+          <w:rFonts w:ascii="Cambria" w:hAnsi="Cambria"/>
+          <w:sz w:val="24"/>
+          <w:szCs w:val="24"/>
+        </w:rPr>
+        <w:t>.</w:t>
+      </w:r>
+    </w:p>
+    <w:p>
+      <w:pPr>
+        <w:numPr>
+          <w:ilvl w:val="0"/>
+          <w:numId w:val="7"/>
+        </w:numPr>
+        <w:rPr>
+          <w:rFonts w:ascii="Cambria" w:hAnsi="Cambria"/>
+          <w:sz w:val="24"/>
+          <w:szCs w:val="24"/>
+        </w:rPr>
+      </w:pPr>
+      <w:r>
+        <w:rPr>
+          <w:rFonts w:ascii="Cambria" w:hAnsi="Cambria"/>
+          <w:sz w:val="24"/>
+          <w:szCs w:val="24"/>
+        </w:rPr>
+        <w:t xml:space="preserve">It is made using </w:t>
+      </w:r>
+      <w:r>
+        <w:rPr>
+          <w:rFonts w:ascii="Cambria" w:hAnsi="Cambria"/>
+          <w:b/>
+          <w:bCs/>
+          <w:sz w:val="24"/>
+          <w:szCs w:val="24"/>
+        </w:rPr>
+        <w:t>pandas</w:t>
+      </w:r>
+      <w:r>
+        <w:rPr>
+          <w:rFonts w:ascii="Cambria" w:hAnsi="Cambria"/>
+          <w:sz w:val="24"/>
+          <w:szCs w:val="24"/>
+        </w:rPr>
+        <w:t>.</w:t>
+      </w:r>
+    </w:p>
+    <w:p>
+      <w:pPr>
+        <w:pStyle w:val="Heading2"/>
+        <w:rPr>
+          <w:rFonts w:ascii="Cambria" w:hAnsi="Cambria"/>
+          <w:sz w:val="24"/>
+          <w:szCs w:val="24"/>
+        </w:rPr>
+      </w:pPr>
+      <w:r>
+        <w:rPr>
+          <w:rFonts w:ascii="Cambria" w:hAnsi="Cambria"/>
+          <w:sz w:val="24"/>
+          <w:szCs w:val="24"/>
+        </w:rPr>
+        <w:t xml:space="preserve">Example </w:t>
+      </w:r>
+    </w:p>
+    <w:p>
+      <w:pPr>
+        <w:rPr>
+          <w:rFonts w:ascii="Cambria" w:hAnsi="Cambria"/>
+          <w:sz w:val="24"/>
+          <w:szCs w:val="24"/>
+        </w:rPr>
+      </w:pPr>
+      <w:r>
+        <w:rPr>
+          <w:rFonts w:ascii="Cambria" w:hAnsi="Cambria"/>
+          <w:sz w:val="24"/>
+          <w:szCs w:val="24"/>
+        </w:rPr>
+        <w:t>import pandas as pd</w:t>
+      </w:r>
+    </w:p>
+    <w:p>
+      <w:pPr>
+        <w:rPr>
+          <w:rFonts w:ascii="Cambria" w:hAnsi="Cambria"/>
+          <w:sz w:val="24"/>
+          <w:szCs w:val="24"/>
+        </w:rPr>
+      </w:pPr>
+      <w:r>
+        <w:rPr>
+          <w:rFonts w:ascii="Cambria" w:hAnsi="Cambria"/>
+          <w:sz w:val="24"/>
+          <w:szCs w:val="24"/>
+        </w:rPr>
+        <w:t>data = {</w:t>
+      </w:r>
+    </w:p>
+    <w:p>
+      <w:pPr>
+        <w:rPr>
+          <w:rFonts w:ascii="Cambria" w:hAnsi="Cambria"/>
+          <w:sz w:val="24"/>
+          <w:szCs w:val="24"/>
+        </w:rPr>
+      </w:pPr>
+      <w:r>
+        <w:rPr>
+          <w:rFonts w:ascii="Cambria" w:hAnsi="Cambria"/>
+          <w:sz w:val="24"/>
+          <w:szCs w:val="24"/>
+        </w:rPr>
+        <w:t xml:space="preserve">    "Year": [2020, 2021, 2022, 2023],</w:t>
+      </w:r>
+    </w:p>
+    <w:p>
+      <w:pPr>
+        <w:rPr>
+          <w:rFonts w:ascii="Cambria" w:hAnsi="Cambria"/>
+          <w:sz w:val="24"/>
+          <w:szCs w:val="24"/>
+        </w:rPr>
+      </w:pPr>
+      <w:r>
+        <w:rPr>
+          <w:rFonts w:ascii="Cambria" w:hAnsi="Cambria"/>
+          <w:sz w:val="24"/>
+          <w:szCs w:val="24"/>
+        </w:rPr>
+        <w:t xml:space="preserve">    "Sales": [200, 250, 300, 350]</w:t>
+      </w:r>
+    </w:p>
+    <w:p>
+      <w:pPr>
+        <w:rPr>
+          <w:rFonts w:ascii="Cambria" w:hAnsi="Cambria"/>
+          <w:sz w:val="24"/>
+          <w:szCs w:val="24"/>
+        </w:rPr>
+      </w:pPr>
+      <w:r>
+        <w:rPr>
+          <w:rFonts w:ascii="Cambria" w:hAnsi="Cambria"/>
+          <w:sz w:val="24"/>
+          <w:szCs w:val="24"/>
+        </w:rPr>
+        <w:t>}</w:t>
+      </w:r>
+    </w:p>
+    <w:p>
+      <w:pPr>
+        <w:rPr>
+          <w:rFonts w:ascii="Cambria" w:hAnsi="Cambria"/>
+          <w:sz w:val="24"/>
+          <w:szCs w:val="24"/>
+        </w:rPr>
+      </w:pPr>
+      <w:proofErr w:type="spellStart"/>
+      <w:r>
+        <w:rPr>
+          <w:rFonts w:ascii="Cambria" w:hAnsi="Cambria"/>
+          <w:sz w:val="24"/>
+          <w:szCs w:val="24"/>
+        </w:rPr>
+        <w:t>df</w:t>
+      </w:r>
+      <w:proofErr w:type="spellEnd"/>
+      <w:r>
+        <w:rPr>
+          <w:rFonts w:ascii="Cambria" w:hAnsi="Cambria"/>
+          <w:sz w:val="24"/>
+          <w:szCs w:val="24"/>
+        </w:rPr>
+        <w:t xml:space="preserve"> = </w:t>
+      </w:r>
+      <w:proofErr w:type="spellStart"/>
+      <w:r>
+        <w:rPr>
+          <w:rFonts w:ascii="Cambria" w:hAnsi="Cambria"/>
+          <w:sz w:val="24"/>
+          <w:szCs w:val="24"/>
+        </w:rPr>
+        <w:t>pd.DataFrame</w:t>
+      </w:r>
+      <w:proofErr w:type="spellEnd"/>
+      <w:r>
+        <w:rPr>
+          <w:rFonts w:ascii="Cambria" w:hAnsi="Cambria"/>
+          <w:sz w:val="24"/>
+          <w:szCs w:val="24"/>
+        </w:rPr>
+        <w:t>(data)</w:t>
+      </w:r>
+    </w:p>
+    <w:p>
+      <w:pPr>
+        <w:rPr>
+          <w:rFonts w:ascii="Cambria" w:hAnsi="Cambria"/>
+          <w:sz w:val="24"/>
+          <w:szCs w:val="24"/>
+        </w:rPr>
+      </w:pPr>
+      <w:r>
+        <w:rPr>
+          <w:rFonts w:ascii="Cambria" w:hAnsi="Cambria"/>
+          <w:sz w:val="24"/>
+          <w:szCs w:val="24"/>
+        </w:rPr>
+        <w:t>print(</w:t>
+      </w:r>
+      <w:proofErr w:type="spellStart"/>
+      <w:r>
+        <w:rPr>
+          <w:rFonts w:ascii="Cambria" w:hAnsi="Cambria"/>
+          <w:sz w:val="24"/>
+          <w:szCs w:val="24"/>
+        </w:rPr>
+        <w:t>df</w:t>
+      </w:r>
+      <w:proofErr w:type="spellEnd"/>
+      <w:r>
+        <w:rPr>
+          <w:rFonts w:ascii="Cambria" w:hAnsi="Cambria"/>
+          <w:sz w:val="24"/>
+          <w:szCs w:val="24"/>
+        </w:rPr>
+        <w:t>)</w:t>
+      </w:r>
+    </w:p>
+    <w:p>
+      <w:pPr>
+        <w:pStyle w:val="Heading1"/>
+        <w:rPr>
+          <w:rFonts w:ascii="Cambria" w:hAnsi="Cambria"/>
+          <w:sz w:val="24"/>
+          <w:szCs w:val="24"/>
+        </w:rPr>
+      </w:pPr>
+      <w:r>
+        <w:rPr>
+          <w:rFonts w:ascii="Cambria" w:hAnsi="Cambria"/>
+          <w:sz w:val="24"/>
+          <w:szCs w:val="24"/>
+        </w:rPr>
+        <w:t xml:space="preserve">PLOTTING FROM </w:t>
+      </w:r>
+      <w:proofErr w:type="gramStart"/>
+      <w:r>
+        <w:rPr>
+          <w:rFonts w:ascii="Cambria" w:hAnsi="Cambria"/>
+          <w:sz w:val="24"/>
+          <w:szCs w:val="24"/>
+        </w:rPr>
+        <w:t>PANDAS</w:t>
+      </w:r>
+      <w:proofErr w:type="gramEnd"/>
+      <w:r>
+        <w:rPr>
+          <w:rFonts w:ascii="Cambria" w:hAnsi="Cambria"/>
+          <w:sz w:val="24"/>
+          <w:szCs w:val="24"/>
+        </w:rPr>
+        <w:t xml:space="preserve"> DATA FRAME</w:t>
+      </w:r>
+    </w:p>
+    <w:p>
+      <w:pPr>
+        <w:numPr>
+          <w:ilvl w:val="0"/>
+          <w:numId w:val="8"/>
+        </w:numPr>
+        <w:rPr>
+          <w:rFonts w:ascii="Cambria" w:hAnsi="Cambria"/>
+          <w:sz w:val="24"/>
+          <w:szCs w:val="24"/>
+        </w:rPr>
+      </w:pPr>
+      <w:r>
+        <w:rPr>
+          <w:rFonts w:ascii="Cambria" w:hAnsi="Cambria"/>
+          <w:sz w:val="24"/>
+          <w:szCs w:val="24"/>
+        </w:rPr>
+        <w:t xml:space="preserve">Pandas can </w:t>
+      </w:r>
+      <w:r>
+        <w:rPr>
+          <w:rFonts w:ascii="Cambria" w:hAnsi="Cambria"/>
+          <w:b/>
+          <w:bCs/>
+          <w:sz w:val="24"/>
+          <w:szCs w:val="24"/>
+        </w:rPr>
+        <w:t>plot data directly</w:t>
+      </w:r>
+      <w:r>
+        <w:rPr>
+          <w:rFonts w:ascii="Cambria" w:hAnsi="Cambria"/>
+          <w:sz w:val="24"/>
+          <w:szCs w:val="24"/>
+        </w:rPr>
+        <w:t>.</w:t>
+      </w:r>
+    </w:p>
+    <w:p>
+      <w:pPr>
+        <w:numPr>
+          <w:ilvl w:val="0"/>
+          <w:numId w:val="8"/>
+        </w:numPr>
+        <w:rPr>
+          <w:rFonts w:ascii="Cambria" w:hAnsi="Cambria"/>
+          <w:sz w:val="24"/>
+          <w:szCs w:val="24"/>
+        </w:rPr>
+      </w:pPr>
+      <w:r>
+        <w:rPr>
+          <w:rFonts w:ascii="Cambria" w:hAnsi="Cambria"/>
+          <w:sz w:val="24"/>
+          <w:szCs w:val="24"/>
+        </w:rPr>
+        <w:t xml:space="preserve">It uses </w:t>
+      </w:r>
+      <w:r>
+        <w:rPr>
+          <w:rFonts w:ascii="Cambria" w:hAnsi="Cambria"/>
+          <w:b/>
+          <w:bCs/>
+          <w:sz w:val="24"/>
+          <w:szCs w:val="24"/>
+        </w:rPr>
+        <w:t>matplotlib inside</w:t>
+      </w:r>
+      <w:r>
+        <w:rPr>
+          <w:rFonts w:ascii="Cambria" w:hAnsi="Cambria"/>
+          <w:sz w:val="24"/>
+          <w:szCs w:val="24"/>
+        </w:rPr>
+        <w:t>.</w:t>
+      </w:r>
+    </w:p>
+    <w:p>
+      <w:pPr>
+        <w:numPr>
+          <w:ilvl w:val="0"/>
+          <w:numId w:val="8"/>
+        </w:numPr>
+        <w:rPr>
+          <w:rFonts w:ascii="Cambria" w:hAnsi="Cambria"/>
+          <w:sz w:val="24"/>
+          <w:szCs w:val="24"/>
+        </w:rPr>
+      </w:pPr>
+      <w:r>
+        <w:rPr>
+          <w:rFonts w:ascii="Cambria" w:hAnsi="Cambria"/>
+          <w:sz w:val="24"/>
+          <w:szCs w:val="24"/>
+        </w:rPr>
+        <w:t xml:space="preserve">We do not need to write </w:t>
+      </w:r>
+      <w:proofErr w:type="spellStart"/>
+      <w:r>
+        <w:rPr>
+          <w:rFonts w:ascii="Cambria" w:hAnsi="Cambria"/>
+          <w:sz w:val="24"/>
+          <w:szCs w:val="24"/>
+        </w:rPr>
+        <w:t>plt.plot</w:t>
+      </w:r>
+      <w:proofErr w:type="spellEnd"/>
+      <w:r>
+        <w:rPr>
+          <w:rFonts w:ascii="Cambria" w:hAnsi="Cambria"/>
+          <w:sz w:val="24"/>
+          <w:szCs w:val="24"/>
+        </w:rPr>
+        <w:t>() every time.</w:t>
+      </w:r>
+    </w:p>
+    <w:p>
+      <w:pPr>
+        <w:pStyle w:val="Heading2"/>
+        <w:rPr>
+          <w:rFonts w:ascii="Cambria" w:hAnsi="Cambria"/>
+          <w:sz w:val="24"/>
+          <w:szCs w:val="24"/>
+        </w:rPr>
+      </w:pPr>
+      <w:r>
+        <w:rPr>
+          <w:rFonts w:ascii="Cambria" w:hAnsi="Cambria"/>
+          <w:sz w:val="24"/>
+          <w:szCs w:val="24"/>
+        </w:rPr>
+        <w:t xml:space="preserve">Line Plot from </w:t>
+      </w:r>
+      <w:proofErr w:type="spellStart"/>
+      <w:r>
+        <w:rPr>
+          <w:rFonts w:ascii="Cambria" w:hAnsi="Cambria"/>
+          <w:sz w:val="24"/>
+          <w:szCs w:val="24"/>
+        </w:rPr>
+        <w:t>DataFrame</w:t>
+      </w:r>
+      <w:proofErr w:type="spellEnd"/>
+    </w:p>
+    <w:p>
+      <w:pPr>
+        <w:rPr>
+          <w:rFonts w:ascii="Cambria" w:hAnsi="Cambria"/>
+          <w:sz w:val="24"/>
+          <w:szCs w:val="24"/>
+        </w:rPr>
+      </w:pPr>
+      <w:proofErr w:type="spellStart"/>
+      <w:r>
+        <w:rPr>
+          <w:rFonts w:ascii="Cambria" w:hAnsi="Cambria"/>
+          <w:sz w:val="24"/>
+          <w:szCs w:val="24"/>
+        </w:rPr>
+        <w:t>df.plot</w:t>
+      </w:r>
+      <w:proofErr w:type="spellEnd"/>
+      <w:r>
+        <w:rPr>
+          <w:rFonts w:ascii="Cambria" w:hAnsi="Cambria"/>
+          <w:sz w:val="24"/>
+          <w:szCs w:val="24"/>
+        </w:rPr>
+        <w:t>(x="Year", y="Sales")</w:t>
+      </w:r>
+    </w:p>
+    <w:p>
+      <w:pPr>
+        <w:rPr>
+          <w:rFonts w:ascii="Cambria" w:hAnsi="Cambria"/>
+          <w:sz w:val="24"/>
+          <w:szCs w:val="24"/>
+        </w:rPr>
+      </w:pPr>
+      <w:proofErr w:type="spellStart"/>
+      <w:r>
+        <w:rPr>
+          <w:rFonts w:ascii="Cambria" w:hAnsi="Cambria"/>
+          <w:sz w:val="24"/>
+          <w:szCs w:val="24"/>
+        </w:rPr>
+        <w:t>plt.title</w:t>
+      </w:r>
+      <w:proofErr w:type="spellEnd"/>
+      <w:r>
+        <w:rPr>
+          <w:rFonts w:ascii="Cambria" w:hAnsi="Cambria"/>
+          <w:sz w:val="24"/>
+          <w:szCs w:val="24"/>
+        </w:rPr>
+        <w:t>("Sales Over Years")</w:t>
+      </w:r>
+    </w:p>
+    <w:p>
+      <w:pPr>
+        <w:rPr>
+          <w:rFonts w:ascii="Cambria" w:hAnsi="Cambria"/>
+          <w:sz w:val="24"/>
+          <w:szCs w:val="24"/>
+        </w:rPr>
+      </w:pPr>
+      <w:proofErr w:type="spellStart"/>
+      <w:r>
+        <w:rPr>
+          <w:rFonts w:ascii="Cambria" w:hAnsi="Cambria"/>
+          <w:sz w:val="24"/>
+          <w:szCs w:val="24"/>
+        </w:rPr>
+        <w:t>plt.xlabel</w:t>
+      </w:r>
+      <w:proofErr w:type="spellEnd"/>
+      <w:r>
+        <w:rPr>
+          <w:rFonts w:ascii="Cambria" w:hAnsi="Cambria"/>
+          <w:sz w:val="24"/>
+          <w:szCs w:val="24"/>
+        </w:rPr>
+        <w:t>("Year")</w:t>
+      </w:r>
+    </w:p>
+    <w:p>
+      <w:pPr>
+        <w:rPr>
+          <w:rFonts w:ascii="Cambria" w:hAnsi="Cambria"/>
+          <w:sz w:val="24"/>
+          <w:szCs w:val="24"/>
+        </w:rPr>
+      </w:pPr>
+      <w:proofErr w:type="spellStart"/>
+      <w:r>
+        <w:rPr>
+          <w:rFonts w:ascii="Cambria" w:hAnsi="Cambria"/>
+          <w:sz w:val="24"/>
+          <w:szCs w:val="24"/>
+        </w:rPr>
+        <w:t>plt.ylabel</w:t>
+      </w:r>
+      <w:proofErr w:type="spellEnd"/>
+      <w:r>
+        <w:rPr>
+          <w:rFonts w:ascii="Cambria" w:hAnsi="Cambria"/>
+          <w:sz w:val="24"/>
+          <w:szCs w:val="24"/>
+        </w:rPr>
+        <w:t>("Sales")</w:t>
+      </w:r>
+    </w:p>
+    <w:p>
+      <w:pPr>
+        <w:rPr>
+          <w:rFonts w:ascii="Cambria" w:hAnsi="Cambria"/>
+          <w:sz w:val="24"/>
+          <w:szCs w:val="24"/>
+        </w:rPr>
+      </w:pPr>
+      <w:proofErr w:type="spellStart"/>
+      <w:r>
+        <w:rPr>
+          <w:rFonts w:ascii="Cambria" w:hAnsi="Cambria"/>
+          <w:sz w:val="24"/>
+          <w:szCs w:val="24"/>
+        </w:rPr>
+        <w:t>plt.show</w:t>
+      </w:r>
+      <w:proofErr w:type="spellEnd"/>
+      <w:r>
+        <w:rPr>
+          <w:rFonts w:ascii="Cambria" w:hAnsi="Cambria"/>
+          <w:sz w:val="24"/>
+          <w:szCs w:val="24"/>
+        </w:rPr>
+        <w:t>()</w:t>
+      </w:r>
+    </w:p>
+    <w:p>
+      <w:pPr>
+        <w:pStyle w:val="Heading2"/>
+        <w:rPr>
+          <w:rFonts w:ascii="Cambria" w:hAnsi="Cambria"/>
+          <w:sz w:val="24"/>
+          <w:szCs w:val="24"/>
+        </w:rPr>
+      </w:pPr>
+      <w:r>
+        <w:rPr>
+          <w:rFonts w:ascii="Cambria" w:hAnsi="Cambria"/>
+          <w:sz w:val="24"/>
+          <w:szCs w:val="24"/>
+        </w:rPr>
+        <w:t xml:space="preserve">Bar Plot from </w:t>
+      </w:r>
+      <w:proofErr w:type="spellStart"/>
+      <w:r>
+        <w:rPr>
+          <w:rFonts w:ascii="Cambria" w:hAnsi="Cambria"/>
+          <w:sz w:val="24"/>
+          <w:szCs w:val="24"/>
+        </w:rPr>
+        <w:t>DataFrame</w:t>
+      </w:r>
+      <w:proofErr w:type="spellEnd"/>
+    </w:p>
+    <w:p>
+      <w:pPr>
+        <w:rPr>
+          <w:rFonts w:ascii="Cambria" w:hAnsi="Cambria"/>
+          <w:sz w:val="24"/>
+          <w:szCs w:val="24"/>
+        </w:rPr>
+      </w:pPr>
+      <w:proofErr w:type="spellStart"/>
+      <w:r>
+        <w:rPr>
+          <w:rFonts w:ascii="Cambria" w:hAnsi="Cambria"/>
+          <w:sz w:val="24"/>
+          <w:szCs w:val="24"/>
+        </w:rPr>
+        <w:t>df.plot</w:t>
+      </w:r>
+      <w:proofErr w:type="spellEnd"/>
+      <w:r>
+        <w:rPr>
+          <w:rFonts w:ascii="Cambria" w:hAnsi="Cambria"/>
+          <w:sz w:val="24"/>
+          <w:szCs w:val="24"/>
+        </w:rPr>
+        <w:t>(x="Year", y="Sales", kind="bar")</w:t>
+      </w:r>
+    </w:p>
+    <w:p>
+      <w:pPr>
+        <w:rPr>
+          <w:rFonts w:ascii="Cambria" w:hAnsi="Cambria"/>
+          <w:sz w:val="24"/>
+          <w:szCs w:val="24"/>
+        </w:rPr>
+      </w:pPr>
+      <w:proofErr w:type="spellStart"/>
+      <w:r>
+        <w:rPr>
+          <w:rFonts w:ascii="Cambria" w:hAnsi="Cambria"/>
+          <w:sz w:val="24"/>
+          <w:szCs w:val="24"/>
+        </w:rPr>
+        <w:t>plt.title</w:t>
+      </w:r>
+      <w:proofErr w:type="spellEnd"/>
+      <w:r>
+        <w:rPr>
+          <w:rFonts w:ascii="Cambria" w:hAnsi="Cambria"/>
+          <w:sz w:val="24"/>
+          <w:szCs w:val="24"/>
+        </w:rPr>
+        <w:t>("Sales Bar Chart")</w:t>
+      </w:r>
+    </w:p>
+    <w:p>
+      <w:pPr>
+        <w:rPr>
+          <w:rFonts w:ascii="Cambria" w:hAnsi="Cambria"/>
+          <w:sz w:val="24"/>
+          <w:szCs w:val="24"/>
+        </w:rPr>
+      </w:pPr>
+      <w:proofErr w:type="spellStart"/>
+      <w:r>
+        <w:rPr>
+          <w:rFonts w:ascii="Cambria" w:hAnsi="Cambria"/>
+          <w:sz w:val="24"/>
+          <w:szCs w:val="24"/>
+        </w:rPr>
+        <w:t>plt.xlabel</w:t>
+      </w:r>
+      <w:proofErr w:type="spellEnd"/>
+      <w:r>
+        <w:rPr>
+          <w:rFonts w:ascii="Cambria" w:hAnsi="Cambria"/>
+          <w:sz w:val="24"/>
+          <w:szCs w:val="24"/>
+        </w:rPr>
+        <w:t>("Year")</w:t>
+      </w:r>
+    </w:p>
+    <w:p>
+      <w:pPr>
+        <w:rPr>
+          <w:rFonts w:ascii="Cambria" w:hAnsi="Cambria"/>
+          <w:sz w:val="24"/>
+          <w:szCs w:val="24"/>
+        </w:rPr>
+      </w:pPr>
+      <w:proofErr w:type="spellStart"/>
+      <w:r>
+        <w:rPr>
+          <w:rFonts w:ascii="Cambria" w:hAnsi="Cambria"/>
+          <w:sz w:val="24"/>
+          <w:szCs w:val="24"/>
+        </w:rPr>
+        <w:lastRenderedPageBreak/>
+        <w:t>plt.ylabel</w:t>
+      </w:r>
+      <w:proofErr w:type="spellEnd"/>
+      <w:r>
+        <w:rPr>
+          <w:rFonts w:ascii="Cambria" w:hAnsi="Cambria"/>
+          <w:sz w:val="24"/>
+          <w:szCs w:val="24"/>
+        </w:rPr>
+        <w:t>("Sales")</w:t>
+      </w:r>
+    </w:p>
+    <w:p>
+      <w:pPr>
+        <w:rPr>
+          <w:rFonts w:ascii="Cambria" w:hAnsi="Cambria"/>
+          <w:sz w:val="24"/>
+          <w:szCs w:val="24"/>
+        </w:rPr>
+      </w:pPr>
+      <w:proofErr w:type="spellStart"/>
+      <w:r>
+        <w:rPr>
+          <w:rFonts w:ascii="Cambria" w:hAnsi="Cambria"/>
+          <w:sz w:val="24"/>
+          <w:szCs w:val="24"/>
+        </w:rPr>
+        <w:t>plt.show</w:t>
+      </w:r>
+      <w:proofErr w:type="spellEnd"/>
+      <w:r>
+        <w:rPr>
+          <w:rFonts w:ascii="Cambria" w:hAnsi="Cambria"/>
+          <w:sz w:val="24"/>
+          <w:szCs w:val="24"/>
+        </w:rPr>
+        <w:t>()</w:t>
+      </w:r>
+    </w:p>
+    <w:p>
+      <w:pPr>
+        <w:pStyle w:val="Heading2"/>
+        <w:rPr>
+          <w:rFonts w:ascii="Cambria" w:hAnsi="Cambria"/>
+          <w:sz w:val="24"/>
+          <w:szCs w:val="24"/>
+        </w:rPr>
+      </w:pPr>
+      <w:r>
+        <w:rPr>
+          <w:rFonts w:ascii="Cambria" w:hAnsi="Cambria"/>
+          <w:sz w:val="24"/>
+          <w:szCs w:val="24"/>
+        </w:rPr>
+        <w:t xml:space="preserve">Histogram from </w:t>
+      </w:r>
+      <w:proofErr w:type="spellStart"/>
+      <w:r>
+        <w:rPr>
+          <w:rFonts w:ascii="Cambria" w:hAnsi="Cambria"/>
+          <w:sz w:val="24"/>
+          <w:szCs w:val="24"/>
+        </w:rPr>
+        <w:t>DataFrame</w:t>
+      </w:r>
+      <w:proofErr w:type="spellEnd"/>
+    </w:p>
+    <w:p>
+      <w:pPr>
+        <w:rPr>
+          <w:rFonts w:ascii="Cambria" w:hAnsi="Cambria"/>
+          <w:sz w:val="24"/>
+          <w:szCs w:val="24"/>
+        </w:rPr>
+      </w:pPr>
+      <w:proofErr w:type="spellStart"/>
+      <w:r>
+        <w:rPr>
+          <w:rFonts w:ascii="Cambria" w:hAnsi="Cambria"/>
+          <w:sz w:val="24"/>
+          <w:szCs w:val="24"/>
+        </w:rPr>
+        <w:t>df</w:t>
+      </w:r>
+      <w:proofErr w:type="spellEnd"/>
+      <w:r>
+        <w:rPr>
+          <w:rFonts w:ascii="Cambria" w:hAnsi="Cambria"/>
+          <w:sz w:val="24"/>
+          <w:szCs w:val="24"/>
+        </w:rPr>
+        <w:t>["Sales"].plot(kind="hist")</w:t>
+      </w:r>
+    </w:p>
+    <w:p>
+      <w:pPr>
+        <w:rPr>
+          <w:rFonts w:ascii="Cambria" w:hAnsi="Cambria"/>
+          <w:sz w:val="24"/>
+          <w:szCs w:val="24"/>
+        </w:rPr>
+      </w:pPr>
+      <w:proofErr w:type="spellStart"/>
+      <w:r>
+        <w:rPr>
+          <w:rFonts w:ascii="Cambria" w:hAnsi="Cambria"/>
+          <w:sz w:val="24"/>
+          <w:szCs w:val="24"/>
+        </w:rPr>
+        <w:t>plt.title</w:t>
+      </w:r>
+      <w:proofErr w:type="spellEnd"/>
+      <w:r>
+        <w:rPr>
+          <w:rFonts w:ascii="Cambria" w:hAnsi="Cambria"/>
+          <w:sz w:val="24"/>
+          <w:szCs w:val="24"/>
+        </w:rPr>
+        <w:t>("Sales Histogram")</w:t>
+      </w:r>
+    </w:p>
+    <w:p>
+      <w:pPr>
+        <w:rPr>
+          <w:rFonts w:ascii="Cambria" w:hAnsi="Cambria"/>
+          <w:sz w:val="24"/>
+          <w:szCs w:val="24"/>
+        </w:rPr>
+      </w:pPr>
+      <w:proofErr w:type="spellStart"/>
+      <w:r>
+        <w:rPr>
+          <w:rFonts w:ascii="Cambria" w:hAnsi="Cambria"/>
+          <w:sz w:val="24"/>
+          <w:szCs w:val="24"/>
+        </w:rPr>
+        <w:t>plt.xlabel</w:t>
+      </w:r>
+      <w:proofErr w:type="spellEnd"/>
+      <w:r>
+        <w:rPr>
+          <w:rFonts w:ascii="Cambria" w:hAnsi="Cambria"/>
+          <w:sz w:val="24"/>
+          <w:szCs w:val="24"/>
+        </w:rPr>
+        <w:t>("Sales")</w:t>
+      </w:r>
+    </w:p>
+    <w:p>
+      <w:pPr>
+        <w:rPr>
+          <w:rFonts w:ascii="Cambria" w:hAnsi="Cambria"/>
+          <w:sz w:val="24"/>
+          <w:szCs w:val="24"/>
+        </w:rPr>
+      </w:pPr>
+      <w:proofErr w:type="spellStart"/>
+      <w:r>
+        <w:rPr>
+          <w:rFonts w:ascii="Cambria" w:hAnsi="Cambria"/>
+          <w:sz w:val="24"/>
+          <w:szCs w:val="24"/>
+        </w:rPr>
+        <w:t>plt.show</w:t>
+      </w:r>
+      <w:proofErr w:type="spellEnd"/>
+      <w:r>
+        <w:rPr>
+          <w:rFonts w:ascii="Cambria" w:hAnsi="Cambria"/>
+          <w:sz w:val="24"/>
+          <w:szCs w:val="24"/>
+        </w:rPr>
+        <w:t>()</w:t>
+      </w:r>
+    </w:p>
+    <w:p>
+      <w:pPr>
+        <w:pStyle w:val="Heading2"/>
+        <w:rPr>
+          <w:rFonts w:ascii="Cambria" w:hAnsi="Cambria"/>
+          <w:sz w:val="24"/>
+          <w:szCs w:val="24"/>
+        </w:rPr>
+      </w:pPr>
+      <w:r>
+        <w:rPr>
+          <w:rFonts w:ascii="Cambria" w:hAnsi="Cambria"/>
+          <w:sz w:val="24"/>
+          <w:szCs w:val="24"/>
+        </w:rPr>
+        <w:t xml:space="preserve">VERY IMPORTANT POINTS </w:t>
+      </w:r>
+    </w:p>
+    <w:p>
+      <w:pPr>
+        <w:numPr>
+          <w:ilvl w:val="0"/>
+          <w:numId w:val="9"/>
+        </w:numPr>
+        <w:rPr>
+          <w:rFonts w:ascii="Cambria" w:hAnsi="Cambria"/>
+          <w:sz w:val="24"/>
+          <w:szCs w:val="24"/>
+        </w:rPr>
+      </w:pPr>
+      <w:proofErr w:type="spellStart"/>
+      <w:r>
+        <w:rPr>
+          <w:rFonts w:ascii="Cambria" w:hAnsi="Cambria"/>
+          <w:sz w:val="24"/>
+          <w:szCs w:val="24"/>
+        </w:rPr>
+        <w:t>plt.show</w:t>
+      </w:r>
+      <w:proofErr w:type="spellEnd"/>
+      <w:r>
+        <w:rPr>
+          <w:rFonts w:ascii="Cambria" w:hAnsi="Cambria"/>
+          <w:sz w:val="24"/>
+          <w:szCs w:val="24"/>
+        </w:rPr>
+        <w:t xml:space="preserve">() is needed to </w:t>
+      </w:r>
+      <w:r>
+        <w:rPr>
+          <w:rFonts w:ascii="Cambria" w:hAnsi="Cambria"/>
+          <w:b/>
+          <w:bCs/>
+          <w:sz w:val="24"/>
+          <w:szCs w:val="24"/>
+        </w:rPr>
+        <w:t>display the plot</w:t>
+      </w:r>
+    </w:p>
+    <w:p>
+      <w:pPr>
+        <w:numPr>
+          <w:ilvl w:val="0"/>
+          <w:numId w:val="9"/>
+        </w:numPr>
+        <w:rPr>
+          <w:rFonts w:ascii="Cambria" w:hAnsi="Cambria"/>
+          <w:sz w:val="24"/>
+          <w:szCs w:val="24"/>
+        </w:rPr>
+      </w:pPr>
+      <w:r>
+        <w:rPr>
+          <w:rFonts w:ascii="Cambria" w:hAnsi="Cambria"/>
+          <w:sz w:val="24"/>
+          <w:szCs w:val="24"/>
+        </w:rPr>
+        <w:t>kind="bar" → Bar plot</w:t>
+      </w:r>
+    </w:p>
+    <w:p>
+      <w:pPr>
+        <w:numPr>
+          <w:ilvl w:val="0"/>
+          <w:numId w:val="9"/>
+        </w:numPr>
+        <w:rPr>
+          <w:rFonts w:ascii="Cambria" w:hAnsi="Cambria"/>
+          <w:sz w:val="24"/>
+          <w:szCs w:val="24"/>
+        </w:rPr>
+      </w:pPr>
+      <w:r>
+        <w:rPr>
+          <w:rFonts w:ascii="Cambria" w:hAnsi="Cambria"/>
+          <w:sz w:val="24"/>
+          <w:szCs w:val="24"/>
+        </w:rPr>
+        <w:t>kind="hist" → Histogram</w:t>
+      </w:r>
+    </w:p>
+    <w:p>
+      <w:pPr>
+        <w:numPr>
+          <w:ilvl w:val="0"/>
+          <w:numId w:val="9"/>
+        </w:numPr>
+        <w:rPr>
+          <w:rFonts w:ascii="Cambria" w:hAnsi="Cambria"/>
+          <w:sz w:val="24"/>
+          <w:szCs w:val="24"/>
+        </w:rPr>
+      </w:pPr>
+      <w:r>
+        <w:rPr>
+          <w:rFonts w:ascii="Cambria" w:hAnsi="Cambria"/>
+          <w:sz w:val="24"/>
+          <w:szCs w:val="24"/>
+        </w:rPr>
+        <w:t xml:space="preserve">Default plot type is </w:t>
+      </w:r>
+      <w:r>
+        <w:rPr>
+          <w:rFonts w:ascii="Cambria" w:hAnsi="Cambria"/>
+          <w:b/>
+          <w:bCs/>
+          <w:sz w:val="24"/>
+          <w:szCs w:val="24"/>
+        </w:rPr>
+        <w:t>line plot</w:t>
+      </w:r>
+    </w:p>
+    <w:p>
+      <w:pPr>
+        <w:rPr>
+          <w:rFonts w:ascii="Cambria" w:hAnsi="Cambria"/>
+          <w:sz w:val="24"/>
+          <w:szCs w:val="24"/>
+        </w:rPr>
+      </w:pPr>
+    </w:p>
+    <w:p>
+      <w:pPr>
+        <w:spacing w:before="0" w:after="160" w:line="259" w:lineRule="auto"/>
+        <w:rPr>
+          <w:rFonts w:ascii="Cambria" w:hAnsi="Cambria"/>
+          <w:sz w:val="24"/>
+          <w:szCs w:val="24"/>
+        </w:rPr>
+      </w:pPr>
+    </w:p>
+    <w:p>
+      <w:pPr>
+        <w:rPr>
+          <w:rFonts w:ascii="Cambria" w:hAnsi="Cambria"/>
+          <w:sz w:val="24"/>
+          <w:szCs w:val="24"/>
         </w:rPr>
       </w:pPr>
     </w:p>
@@ -2657,9 +4611,9 @@
 <file path=word/numbering.xml><?xml version="1.0" encoding="utf-8"?>
 <w:numbering xmlns:wpc="http://schemas.microsoft.com/office/word/2010/wordprocessingCanvas" xmlns:cx="http://schemas.microsoft.com/office/drawing/2014/chartex" xmlns:cx1="http://schemas.microsoft.com/office/drawing/2015/9/8/chartex" xmlns:cx2="http://schemas.microsoft.com/office/drawing/2015/10/21/chartex" xmlns:cx3="http://schemas.microsoft.com/office/drawing/2016/5/9/chartex" xmlns:cx4="http://schemas.microsoft.com/office/drawing/2016/5/10/chartex" xmlns:cx5="http://schemas.microsoft.com/office/drawing/2016/5/11/chartex" xmlns:cx6="http://schemas.microsoft.com/office/drawing/2016/5/12/chartex" xmlns:cx7="http://schemas.microsoft.com/office/drawing/2016/5/13/chartex" xmlns:cx8="http://schemas.microsoft.com/office/drawing/2016/5/14/chartex" xmlns:mc="http://schemas.openxmlformats.org/markup-compatibility/2006" xmlns:aink="http://schemas.microsoft.com/office/drawing/2016/ink" xmlns:am3d="http://schemas.microsoft.com/office/drawing/2017/model3d" xmlns:o="urn:schemas-microsoft-com:office:office" xmlns:oel="http://schemas.microsoft.com/office/2019/extlst" xmlns:r="http://schemas.openxmlformats.org/officeDocument/2006/relationships" xmlns:m="http://schemas.openxmlformats.org/officeDocument/2006/math" xmlns:v="urn:schemas-microsoft-com:vml" xmlns:wp14="http://schemas.microsoft.com/office/word/2010/wordprocessingDrawing" xmlns:wp="http://schemas.openxmlformats.org/drawingml/2006/wordprocessingDrawing" xmlns:w10="urn:schemas-microsoft-com:office:word" xmlns:w="http://schemas.openxmlformats.org/wordprocessingml/2006/main" xmlns:w14="http://schemas.microsoft.com/office/word/2010/wordml" xmlns:w15="http://schemas.microsoft.com/office/word/2012/wordml" xmlns:w16cex="http://schemas.microsoft.com/office/word/2018/wordml/cex" xmlns:w16cid="http://schemas.microsoft.com/office/word/2016/wordml/cid" xmlns:w16="http://schemas.microsoft.com/office/word/2018/wordml" xmlns:w16du="http://schemas.microsoft.com/office/word/2023/wordml/word16du" xmlns:w16sdtdh="http://schemas.microsoft.com/office/word/2020/wordml/sdtdatahash" xmlns:w16sdtfl="http://schemas.microsoft.com/office/word/2024/wordml/sdtformatlock" xmlns:w16se="http://schemas.microsoft.com/office/word/2015/wordml/symex" xmlns:wpg="http://schemas.microsoft.com/office/word/2010/wordprocessingGroup" xmlns:wpi="http://schemas.microsoft.com/office/word/2010/wordprocessingInk" xmlns:wne="http://schemas.microsoft.com/office/word/2006/wordml" xmlns:wps="http://schemas.microsoft.com/office/word/2010/wordprocessingShape" mc:Ignorable="w14 w15 w16se w16cid w16 w16cex w16sdtdh w16sdtfl w16du wp14">
   <w:abstractNum w:abstractNumId="0" w15:restartNumberingAfterBreak="0">
-    <w:nsid w:val="00BA1D91"/>
+    <w:nsid w:val="0F62585A"/>
     <w:multiLevelType w:val="multilevel"/>
-    <w:tmpl w:val="D5B88512"/>
+    <w:tmpl w:val="58F63CB8"/>
     <w:lvl w:ilvl="0">
       <w:start w:val="1"/>
       <w:numFmt w:val="bullet"/>
@@ -2806,9 +4760,9 @@
     </w:lvl>
   </w:abstractNum>
   <w:abstractNum w:abstractNumId="1" w15:restartNumberingAfterBreak="0">
-    <w:nsid w:val="1BB75F63"/>
+    <w:nsid w:val="14F0679D"/>
     <w:multiLevelType w:val="multilevel"/>
-    <w:tmpl w:val="5134C766"/>
+    <w:tmpl w:val="98EAF4D2"/>
     <w:lvl w:ilvl="0">
       <w:start w:val="1"/>
       <w:numFmt w:val="bullet"/>
@@ -2955,9 +4909,9 @@
     </w:lvl>
   </w:abstractNum>
   <w:abstractNum w:abstractNumId="2" w15:restartNumberingAfterBreak="0">
-    <w:nsid w:val="272875D6"/>
+    <w:nsid w:val="1BA41137"/>
     <w:multiLevelType w:val="multilevel"/>
-    <w:tmpl w:val="C72458BE"/>
+    <w:tmpl w:val="2954F9A4"/>
     <w:lvl w:ilvl="0">
       <w:start w:val="1"/>
       <w:numFmt w:val="bullet"/>
@@ -3104,9 +5058,9 @@
     </w:lvl>
   </w:abstractNum>
   <w:abstractNum w:abstractNumId="3" w15:restartNumberingAfterBreak="0">
-    <w:nsid w:val="2E3B3881"/>
+    <w:nsid w:val="1DB97746"/>
     <w:multiLevelType w:val="multilevel"/>
-    <w:tmpl w:val="B2329A52"/>
+    <w:tmpl w:val="2822292C"/>
     <w:lvl w:ilvl="0">
       <w:start w:val="1"/>
       <w:numFmt w:val="bullet"/>
@@ -3253,9 +5207,9 @@
     </w:lvl>
   </w:abstractNum>
   <w:abstractNum w:abstractNumId="4" w15:restartNumberingAfterBreak="0">
-    <w:nsid w:val="2FDE024B"/>
+    <w:nsid w:val="59C76A88"/>
     <w:multiLevelType w:val="multilevel"/>
-    <w:tmpl w:val="4B1AA34A"/>
+    <w:tmpl w:val="58342A6E"/>
     <w:lvl w:ilvl="0">
       <w:start w:val="1"/>
       <w:numFmt w:val="bullet"/>
@@ -3402,9 +5356,9 @@
     </w:lvl>
   </w:abstractNum>
   <w:abstractNum w:abstractNumId="5" w15:restartNumberingAfterBreak="0">
-    <w:nsid w:val="68FB299E"/>
+    <w:nsid w:val="60E0495F"/>
     <w:multiLevelType w:val="multilevel"/>
-    <w:tmpl w:val="99A6F8A4"/>
+    <w:tmpl w:val="EC74B28A"/>
     <w:lvl w:ilvl="0">
       <w:start w:val="1"/>
       <w:numFmt w:val="bullet"/>
@@ -3551,9 +5505,9 @@
     </w:lvl>
   </w:abstractNum>
   <w:abstractNum w:abstractNumId="6" w15:restartNumberingAfterBreak="0">
-    <w:nsid w:val="7C4C4DB6"/>
+    <w:nsid w:val="6195577D"/>
     <w:multiLevelType w:val="multilevel"/>
-    <w:tmpl w:val="F4865524"/>
+    <w:tmpl w:val="522854F8"/>
     <w:lvl w:ilvl="0">
       <w:start w:val="1"/>
       <w:numFmt w:val="bullet"/>
@@ -3699,26 +5653,330 @@
       </w:rPr>
     </w:lvl>
   </w:abstractNum>
-  <w:num w:numId="1" w16cid:durableId="1889993707">
+  <w:abstractNum w:abstractNumId="7" w15:restartNumberingAfterBreak="0">
+    <w:nsid w:val="79F0473C"/>
+    <w:multiLevelType w:val="multilevel"/>
+    <w:tmpl w:val="F76EEE30"/>
+    <w:lvl w:ilvl="0">
+      <w:start w:val="1"/>
+      <w:numFmt w:val="bullet"/>
+      <w:lvlText w:val=""/>
+      <w:lvlJc w:val="left"/>
+      <w:pPr>
+        <w:tabs>
+          <w:tab w:val="num" w:pos="720"/>
+        </w:tabs>
+        <w:ind w:left="720" w:hanging="360"/>
+      </w:pPr>
+      <w:rPr>
+        <w:rFonts w:ascii="Symbol" w:hAnsi="Symbol" w:hint="default"/>
+        <w:sz w:val="20"/>
+      </w:rPr>
+    </w:lvl>
+    <w:lvl w:ilvl="1" w:tentative="1">
+      <w:start w:val="1"/>
+      <w:numFmt w:val="bullet"/>
+      <w:lvlText w:val="o"/>
+      <w:lvlJc w:val="left"/>
+      <w:pPr>
+        <w:tabs>
+          <w:tab w:val="num" w:pos="1440"/>
+        </w:tabs>
+        <w:ind w:left="1440" w:hanging="360"/>
+      </w:pPr>
+      <w:rPr>
+        <w:rFonts w:ascii="Courier New" w:hAnsi="Courier New" w:hint="default"/>
+        <w:sz w:val="20"/>
+      </w:rPr>
+    </w:lvl>
+    <w:lvl w:ilvl="2" w:tentative="1">
+      <w:start w:val="1"/>
+      <w:numFmt w:val="bullet"/>
+      <w:lvlText w:val=""/>
+      <w:lvlJc w:val="left"/>
+      <w:pPr>
+        <w:tabs>
+          <w:tab w:val="num" w:pos="2160"/>
+        </w:tabs>
+        <w:ind w:left="2160" w:hanging="360"/>
+      </w:pPr>
+      <w:rPr>
+        <w:rFonts w:ascii="Wingdings" w:hAnsi="Wingdings" w:hint="default"/>
+        <w:sz w:val="20"/>
+      </w:rPr>
+    </w:lvl>
+    <w:lvl w:ilvl="3" w:tentative="1">
+      <w:start w:val="1"/>
+      <w:numFmt w:val="bullet"/>
+      <w:lvlText w:val=""/>
+      <w:lvlJc w:val="left"/>
+      <w:pPr>
+        <w:tabs>
+          <w:tab w:val="num" w:pos="2880"/>
+        </w:tabs>
+        <w:ind w:left="2880" w:hanging="360"/>
+      </w:pPr>
+      <w:rPr>
+        <w:rFonts w:ascii="Wingdings" w:hAnsi="Wingdings" w:hint="default"/>
+        <w:sz w:val="20"/>
+      </w:rPr>
+    </w:lvl>
+    <w:lvl w:ilvl="4" w:tentative="1">
+      <w:start w:val="1"/>
+      <w:numFmt w:val="bullet"/>
+      <w:lvlText w:val=""/>
+      <w:lvlJc w:val="left"/>
+      <w:pPr>
+        <w:tabs>
+          <w:tab w:val="num" w:pos="3600"/>
+        </w:tabs>
+        <w:ind w:left="3600" w:hanging="360"/>
+      </w:pPr>
+      <w:rPr>
+        <w:rFonts w:ascii="Wingdings" w:hAnsi="Wingdings" w:hint="default"/>
+        <w:sz w:val="20"/>
+      </w:rPr>
+    </w:lvl>
+    <w:lvl w:ilvl="5" w:tentative="1">
+      <w:start w:val="1"/>
+      <w:numFmt w:val="bullet"/>
+      <w:lvlText w:val=""/>
+      <w:lvlJc w:val="left"/>
+      <w:pPr>
+        <w:tabs>
+          <w:tab w:val="num" w:pos="4320"/>
+        </w:tabs>
+        <w:ind w:left="4320" w:hanging="360"/>
+      </w:pPr>
+      <w:rPr>
+        <w:rFonts w:ascii="Wingdings" w:hAnsi="Wingdings" w:hint="default"/>
+        <w:sz w:val="20"/>
+      </w:rPr>
+    </w:lvl>
+    <w:lvl w:ilvl="6" w:tentative="1">
+      <w:start w:val="1"/>
+      <w:numFmt w:val="bullet"/>
+      <w:lvlText w:val=""/>
+      <w:lvlJc w:val="left"/>
+      <w:pPr>
+        <w:tabs>
+          <w:tab w:val="num" w:pos="5040"/>
+        </w:tabs>
+        <w:ind w:left="5040" w:hanging="360"/>
+      </w:pPr>
+      <w:rPr>
+        <w:rFonts w:ascii="Wingdings" w:hAnsi="Wingdings" w:hint="default"/>
+        <w:sz w:val="20"/>
+      </w:rPr>
+    </w:lvl>
+    <w:lvl w:ilvl="7" w:tentative="1">
+      <w:start w:val="1"/>
+      <w:numFmt w:val="bullet"/>
+      <w:lvlText w:val=""/>
+      <w:lvlJc w:val="left"/>
+      <w:pPr>
+        <w:tabs>
+          <w:tab w:val="num" w:pos="5760"/>
+        </w:tabs>
+        <w:ind w:left="5760" w:hanging="360"/>
+      </w:pPr>
+      <w:rPr>
+        <w:rFonts w:ascii="Wingdings" w:hAnsi="Wingdings" w:hint="default"/>
+        <w:sz w:val="20"/>
+      </w:rPr>
+    </w:lvl>
+    <w:lvl w:ilvl="8" w:tentative="1">
+      <w:start w:val="1"/>
+      <w:numFmt w:val="bullet"/>
+      <w:lvlText w:val=""/>
+      <w:lvlJc w:val="left"/>
+      <w:pPr>
+        <w:tabs>
+          <w:tab w:val="num" w:pos="6480"/>
+        </w:tabs>
+        <w:ind w:left="6480" w:hanging="360"/>
+      </w:pPr>
+      <w:rPr>
+        <w:rFonts w:ascii="Wingdings" w:hAnsi="Wingdings" w:hint="default"/>
+        <w:sz w:val="20"/>
+      </w:rPr>
+    </w:lvl>
+  </w:abstractNum>
+  <w:abstractNum w:abstractNumId="8" w15:restartNumberingAfterBreak="0">
+    <w:nsid w:val="7E054EFF"/>
+    <w:multiLevelType w:val="multilevel"/>
+    <w:tmpl w:val="B894AC78"/>
+    <w:lvl w:ilvl="0">
+      <w:start w:val="1"/>
+      <w:numFmt w:val="bullet"/>
+      <w:lvlText w:val=""/>
+      <w:lvlJc w:val="left"/>
+      <w:pPr>
+        <w:tabs>
+          <w:tab w:val="num" w:pos="720"/>
+        </w:tabs>
+        <w:ind w:left="720" w:hanging="360"/>
+      </w:pPr>
+      <w:rPr>
+        <w:rFonts w:ascii="Symbol" w:hAnsi="Symbol" w:hint="default"/>
+        <w:sz w:val="20"/>
+      </w:rPr>
+    </w:lvl>
+    <w:lvl w:ilvl="1" w:tentative="1">
+      <w:start w:val="1"/>
+      <w:numFmt w:val="bullet"/>
+      <w:lvlText w:val="o"/>
+      <w:lvlJc w:val="left"/>
+      <w:pPr>
+        <w:tabs>
+          <w:tab w:val="num" w:pos="1440"/>
+        </w:tabs>
+        <w:ind w:left="1440" w:hanging="360"/>
+      </w:pPr>
+      <w:rPr>
+        <w:rFonts w:ascii="Courier New" w:hAnsi="Courier New" w:hint="default"/>
+        <w:sz w:val="20"/>
+      </w:rPr>
+    </w:lvl>
+    <w:lvl w:ilvl="2" w:tentative="1">
+      <w:start w:val="1"/>
+      <w:numFmt w:val="bullet"/>
+      <w:lvlText w:val=""/>
+      <w:lvlJc w:val="left"/>
+      <w:pPr>
+        <w:tabs>
+          <w:tab w:val="num" w:pos="2160"/>
+        </w:tabs>
+        <w:ind w:left="2160" w:hanging="360"/>
+      </w:pPr>
+      <w:rPr>
+        <w:rFonts w:ascii="Wingdings" w:hAnsi="Wingdings" w:hint="default"/>
+        <w:sz w:val="20"/>
+      </w:rPr>
+    </w:lvl>
+    <w:lvl w:ilvl="3" w:tentative="1">
+      <w:start w:val="1"/>
+      <w:numFmt w:val="bullet"/>
+      <w:lvlText w:val=""/>
+      <w:lvlJc w:val="left"/>
+      <w:pPr>
+        <w:tabs>
+          <w:tab w:val="num" w:pos="2880"/>
+        </w:tabs>
+        <w:ind w:left="2880" w:hanging="360"/>
+      </w:pPr>
+      <w:rPr>
+        <w:rFonts w:ascii="Wingdings" w:hAnsi="Wingdings" w:hint="default"/>
+        <w:sz w:val="20"/>
+      </w:rPr>
+    </w:lvl>
+    <w:lvl w:ilvl="4" w:tentative="1">
+      <w:start w:val="1"/>
+      <w:numFmt w:val="bullet"/>
+      <w:lvlText w:val=""/>
+      <w:lvlJc w:val="left"/>
+      <w:pPr>
+        <w:tabs>
+          <w:tab w:val="num" w:pos="3600"/>
+        </w:tabs>
+        <w:ind w:left="3600" w:hanging="360"/>
+      </w:pPr>
+      <w:rPr>
+        <w:rFonts w:ascii="Wingdings" w:hAnsi="Wingdings" w:hint="default"/>
+        <w:sz w:val="20"/>
+      </w:rPr>
+    </w:lvl>
+    <w:lvl w:ilvl="5" w:tentative="1">
+      <w:start w:val="1"/>
+      <w:numFmt w:val="bullet"/>
+      <w:lvlText w:val=""/>
+      <w:lvlJc w:val="left"/>
+      <w:pPr>
+        <w:tabs>
+          <w:tab w:val="num" w:pos="4320"/>
+        </w:tabs>
+        <w:ind w:left="4320" w:hanging="360"/>
+      </w:pPr>
+      <w:rPr>
+        <w:rFonts w:ascii="Wingdings" w:hAnsi="Wingdings" w:hint="default"/>
+        <w:sz w:val="20"/>
+      </w:rPr>
+    </w:lvl>
+    <w:lvl w:ilvl="6" w:tentative="1">
+      <w:start w:val="1"/>
+      <w:numFmt w:val="bullet"/>
+      <w:lvlText w:val=""/>
+      <w:lvlJc w:val="left"/>
+      <w:pPr>
+        <w:tabs>
+          <w:tab w:val="num" w:pos="5040"/>
+        </w:tabs>
+        <w:ind w:left="5040" w:hanging="360"/>
+      </w:pPr>
+      <w:rPr>
+        <w:rFonts w:ascii="Wingdings" w:hAnsi="Wingdings" w:hint="default"/>
+        <w:sz w:val="20"/>
+      </w:rPr>
+    </w:lvl>
+    <w:lvl w:ilvl="7" w:tentative="1">
+      <w:start w:val="1"/>
+      <w:numFmt w:val="bullet"/>
+      <w:lvlText w:val=""/>
+      <w:lvlJc w:val="left"/>
+      <w:pPr>
+        <w:tabs>
+          <w:tab w:val="num" w:pos="5760"/>
+        </w:tabs>
+        <w:ind w:left="5760" w:hanging="360"/>
+      </w:pPr>
+      <w:rPr>
+        <w:rFonts w:ascii="Wingdings" w:hAnsi="Wingdings" w:hint="default"/>
+        <w:sz w:val="20"/>
+      </w:rPr>
+    </w:lvl>
+    <w:lvl w:ilvl="8" w:tentative="1">
+      <w:start w:val="1"/>
+      <w:numFmt w:val="bullet"/>
+      <w:lvlText w:val=""/>
+      <w:lvlJc w:val="left"/>
+      <w:pPr>
+        <w:tabs>
+          <w:tab w:val="num" w:pos="6480"/>
+        </w:tabs>
+        <w:ind w:left="6480" w:hanging="360"/>
+      </w:pPr>
+      <w:rPr>
+        <w:rFonts w:ascii="Wingdings" w:hAnsi="Wingdings" w:hint="default"/>
+        <w:sz w:val="20"/>
+      </w:rPr>
+    </w:lvl>
+  </w:abstractNum>
+  <w:num w:numId="1" w16cid:durableId="1886407913">
+    <w:abstractNumId w:val="5"/>
+  </w:num>
+  <w:num w:numId="2" w16cid:durableId="218710482">
+    <w:abstractNumId w:val="4"/>
+  </w:num>
+  <w:num w:numId="3" w16cid:durableId="2027050406">
+    <w:abstractNumId w:val="0"/>
+  </w:num>
+  <w:num w:numId="4" w16cid:durableId="1596673932">
     <w:abstractNumId w:val="2"/>
   </w:num>
-  <w:num w:numId="2" w16cid:durableId="1384449620">
-    <w:abstractNumId w:val="6"/>
+  <w:num w:numId="5" w16cid:durableId="918634982">
+    <w:abstractNumId w:val="7"/>
   </w:num>
-  <w:num w:numId="3" w16cid:durableId="912357286">
-    <w:abstractNumId w:val="0"/>
-  </w:num>
-  <w:num w:numId="4" w16cid:durableId="1779984104">
-    <w:abstractNumId w:val="4"/>
-  </w:num>
-  <w:num w:numId="5" w16cid:durableId="595751976">
+  <w:num w:numId="6" w16cid:durableId="1828746962">
     <w:abstractNumId w:val="1"/>
   </w:num>
-  <w:num w:numId="6" w16cid:durableId="586115363">
-    <w:abstractNumId w:val="5"/>
+  <w:num w:numId="7" w16cid:durableId="1676688220">
+    <w:abstractNumId w:val="3"/>
   </w:num>
-  <w:num w:numId="7" w16cid:durableId="1909995882">
-    <w:abstractNumId w:val="3"/>
+  <w:num w:numId="8" w16cid:durableId="1989162309">
+    <w:abstractNumId w:val="8"/>
+  </w:num>
+  <w:num w:numId="9" w16cid:durableId="538587525">
+    <w:abstractNumId w:val="6"/>
   </w:num>
 </w:numbering>
 </file>
@@ -4119,7 +6377,7 @@
   <w:style w:type="paragraph" w:default="1" w:styleId="Normal">
     <w:name w:val="Normal"/>
     <w:qFormat/>
-    <w:rsid w:val="000577DE"/>
+    <w:rsid w:val="00C90D11"/>
   </w:style>
   <w:style w:type="paragraph" w:styleId="Heading1">
     <w:name w:val="heading 1"/>
@@ -4128,7 +6386,7 @@
     <w:link w:val="Heading1Char"/>
     <w:uiPriority w:val="9"/>
     <w:qFormat/>
-    <w:rsid w:val="000577DE"/>
+    <w:rsid w:val="00C90D11"/>
     <w:pPr>
       <w:pBdr>
         <w:top w:val="single" w:sz="24" w:space="0" w:color="4472C4" w:themeColor="accent1"/>
@@ -4156,7 +6414,7 @@
     <w:uiPriority w:val="9"/>
     <w:unhideWhenUsed/>
     <w:qFormat/>
-    <w:rsid w:val="000577DE"/>
+    <w:rsid w:val="00C90D11"/>
     <w:pPr>
       <w:pBdr>
         <w:top w:val="single" w:sz="24" w:space="0" w:color="D9E2F3" w:themeColor="accent1" w:themeTint="33"/>
@@ -4181,7 +6439,7 @@
     <w:uiPriority w:val="9"/>
     <w:unhideWhenUsed/>
     <w:qFormat/>
-    <w:rsid w:val="000577DE"/>
+    <w:rsid w:val="00C90D11"/>
     <w:pPr>
       <w:pBdr>
         <w:top w:val="single" w:sz="6" w:space="2" w:color="4472C4" w:themeColor="accent1"/>
@@ -4204,7 +6462,7 @@
     <w:semiHidden/>
     <w:unhideWhenUsed/>
     <w:qFormat/>
-    <w:rsid w:val="000577DE"/>
+    <w:rsid w:val="00C90D11"/>
     <w:pPr>
       <w:pBdr>
         <w:top w:val="dotted" w:sz="6" w:space="2" w:color="4472C4" w:themeColor="accent1"/>
@@ -4227,7 +6485,7 @@
     <w:semiHidden/>
     <w:unhideWhenUsed/>
     <w:qFormat/>
-    <w:rsid w:val="000577DE"/>
+    <w:rsid w:val="00C90D11"/>
     <w:pPr>
       <w:pBdr>
         <w:bottom w:val="single" w:sz="6" w:space="1" w:color="4472C4" w:themeColor="accent1"/>
@@ -4250,7 +6508,7 @@
     <w:semiHidden/>
     <w:unhideWhenUsed/>
     <w:qFormat/>
-    <w:rsid w:val="000577DE"/>
+    <w:rsid w:val="00C90D11"/>
     <w:pPr>
       <w:pBdr>
         <w:bottom w:val="dotted" w:sz="6" w:space="1" w:color="4472C4" w:themeColor="accent1"/>
@@ -4273,7 +6531,7 @@
     <w:semiHidden/>
     <w:unhideWhenUsed/>
     <w:qFormat/>
-    <w:rsid w:val="000577DE"/>
+    <w:rsid w:val="00C90D11"/>
     <w:pPr>
       <w:spacing w:before="200" w:after="0"/>
       <w:outlineLvl w:val="6"/>
@@ -4293,7 +6551,7 @@
     <w:semiHidden/>
     <w:unhideWhenUsed/>
     <w:qFormat/>
-    <w:rsid w:val="000577DE"/>
+    <w:rsid w:val="00C90D11"/>
     <w:pPr>
       <w:spacing w:before="200" w:after="0"/>
       <w:outlineLvl w:val="7"/>
@@ -4314,7 +6572,7 @@
     <w:semiHidden/>
     <w:unhideWhenUsed/>
     <w:qFormat/>
-    <w:rsid w:val="000577DE"/>
+    <w:rsid w:val="00C90D11"/>
     <w:pPr>
       <w:spacing w:before="200" w:after="0"/>
       <w:outlineLvl w:val="8"/>
@@ -4359,7 +6617,7 @@
     <w:basedOn w:val="DefaultParagraphFont"/>
     <w:link w:val="Heading1"/>
     <w:uiPriority w:val="9"/>
-    <w:rsid w:val="000577DE"/>
+    <w:rsid w:val="00C90D11"/>
     <w:rPr>
       <w:caps/>
       <w:color w:val="FFFFFF" w:themeColor="background1"/>
@@ -4374,7 +6632,7 @@
     <w:basedOn w:val="DefaultParagraphFont"/>
     <w:link w:val="Heading2"/>
     <w:uiPriority w:val="9"/>
-    <w:rsid w:val="000577DE"/>
+    <w:rsid w:val="00C90D11"/>
     <w:rPr>
       <w:caps/>
       <w:spacing w:val="15"/>
@@ -4386,7 +6644,7 @@
     <w:basedOn w:val="DefaultParagraphFont"/>
     <w:link w:val="Heading3"/>
     <w:uiPriority w:val="9"/>
-    <w:rsid w:val="000577DE"/>
+    <w:rsid w:val="00C90D11"/>
     <w:rPr>
       <w:caps/>
       <w:color w:val="1F3763" w:themeColor="accent1" w:themeShade="7F"/>
@@ -4399,7 +6657,7 @@
     <w:link w:val="Heading4"/>
     <w:uiPriority w:val="9"/>
     <w:semiHidden/>
-    <w:rsid w:val="000577DE"/>
+    <w:rsid w:val="00C90D11"/>
     <w:rPr>
       <w:caps/>
       <w:color w:val="2F5496" w:themeColor="accent1" w:themeShade="BF"/>
@@ -4412,7 +6670,7 @@
     <w:link w:val="Heading5"/>
     <w:uiPriority w:val="9"/>
     <w:semiHidden/>
-    <w:rsid w:val="000577DE"/>
+    <w:rsid w:val="00C90D11"/>
     <w:rPr>
       <w:caps/>
       <w:color w:val="2F5496" w:themeColor="accent1" w:themeShade="BF"/>
@@ -4425,7 +6683,7 @@
     <w:link w:val="Heading6"/>
     <w:uiPriority w:val="9"/>
     <w:semiHidden/>
-    <w:rsid w:val="000577DE"/>
+    <w:rsid w:val="00C90D11"/>
     <w:rPr>
       <w:caps/>
       <w:color w:val="2F5496" w:themeColor="accent1" w:themeShade="BF"/>
@@ -4438,7 +6696,7 @@
     <w:link w:val="Heading7"/>
     <w:uiPriority w:val="9"/>
     <w:semiHidden/>
-    <w:rsid w:val="000577DE"/>
+    <w:rsid w:val="00C90D11"/>
     <w:rPr>
       <w:caps/>
       <w:color w:val="2F5496" w:themeColor="accent1" w:themeShade="BF"/>
@@ -4451,7 +6709,7 @@
     <w:link w:val="Heading8"/>
     <w:uiPriority w:val="9"/>
     <w:semiHidden/>
-    <w:rsid w:val="000577DE"/>
+    <w:rsid w:val="00C90D11"/>
     <w:rPr>
       <w:caps/>
       <w:spacing w:val="10"/>
@@ -4465,7 +6723,7 @@
     <w:link w:val="Heading9"/>
     <w:uiPriority w:val="9"/>
     <w:semiHidden/>
-    <w:rsid w:val="000577DE"/>
+    <w:rsid w:val="00C90D11"/>
     <w:rPr>
       <w:i/>
       <w:iCs/>
@@ -4482,7 +6740,7 @@
     <w:link w:val="TitleChar"/>
     <w:uiPriority w:val="10"/>
     <w:qFormat/>
-    <w:rsid w:val="000577DE"/>
+    <w:rsid w:val="00C90D11"/>
     <w:pPr>
       <w:spacing w:before="0" w:after="0"/>
     </w:pPr>
@@ -4500,7 +6758,7 @@
     <w:basedOn w:val="DefaultParagraphFont"/>
     <w:link w:val="Title"/>
     <w:uiPriority w:val="10"/>
-    <w:rsid w:val="000577DE"/>
+    <w:rsid w:val="00C90D11"/>
     <w:rPr>
       <w:rFonts w:asciiTheme="majorHAnsi" w:eastAsiaTheme="majorEastAsia" w:hAnsiTheme="majorHAnsi" w:cstheme="majorBidi"/>
       <w:caps/>
@@ -4517,7 +6775,7 @@
     <w:link w:val="SubtitleChar"/>
     <w:uiPriority w:val="11"/>
     <w:qFormat/>
-    <w:rsid w:val="000577DE"/>
+    <w:rsid w:val="00C90D11"/>
     <w:pPr>
       <w:spacing w:before="0" w:after="500" w:line="240" w:lineRule="auto"/>
     </w:pPr>
@@ -4534,7 +6792,7 @@
     <w:basedOn w:val="DefaultParagraphFont"/>
     <w:link w:val="Subtitle"/>
     <w:uiPriority w:val="11"/>
-    <w:rsid w:val="000577DE"/>
+    <w:rsid w:val="00C90D11"/>
     <w:rPr>
       <w:caps/>
       <w:color w:val="595959" w:themeColor="text1" w:themeTint="A6"/>
@@ -4550,7 +6808,7 @@
     <w:link w:val="QuoteChar"/>
     <w:uiPriority w:val="29"/>
     <w:qFormat/>
-    <w:rsid w:val="000577DE"/>
+    <w:rsid w:val="00C90D11"/>
     <w:rPr>
       <w:i/>
       <w:iCs/>
@@ -4563,7 +6821,7 @@
     <w:basedOn w:val="DefaultParagraphFont"/>
     <w:link w:val="Quote"/>
     <w:uiPriority w:val="29"/>
-    <w:rsid w:val="000577DE"/>
+    <w:rsid w:val="00C90D11"/>
     <w:rPr>
       <w:i/>
       <w:iCs/>
@@ -4576,7 +6834,7 @@
     <w:basedOn w:val="Normal"/>
     <w:uiPriority w:val="34"/>
     <w:qFormat/>
-    <w:rsid w:val="001C6C4D"/>
+    <w:rsid w:val="008837B0"/>
     <w:pPr>
       <w:ind w:left="720"/>
       <w:contextualSpacing/>
@@ -4586,7 +6844,7 @@
     <w:name w:val="Intense Emphasis"/>
     <w:uiPriority w:val="21"/>
     <w:qFormat/>
-    <w:rsid w:val="000577DE"/>
+    <w:rsid w:val="00C90D11"/>
     <w:rPr>
       <w:b/>
       <w:bCs/>
@@ -4602,7 +6860,7 @@
     <w:link w:val="IntenseQuoteChar"/>
     <w:uiPriority w:val="30"/>
     <w:qFormat/>
-    <w:rsid w:val="000577DE"/>
+    <w:rsid w:val="00C90D11"/>
     <w:pPr>
       <w:spacing w:before="240" w:after="240" w:line="240" w:lineRule="auto"/>
       <w:ind w:left="1080" w:right="1080"/>
@@ -4619,7 +6877,7 @@
     <w:basedOn w:val="DefaultParagraphFont"/>
     <w:link w:val="IntenseQuote"/>
     <w:uiPriority w:val="30"/>
-    <w:rsid w:val="000577DE"/>
+    <w:rsid w:val="00C90D11"/>
     <w:rPr>
       <w:color w:val="4472C4" w:themeColor="accent1"/>
       <w:sz w:val="24"/>
@@ -4630,7 +6888,7 @@
     <w:name w:val="Intense Reference"/>
     <w:uiPriority w:val="32"/>
     <w:qFormat/>
-    <w:rsid w:val="000577DE"/>
+    <w:rsid w:val="00C90D11"/>
     <w:rPr>
       <w:b/>
       <w:bCs/>
@@ -4648,7 +6906,7 @@
     <w:semiHidden/>
     <w:unhideWhenUsed/>
     <w:qFormat/>
-    <w:rsid w:val="000577DE"/>
+    <w:rsid w:val="00C90D11"/>
     <w:rPr>
       <w:b/>
       <w:bCs/>
@@ -4661,7 +6919,7 @@
     <w:name w:val="Strong"/>
     <w:uiPriority w:val="22"/>
     <w:qFormat/>
-    <w:rsid w:val="000577DE"/>
+    <w:rsid w:val="00C90D11"/>
     <w:rPr>
       <w:b/>
       <w:bCs/>
@@ -4671,7 +6929,7 @@
     <w:name w:val="Emphasis"/>
     <w:uiPriority w:val="20"/>
     <w:qFormat/>
-    <w:rsid w:val="000577DE"/>
+    <w:rsid w:val="00C90D11"/>
     <w:rPr>
       <w:caps/>
       <w:color w:val="1F3763" w:themeColor="accent1" w:themeShade="7F"/>
@@ -4682,7 +6940,7 @@
     <w:name w:val="No Spacing"/>
     <w:uiPriority w:val="1"/>
     <w:qFormat/>
-    <w:rsid w:val="000577DE"/>
+    <w:rsid w:val="00C90D11"/>
     <w:pPr>
       <w:spacing w:after="0" w:line="240" w:lineRule="auto"/>
     </w:pPr>
@@ -4691,7 +6949,7 @@
     <w:name w:val="Subtle Emphasis"/>
     <w:uiPriority w:val="19"/>
     <w:qFormat/>
-    <w:rsid w:val="000577DE"/>
+    <w:rsid w:val="00C90D11"/>
     <w:rPr>
       <w:i/>
       <w:iCs/>
@@ -4702,7 +6960,7 @@
     <w:name w:val="Subtle Reference"/>
     <w:uiPriority w:val="31"/>
     <w:qFormat/>
-    <w:rsid w:val="000577DE"/>
+    <w:rsid w:val="00C90D11"/>
     <w:rPr>
       <w:b/>
       <w:bCs/>
@@ -4713,7 +6971,7 @@
     <w:name w:val="Book Title"/>
     <w:uiPriority w:val="33"/>
     <w:qFormat/>
-    <w:rsid w:val="000577DE"/>
+    <w:rsid w:val="00C90D11"/>
     <w:rPr>
       <w:b/>
       <w:bCs/>
@@ -4730,7 +6988,7 @@
     <w:semiHidden/>
     <w:unhideWhenUsed/>
     <w:qFormat/>
-    <w:rsid w:val="000577DE"/>
+    <w:rsid w:val="00C90D11"/>
     <w:pPr>
       <w:outlineLvl w:val="9"/>
     </w:pPr>
